--- a/Modules/Semester_1/Modern Code/Aufgaben/05_Wordle/Protocol.docx
+++ b/Modules/Semester_1/Modern Code/Aufgaben/05_Wordle/Protocol.docx
@@ -422,7 +422,7 @@
         </w:p>
       </w:sdtContent>
     </w:sdt>
-    <w:bookmarkStart w:id="0" w:name="_Toc217569907" w:displacedByCustomXml="next"/>
+    <w:bookmarkStart w:id="0" w:name="_Toc217572524" w:displacedByCustomXml="next"/>
     <w:sdt>
       <w:sdtPr>
         <w:rPr>
@@ -474,7 +474,7 @@
           <w:r>
             <w:fldChar w:fldCharType="separate"/>
           </w:r>
-          <w:hyperlink w:anchor="_Toc217569907" w:history="1">
+          <w:hyperlink w:anchor="_Toc217572524" w:history="1">
             <w:r>
               <w:rPr>
                 <w:rStyle w:val="Hyperlink"/>
@@ -501,7 +501,7 @@
                 <w:noProof/>
                 <w:webHidden/>
               </w:rPr>
-              <w:instrText xml:space="preserve"> PAGEREF _Toc217569907 \h </w:instrText>
+              <w:instrText xml:space="preserve"> PAGEREF _Toc217572524 \h </w:instrText>
             </w:r>
             <w:r>
               <w:rPr>
@@ -544,7 +544,7 @@
               <w:lang w:val="en-AT" w:eastAsia="en-AT"/>
             </w:rPr>
           </w:pPr>
-          <w:hyperlink w:anchor="_Toc217569908" w:history="1">
+          <w:hyperlink w:anchor="_Toc217572525" w:history="1">
             <w:r>
               <w:rPr>
                 <w:rStyle w:val="Hyperlink"/>
@@ -571,7 +571,7 @@
                 <w:noProof/>
                 <w:webHidden/>
               </w:rPr>
-              <w:instrText xml:space="preserve"> PAGEREF _Toc217569908 \h </w:instrText>
+              <w:instrText xml:space="preserve"> PAGEREF _Toc217572525 \h </w:instrText>
             </w:r>
             <w:r>
               <w:rPr>
@@ -614,7 +614,7 @@
               <w:lang w:val="en-AT" w:eastAsia="en-AT"/>
             </w:rPr>
           </w:pPr>
-          <w:hyperlink w:anchor="_Toc217569909" w:history="1">
+          <w:hyperlink w:anchor="_Toc217572526" w:history="1">
             <w:r>
               <w:rPr>
                 <w:rStyle w:val="Hyperlink"/>
@@ -641,7 +641,7 @@
                 <w:noProof/>
                 <w:webHidden/>
               </w:rPr>
-              <w:instrText xml:space="preserve"> PAGEREF _Toc217569909 \h </w:instrText>
+              <w:instrText xml:space="preserve"> PAGEREF _Toc217572526 \h </w:instrText>
             </w:r>
             <w:r>
               <w:rPr>
@@ -684,12 +684,11 @@
               <w:lang w:val="en-AT" w:eastAsia="en-AT"/>
             </w:rPr>
           </w:pPr>
-          <w:hyperlink w:anchor="_Toc217569910" w:history="1">
+          <w:hyperlink w:anchor="_Toc217572527" w:history="1">
             <w:r>
               <w:rPr>
                 <w:rStyle w:val="Hyperlink"/>
                 <w:noProof/>
-                <w:lang w:val="fr-FR"/>
               </w:rPr>
               <w:t>Solution Idea</w:t>
             </w:r>
@@ -712,7 +711,7 @@
                 <w:noProof/>
                 <w:webHidden/>
               </w:rPr>
-              <w:instrText xml:space="preserve"> PAGEREF _Toc217569910 \h </w:instrText>
+              <w:instrText xml:space="preserve"> PAGEREF _Toc217572527 \h </w:instrText>
             </w:r>
             <w:r>
               <w:rPr>
@@ -755,12 +754,11 @@
               <w:lang w:val="en-AT" w:eastAsia="en-AT"/>
             </w:rPr>
           </w:pPr>
-          <w:hyperlink w:anchor="_Toc217569911" w:history="1">
+          <w:hyperlink w:anchor="_Toc217572528" w:history="1">
             <w:r>
               <w:rPr>
                 <w:rStyle w:val="Hyperlink"/>
                 <w:noProof/>
-                <w:lang w:val="fr-FR"/>
               </w:rPr>
               <w:t>Code</w:t>
             </w:r>
@@ -783,7 +781,7 @@
                 <w:noProof/>
                 <w:webHidden/>
               </w:rPr>
-              <w:instrText xml:space="preserve"> PAGEREF _Toc217569911 \h </w:instrText>
+              <w:instrText xml:space="preserve"> PAGEREF _Toc217572528 \h </w:instrText>
             </w:r>
             <w:r>
               <w:rPr>
@@ -826,12 +824,11 @@
               <w:lang w:val="en-AT" w:eastAsia="en-AT"/>
             </w:rPr>
           </w:pPr>
-          <w:hyperlink w:anchor="_Toc217569912" w:history="1">
+          <w:hyperlink w:anchor="_Toc217572529" w:history="1">
             <w:r>
               <w:rPr>
                 <w:rStyle w:val="Hyperlink"/>
                 <w:noProof/>
-                <w:lang w:val="fr-FR"/>
               </w:rPr>
               <w:t>Test</w:t>
             </w:r>
@@ -854,7 +851,7 @@
                 <w:noProof/>
                 <w:webHidden/>
               </w:rPr>
-              <w:instrText xml:space="preserve"> PAGEREF _Toc217569912 \h </w:instrText>
+              <w:instrText xml:space="preserve"> PAGEREF _Toc217572529 \h </w:instrText>
             </w:r>
             <w:r>
               <w:rPr>
@@ -874,7 +871,7 @@
                 <w:noProof/>
                 <w:webHidden/>
               </w:rPr>
-              <w:t>3</w:t>
+              <w:t>4</w:t>
             </w:r>
             <w:r>
               <w:rPr>
@@ -897,12 +894,11 @@
               <w:lang w:val="en-AT" w:eastAsia="en-AT"/>
             </w:rPr>
           </w:pPr>
-          <w:hyperlink w:anchor="_Toc217569913" w:history="1">
+          <w:hyperlink w:anchor="_Toc217572530" w:history="1">
             <w:r>
               <w:rPr>
                 <w:rStyle w:val="Hyperlink"/>
                 <w:noProof/>
-                <w:lang w:val="fr-FR"/>
               </w:rPr>
               <w:t>Exercise 2 – Input Validation</w:t>
             </w:r>
@@ -925,7 +921,7 @@
                 <w:noProof/>
                 <w:webHidden/>
               </w:rPr>
-              <w:instrText xml:space="preserve"> PAGEREF _Toc217569913 \h </w:instrText>
+              <w:instrText xml:space="preserve"> PAGEREF _Toc217572530 \h </w:instrText>
             </w:r>
             <w:r>
               <w:rPr>
@@ -945,7 +941,7 @@
                 <w:noProof/>
                 <w:webHidden/>
               </w:rPr>
-              <w:t>4</w:t>
+              <w:t>6</w:t>
             </w:r>
             <w:r>
               <w:rPr>
@@ -968,12 +964,11 @@
               <w:lang w:val="en-AT" w:eastAsia="en-AT"/>
             </w:rPr>
           </w:pPr>
-          <w:hyperlink w:anchor="_Toc217569914" w:history="1">
+          <w:hyperlink w:anchor="_Toc217572531" w:history="1">
             <w:r>
               <w:rPr>
                 <w:rStyle w:val="Hyperlink"/>
                 <w:noProof/>
-                <w:lang w:val="fr-FR"/>
               </w:rPr>
               <w:t>Solution Idea</w:t>
             </w:r>
@@ -996,7 +991,7 @@
                 <w:noProof/>
                 <w:webHidden/>
               </w:rPr>
-              <w:instrText xml:space="preserve"> PAGEREF _Toc217569914 \h </w:instrText>
+              <w:instrText xml:space="preserve"> PAGEREF _Toc217572531 \h </w:instrText>
             </w:r>
             <w:r>
               <w:rPr>
@@ -1016,7 +1011,7 @@
                 <w:noProof/>
                 <w:webHidden/>
               </w:rPr>
-              <w:t>4</w:t>
+              <w:t>6</w:t>
             </w:r>
             <w:r>
               <w:rPr>
@@ -1039,12 +1034,11 @@
               <w:lang w:val="en-AT" w:eastAsia="en-AT"/>
             </w:rPr>
           </w:pPr>
-          <w:hyperlink w:anchor="_Toc217569915" w:history="1">
+          <w:hyperlink w:anchor="_Toc217572532" w:history="1">
             <w:r>
               <w:rPr>
                 <w:rStyle w:val="Hyperlink"/>
                 <w:noProof/>
-                <w:lang w:val="fr-FR"/>
               </w:rPr>
               <w:t>Code</w:t>
             </w:r>
@@ -1067,7 +1061,7 @@
                 <w:noProof/>
                 <w:webHidden/>
               </w:rPr>
-              <w:instrText xml:space="preserve"> PAGEREF _Toc217569915 \h </w:instrText>
+              <w:instrText xml:space="preserve"> PAGEREF _Toc217572532 \h </w:instrText>
             </w:r>
             <w:r>
               <w:rPr>
@@ -1087,7 +1081,7 @@
                 <w:noProof/>
                 <w:webHidden/>
               </w:rPr>
-              <w:t>4</w:t>
+              <w:t>6</w:t>
             </w:r>
             <w:r>
               <w:rPr>
@@ -1110,12 +1104,11 @@
               <w:lang w:val="en-AT" w:eastAsia="en-AT"/>
             </w:rPr>
           </w:pPr>
-          <w:hyperlink w:anchor="_Toc217569916" w:history="1">
+          <w:hyperlink w:anchor="_Toc217572533" w:history="1">
             <w:r>
               <w:rPr>
                 <w:rStyle w:val="Hyperlink"/>
                 <w:noProof/>
-                <w:lang w:val="fr-FR"/>
               </w:rPr>
               <w:t>Test</w:t>
             </w:r>
@@ -1138,7 +1131,7 @@
                 <w:noProof/>
                 <w:webHidden/>
               </w:rPr>
-              <w:instrText xml:space="preserve"> PAGEREF _Toc217569916 \h </w:instrText>
+              <w:instrText xml:space="preserve"> PAGEREF _Toc217572533 \h </w:instrText>
             </w:r>
             <w:r>
               <w:rPr>
@@ -1158,7 +1151,7 @@
                 <w:noProof/>
                 <w:webHidden/>
               </w:rPr>
-              <w:t>4</w:t>
+              <w:t>6</w:t>
             </w:r>
             <w:r>
               <w:rPr>
@@ -1181,12 +1174,11 @@
               <w:lang w:val="en-AT" w:eastAsia="en-AT"/>
             </w:rPr>
           </w:pPr>
-          <w:hyperlink w:anchor="_Toc217569917" w:history="1">
+          <w:hyperlink w:anchor="_Toc217572534" w:history="1">
             <w:r>
               <w:rPr>
                 <w:rStyle w:val="Hyperlink"/>
                 <w:noProof/>
-                <w:lang w:val="fr-FR"/>
               </w:rPr>
               <w:t>Exercise 3 -Feedback Calculation</w:t>
             </w:r>
@@ -1209,7 +1201,7 @@
                 <w:noProof/>
                 <w:webHidden/>
               </w:rPr>
-              <w:instrText xml:space="preserve"> PAGEREF _Toc217569917 \h </w:instrText>
+              <w:instrText xml:space="preserve"> PAGEREF _Toc217572534 \h </w:instrText>
             </w:r>
             <w:r>
               <w:rPr>
@@ -1229,7 +1221,7 @@
                 <w:noProof/>
                 <w:webHidden/>
               </w:rPr>
-              <w:t>5</w:t>
+              <w:t>7</w:t>
             </w:r>
             <w:r>
               <w:rPr>
@@ -1252,12 +1244,11 @@
               <w:lang w:val="en-AT" w:eastAsia="en-AT"/>
             </w:rPr>
           </w:pPr>
-          <w:hyperlink w:anchor="_Toc217569918" w:history="1">
+          <w:hyperlink w:anchor="_Toc217572535" w:history="1">
             <w:r>
               <w:rPr>
                 <w:rStyle w:val="Hyperlink"/>
                 <w:noProof/>
-                <w:lang w:val="fr-FR"/>
               </w:rPr>
               <w:t>Solution Idea</w:t>
             </w:r>
@@ -1280,7 +1271,7 @@
                 <w:noProof/>
                 <w:webHidden/>
               </w:rPr>
-              <w:instrText xml:space="preserve"> PAGEREF _Toc217569918 \h </w:instrText>
+              <w:instrText xml:space="preserve"> PAGEREF _Toc217572535 \h </w:instrText>
             </w:r>
             <w:r>
               <w:rPr>
@@ -1300,7 +1291,7 @@
                 <w:noProof/>
                 <w:webHidden/>
               </w:rPr>
-              <w:t>5</w:t>
+              <w:t>7</w:t>
             </w:r>
             <w:r>
               <w:rPr>
@@ -1323,12 +1314,11 @@
               <w:lang w:val="en-AT" w:eastAsia="en-AT"/>
             </w:rPr>
           </w:pPr>
-          <w:hyperlink w:anchor="_Toc217569919" w:history="1">
+          <w:hyperlink w:anchor="_Toc217572536" w:history="1">
             <w:r>
               <w:rPr>
                 <w:rStyle w:val="Hyperlink"/>
                 <w:noProof/>
-                <w:lang w:val="fr-FR"/>
               </w:rPr>
               <w:t>Code</w:t>
             </w:r>
@@ -1351,7 +1341,7 @@
                 <w:noProof/>
                 <w:webHidden/>
               </w:rPr>
-              <w:instrText xml:space="preserve"> PAGEREF _Toc217569919 \h </w:instrText>
+              <w:instrText xml:space="preserve"> PAGEREF _Toc217572536 \h </w:instrText>
             </w:r>
             <w:r>
               <w:rPr>
@@ -1371,7 +1361,7 @@
                 <w:noProof/>
                 <w:webHidden/>
               </w:rPr>
-              <w:t>5</w:t>
+              <w:t>7</w:t>
             </w:r>
             <w:r>
               <w:rPr>
@@ -1394,12 +1384,11 @@
               <w:lang w:val="en-AT" w:eastAsia="en-AT"/>
             </w:rPr>
           </w:pPr>
-          <w:hyperlink w:anchor="_Toc217569920" w:history="1">
+          <w:hyperlink w:anchor="_Toc217572537" w:history="1">
             <w:r>
               <w:rPr>
                 <w:rStyle w:val="Hyperlink"/>
                 <w:noProof/>
-                <w:lang w:val="fr-FR"/>
               </w:rPr>
               <w:t>Test</w:t>
             </w:r>
@@ -1422,7 +1411,7 @@
                 <w:noProof/>
                 <w:webHidden/>
               </w:rPr>
-              <w:instrText xml:space="preserve"> PAGEREF _Toc217569920 \h </w:instrText>
+              <w:instrText xml:space="preserve"> PAGEREF _Toc217572537 \h </w:instrText>
             </w:r>
             <w:r>
               <w:rPr>
@@ -1442,7 +1431,7 @@
                 <w:noProof/>
                 <w:webHidden/>
               </w:rPr>
-              <w:t>5</w:t>
+              <w:t>7</w:t>
             </w:r>
             <w:r>
               <w:rPr>
@@ -1465,7 +1454,7 @@
               <w:lang w:val="en-AT" w:eastAsia="en-AT"/>
             </w:rPr>
           </w:pPr>
-          <w:hyperlink w:anchor="_Toc217569921" w:history="1">
+          <w:hyperlink w:anchor="_Toc217572538" w:history="1">
             <w:r>
               <w:rPr>
                 <w:rStyle w:val="Hyperlink"/>
@@ -1492,7 +1481,7 @@
                 <w:noProof/>
                 <w:webHidden/>
               </w:rPr>
-              <w:instrText xml:space="preserve"> PAGEREF _Toc217569921 \h </w:instrText>
+              <w:instrText xml:space="preserve"> PAGEREF _Toc217572538 \h </w:instrText>
             </w:r>
             <w:r>
               <w:rPr>
@@ -1512,7 +1501,7 @@
                 <w:noProof/>
                 <w:webHidden/>
               </w:rPr>
-              <w:t>6</w:t>
+              <w:t>8</w:t>
             </w:r>
             <w:r>
               <w:rPr>
@@ -1535,7 +1524,7 @@
               <w:lang w:val="en-AT" w:eastAsia="en-AT"/>
             </w:rPr>
           </w:pPr>
-          <w:hyperlink w:anchor="_Toc217569922" w:history="1">
+          <w:hyperlink w:anchor="_Toc217572539" w:history="1">
             <w:r>
               <w:rPr>
                 <w:rStyle w:val="Hyperlink"/>
@@ -1562,7 +1551,7 @@
                 <w:noProof/>
                 <w:webHidden/>
               </w:rPr>
-              <w:instrText xml:space="preserve"> PAGEREF _Toc217569922 \h </w:instrText>
+              <w:instrText xml:space="preserve"> PAGEREF _Toc217572539 \h </w:instrText>
             </w:r>
             <w:r>
               <w:rPr>
@@ -1582,7 +1571,7 @@
                 <w:noProof/>
                 <w:webHidden/>
               </w:rPr>
-              <w:t>6</w:t>
+              <w:t>8</w:t>
             </w:r>
             <w:r>
               <w:rPr>
@@ -1605,7 +1594,7 @@
               <w:lang w:val="en-AT" w:eastAsia="en-AT"/>
             </w:rPr>
           </w:pPr>
-          <w:hyperlink w:anchor="_Toc217569923" w:history="1">
+          <w:hyperlink w:anchor="_Toc217572540" w:history="1">
             <w:r>
               <w:rPr>
                 <w:rStyle w:val="Hyperlink"/>
@@ -1632,7 +1621,7 @@
                 <w:noProof/>
                 <w:webHidden/>
               </w:rPr>
-              <w:instrText xml:space="preserve"> PAGEREF _Toc217569923 \h </w:instrText>
+              <w:instrText xml:space="preserve"> PAGEREF _Toc217572540 \h </w:instrText>
             </w:r>
             <w:r>
               <w:rPr>
@@ -1652,7 +1641,7 @@
                 <w:noProof/>
                 <w:webHidden/>
               </w:rPr>
-              <w:t>6</w:t>
+              <w:t>8</w:t>
             </w:r>
             <w:r>
               <w:rPr>
@@ -1675,7 +1664,7 @@
               <w:lang w:val="en-AT" w:eastAsia="en-AT"/>
             </w:rPr>
           </w:pPr>
-          <w:hyperlink w:anchor="_Toc217569924" w:history="1">
+          <w:hyperlink w:anchor="_Toc217572541" w:history="1">
             <w:r>
               <w:rPr>
                 <w:rStyle w:val="Hyperlink"/>
@@ -1702,7 +1691,7 @@
                 <w:noProof/>
                 <w:webHidden/>
               </w:rPr>
-              <w:instrText xml:space="preserve"> PAGEREF _Toc217569924 \h </w:instrText>
+              <w:instrText xml:space="preserve"> PAGEREF _Toc217572541 \h </w:instrText>
             </w:r>
             <w:r>
               <w:rPr>
@@ -1722,7 +1711,7 @@
                 <w:noProof/>
                 <w:webHidden/>
               </w:rPr>
-              <w:t>6</w:t>
+              <w:t>8</w:t>
             </w:r>
             <w:r>
               <w:rPr>
@@ -1745,7 +1734,7 @@
               <w:lang w:val="en-AT" w:eastAsia="en-AT"/>
             </w:rPr>
           </w:pPr>
-          <w:hyperlink w:anchor="_Toc217569925" w:history="1">
+          <w:hyperlink w:anchor="_Toc217572542" w:history="1">
             <w:r>
               <w:rPr>
                 <w:rStyle w:val="Hyperlink"/>
@@ -1772,7 +1761,7 @@
                 <w:noProof/>
                 <w:webHidden/>
               </w:rPr>
-              <w:instrText xml:space="preserve"> PAGEREF _Toc217569925 \h </w:instrText>
+              <w:instrText xml:space="preserve"> PAGEREF _Toc217572542 \h </w:instrText>
             </w:r>
             <w:r>
               <w:rPr>
@@ -1792,7 +1781,7 @@
                 <w:noProof/>
                 <w:webHidden/>
               </w:rPr>
-              <w:t>7</w:t>
+              <w:t>9</w:t>
             </w:r>
             <w:r>
               <w:rPr>
@@ -1815,7 +1804,7 @@
               <w:lang w:val="en-AT" w:eastAsia="en-AT"/>
             </w:rPr>
           </w:pPr>
-          <w:hyperlink w:anchor="_Toc217569926" w:history="1">
+          <w:hyperlink w:anchor="_Toc217572543" w:history="1">
             <w:r>
               <w:rPr>
                 <w:rStyle w:val="Hyperlink"/>
@@ -1843,7 +1832,7 @@
                 <w:noProof/>
                 <w:webHidden/>
               </w:rPr>
-              <w:instrText xml:space="preserve"> PAGEREF _Toc217569926 \h </w:instrText>
+              <w:instrText xml:space="preserve"> PAGEREF _Toc217572543 \h </w:instrText>
             </w:r>
             <w:r>
               <w:rPr>
@@ -1863,7 +1852,7 @@
                 <w:noProof/>
                 <w:webHidden/>
               </w:rPr>
-              <w:t>7</w:t>
+              <w:t>9</w:t>
             </w:r>
             <w:r>
               <w:rPr>
@@ -1886,7 +1875,7 @@
               <w:lang w:val="en-AT" w:eastAsia="en-AT"/>
             </w:rPr>
           </w:pPr>
-          <w:hyperlink w:anchor="_Toc217569927" w:history="1">
+          <w:hyperlink w:anchor="_Toc217572544" w:history="1">
             <w:r>
               <w:rPr>
                 <w:rStyle w:val="Hyperlink"/>
@@ -1914,7 +1903,7 @@
                 <w:noProof/>
                 <w:webHidden/>
               </w:rPr>
-              <w:instrText xml:space="preserve"> PAGEREF _Toc217569927 \h </w:instrText>
+              <w:instrText xml:space="preserve"> PAGEREF _Toc217572544 \h </w:instrText>
             </w:r>
             <w:r>
               <w:rPr>
@@ -1934,7 +1923,7 @@
                 <w:noProof/>
                 <w:webHidden/>
               </w:rPr>
-              <w:t>7</w:t>
+              <w:t>9</w:t>
             </w:r>
             <w:r>
               <w:rPr>
@@ -1957,7 +1946,7 @@
               <w:lang w:val="en-AT" w:eastAsia="en-AT"/>
             </w:rPr>
           </w:pPr>
-          <w:hyperlink w:anchor="_Toc217569928" w:history="1">
+          <w:hyperlink w:anchor="_Toc217572545" w:history="1">
             <w:r>
               <w:rPr>
                 <w:rStyle w:val="Hyperlink"/>
@@ -1985,7 +1974,7 @@
                 <w:noProof/>
                 <w:webHidden/>
               </w:rPr>
-              <w:instrText xml:space="preserve"> PAGEREF _Toc217569928 \h </w:instrText>
+              <w:instrText xml:space="preserve"> PAGEREF _Toc217572545 \h </w:instrText>
             </w:r>
             <w:r>
               <w:rPr>
@@ -2005,7 +1994,7 @@
                 <w:noProof/>
                 <w:webHidden/>
               </w:rPr>
-              <w:t>7</w:t>
+              <w:t>9</w:t>
             </w:r>
             <w:r>
               <w:rPr>
@@ -2039,7 +2028,7 @@
       <w:pPr>
         <w:pStyle w:val="Heading1"/>
       </w:pPr>
-      <w:bookmarkStart w:id="1" w:name="_Toc217569908"/>
+      <w:bookmarkStart w:id="1" w:name="_Toc217572525"/>
       <w:r>
         <w:lastRenderedPageBreak/>
         <w:t xml:space="preserve">Table of </w:t>
@@ -2051,7 +2040,15 @@
     </w:p>
     <w:p>
       <w:pPr>
-        <w:jc w:val="left"/>
+        <w:pStyle w:val="TableofFigures"/>
+        <w:tabs>
+          <w:tab w:val="right" w:leader="dot" w:pos="8152"/>
+        </w:tabs>
+        <w:rPr>
+          <w:rFonts w:asciiTheme="minorHAnsi" w:eastAsiaTheme="minorEastAsia" w:hAnsiTheme="minorHAnsi"/>
+          <w:noProof/>
+          <w:lang w:val="en-AT" w:eastAsia="en-AT"/>
+        </w:rPr>
       </w:pPr>
       <w:r>
         <w:fldChar w:fldCharType="begin"/>
@@ -2062,31 +2059,365 @@
       <w:r>
         <w:fldChar w:fldCharType="separate"/>
       </w:r>
-      <w:r>
-        <w:rPr>
-          <w:b/>
-          <w:bCs/>
-          <w:noProof/>
-        </w:rPr>
-        <w:t>No table of figures entries found.</w:t>
-      </w:r>
-      <w:r>
-        <w:fldChar w:fldCharType="end"/>
-      </w:r>
+      <w:hyperlink w:anchor="_Toc217572515" w:history="1">
+        <w:r>
+          <w:rPr>
+            <w:rStyle w:val="Hyperlink"/>
+            <w:noProof/>
+          </w:rPr>
+          <w:t>Figure 1: Read Words</w:t>
+        </w:r>
+        <w:r>
+          <w:rPr>
+            <w:noProof/>
+            <w:webHidden/>
+          </w:rPr>
+          <w:tab/>
+        </w:r>
+        <w:r>
+          <w:rPr>
+            <w:noProof/>
+            <w:webHidden/>
+          </w:rPr>
+          <w:fldChar w:fldCharType="begin"/>
+        </w:r>
+        <w:r>
+          <w:rPr>
+            <w:noProof/>
+            <w:webHidden/>
+          </w:rPr>
+          <w:instrText xml:space="preserve"> PAGEREF _Toc217572515 \h </w:instrText>
+        </w:r>
+        <w:r>
+          <w:rPr>
+            <w:noProof/>
+            <w:webHidden/>
+          </w:rPr>
+        </w:r>
+        <w:r>
+          <w:rPr>
+            <w:noProof/>
+            <w:webHidden/>
+          </w:rPr>
+          <w:fldChar w:fldCharType="separate"/>
+        </w:r>
+        <w:r>
+          <w:rPr>
+            <w:noProof/>
+            <w:webHidden/>
+          </w:rPr>
+          <w:t>4</w:t>
+        </w:r>
+        <w:r>
+          <w:rPr>
+            <w:noProof/>
+            <w:webHidden/>
+          </w:rPr>
+          <w:fldChar w:fldCharType="end"/>
+        </w:r>
+      </w:hyperlink>
     </w:p>
     <w:p>
       <w:pPr>
-        <w:jc w:val="left"/>
-      </w:pPr>
-      <w:r>
-        <w:br w:type="page"/>
-      </w:r>
+        <w:pStyle w:val="TableofFigures"/>
+        <w:tabs>
+          <w:tab w:val="right" w:leader="dot" w:pos="8152"/>
+        </w:tabs>
+        <w:rPr>
+          <w:rFonts w:asciiTheme="minorHAnsi" w:eastAsiaTheme="minorEastAsia" w:hAnsiTheme="minorHAnsi"/>
+          <w:noProof/>
+          <w:lang w:val="en-AT" w:eastAsia="en-AT"/>
+        </w:rPr>
+      </w:pPr>
+      <w:hyperlink w:anchor="_Toc217572516" w:history="1">
+        <w:r>
+          <w:rPr>
+            <w:rStyle w:val="Hyperlink"/>
+            <w:noProof/>
+          </w:rPr>
+          <w:t>Figure 2: Global Words Class</w:t>
+        </w:r>
+        <w:r>
+          <w:rPr>
+            <w:noProof/>
+            <w:webHidden/>
+          </w:rPr>
+          <w:tab/>
+        </w:r>
+        <w:r>
+          <w:rPr>
+            <w:noProof/>
+            <w:webHidden/>
+          </w:rPr>
+          <w:fldChar w:fldCharType="begin"/>
+        </w:r>
+        <w:r>
+          <w:rPr>
+            <w:noProof/>
+            <w:webHidden/>
+          </w:rPr>
+          <w:instrText xml:space="preserve"> PAGEREF _Toc217572516 \h </w:instrText>
+        </w:r>
+        <w:r>
+          <w:rPr>
+            <w:noProof/>
+            <w:webHidden/>
+          </w:rPr>
+        </w:r>
+        <w:r>
+          <w:rPr>
+            <w:noProof/>
+            <w:webHidden/>
+          </w:rPr>
+          <w:fldChar w:fldCharType="separate"/>
+        </w:r>
+        <w:r>
+          <w:rPr>
+            <w:noProof/>
+            <w:webHidden/>
+          </w:rPr>
+          <w:t>4</w:t>
+        </w:r>
+        <w:r>
+          <w:rPr>
+            <w:noProof/>
+            <w:webHidden/>
+          </w:rPr>
+          <w:fldChar w:fldCharType="end"/>
+        </w:r>
+      </w:hyperlink>
     </w:p>
     <w:p>
       <w:pPr>
+        <w:pStyle w:val="TableofFigures"/>
+        <w:tabs>
+          <w:tab w:val="right" w:leader="dot" w:pos="8152"/>
+        </w:tabs>
+        <w:rPr>
+          <w:rFonts w:asciiTheme="minorHAnsi" w:eastAsiaTheme="minorEastAsia" w:hAnsiTheme="minorHAnsi"/>
+          <w:noProof/>
+          <w:lang w:val="en-AT" w:eastAsia="en-AT"/>
+        </w:rPr>
+      </w:pPr>
+      <w:hyperlink w:anchor="_Toc217572517" w:history="1">
+        <w:r>
+          <w:rPr>
+            <w:rStyle w:val="Hyperlink"/>
+            <w:noProof/>
+          </w:rPr>
+          <w:t>Figure 3: reading words</w:t>
+        </w:r>
+        <w:r>
+          <w:rPr>
+            <w:noProof/>
+            <w:webHidden/>
+          </w:rPr>
+          <w:tab/>
+        </w:r>
+        <w:r>
+          <w:rPr>
+            <w:noProof/>
+            <w:webHidden/>
+          </w:rPr>
+          <w:fldChar w:fldCharType="begin"/>
+        </w:r>
+        <w:r>
+          <w:rPr>
+            <w:noProof/>
+            <w:webHidden/>
+          </w:rPr>
+          <w:instrText xml:space="preserve"> PAGEREF _Toc217572517 \h </w:instrText>
+        </w:r>
+        <w:r>
+          <w:rPr>
+            <w:noProof/>
+            <w:webHidden/>
+          </w:rPr>
+        </w:r>
+        <w:r>
+          <w:rPr>
+            <w:noProof/>
+            <w:webHidden/>
+          </w:rPr>
+          <w:fldChar w:fldCharType="separate"/>
+        </w:r>
+        <w:r>
+          <w:rPr>
+            <w:noProof/>
+            <w:webHidden/>
+          </w:rPr>
+          <w:t>5</w:t>
+        </w:r>
+        <w:r>
+          <w:rPr>
+            <w:noProof/>
+            <w:webHidden/>
+          </w:rPr>
+          <w:fldChar w:fldCharType="end"/>
+        </w:r>
+      </w:hyperlink>
+    </w:p>
+    <w:p>
+      <w:pPr>
+        <w:pStyle w:val="TableofFigures"/>
+        <w:tabs>
+          <w:tab w:val="right" w:leader="dot" w:pos="8152"/>
+        </w:tabs>
+        <w:rPr>
+          <w:rFonts w:asciiTheme="minorHAnsi" w:eastAsiaTheme="minorEastAsia" w:hAnsiTheme="minorHAnsi"/>
+          <w:noProof/>
+          <w:lang w:val="en-AT" w:eastAsia="en-AT"/>
+        </w:rPr>
+      </w:pPr>
+      <w:hyperlink w:anchor="_Toc217572518" w:history="1">
+        <w:r>
+          <w:rPr>
+            <w:rStyle w:val="Hyperlink"/>
+            <w:noProof/>
+          </w:rPr>
+          <w:t>Figure 4: Reading Words</w:t>
+        </w:r>
+        <w:r>
+          <w:rPr>
+            <w:noProof/>
+            <w:webHidden/>
+          </w:rPr>
+          <w:tab/>
+        </w:r>
+        <w:r>
+          <w:rPr>
+            <w:noProof/>
+            <w:webHidden/>
+          </w:rPr>
+          <w:fldChar w:fldCharType="begin"/>
+        </w:r>
+        <w:r>
+          <w:rPr>
+            <w:noProof/>
+            <w:webHidden/>
+          </w:rPr>
+          <w:instrText xml:space="preserve"> PAGEREF _Toc217572518 \h </w:instrText>
+        </w:r>
+        <w:r>
+          <w:rPr>
+            <w:noProof/>
+            <w:webHidden/>
+          </w:rPr>
+        </w:r>
+        <w:r>
+          <w:rPr>
+            <w:noProof/>
+            <w:webHidden/>
+          </w:rPr>
+          <w:fldChar w:fldCharType="separate"/>
+        </w:r>
+        <w:r>
+          <w:rPr>
+            <w:noProof/>
+            <w:webHidden/>
+          </w:rPr>
+          <w:t>5</w:t>
+        </w:r>
+        <w:r>
+          <w:rPr>
+            <w:noProof/>
+            <w:webHidden/>
+          </w:rPr>
+          <w:fldChar w:fldCharType="end"/>
+        </w:r>
+      </w:hyperlink>
+    </w:p>
+    <w:p>
+      <w:pPr>
+        <w:pStyle w:val="TableofFigures"/>
+        <w:tabs>
+          <w:tab w:val="right" w:leader="dot" w:pos="8152"/>
+        </w:tabs>
+        <w:rPr>
+          <w:rFonts w:asciiTheme="minorHAnsi" w:eastAsiaTheme="minorEastAsia" w:hAnsiTheme="minorHAnsi"/>
+          <w:noProof/>
+          <w:lang w:val="en-AT" w:eastAsia="en-AT"/>
+        </w:rPr>
+      </w:pPr>
+      <w:hyperlink w:anchor="_Toc217572519" w:history="1">
+        <w:r>
+          <w:rPr>
+            <w:rStyle w:val="Hyperlink"/>
+            <w:noProof/>
+          </w:rPr>
+          <w:t>Figure 5: Word Reading Failure</w:t>
+        </w:r>
+        <w:r>
+          <w:rPr>
+            <w:noProof/>
+            <w:webHidden/>
+          </w:rPr>
+          <w:tab/>
+        </w:r>
+        <w:r>
+          <w:rPr>
+            <w:noProof/>
+            <w:webHidden/>
+          </w:rPr>
+          <w:fldChar w:fldCharType="begin"/>
+        </w:r>
+        <w:r>
+          <w:rPr>
+            <w:noProof/>
+            <w:webHidden/>
+          </w:rPr>
+          <w:instrText xml:space="preserve"> PAGEREF _Toc217572519 \h </w:instrText>
+        </w:r>
+        <w:r>
+          <w:rPr>
+            <w:noProof/>
+            <w:webHidden/>
+          </w:rPr>
+        </w:r>
+        <w:r>
+          <w:rPr>
+            <w:noProof/>
+            <w:webHidden/>
+          </w:rPr>
+          <w:fldChar w:fldCharType="separate"/>
+        </w:r>
+        <w:r>
+          <w:rPr>
+            <w:noProof/>
+            <w:webHidden/>
+          </w:rPr>
+          <w:t>5</w:t>
+        </w:r>
+        <w:r>
+          <w:rPr>
+            <w:noProof/>
+            <w:webHidden/>
+          </w:rPr>
+          <w:fldChar w:fldCharType="end"/>
+        </w:r>
+      </w:hyperlink>
+    </w:p>
+    <w:p>
+      <w:pPr>
+        <w:jc w:val="left"/>
+      </w:pPr>
+      <w:r>
+        <w:fldChar w:fldCharType="end"/>
+      </w:r>
+    </w:p>
+    <w:p>
+      <w:pPr>
+        <w:jc w:val="left"/>
+      </w:pPr>
+      <w:r>
+        <w:br w:type="page"/>
+      </w:r>
+    </w:p>
+    <w:p>
+      <w:pPr>
         <w:pStyle w:val="Heading1"/>
       </w:pPr>
-      <w:bookmarkStart w:id="2" w:name="_Toc217569909"/>
+      <w:bookmarkStart w:id="2" w:name="_Toc217572526"/>
       <w:r>
         <w:lastRenderedPageBreak/>
         <w:t>Exercise 1 – File I/O and Error Handling</w:t>
@@ -2096,277 +2427,1007 @@
     <w:p>
       <w:pPr>
         <w:pStyle w:val="Heading2"/>
-        <w:rPr>
-          <w:lang w:val="fr-FR"/>
-        </w:rPr>
-      </w:pPr>
-      <w:bookmarkStart w:id="3" w:name="_Toc217569910"/>
-      <w:r>
-        <w:rPr>
-          <w:lang w:val="fr-FR"/>
-        </w:rPr>
-        <w:t>Sol</w:t>
-      </w:r>
-      <w:r>
-        <w:rPr>
-          <w:lang w:val="fr-FR"/>
-        </w:rPr>
-        <w:t xml:space="preserve">ution </w:t>
-      </w:r>
-      <w:proofErr w:type="spellStart"/>
-      <w:r>
-        <w:rPr>
-          <w:lang w:val="fr-FR"/>
-        </w:rPr>
-        <w:t>Idea</w:t>
+      </w:pPr>
+      <w:bookmarkStart w:id="3" w:name="_Toc217572527"/>
+      <w:r>
+        <w:t>Solution Idea</w:t>
       </w:r>
       <w:bookmarkEnd w:id="3"/>
-      <w:proofErr w:type="spellEnd"/>
     </w:p>
     <w:p>
+      <w:r>
+        <w:t>One can use a buffered reader to read a CSV file. I also save the words in memory and the guesses in a HashSet so looking for a valid word is more efficient.</w:t>
+      </w:r>
+      <w:r>
+        <w:t xml:space="preserve"> I exit the program inside the catch clause if the CSV file isn’t found or able to be read.</w:t>
+      </w:r>
+    </w:p>
+    <w:p>
       <w:pPr>
         <w:pStyle w:val="Heading2"/>
-        <w:rPr>
-          <w:lang w:val="fr-FR"/>
-        </w:rPr>
-      </w:pPr>
-      <w:bookmarkStart w:id="4" w:name="_Toc217569911"/>
-      <w:r>
-        <w:rPr>
-          <w:lang w:val="fr-FR"/>
-        </w:rPr>
+      </w:pPr>
+      <w:bookmarkStart w:id="4" w:name="_Toc217572528"/>
+      <w:r>
         <w:t>Code</w:t>
       </w:r>
       <w:bookmarkEnd w:id="4"/>
     </w:p>
     <w:p>
       <w:pPr>
-        <w:pStyle w:val="Heading2"/>
+        <w:pStyle w:val="Pseoudocode"/>
+      </w:pPr>
+      <w:r>
+        <w:t>/**</w:t>
+      </w:r>
+      <w:r>
+        <w:br/>
+        <w:t xml:space="preserve"> * Reads a CSV file and returns a set of words.</w:t>
+      </w:r>
+      <w:r>
+        <w:br/>
+        <w:t xml:space="preserve"> *</w:t>
+      </w:r>
+      <w:r>
+        <w:br/>
+        <w:t xml:space="preserve"> * @param file The path to the CSV file.</w:t>
+      </w:r>
+      <w:r>
+        <w:br/>
+        <w:t xml:space="preserve"> * @return A set of words read from the file.</w:t>
+      </w:r>
+      <w:r>
+        <w:br/>
+        <w:t xml:space="preserve"> */</w:t>
+      </w:r>
+      <w:r>
+        <w:br/>
+        <w:t xml:space="preserve">public static Set&lt;String&gt; </w:t>
+      </w:r>
+      <w:proofErr w:type="spellStart"/>
+      <w:r>
+        <w:t>readCsvFile</w:t>
+      </w:r>
+      <w:proofErr w:type="spellEnd"/>
+      <w:r>
+        <w:t>(String file)</w:t>
+      </w:r>
+      <w:r>
+        <w:br/>
+        <w:t>{</w:t>
+      </w:r>
+      <w:r>
+        <w:br/>
+        <w:t xml:space="preserve">    Set&lt;String&gt; words = new HashSet&lt;&gt;();</w:t>
+      </w:r>
+      <w:r>
+        <w:br/>
+      </w:r>
+      <w:r>
+        <w:br/>
+        <w:t xml:space="preserve">    try (</w:t>
+      </w:r>
+      <w:proofErr w:type="spellStart"/>
+      <w:r>
+        <w:t>BufferedReader</w:t>
+      </w:r>
+      <w:proofErr w:type="spellEnd"/>
+      <w:r>
+        <w:t xml:space="preserve"> reader = </w:t>
+      </w:r>
+      <w:proofErr w:type="spellStart"/>
+      <w:r>
+        <w:t>Files.newBufferedReader</w:t>
+      </w:r>
+      <w:proofErr w:type="spellEnd"/>
+      <w:r>
+        <w:t>(</w:t>
+      </w:r>
+      <w:proofErr w:type="spellStart"/>
+      <w:r>
+        <w:t>Path.of</w:t>
+      </w:r>
+      <w:proofErr w:type="spellEnd"/>
+      <w:r>
+        <w:t>(file)))</w:t>
+      </w:r>
+      <w:r>
+        <w:br/>
+        <w:t xml:space="preserve">    {</w:t>
+      </w:r>
+      <w:r>
+        <w:br/>
+        <w:t xml:space="preserve">        String line;</w:t>
+      </w:r>
+      <w:r>
+        <w:br/>
+      </w:r>
+      <w:r>
+        <w:br/>
+        <w:t xml:space="preserve">        // Skip header</w:t>
+      </w:r>
+      <w:r>
+        <w:br/>
+        <w:t xml:space="preserve">        </w:t>
+      </w:r>
+      <w:proofErr w:type="spellStart"/>
+      <w:r>
+        <w:t>reader.readLine</w:t>
+      </w:r>
+      <w:proofErr w:type="spellEnd"/>
+      <w:r>
+        <w:t>();</w:t>
+      </w:r>
+      <w:r>
+        <w:br/>
+      </w:r>
+      <w:r>
+        <w:br/>
+        <w:t xml:space="preserve">        while ((line = </w:t>
+      </w:r>
+      <w:proofErr w:type="spellStart"/>
+      <w:r>
+        <w:t>reader.readLine</w:t>
+      </w:r>
+      <w:proofErr w:type="spellEnd"/>
+      <w:r>
+        <w:t>()) != null)</w:t>
+      </w:r>
+      <w:r>
+        <w:br/>
+        <w:t xml:space="preserve">        {</w:t>
+      </w:r>
+      <w:r>
+        <w:br/>
+        <w:t xml:space="preserve">            line = </w:t>
+      </w:r>
+      <w:proofErr w:type="spellStart"/>
+      <w:r>
+        <w:t>line.trim</w:t>
+      </w:r>
+      <w:proofErr w:type="spellEnd"/>
+      <w:r>
+        <w:t>().</w:t>
+      </w:r>
+      <w:proofErr w:type="spellStart"/>
+      <w:r>
+        <w:t>toLowerCase</w:t>
+      </w:r>
+      <w:proofErr w:type="spellEnd"/>
+      <w:r>
+        <w:t>();</w:t>
+      </w:r>
+      <w:r>
+        <w:br/>
+      </w:r>
+      <w:r>
+        <w:br/>
+        <w:t xml:space="preserve">            if (!</w:t>
+      </w:r>
+      <w:proofErr w:type="spellStart"/>
+      <w:r>
+        <w:t>line.isEmpty</w:t>
+      </w:r>
+      <w:proofErr w:type="spellEnd"/>
+      <w:r>
+        <w:t>())</w:t>
+      </w:r>
+      <w:r>
+        <w:br/>
+        <w:t xml:space="preserve">            {</w:t>
+      </w:r>
+      <w:r>
+        <w:br/>
+        <w:t xml:space="preserve">                </w:t>
+      </w:r>
+      <w:proofErr w:type="spellStart"/>
+      <w:r>
+        <w:t>words.add</w:t>
+      </w:r>
+      <w:proofErr w:type="spellEnd"/>
+      <w:r>
+        <w:t>(line);</w:t>
+      </w:r>
+      <w:r>
+        <w:br/>
+        <w:t xml:space="preserve">            }</w:t>
+      </w:r>
+      <w:r>
+        <w:br/>
+        <w:t xml:space="preserve">        }</w:t>
+      </w:r>
+      <w:r>
+        <w:br/>
+        <w:t xml:space="preserve">    }</w:t>
+      </w:r>
+      <w:r>
+        <w:br/>
+        <w:t xml:space="preserve">    catch (IOException e)</w:t>
+      </w:r>
+      <w:r>
+        <w:br/>
+        <w:t xml:space="preserve">    {</w:t>
+      </w:r>
+      <w:r>
+        <w:br/>
+      </w:r>
+      <w:r>
+        <w:lastRenderedPageBreak/>
+        <w:t xml:space="preserve">        </w:t>
+      </w:r>
+      <w:proofErr w:type="spellStart"/>
+      <w:r>
+        <w:t>System.err.println</w:t>
+      </w:r>
+      <w:proofErr w:type="spellEnd"/>
+      <w:r>
+        <w:t>("Error reading file: " + file);</w:t>
+      </w:r>
+      <w:r>
+        <w:br/>
+        <w:t xml:space="preserve">        </w:t>
+      </w:r>
+      <w:proofErr w:type="spellStart"/>
+      <w:r>
+        <w:t>System.err.println</w:t>
+      </w:r>
+      <w:proofErr w:type="spellEnd"/>
+      <w:r>
+        <w:t>(</w:t>
+      </w:r>
+      <w:proofErr w:type="spellStart"/>
+      <w:r>
+        <w:t>e.getMessage</w:t>
+      </w:r>
+      <w:proofErr w:type="spellEnd"/>
+      <w:r>
+        <w:t>());</w:t>
+      </w:r>
+      <w:r>
+        <w:br/>
+        <w:t xml:space="preserve">        </w:t>
+      </w:r>
+      <w:proofErr w:type="spellStart"/>
+      <w:r>
+        <w:t>System.err.println</w:t>
+      </w:r>
+      <w:proofErr w:type="spellEnd"/>
+      <w:r>
+        <w:t>("Make sure the file exists and is accessible. Program will exit."</w:t>
+      </w:r>
+      <w:proofErr w:type="gramStart"/>
+      <w:r>
+        <w:t>);</w:t>
+      </w:r>
+      <w:proofErr w:type="gramEnd"/>
+      <w:r>
+        <w:br/>
+        <w:t xml:space="preserve">        </w:t>
+      </w:r>
+      <w:proofErr w:type="spellStart"/>
+      <w:r>
+        <w:t>System.exit</w:t>
+      </w:r>
+      <w:proofErr w:type="spellEnd"/>
+      <w:r>
+        <w:t>(1</w:t>
+      </w:r>
+      <w:proofErr w:type="gramStart"/>
+      <w:r>
+        <w:t>);</w:t>
+      </w:r>
+      <w:proofErr w:type="gramEnd"/>
+      <w:r>
+        <w:br/>
+        <w:t xml:space="preserve">  </w:t>
+      </w:r>
+      <w:proofErr w:type="gramStart"/>
+      <w:r>
+        <w:t xml:space="preserve">  }</w:t>
+      </w:r>
+      <w:proofErr w:type="gramEnd"/>
+      <w:r>
+        <w:br/>
+      </w:r>
+      <w:r>
+        <w:br/>
+        <w:t xml:space="preserve">    return </w:t>
+      </w:r>
+      <w:proofErr w:type="gramStart"/>
+      <w:r>
+        <w:t>words;</w:t>
+      </w:r>
+      <w:proofErr w:type="gramEnd"/>
+      <w:r>
+        <w:br/>
+        <w:t>}</w:t>
+      </w:r>
+    </w:p>
+    <w:p>
+      <w:pPr>
+        <w:pStyle w:val="Caption"/>
+      </w:pPr>
+      <w:bookmarkStart w:id="5" w:name="_Toc217572515"/>
+      <w:r>
+        <w:t xml:space="preserve">Figure </w:t>
+      </w:r>
+      <w:r>
+        <w:fldChar w:fldCharType="begin"/>
+      </w:r>
+      <w:r>
+        <w:instrText xml:space="preserve"> SEQ Figure \* ARABIC </w:instrText>
+      </w:r>
+      <w:r>
+        <w:fldChar w:fldCharType="separate"/>
+      </w:r>
+      <w:r>
         <w:rPr>
-          <w:lang w:val="fr-FR"/>
+          <w:noProof/>
         </w:rPr>
-      </w:pPr>
-      <w:bookmarkStart w:id="5" w:name="_Toc217569912"/>
-      <w:r>
-        <w:rPr>
-          <w:lang w:val="fr-FR"/>
-        </w:rPr>
-        <w:t>Test</w:t>
+        <w:t>1</w:t>
+      </w:r>
+      <w:r>
+        <w:fldChar w:fldCharType="end"/>
+      </w:r>
+      <w:r>
+        <w:t>: Read Words</w:t>
       </w:r>
       <w:bookmarkEnd w:id="5"/>
     </w:p>
     <w:p>
       <w:pPr>
-        <w:jc w:val="left"/>
         <w:rPr>
-          <w:rFonts w:eastAsiaTheme="majorEastAsia" w:cstheme="majorBidi"/>
-          <w:b/>
-          <w:color w:val="000000" w:themeColor="text1"/>
-          <w:sz w:val="40"/>
-          <w:szCs w:val="40"/>
-          <w:lang w:val="fr-FR"/>
+          <w:lang w:val="en-AT"/>
         </w:rPr>
       </w:pPr>
-      <w:r>
-        <w:rPr>
-          <w:lang w:val="fr-FR"/>
-        </w:rPr>
-        <w:br w:type="page"/>
-      </w:r>
     </w:p>
     <w:p>
       <w:pPr>
-        <w:pStyle w:val="Heading1"/>
+        <w:pStyle w:val="Pseoudocode"/>
+      </w:pPr>
+      <w:r>
+        <w:t>/**</w:t>
+      </w:r>
+      <w:r>
+        <w:br/>
+        <w:t xml:space="preserve"> * Global class to store valid Wordle words.</w:t>
+      </w:r>
+      <w:r>
+        <w:br/>
+        <w:t xml:space="preserve"> */</w:t>
+      </w:r>
+      <w:r>
+        <w:br/>
+        <w:t>public class Words</w:t>
+      </w:r>
+      <w:r>
+        <w:br/>
+        <w:t>{</w:t>
+      </w:r>
+      <w:r>
+        <w:br/>
+        <w:t xml:space="preserve">    /**</w:t>
+      </w:r>
+      <w:r>
+        <w:br/>
+        <w:t xml:space="preserve">     * List of valid Wordle solution words.</w:t>
+      </w:r>
+      <w:r>
+        <w:br/>
+        <w:t xml:space="preserve">     */</w:t>
+      </w:r>
+      <w:r>
+        <w:br/>
+        <w:t xml:space="preserve">    public static List&lt;String&gt; </w:t>
+      </w:r>
+      <w:proofErr w:type="spellStart"/>
+      <w:r>
+        <w:t>validSolutions</w:t>
+      </w:r>
+      <w:proofErr w:type="spellEnd"/>
+      <w:r>
+        <w:t xml:space="preserve"> = new </w:t>
+      </w:r>
+      <w:proofErr w:type="spellStart"/>
+      <w:r>
+        <w:t>ArrayList</w:t>
+      </w:r>
+      <w:proofErr w:type="spellEnd"/>
+      <w:r>
+        <w:t>&lt;String</w:t>
+      </w:r>
+      <w:proofErr w:type="gramStart"/>
+      <w:r>
+        <w:t>&gt;(</w:t>
+      </w:r>
+      <w:proofErr w:type="gramEnd"/>
+      <w:r>
+        <w:t>);</w:t>
+      </w:r>
+      <w:r>
+        <w:br/>
+      </w:r>
+      <w:r>
+        <w:br/>
+        <w:t xml:space="preserve">    /**</w:t>
+      </w:r>
+      <w:r>
+        <w:br/>
+        <w:t xml:space="preserve">     * Set of valid Wordle guess words. Using a set for </w:t>
+      </w:r>
+      <w:proofErr w:type="gramStart"/>
+      <w:r>
+        <w:t>O(</w:t>
+      </w:r>
+      <w:proofErr w:type="gramEnd"/>
+      <w:r>
+        <w:t>1) lookup time.</w:t>
+      </w:r>
+      <w:r>
+        <w:br/>
+        <w:t xml:space="preserve">     */</w:t>
+      </w:r>
+      <w:r>
+        <w:br/>
+        <w:t xml:space="preserve">    public static Set&lt;String&gt; </w:t>
+      </w:r>
+      <w:proofErr w:type="spellStart"/>
+      <w:r>
+        <w:t>validGuesses</w:t>
+      </w:r>
+      <w:proofErr w:type="spellEnd"/>
+      <w:r>
+        <w:t xml:space="preserve"> = new HashSet&lt;</w:t>
+      </w:r>
+      <w:proofErr w:type="gramStart"/>
+      <w:r>
+        <w:t>&gt;();</w:t>
+      </w:r>
+      <w:proofErr w:type="gramEnd"/>
+      <w:r>
+        <w:br/>
+        <w:t>}</w:t>
+      </w:r>
+    </w:p>
+    <w:p>
+      <w:pPr>
+        <w:pStyle w:val="Caption"/>
         <w:rPr>
-          <w:lang w:val="fr-FR"/>
+          <w:lang w:val="en-AT"/>
         </w:rPr>
       </w:pPr>
-      <w:bookmarkStart w:id="6" w:name="_Toc217569913"/>
-      <w:proofErr w:type="spellStart"/>
+      <w:bookmarkStart w:id="6" w:name="_Toc217572516"/>
+      <w:r>
+        <w:t xml:space="preserve">Figure </w:t>
+      </w:r>
+      <w:r>
+        <w:fldChar w:fldCharType="begin"/>
+      </w:r>
+      <w:r>
+        <w:instrText xml:space="preserve"> SEQ Figure \* ARABIC </w:instrText>
+      </w:r>
+      <w:r>
+        <w:fldChar w:fldCharType="separate"/>
+      </w:r>
       <w:r>
         <w:rPr>
-          <w:lang w:val="fr-FR"/>
+          <w:noProof/>
         </w:rPr>
-        <w:lastRenderedPageBreak/>
-        <w:t>Exercise</w:t>
-      </w:r>
-      <w:proofErr w:type="spellEnd"/>
-      <w:r>
-        <w:rPr>
-          <w:lang w:val="fr-FR"/>
-        </w:rPr>
-        <w:t xml:space="preserve"> 2 – Input Validation</w:t>
+        <w:t>2</w:t>
+      </w:r>
+      <w:r>
+        <w:fldChar w:fldCharType="end"/>
+      </w:r>
+      <w:r>
+        <w:t>: Global Words Class</w:t>
       </w:r>
       <w:bookmarkEnd w:id="6"/>
     </w:p>
     <w:p>
       <w:pPr>
         <w:pStyle w:val="Heading2"/>
-        <w:rPr>
-          <w:lang w:val="fr-FR"/>
-        </w:rPr>
-      </w:pPr>
-      <w:bookmarkStart w:id="7" w:name="_Toc217569914"/>
-      <w:r>
-        <w:rPr>
-          <w:lang w:val="fr-FR"/>
-        </w:rPr>
-        <w:t>Sol</w:t>
-      </w:r>
-      <w:r>
-        <w:rPr>
-          <w:lang w:val="fr-FR"/>
-        </w:rPr>
-        <w:t xml:space="preserve">ution </w:t>
-      </w:r>
-      <w:proofErr w:type="spellStart"/>
-      <w:r>
-        <w:rPr>
-          <w:lang w:val="fr-FR"/>
-        </w:rPr>
-        <w:t>Idea</w:t>
+      </w:pPr>
+      <w:bookmarkStart w:id="7" w:name="_Toc217572529"/>
+      <w:r>
+        <w:t>Test</w:t>
       </w:r>
       <w:bookmarkEnd w:id="7"/>
-      <w:proofErr w:type="spellEnd"/>
     </w:p>
     <w:p>
       <w:pPr>
-        <w:pStyle w:val="Heading2"/>
+        <w:pStyle w:val="Pseoudocode"/>
         <w:rPr>
-          <w:lang w:val="fr-FR"/>
+          <w:lang w:val="en-US"/>
         </w:rPr>
       </w:pPr>
-      <w:bookmarkStart w:id="8" w:name="_Toc217569915"/>
       <w:r>
         <w:rPr>
-          <w:lang w:val="fr-FR"/>
+          <w:lang w:val="en-US"/>
         </w:rPr>
-        <w:t>Code</w:t>
+        <w:t xml:space="preserve">public static void </w:t>
+      </w:r>
+      <w:proofErr w:type="gramStart"/>
+      <w:r>
+        <w:rPr>
+          <w:lang w:val="en-US"/>
+        </w:rPr>
+        <w:t>main(String[</w:t>
+      </w:r>
+      <w:proofErr w:type="gramEnd"/>
+      <w:r>
+        <w:rPr>
+          <w:lang w:val="en-US"/>
+        </w:rPr>
+        <w:t xml:space="preserve">] </w:t>
+      </w:r>
+      <w:proofErr w:type="spellStart"/>
+      <w:r>
+        <w:rPr>
+          <w:lang w:val="en-US"/>
+        </w:rPr>
+        <w:t>args</w:t>
+      </w:r>
+      <w:proofErr w:type="spellEnd"/>
+      <w:r>
+        <w:rPr>
+          <w:lang w:val="en-US"/>
+        </w:rPr>
+        <w:t>)</w:t>
+      </w:r>
+      <w:r>
+        <w:rPr>
+          <w:lang w:val="en-US"/>
+        </w:rPr>
+        <w:br/>
+        <w:t>{</w:t>
+      </w:r>
+      <w:r>
+        <w:rPr>
+          <w:lang w:val="en-US"/>
+        </w:rPr>
+        <w:br/>
+        <w:t xml:space="preserve">    </w:t>
+      </w:r>
+      <w:proofErr w:type="spellStart"/>
+      <w:r>
+        <w:rPr>
+          <w:lang w:val="en-US"/>
+        </w:rPr>
+        <w:t>WordleWordReader.</w:t>
+      </w:r>
+      <w:r>
+        <w:rPr>
+          <w:i/>
+          <w:iCs/>
+          <w:lang w:val="en-US"/>
+        </w:rPr>
+        <w:t>readWordleWords</w:t>
+      </w:r>
+      <w:proofErr w:type="spellEnd"/>
+      <w:r>
+        <w:rPr>
+          <w:lang w:val="en-US"/>
+        </w:rPr>
+        <w:t>();</w:t>
+      </w:r>
+      <w:r>
+        <w:rPr>
+          <w:lang w:val="en-US"/>
+        </w:rPr>
+        <w:br/>
+      </w:r>
+      <w:r>
+        <w:rPr>
+          <w:lang w:val="en-US"/>
+        </w:rPr>
+        <w:br/>
+        <w:t xml:space="preserve">    </w:t>
+      </w:r>
+      <w:proofErr w:type="spellStart"/>
+      <w:proofErr w:type="gramStart"/>
+      <w:r>
+        <w:rPr>
+          <w:lang w:val="en-US"/>
+        </w:rPr>
+        <w:t>IO.</w:t>
+      </w:r>
+      <w:r>
+        <w:rPr>
+          <w:i/>
+          <w:iCs/>
+          <w:lang w:val="en-US"/>
+        </w:rPr>
+        <w:t>println</w:t>
+      </w:r>
+      <w:proofErr w:type="spellEnd"/>
+      <w:proofErr w:type="gramEnd"/>
+      <w:r>
+        <w:rPr>
+          <w:lang w:val="en-US"/>
+        </w:rPr>
+        <w:t>(</w:t>
+      </w:r>
+      <w:proofErr w:type="spellStart"/>
+      <w:proofErr w:type="gramStart"/>
+      <w:r>
+        <w:rPr>
+          <w:lang w:val="en-US"/>
+        </w:rPr>
+        <w:t>Global.Words.</w:t>
+      </w:r>
+      <w:r>
+        <w:rPr>
+          <w:i/>
+          <w:iCs/>
+          <w:lang w:val="en-US"/>
+        </w:rPr>
+        <w:t>validGuesses</w:t>
+      </w:r>
+      <w:proofErr w:type="spellEnd"/>
+      <w:proofErr w:type="gramEnd"/>
+      <w:r>
+        <w:rPr>
+          <w:lang w:val="en-US"/>
+        </w:rPr>
+        <w:t>);</w:t>
+      </w:r>
+      <w:r>
+        <w:rPr>
+          <w:lang w:val="en-US"/>
+        </w:rPr>
+        <w:br/>
+      </w:r>
+      <w:r>
+        <w:rPr>
+          <w:lang w:val="en-US"/>
+        </w:rPr>
+        <w:lastRenderedPageBreak/>
+        <w:t xml:space="preserve">    </w:t>
+      </w:r>
+      <w:proofErr w:type="spellStart"/>
+      <w:proofErr w:type="gramStart"/>
+      <w:r>
+        <w:rPr>
+          <w:lang w:val="en-US"/>
+        </w:rPr>
+        <w:t>IO.</w:t>
+      </w:r>
+      <w:r>
+        <w:rPr>
+          <w:i/>
+          <w:iCs/>
+          <w:lang w:val="en-US"/>
+        </w:rPr>
+        <w:t>println</w:t>
+      </w:r>
+      <w:proofErr w:type="spellEnd"/>
+      <w:proofErr w:type="gramEnd"/>
+      <w:r>
+        <w:rPr>
+          <w:lang w:val="en-US"/>
+        </w:rPr>
+        <w:t>(</w:t>
+      </w:r>
+      <w:proofErr w:type="spellStart"/>
+      <w:proofErr w:type="gramStart"/>
+      <w:r>
+        <w:rPr>
+          <w:lang w:val="en-US"/>
+        </w:rPr>
+        <w:t>Global.Words.</w:t>
+      </w:r>
+      <w:r>
+        <w:rPr>
+          <w:i/>
+          <w:iCs/>
+          <w:lang w:val="en-US"/>
+        </w:rPr>
+        <w:t>validSolutions</w:t>
+      </w:r>
+      <w:proofErr w:type="spellEnd"/>
+      <w:proofErr w:type="gramEnd"/>
+      <w:r>
+        <w:rPr>
+          <w:lang w:val="en-US"/>
+        </w:rPr>
+        <w:t>);</w:t>
+      </w:r>
+      <w:r>
+        <w:rPr>
+          <w:lang w:val="en-US"/>
+        </w:rPr>
+        <w:br/>
+        <w:t>}</w:t>
+      </w:r>
+    </w:p>
+    <w:p>
+      <w:pPr>
+        <w:pStyle w:val="Caption"/>
+      </w:pPr>
+      <w:bookmarkStart w:id="8" w:name="_Toc217572517"/>
+      <w:r>
+        <w:t xml:space="preserve">Figure </w:t>
+      </w:r>
+      <w:r>
+        <w:fldChar w:fldCharType="begin"/>
+      </w:r>
+      <w:r>
+        <w:instrText xml:space="preserve"> SEQ Figure \* ARABIC </w:instrText>
+      </w:r>
+      <w:r>
+        <w:fldChar w:fldCharType="separate"/>
+      </w:r>
+      <w:r>
+        <w:rPr>
+          <w:noProof/>
+        </w:rPr>
+        <w:t>3</w:t>
+      </w:r>
+      <w:r>
+        <w:fldChar w:fldCharType="end"/>
+      </w:r>
+      <w:r>
+        <w:t>: reading words</w:t>
       </w:r>
       <w:bookmarkEnd w:id="8"/>
     </w:p>
     <w:p>
-      <w:pPr>
-        <w:pStyle w:val="Heading2"/>
+      <w:r>
         <w:rPr>
-          <w:lang w:val="fr-FR"/>
+          <w:noProof/>
         </w:rPr>
-      </w:pPr>
-      <w:bookmarkStart w:id="9" w:name="_Toc217569916"/>
-      <w:r>
-        <w:rPr>
-          <w:lang w:val="fr-FR"/>
-        </w:rPr>
-        <w:t>Test</w:t>
-      </w:r>
-      <w:bookmarkEnd w:id="9"/>
+        <mc:AlternateContent>
+          <mc:Choice Requires="wps">
+            <w:drawing>
+              <wp:anchor distT="0" distB="0" distL="114300" distR="114300" simplePos="0" relativeHeight="251664384" behindDoc="0" locked="0" layoutInCell="1" allowOverlap="1" wp14:anchorId="376BCB79" wp14:editId="3722BA4E">
+                <wp:simplePos x="0" y="0"/>
+                <wp:positionH relativeFrom="column">
+                  <wp:posOffset>0</wp:posOffset>
+                </wp:positionH>
+                <wp:positionV relativeFrom="paragraph">
+                  <wp:posOffset>678180</wp:posOffset>
+                </wp:positionV>
+                <wp:extent cx="5182870" cy="635"/>
+                <wp:effectExtent l="0" t="0" r="0" b="0"/>
+                <wp:wrapTopAndBottom/>
+                <wp:docPr id="474373403" name="Text Box 1"/>
+                <wp:cNvGraphicFramePr/>
+                <a:graphic xmlns:a="http://schemas.openxmlformats.org/drawingml/2006/main">
+                  <a:graphicData uri="http://schemas.microsoft.com/office/word/2010/wordprocessingShape">
+                    <wps:wsp>
+                      <wps:cNvSpPr txBox="1"/>
+                      <wps:spPr>
+                        <a:xfrm>
+                          <a:off x="0" y="0"/>
+                          <a:ext cx="5182870" cy="635"/>
+                        </a:xfrm>
+                        <a:prstGeom prst="rect">
+                          <a:avLst/>
+                        </a:prstGeom>
+                        <a:solidFill>
+                          <a:prstClr val="white"/>
+                        </a:solidFill>
+                        <a:ln>
+                          <a:noFill/>
+                        </a:ln>
+                      </wps:spPr>
+                      <wps:txbx>
+                        <w:txbxContent>
+                          <w:p>
+                            <w:pPr>
+                              <w:pStyle w:val="Caption"/>
+                            </w:pPr>
+                            <w:bookmarkStart w:id="9" w:name="_Toc217572518"/>
+                            <w:r>
+                              <w:t xml:space="preserve">Figure </w:t>
+                            </w:r>
+                            <w:r>
+                              <w:fldChar w:fldCharType="begin"/>
+                            </w:r>
+                            <w:r>
+                              <w:instrText xml:space="preserve"> SEQ Figure \* ARABIC </w:instrText>
+                            </w:r>
+                            <w:r>
+                              <w:fldChar w:fldCharType="separate"/>
+                            </w:r>
+                            <w:r>
+                              <w:rPr>
+                                <w:noProof/>
+                              </w:rPr>
+                              <w:t>4</w:t>
+                            </w:r>
+                            <w:r>
+                              <w:fldChar w:fldCharType="end"/>
+                            </w:r>
+                            <w:r>
+                              <w:t>: Reading Words</w:t>
+                            </w:r>
+                            <w:bookmarkEnd w:id="9"/>
+                          </w:p>
+                        </w:txbxContent>
+                      </wps:txbx>
+                      <wps:bodyPr rot="0" spcFirstLastPara="0" vertOverflow="overflow" horzOverflow="overflow" vert="horz" wrap="square" lIns="0" tIns="0" rIns="0" bIns="0" numCol="1" spcCol="0" rtlCol="0" fromWordArt="0" anchor="t" anchorCtr="0" forceAA="0" compatLnSpc="1">
+                        <a:prstTxWarp prst="textNoShape">
+                          <a:avLst/>
+                        </a:prstTxWarp>
+                        <a:spAutoFit/>
+                      </wps:bodyPr>
+                    </wps:wsp>
+                  </a:graphicData>
+                </a:graphic>
+              </wp:anchor>
+            </w:drawing>
+          </mc:Choice>
+          <mc:Fallback>
+            <w:pict>
+              <v:shape w14:anchorId="376BCB79" id="Text Box 1" o:spid="_x0000_s1028" type="#_x0000_t202" style="position:absolute;left:0;text-align:left;margin-left:0;margin-top:53.4pt;width:408.1pt;height:.05pt;z-index:251664384;visibility:visible;mso-wrap-style:square;mso-wrap-distance-left:9pt;mso-wrap-distance-top:0;mso-wrap-distance-right:9pt;mso-wrap-distance-bottom:0;mso-position-horizontal:absolute;mso-position-horizontal-relative:text;mso-position-vertical:absolute;mso-position-vertical-relative:text;v-text-anchor:top" o:gfxdata="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" stroked="f">
+                <v:textbox style="mso-fit-shape-to-text:t" inset="0,0,0,0">
+                  <w:txbxContent>
+                    <w:p>
+                      <w:pPr>
+                        <w:pStyle w:val="Caption"/>
+                      </w:pPr>
+                      <w:bookmarkStart w:id="10" w:name="_Toc217572518"/>
+                      <w:r>
+                        <w:t xml:space="preserve">Figure </w:t>
+                      </w:r>
+                      <w:r>
+                        <w:fldChar w:fldCharType="begin"/>
+                      </w:r>
+                      <w:r>
+                        <w:instrText xml:space="preserve"> SEQ Figure \* ARABIC </w:instrText>
+                      </w:r>
+                      <w:r>
+                        <w:fldChar w:fldCharType="separate"/>
+                      </w:r>
+                      <w:r>
+                        <w:rPr>
+                          <w:noProof/>
+                        </w:rPr>
+                        <w:t>4</w:t>
+                      </w:r>
+                      <w:r>
+                        <w:fldChar w:fldCharType="end"/>
+                      </w:r>
+                      <w:r>
+                        <w:t>: Reading Words</w:t>
+                      </w:r>
+                      <w:bookmarkEnd w:id="10"/>
+                    </w:p>
+                  </w:txbxContent>
+                </v:textbox>
+                <w10:wrap type="topAndBottom"/>
+              </v:shape>
+            </w:pict>
+          </mc:Fallback>
+        </mc:AlternateContent>
+      </w:r>
+      <w:r>
+        <w:drawing>
+          <wp:anchor distT="0" distB="0" distL="114300" distR="114300" simplePos="0" relativeHeight="251662336" behindDoc="0" locked="0" layoutInCell="1" allowOverlap="1" wp14:anchorId="73066911" wp14:editId="5BD7798B">
+            <wp:simplePos x="0" y="0"/>
+            <wp:positionH relativeFrom="margin">
+              <wp:align>left</wp:align>
+            </wp:positionH>
+            <wp:positionV relativeFrom="paragraph">
+              <wp:posOffset>186055</wp:posOffset>
+            </wp:positionV>
+            <wp:extent cx="5182870" cy="434975"/>
+            <wp:effectExtent l="0" t="0" r="0" b="3175"/>
+            <wp:wrapTopAndBottom/>
+            <wp:docPr id="40527117" name="Picture 1"/>
+            <wp:cNvGraphicFramePr>
+              <a:graphicFrameLocks xmlns:a="http://schemas.openxmlformats.org/drawingml/2006/main" noChangeAspect="1"/>
+            </wp:cNvGraphicFramePr>
+            <a:graphic xmlns:a="http://schemas.openxmlformats.org/drawingml/2006/main">
+              <a:graphicData uri="http://schemas.openxmlformats.org/drawingml/2006/picture">
+                <pic:pic xmlns:pic="http://schemas.openxmlformats.org/drawingml/2006/picture">
+                  <pic:nvPicPr>
+                    <pic:cNvPr id="40527117" name=""/>
+                    <pic:cNvPicPr/>
+                  </pic:nvPicPr>
+                  <pic:blipFill>
+                    <a:blip r:embed="rId8" cstate="print">
+                      <a:extLst>
+                        <a:ext uri="{28A0092B-C50C-407E-A947-70E740481C1C}">
+                          <a14:useLocalDpi xmlns:a14="http://schemas.microsoft.com/office/drawing/2010/main" val="0"/>
+                        </a:ext>
+                      </a:extLst>
+                    </a:blip>
+                    <a:stretch>
+                      <a:fillRect/>
+                    </a:stretch>
+                  </pic:blipFill>
+                  <pic:spPr>
+                    <a:xfrm>
+                      <a:off x="0" y="0"/>
+                      <a:ext cx="5182870" cy="434975"/>
+                    </a:xfrm>
+                    <a:prstGeom prst="rect">
+                      <a:avLst/>
+                    </a:prstGeom>
+                  </pic:spPr>
+                </pic:pic>
+              </a:graphicData>
+            </a:graphic>
+          </wp:anchor>
+        </w:drawing>
+      </w:r>
     </w:p>
     <w:p>
       <w:pPr>
-        <w:jc w:val="left"/>
-        <w:rPr>
-          <w:rFonts w:eastAsiaTheme="majorEastAsia" w:cstheme="majorBidi"/>
-          <w:b/>
-          <w:color w:val="000000" w:themeColor="text1"/>
-          <w:sz w:val="40"/>
-          <w:szCs w:val="40"/>
-          <w:lang w:val="fr-FR"/>
-        </w:rPr>
-      </w:pPr>
-      <w:r>
-        <w:rPr>
-          <w:lang w:val="fr-FR"/>
-        </w:rPr>
-        <w:br w:type="page"/>
+        <w:keepNext/>
+      </w:pPr>
+      <w:r>
+        <w:drawing>
+          <wp:inline distT="0" distB="0" distL="0" distR="0" wp14:anchorId="25687EEA" wp14:editId="16DD986B">
+            <wp:extent cx="5182870" cy="1450340"/>
+            <wp:effectExtent l="0" t="0" r="0" b="0"/>
+            <wp:docPr id="1474944888" name="Picture 1"/>
+            <wp:cNvGraphicFramePr>
+              <a:graphicFrameLocks xmlns:a="http://schemas.openxmlformats.org/drawingml/2006/main" noChangeAspect="1"/>
+            </wp:cNvGraphicFramePr>
+            <a:graphic xmlns:a="http://schemas.openxmlformats.org/drawingml/2006/main">
+              <a:graphicData uri="http://schemas.openxmlformats.org/drawingml/2006/picture">
+                <pic:pic xmlns:pic="http://schemas.openxmlformats.org/drawingml/2006/picture">
+                  <pic:nvPicPr>
+                    <pic:cNvPr id="1474944888" name=""/>
+                    <pic:cNvPicPr/>
+                  </pic:nvPicPr>
+                  <pic:blipFill>
+                    <a:blip r:embed="rId9"/>
+                    <a:stretch>
+                      <a:fillRect/>
+                    </a:stretch>
+                  </pic:blipFill>
+                  <pic:spPr>
+                    <a:xfrm>
+                      <a:off x="0" y="0"/>
+                      <a:ext cx="5182870" cy="1450340"/>
+                    </a:xfrm>
+                    <a:prstGeom prst="rect">
+                      <a:avLst/>
+                    </a:prstGeom>
+                  </pic:spPr>
+                </pic:pic>
+              </a:graphicData>
+            </a:graphic>
+          </wp:inline>
+        </w:drawing>
       </w:r>
     </w:p>
     <w:p>
       <w:pPr>
-        <w:pStyle w:val="Heading1"/>
+        <w:pStyle w:val="Caption"/>
+        <w:jc w:val="both"/>
+      </w:pPr>
+      <w:bookmarkStart w:id="11" w:name="_Toc217572519"/>
+      <w:r>
+        <w:t xml:space="preserve">Figure </w:t>
+      </w:r>
+      <w:r>
+        <w:fldChar w:fldCharType="begin"/>
+      </w:r>
+      <w:r>
+        <w:instrText xml:space="preserve"> SEQ Figure \* ARABIC </w:instrText>
+      </w:r>
+      <w:r>
+        <w:fldChar w:fldCharType="separate"/>
+      </w:r>
+      <w:r>
         <w:rPr>
-          <w:lang w:val="fr-FR"/>
+          <w:noProof/>
         </w:rPr>
-      </w:pPr>
-      <w:bookmarkStart w:id="10" w:name="_Toc217569917"/>
-      <w:proofErr w:type="spellStart"/>
-      <w:r>
-        <w:rPr>
-          <w:lang w:val="fr-FR"/>
-        </w:rPr>
-        <w:lastRenderedPageBreak/>
-        <w:t>Exercise</w:t>
-      </w:r>
-      <w:proofErr w:type="spellEnd"/>
-      <w:r>
-        <w:rPr>
-          <w:lang w:val="fr-FR"/>
-        </w:rPr>
-        <w:t xml:space="preserve"> 3 -Feedback Calculation</w:t>
-      </w:r>
-      <w:bookmarkEnd w:id="10"/>
+        <w:t>5</w:t>
+      </w:r>
+      <w:r>
+        <w:fldChar w:fldCharType="end"/>
+      </w:r>
+      <w:r>
+        <w:t>: Word Reading Failure</w:t>
+      </w:r>
+      <w:bookmarkEnd w:id="11"/>
     </w:p>
-    <w:p>
-      <w:pPr>
-        <w:pStyle w:val="Heading2"/>
-        <w:rPr>
-          <w:lang w:val="fr-FR"/>
-        </w:rPr>
-      </w:pPr>
-      <w:bookmarkStart w:id="11" w:name="_Toc217569918"/>
-      <w:r>
-        <w:rPr>
-          <w:lang w:val="fr-FR"/>
-        </w:rPr>
-        <w:t>Sol</w:t>
-      </w:r>
-      <w:r>
-        <w:rPr>
-          <w:lang w:val="fr-FR"/>
-        </w:rPr>
-        <w:t xml:space="preserve">ution </w:t>
-      </w:r>
-      <w:proofErr w:type="spellStart"/>
-      <w:r>
-        <w:rPr>
-          <w:lang w:val="fr-FR"/>
-        </w:rPr>
-        <w:t>Idea</w:t>
-      </w:r>
-      <w:bookmarkEnd w:id="11"/>
-      <w:proofErr w:type="spellEnd"/>
-    </w:p>
-    <w:p>
-      <w:pPr>
-        <w:pStyle w:val="Heading2"/>
-        <w:rPr>
-          <w:lang w:val="fr-FR"/>
-        </w:rPr>
-      </w:pPr>
-      <w:bookmarkStart w:id="12" w:name="_Toc217569919"/>
-      <w:r>
-        <w:rPr>
-          <w:lang w:val="fr-FR"/>
-        </w:rPr>
-        <w:t>Code</w:t>
-      </w:r>
-      <w:bookmarkEnd w:id="12"/>
-    </w:p>
-    <w:p>
-      <w:pPr>
-        <w:pStyle w:val="Heading2"/>
-        <w:rPr>
-          <w:lang w:val="fr-FR"/>
-        </w:rPr>
-      </w:pPr>
-      <w:bookmarkStart w:id="13" w:name="_Toc217569920"/>
-      <w:r>
-        <w:rPr>
-          <w:lang w:val="fr-FR"/>
-        </w:rPr>
-        <w:t>Test</w:t>
-      </w:r>
-      <w:bookmarkEnd w:id="13"/>
-    </w:p>
+    <w:p/>
     <w:p>
       <w:pPr>
         <w:jc w:val="left"/>
@@ -2386,18 +3447,30 @@
       <w:pPr>
         <w:pStyle w:val="Heading1"/>
       </w:pPr>
-      <w:bookmarkStart w:id="14" w:name="_Toc217569921"/>
+      <w:bookmarkStart w:id="12" w:name="_Toc217572530"/>
       <w:r>
         <w:lastRenderedPageBreak/>
-        <w:t xml:space="preserve">Exercise 4 – </w:t>
-      </w:r>
-      <w:proofErr w:type="spellStart"/>
-      <w:r>
-        <w:t>Autosolve</w:t>
-      </w:r>
-      <w:proofErr w:type="spellEnd"/>
-      <w:r>
-        <w:t xml:space="preserve"> Feature</w:t>
+        <w:t>Exercise 2 – Input Validation</w:t>
+      </w:r>
+      <w:bookmarkEnd w:id="12"/>
+    </w:p>
+    <w:p>
+      <w:pPr>
+        <w:pStyle w:val="Heading2"/>
+      </w:pPr>
+      <w:bookmarkStart w:id="13" w:name="_Toc217572531"/>
+      <w:r>
+        <w:t>Solution Idea</w:t>
+      </w:r>
+      <w:bookmarkEnd w:id="13"/>
+    </w:p>
+    <w:p>
+      <w:pPr>
+        <w:pStyle w:val="Heading2"/>
+      </w:pPr>
+      <w:bookmarkStart w:id="14" w:name="_Toc217572532"/>
+      <w:r>
+        <w:t>Code</w:t>
       </w:r>
       <w:bookmarkEnd w:id="14"/>
     </w:p>
@@ -2405,31 +3478,11 @@
       <w:pPr>
         <w:pStyle w:val="Heading2"/>
       </w:pPr>
-      <w:bookmarkStart w:id="15" w:name="_Toc217569922"/>
-      <w:r>
-        <w:t>Solution Idea</w:t>
+      <w:bookmarkStart w:id="15" w:name="_Toc217572533"/>
+      <w:r>
+        <w:t>Test</w:t>
       </w:r>
       <w:bookmarkEnd w:id="15"/>
-    </w:p>
-    <w:p>
-      <w:pPr>
-        <w:pStyle w:val="Heading2"/>
-      </w:pPr>
-      <w:bookmarkStart w:id="16" w:name="_Toc217569923"/>
-      <w:r>
-        <w:t>Code</w:t>
-      </w:r>
-      <w:bookmarkEnd w:id="16"/>
-    </w:p>
-    <w:p>
-      <w:pPr>
-        <w:pStyle w:val="Heading2"/>
-      </w:pPr>
-      <w:bookmarkStart w:id="17" w:name="_Toc217569924"/>
-      <w:r>
-        <w:t>Test</w:t>
-      </w:r>
-      <w:bookmarkEnd w:id="17"/>
     </w:p>
     <w:p>
       <w:pPr>
@@ -2450,12 +3503,132 @@
       <w:pPr>
         <w:pStyle w:val="Heading1"/>
       </w:pPr>
-      <w:bookmarkStart w:id="18" w:name="_Toc217569925"/>
+      <w:bookmarkStart w:id="16" w:name="_Toc217572534"/>
+      <w:r>
+        <w:lastRenderedPageBreak/>
+        <w:t>Exercise 3 -Feedback Calculation</w:t>
+      </w:r>
+      <w:bookmarkEnd w:id="16"/>
+    </w:p>
+    <w:p>
+      <w:pPr>
+        <w:pStyle w:val="Heading2"/>
+      </w:pPr>
+      <w:bookmarkStart w:id="17" w:name="_Toc217572535"/>
+      <w:r>
+        <w:t>Solution Idea</w:t>
+      </w:r>
+      <w:bookmarkEnd w:id="17"/>
+    </w:p>
+    <w:p>
+      <w:pPr>
+        <w:pStyle w:val="Heading2"/>
+      </w:pPr>
+      <w:bookmarkStart w:id="18" w:name="_Toc217572536"/>
+      <w:r>
+        <w:t>Code</w:t>
+      </w:r>
+      <w:bookmarkEnd w:id="18"/>
+    </w:p>
+    <w:p>
+      <w:pPr>
+        <w:pStyle w:val="Heading2"/>
+      </w:pPr>
+      <w:bookmarkStart w:id="19" w:name="_Toc217572537"/>
+      <w:r>
+        <w:t>Test</w:t>
+      </w:r>
+      <w:bookmarkEnd w:id="19"/>
+    </w:p>
+    <w:p>
+      <w:pPr>
+        <w:jc w:val="left"/>
+        <w:rPr>
+          <w:rFonts w:eastAsiaTheme="majorEastAsia" w:cstheme="majorBidi"/>
+          <w:b/>
+          <w:color w:val="000000" w:themeColor="text1"/>
+          <w:sz w:val="40"/>
+          <w:szCs w:val="40"/>
+        </w:rPr>
+      </w:pPr>
+      <w:r>
+        <w:br w:type="page"/>
+      </w:r>
+    </w:p>
+    <w:p>
+      <w:pPr>
+        <w:pStyle w:val="Heading1"/>
+      </w:pPr>
+      <w:bookmarkStart w:id="20" w:name="_Toc217572538"/>
+      <w:r>
+        <w:lastRenderedPageBreak/>
+        <w:t xml:space="preserve">Exercise 4 – </w:t>
+      </w:r>
+      <w:proofErr w:type="spellStart"/>
+      <w:r>
+        <w:t>Autosolve</w:t>
+      </w:r>
+      <w:proofErr w:type="spellEnd"/>
+      <w:r>
+        <w:t xml:space="preserve"> Feature</w:t>
+      </w:r>
+      <w:bookmarkEnd w:id="20"/>
+    </w:p>
+    <w:p>
+      <w:pPr>
+        <w:pStyle w:val="Heading2"/>
+      </w:pPr>
+      <w:bookmarkStart w:id="21" w:name="_Toc217572539"/>
+      <w:r>
+        <w:t>Solution Idea</w:t>
+      </w:r>
+      <w:bookmarkEnd w:id="21"/>
+    </w:p>
+    <w:p>
+      <w:pPr>
+        <w:pStyle w:val="Heading2"/>
+      </w:pPr>
+      <w:bookmarkStart w:id="22" w:name="_Toc217572540"/>
+      <w:r>
+        <w:t>Code</w:t>
+      </w:r>
+      <w:bookmarkEnd w:id="22"/>
+    </w:p>
+    <w:p>
+      <w:pPr>
+        <w:pStyle w:val="Heading2"/>
+      </w:pPr>
+      <w:bookmarkStart w:id="23" w:name="_Toc217572541"/>
+      <w:r>
+        <w:t>Test</w:t>
+      </w:r>
+      <w:bookmarkEnd w:id="23"/>
+    </w:p>
+    <w:p>
+      <w:pPr>
+        <w:jc w:val="left"/>
+        <w:rPr>
+          <w:rFonts w:eastAsiaTheme="majorEastAsia" w:cstheme="majorBidi"/>
+          <w:b/>
+          <w:color w:val="000000" w:themeColor="text1"/>
+          <w:sz w:val="40"/>
+          <w:szCs w:val="40"/>
+        </w:rPr>
+      </w:pPr>
+      <w:r>
+        <w:br w:type="page"/>
+      </w:r>
+    </w:p>
+    <w:p>
+      <w:pPr>
+        <w:pStyle w:val="Heading1"/>
+      </w:pPr>
+      <w:bookmarkStart w:id="24" w:name="_Toc217572542"/>
       <w:r>
         <w:lastRenderedPageBreak/>
         <w:t>Exercise 5 – Complete Game Implementation</w:t>
       </w:r>
-      <w:bookmarkEnd w:id="18"/>
+      <w:bookmarkEnd w:id="24"/>
     </w:p>
     <w:p>
       <w:pPr>
@@ -2464,7 +3637,7 @@
           <w:lang w:val="fr-FR"/>
         </w:rPr>
       </w:pPr>
-      <w:bookmarkStart w:id="19" w:name="_Toc217569926"/>
+      <w:bookmarkStart w:id="25" w:name="_Toc217572543"/>
       <w:r>
         <w:rPr>
           <w:lang w:val="fr-FR"/>
@@ -2484,7 +3657,7 @@
         </w:rPr>
         <w:t>Idea</w:t>
       </w:r>
-      <w:bookmarkEnd w:id="19"/>
+      <w:bookmarkEnd w:id="25"/>
       <w:proofErr w:type="spellEnd"/>
     </w:p>
     <w:p>
@@ -2494,14 +3667,14 @@
           <w:lang w:val="fr-FR"/>
         </w:rPr>
       </w:pPr>
-      <w:bookmarkStart w:id="20" w:name="_Toc217569927"/>
+      <w:bookmarkStart w:id="26" w:name="_Toc217572544"/>
       <w:r>
         <w:rPr>
           <w:lang w:val="fr-FR"/>
         </w:rPr>
         <w:t>Code</w:t>
       </w:r>
-      <w:bookmarkEnd w:id="20"/>
+      <w:bookmarkEnd w:id="26"/>
     </w:p>
     <w:p>
       <w:pPr>
@@ -2510,20 +3683,20 @@
           <w:lang w:val="fr-FR"/>
         </w:rPr>
       </w:pPr>
-      <w:bookmarkStart w:id="21" w:name="_Toc217569928"/>
+      <w:bookmarkStart w:id="27" w:name="_Toc217572545"/>
       <w:r>
         <w:rPr>
           <w:lang w:val="fr-FR"/>
         </w:rPr>
         <w:t>Test</w:t>
       </w:r>
-      <w:bookmarkEnd w:id="21"/>
+      <w:bookmarkEnd w:id="27"/>
     </w:p>
     <w:p/>
     <w:sectPr>
-      <w:headerReference w:type="default" r:id="rId8"/>
-      <w:footerReference w:type="default" r:id="rId9"/>
-      <w:headerReference w:type="first" r:id="rId10"/>
+      <w:headerReference w:type="default" r:id="rId10"/>
+      <w:footerReference w:type="default" r:id="rId11"/>
+      <w:headerReference w:type="first" r:id="rId12"/>
       <w:pgSz w:w="11906" w:h="16838"/>
       <w:pgMar w:top="1872" w:right="1872" w:bottom="1872" w:left="1872" w:header="706" w:footer="706" w:gutter="0"/>
       <w:pgNumType w:start="0"/>
@@ -3990,7 +5163,6 @@
   <w:style w:type="character" w:default="1" w:styleId="DefaultParagraphFont">
     <w:name w:val="Default Paragraph Font"/>
     <w:uiPriority w:val="1"/>
-    <w:semiHidden/>
     <w:unhideWhenUsed/>
   </w:style>
   <w:style w:type="table" w:default="1" w:styleId="TableNormal">

--- a/Modules/Semester_1/Modern Code/Aufgaben/05_Wordle/Protocol.docx
+++ b/Modules/Semester_1/Modern Code/Aufgaben/05_Wordle/Protocol.docx
@@ -284,13 +284,8 @@
                                 <w:r>
                                   <w:tab/>
                                 </w:r>
-                                <w:proofErr w:type="gramStart"/>
                                 <w:r>
-                                  <w:t>XX:XX</w:t>
-                                </w:r>
-                                <w:proofErr w:type="gramEnd"/>
-                                <w:r>
-                                  <w:t>:XX</w:t>
+                                  <w:t>XX:XX:XX</w:t>
                                 </w:r>
                               </w:p>
                             </w:txbxContent>
@@ -399,13 +394,8 @@
                           <w:r>
                             <w:tab/>
                           </w:r>
-                          <w:proofErr w:type="gramStart"/>
                           <w:r>
-                            <w:t>XX:XX</w:t>
-                          </w:r>
-                          <w:proofErr w:type="gramEnd"/>
-                          <w:r>
-                            <w:t>:XX</w:t>
+                            <w:t>XX:XX:XX</w:t>
                           </w:r>
                         </w:p>
                       </w:txbxContent>
@@ -2455,289 +2445,476 @@
     <w:p>
       <w:pPr>
         <w:pStyle w:val="Pseoudocode"/>
-      </w:pPr>
-      <w:r>
+        <w:rPr>
+          <w:lang w:val="en-US"/>
+        </w:rPr>
+      </w:pPr>
+      <w:r>
+        <w:rPr>
+          <w:lang w:val="en-US"/>
+        </w:rPr>
         <w:t>/**</w:t>
       </w:r>
       <w:r>
+        <w:rPr>
+          <w:lang w:val="en-US"/>
+        </w:rPr>
         <w:br/>
         <w:t xml:space="preserve"> * Reads a CSV file and returns a set of words.</w:t>
       </w:r>
       <w:r>
+        <w:rPr>
+          <w:lang w:val="en-US"/>
+        </w:rPr>
         <w:br/>
         <w:t xml:space="preserve"> *</w:t>
       </w:r>
       <w:r>
+        <w:rPr>
+          <w:lang w:val="en-US"/>
+        </w:rPr>
         <w:br/>
         <w:t xml:space="preserve"> * @param file The path to the CSV file.</w:t>
       </w:r>
       <w:r>
+        <w:rPr>
+          <w:lang w:val="en-US"/>
+        </w:rPr>
         <w:br/>
         <w:t xml:space="preserve"> * @return A set of words read from the file.</w:t>
       </w:r>
       <w:r>
+        <w:rPr>
+          <w:lang w:val="en-US"/>
+        </w:rPr>
         <w:br/>
         <w:t xml:space="preserve"> */</w:t>
       </w:r>
       <w:r>
+        <w:rPr>
+          <w:lang w:val="en-US"/>
+        </w:rPr>
         <w:br/>
         <w:t xml:space="preserve">public static Set&lt;String&gt; </w:t>
       </w:r>
       <w:proofErr w:type="spellStart"/>
       <w:r>
+        <w:rPr>
+          <w:lang w:val="en-US"/>
+        </w:rPr>
         <w:t>readCsvFile</w:t>
       </w:r>
       <w:proofErr w:type="spellEnd"/>
       <w:r>
+        <w:rPr>
+          <w:lang w:val="en-US"/>
+        </w:rPr>
         <w:t>(String file)</w:t>
       </w:r>
       <w:r>
+        <w:rPr>
+          <w:lang w:val="en-US"/>
+        </w:rPr>
         <w:br/>
         <w:t>{</w:t>
       </w:r>
       <w:r>
+        <w:rPr>
+          <w:lang w:val="en-US"/>
+        </w:rPr>
         <w:br/>
         <w:t xml:space="preserve">    Set&lt;String&gt; words = new HashSet&lt;&gt;();</w:t>
       </w:r>
       <w:r>
-        <w:br/>
-      </w:r>
-      <w:r>
+        <w:rPr>
+          <w:lang w:val="en-US"/>
+        </w:rPr>
+        <w:br/>
+      </w:r>
+      <w:r>
+        <w:rPr>
+          <w:lang w:val="en-US"/>
+        </w:rPr>
         <w:br/>
         <w:t xml:space="preserve">    try (</w:t>
       </w:r>
       <w:proofErr w:type="spellStart"/>
       <w:r>
+        <w:rPr>
+          <w:lang w:val="en-US"/>
+        </w:rPr>
         <w:t>BufferedReader</w:t>
       </w:r>
       <w:proofErr w:type="spellEnd"/>
       <w:r>
+        <w:rPr>
+          <w:lang w:val="en-US"/>
+        </w:rPr>
         <w:t xml:space="preserve"> reader = </w:t>
       </w:r>
       <w:proofErr w:type="spellStart"/>
       <w:r>
+        <w:rPr>
+          <w:lang w:val="en-US"/>
+        </w:rPr>
         <w:t>Files.newBufferedReader</w:t>
       </w:r>
       <w:proofErr w:type="spellEnd"/>
       <w:r>
+        <w:rPr>
+          <w:lang w:val="en-US"/>
+        </w:rPr>
         <w:t>(</w:t>
       </w:r>
       <w:proofErr w:type="spellStart"/>
       <w:r>
+        <w:rPr>
+          <w:lang w:val="en-US"/>
+        </w:rPr>
         <w:t>Path.of</w:t>
       </w:r>
       <w:proofErr w:type="spellEnd"/>
       <w:r>
+        <w:rPr>
+          <w:lang w:val="en-US"/>
+        </w:rPr>
         <w:t>(file)))</w:t>
       </w:r>
       <w:r>
+        <w:rPr>
+          <w:lang w:val="en-US"/>
+        </w:rPr>
         <w:br/>
         <w:t xml:space="preserve">    {</w:t>
       </w:r>
       <w:r>
+        <w:rPr>
+          <w:lang w:val="en-US"/>
+        </w:rPr>
         <w:br/>
         <w:t xml:space="preserve">        String line;</w:t>
       </w:r>
       <w:r>
-        <w:br/>
-      </w:r>
-      <w:r>
+        <w:rPr>
+          <w:lang w:val="en-US"/>
+        </w:rPr>
+        <w:br/>
+      </w:r>
+      <w:r>
+        <w:rPr>
+          <w:lang w:val="en-US"/>
+        </w:rPr>
         <w:br/>
         <w:t xml:space="preserve">        // Skip header</w:t>
       </w:r>
       <w:r>
+        <w:rPr>
+          <w:lang w:val="en-US"/>
+        </w:rPr>
         <w:br/>
         <w:t xml:space="preserve">        </w:t>
       </w:r>
       <w:proofErr w:type="spellStart"/>
       <w:r>
+        <w:rPr>
+          <w:lang w:val="en-US"/>
+        </w:rPr>
         <w:t>reader.readLine</w:t>
       </w:r>
       <w:proofErr w:type="spellEnd"/>
       <w:r>
+        <w:rPr>
+          <w:lang w:val="en-US"/>
+        </w:rPr>
         <w:t>();</w:t>
       </w:r>
       <w:r>
-        <w:br/>
-      </w:r>
-      <w:r>
+        <w:rPr>
+          <w:lang w:val="en-US"/>
+        </w:rPr>
+        <w:br/>
+      </w:r>
+      <w:r>
+        <w:rPr>
+          <w:lang w:val="en-US"/>
+        </w:rPr>
         <w:br/>
         <w:t xml:space="preserve">        while ((line = </w:t>
       </w:r>
       <w:proofErr w:type="spellStart"/>
       <w:r>
+        <w:rPr>
+          <w:lang w:val="en-US"/>
+        </w:rPr>
         <w:t>reader.readLine</w:t>
       </w:r>
       <w:proofErr w:type="spellEnd"/>
       <w:r>
+        <w:rPr>
+          <w:lang w:val="en-US"/>
+        </w:rPr>
         <w:t>()) != null)</w:t>
       </w:r>
       <w:r>
+        <w:rPr>
+          <w:lang w:val="en-US"/>
+        </w:rPr>
         <w:br/>
         <w:t xml:space="preserve">        {</w:t>
       </w:r>
       <w:r>
+        <w:rPr>
+          <w:lang w:val="en-US"/>
+        </w:rPr>
         <w:br/>
         <w:t xml:space="preserve">            line = </w:t>
       </w:r>
       <w:proofErr w:type="spellStart"/>
       <w:r>
+        <w:rPr>
+          <w:lang w:val="en-US"/>
+        </w:rPr>
         <w:t>line.trim</w:t>
       </w:r>
       <w:proofErr w:type="spellEnd"/>
       <w:r>
+        <w:rPr>
+          <w:lang w:val="en-US"/>
+        </w:rPr>
         <w:t>().</w:t>
       </w:r>
       <w:proofErr w:type="spellStart"/>
       <w:r>
+        <w:rPr>
+          <w:lang w:val="en-US"/>
+        </w:rPr>
         <w:t>toLowerCase</w:t>
       </w:r>
       <w:proofErr w:type="spellEnd"/>
       <w:r>
+        <w:rPr>
+          <w:lang w:val="en-US"/>
+        </w:rPr>
         <w:t>();</w:t>
       </w:r>
       <w:r>
-        <w:br/>
-      </w:r>
-      <w:r>
+        <w:rPr>
+          <w:lang w:val="en-US"/>
+        </w:rPr>
+        <w:br/>
+      </w:r>
+      <w:r>
+        <w:rPr>
+          <w:lang w:val="en-US"/>
+        </w:rPr>
         <w:br/>
         <w:t xml:space="preserve">            if (!</w:t>
       </w:r>
       <w:proofErr w:type="spellStart"/>
       <w:r>
+        <w:rPr>
+          <w:lang w:val="en-US"/>
+        </w:rPr>
         <w:t>line.isEmpty</w:t>
       </w:r>
       <w:proofErr w:type="spellEnd"/>
       <w:r>
+        <w:rPr>
+          <w:lang w:val="en-US"/>
+        </w:rPr>
         <w:t>())</w:t>
       </w:r>
       <w:r>
+        <w:rPr>
+          <w:lang w:val="en-US"/>
+        </w:rPr>
         <w:br/>
         <w:t xml:space="preserve">            {</w:t>
       </w:r>
       <w:r>
+        <w:rPr>
+          <w:lang w:val="en-US"/>
+        </w:rPr>
         <w:br/>
         <w:t xml:space="preserve">                </w:t>
       </w:r>
       <w:proofErr w:type="spellStart"/>
       <w:r>
+        <w:rPr>
+          <w:lang w:val="en-US"/>
+        </w:rPr>
         <w:t>words.add</w:t>
       </w:r>
       <w:proofErr w:type="spellEnd"/>
       <w:r>
+        <w:rPr>
+          <w:lang w:val="en-US"/>
+        </w:rPr>
         <w:t>(line);</w:t>
       </w:r>
       <w:r>
+        <w:rPr>
+          <w:lang w:val="en-US"/>
+        </w:rPr>
         <w:br/>
         <w:t xml:space="preserve">            }</w:t>
       </w:r>
       <w:r>
+        <w:rPr>
+          <w:lang w:val="en-US"/>
+        </w:rPr>
         <w:br/>
         <w:t xml:space="preserve">        }</w:t>
       </w:r>
       <w:r>
+        <w:rPr>
+          <w:lang w:val="en-US"/>
+        </w:rPr>
         <w:br/>
         <w:t xml:space="preserve">    }</w:t>
       </w:r>
       <w:r>
+        <w:rPr>
+          <w:lang w:val="en-US"/>
+        </w:rPr>
         <w:br/>
         <w:t xml:space="preserve">    catch (IOException e)</w:t>
       </w:r>
       <w:r>
+        <w:rPr>
+          <w:lang w:val="en-US"/>
+        </w:rPr>
         <w:br/>
         <w:t xml:space="preserve">    {</w:t>
       </w:r>
       <w:r>
-        <w:br/>
-      </w:r>
-      <w:r>
+        <w:rPr>
+          <w:lang w:val="en-US"/>
+        </w:rPr>
+        <w:br/>
+      </w:r>
+      <w:r>
+        <w:rPr>
+          <w:lang w:val="en-US"/>
+        </w:rPr>
         <w:lastRenderedPageBreak/>
         <w:t xml:space="preserve">        </w:t>
       </w:r>
       <w:proofErr w:type="spellStart"/>
       <w:r>
+        <w:rPr>
+          <w:lang w:val="en-US"/>
+        </w:rPr>
         <w:t>System.err.println</w:t>
       </w:r>
       <w:proofErr w:type="spellEnd"/>
       <w:r>
+        <w:rPr>
+          <w:lang w:val="en-US"/>
+        </w:rPr>
         <w:t>("Error reading file: " + file);</w:t>
       </w:r>
       <w:r>
+        <w:rPr>
+          <w:lang w:val="en-US"/>
+        </w:rPr>
         <w:br/>
         <w:t xml:space="preserve">        </w:t>
       </w:r>
       <w:proofErr w:type="spellStart"/>
       <w:r>
+        <w:rPr>
+          <w:lang w:val="en-US"/>
+        </w:rPr>
         <w:t>System.err.println</w:t>
       </w:r>
       <w:proofErr w:type="spellEnd"/>
       <w:r>
+        <w:rPr>
+          <w:lang w:val="en-US"/>
+        </w:rPr>
         <w:t>(</w:t>
       </w:r>
       <w:proofErr w:type="spellStart"/>
       <w:r>
+        <w:rPr>
+          <w:lang w:val="en-US"/>
+        </w:rPr>
         <w:t>e.getMessage</w:t>
       </w:r>
       <w:proofErr w:type="spellEnd"/>
       <w:r>
+        <w:rPr>
+          <w:lang w:val="en-US"/>
+        </w:rPr>
         <w:t>());</w:t>
       </w:r>
       <w:r>
+        <w:rPr>
+          <w:lang w:val="en-US"/>
+        </w:rPr>
         <w:br/>
         <w:t xml:space="preserve">        </w:t>
       </w:r>
       <w:proofErr w:type="spellStart"/>
       <w:r>
+        <w:rPr>
+          <w:lang w:val="en-US"/>
+        </w:rPr>
         <w:t>System.err.println</w:t>
       </w:r>
       <w:proofErr w:type="spellEnd"/>
       <w:r>
-        <w:t>("Make sure the file exists and is accessible. Program will exit."</w:t>
-      </w:r>
-      <w:proofErr w:type="gramStart"/>
-      <w:r>
-        <w:t>);</w:t>
-      </w:r>
-      <w:proofErr w:type="gramEnd"/>
-      <w:r>
+        <w:rPr>
+          <w:lang w:val="en-US"/>
+        </w:rPr>
+        <w:t>("Make sure the file exists and is accessible. Program will exit.");</w:t>
+      </w:r>
+      <w:r>
+        <w:rPr>
+          <w:lang w:val="en-US"/>
+        </w:rPr>
         <w:br/>
         <w:t xml:space="preserve">        </w:t>
       </w:r>
       <w:proofErr w:type="spellStart"/>
       <w:r>
+        <w:rPr>
+          <w:lang w:val="en-US"/>
+        </w:rPr>
         <w:t>System.exit</w:t>
       </w:r>
       <w:proofErr w:type="spellEnd"/>
       <w:r>
-        <w:t>(1</w:t>
-      </w:r>
-      <w:proofErr w:type="gramStart"/>
-      <w:r>
-        <w:t>);</w:t>
-      </w:r>
-      <w:proofErr w:type="gramEnd"/>
-      <w:r>
-        <w:br/>
-        <w:t xml:space="preserve">  </w:t>
-      </w:r>
-      <w:proofErr w:type="gramStart"/>
-      <w:r>
-        <w:t xml:space="preserve">  }</w:t>
-      </w:r>
-      <w:proofErr w:type="gramEnd"/>
-      <w:r>
-        <w:br/>
-      </w:r>
-      <w:r>
-        <w:br/>
-        <w:t xml:space="preserve">    return </w:t>
-      </w:r>
-      <w:proofErr w:type="gramStart"/>
-      <w:r>
-        <w:t>words;</w:t>
-      </w:r>
-      <w:proofErr w:type="gramEnd"/>
-      <w:r>
+        <w:rPr>
+          <w:lang w:val="en-US"/>
+        </w:rPr>
+        <w:t>(1);</w:t>
+      </w:r>
+      <w:r>
+        <w:rPr>
+          <w:lang w:val="en-US"/>
+        </w:rPr>
+        <w:br/>
+        <w:t xml:space="preserve">    }</w:t>
+      </w:r>
+      <w:r>
+        <w:rPr>
+          <w:lang w:val="en-US"/>
+        </w:rPr>
+        <w:br/>
+      </w:r>
+      <w:r>
+        <w:rPr>
+          <w:lang w:val="en-US"/>
+        </w:rPr>
+        <w:br/>
+        <w:t xml:space="preserve">    return words;</w:t>
+      </w:r>
+      <w:r>
+        <w:rPr>
+          <w:lang w:val="en-US"/>
+        </w:rPr>
         <w:br/>
         <w:t>}</w:t>
       </w:r>
@@ -2783,107 +2960,152 @@
     <w:p>
       <w:pPr>
         <w:pStyle w:val="Pseoudocode"/>
-      </w:pPr>
-      <w:r>
+        <w:rPr>
+          <w:lang w:val="en-US"/>
+        </w:rPr>
+      </w:pPr>
+      <w:r>
+        <w:rPr>
+          <w:lang w:val="en-US"/>
+        </w:rPr>
         <w:t>/**</w:t>
       </w:r>
       <w:r>
+        <w:rPr>
+          <w:lang w:val="en-US"/>
+        </w:rPr>
         <w:br/>
         <w:t xml:space="preserve"> * Global class to store valid Wordle words.</w:t>
       </w:r>
       <w:r>
+        <w:rPr>
+          <w:lang w:val="en-US"/>
+        </w:rPr>
         <w:br/>
         <w:t xml:space="preserve"> */</w:t>
       </w:r>
       <w:r>
+        <w:rPr>
+          <w:lang w:val="en-US"/>
+        </w:rPr>
         <w:br/>
         <w:t>public class Words</w:t>
       </w:r>
       <w:r>
+        <w:rPr>
+          <w:lang w:val="en-US"/>
+        </w:rPr>
         <w:br/>
         <w:t>{</w:t>
       </w:r>
       <w:r>
+        <w:rPr>
+          <w:lang w:val="en-US"/>
+        </w:rPr>
         <w:br/>
         <w:t xml:space="preserve">    /**</w:t>
       </w:r>
       <w:r>
+        <w:rPr>
+          <w:lang w:val="en-US"/>
+        </w:rPr>
         <w:br/>
         <w:t xml:space="preserve">     * List of valid Wordle solution words.</w:t>
       </w:r>
       <w:r>
+        <w:rPr>
+          <w:lang w:val="en-US"/>
+        </w:rPr>
         <w:br/>
         <w:t xml:space="preserve">     */</w:t>
       </w:r>
       <w:r>
+        <w:rPr>
+          <w:lang w:val="en-US"/>
+        </w:rPr>
         <w:br/>
         <w:t xml:space="preserve">    public static List&lt;String&gt; </w:t>
       </w:r>
       <w:proofErr w:type="spellStart"/>
       <w:r>
+        <w:rPr>
+          <w:lang w:val="en-US"/>
+        </w:rPr>
         <w:t>validSolutions</w:t>
       </w:r>
       <w:proofErr w:type="spellEnd"/>
       <w:r>
+        <w:rPr>
+          <w:lang w:val="en-US"/>
+        </w:rPr>
         <w:t xml:space="preserve"> = new </w:t>
       </w:r>
       <w:proofErr w:type="spellStart"/>
       <w:r>
+        <w:rPr>
+          <w:lang w:val="en-US"/>
+        </w:rPr>
         <w:t>ArrayList</w:t>
       </w:r>
       <w:proofErr w:type="spellEnd"/>
       <w:r>
-        <w:t>&lt;String</w:t>
-      </w:r>
-      <w:proofErr w:type="gramStart"/>
-      <w:r>
-        <w:t>&gt;(</w:t>
-      </w:r>
-      <w:proofErr w:type="gramEnd"/>
-      <w:r>
-        <w:t>);</w:t>
-      </w:r>
-      <w:r>
-        <w:br/>
-      </w:r>
-      <w:r>
+        <w:rPr>
+          <w:lang w:val="en-US"/>
+        </w:rPr>
+        <w:t>&lt;String&gt;();</w:t>
+      </w:r>
+      <w:r>
+        <w:rPr>
+          <w:lang w:val="en-US"/>
+        </w:rPr>
+        <w:br/>
+      </w:r>
+      <w:r>
+        <w:rPr>
+          <w:lang w:val="en-US"/>
+        </w:rPr>
         <w:br/>
         <w:t xml:space="preserve">    /**</w:t>
       </w:r>
       <w:r>
-        <w:br/>
-        <w:t xml:space="preserve">     * Set of valid Wordle guess words. Using a set for </w:t>
-      </w:r>
-      <w:proofErr w:type="gramStart"/>
-      <w:r>
-        <w:t>O(</w:t>
-      </w:r>
-      <w:proofErr w:type="gramEnd"/>
-      <w:r>
-        <w:t>1) lookup time.</w:t>
-      </w:r>
-      <w:r>
+        <w:rPr>
+          <w:lang w:val="en-US"/>
+        </w:rPr>
+        <w:br/>
+        <w:t xml:space="preserve">     * Set of valid Wordle guess words. Using a set for O(1) lookup time.</w:t>
+      </w:r>
+      <w:r>
+        <w:rPr>
+          <w:lang w:val="en-US"/>
+        </w:rPr>
         <w:br/>
         <w:t xml:space="preserve">     */</w:t>
       </w:r>
       <w:r>
+        <w:rPr>
+          <w:lang w:val="en-US"/>
+        </w:rPr>
         <w:br/>
         <w:t xml:space="preserve">    public static Set&lt;String&gt; </w:t>
       </w:r>
       <w:proofErr w:type="spellStart"/>
       <w:r>
+        <w:rPr>
+          <w:lang w:val="en-US"/>
+        </w:rPr>
         <w:t>validGuesses</w:t>
       </w:r>
       <w:proofErr w:type="spellEnd"/>
       <w:r>
-        <w:t xml:space="preserve"> = new HashSet&lt;</w:t>
-      </w:r>
-      <w:proofErr w:type="gramStart"/>
-      <w:r>
-        <w:t>&gt;();</w:t>
-      </w:r>
-      <w:proofErr w:type="gramEnd"/>
-      <w:r>
+        <w:rPr>
+          <w:lang w:val="en-US"/>
+        </w:rPr>
+        <w:t xml:space="preserve"> = new HashSet&lt;&gt;();</w:t>
+      </w:r>
+      <w:r>
+        <w:rPr>
+          <w:lang w:val="en-US"/>
+        </w:rPr>
         <w:br/>
         <w:t>}</w:t>
       </w:r>
@@ -2943,21 +3165,7 @@
         <w:rPr>
           <w:lang w:val="en-US"/>
         </w:rPr>
-        <w:t xml:space="preserve">public static void </w:t>
-      </w:r>
-      <w:proofErr w:type="gramStart"/>
-      <w:r>
-        <w:rPr>
-          <w:lang w:val="en-US"/>
-        </w:rPr>
-        <w:t>main(String[</w:t>
-      </w:r>
-      <w:proofErr w:type="gramEnd"/>
-      <w:r>
-        <w:rPr>
-          <w:lang w:val="en-US"/>
-        </w:rPr>
-        <w:t xml:space="preserve">] </w:t>
+        <w:t xml:space="preserve">public static void main(String[] </w:t>
       </w:r>
       <w:proofErr w:type="spellStart"/>
       <w:r>
@@ -3023,7 +3231,6 @@
         <w:t xml:space="preserve">    </w:t>
       </w:r>
       <w:proofErr w:type="spellStart"/>
-      <w:proofErr w:type="gramStart"/>
       <w:r>
         <w:rPr>
           <w:lang w:val="en-US"/>
@@ -3039,7 +3246,6 @@
         <w:t>println</w:t>
       </w:r>
       <w:proofErr w:type="spellEnd"/>
-      <w:proofErr w:type="gramEnd"/>
       <w:r>
         <w:rPr>
           <w:lang w:val="en-US"/>
@@ -3047,7 +3253,6 @@
         <w:t>(</w:t>
       </w:r>
       <w:proofErr w:type="spellStart"/>
-      <w:proofErr w:type="gramStart"/>
       <w:r>
         <w:rPr>
           <w:lang w:val="en-US"/>
@@ -3063,7 +3268,6 @@
         <w:t>validGuesses</w:t>
       </w:r>
       <w:proofErr w:type="spellEnd"/>
-      <w:proofErr w:type="gramEnd"/>
       <w:r>
         <w:rPr>
           <w:lang w:val="en-US"/>
@@ -3084,7 +3288,6 @@
         <w:t xml:space="preserve">    </w:t>
       </w:r>
       <w:proofErr w:type="spellStart"/>
-      <w:proofErr w:type="gramStart"/>
       <w:r>
         <w:rPr>
           <w:lang w:val="en-US"/>
@@ -3100,7 +3303,6 @@
         <w:t>println</w:t>
       </w:r>
       <w:proofErr w:type="spellEnd"/>
-      <w:proofErr w:type="gramEnd"/>
       <w:r>
         <w:rPr>
           <w:lang w:val="en-US"/>
@@ -3108,7 +3310,6 @@
         <w:t>(</w:t>
       </w:r>
       <w:proofErr w:type="spellStart"/>
-      <w:proofErr w:type="gramStart"/>
       <w:r>
         <w:rPr>
           <w:lang w:val="en-US"/>
@@ -3124,7 +3325,6 @@
         <w:t>validSolutions</w:t>
       </w:r>
       <w:proofErr w:type="spellEnd"/>
-      <w:proofErr w:type="gramEnd"/>
       <w:r>
         <w:rPr>
           <w:lang w:val="en-US"/>
@@ -3302,8 +3502,11 @@
         </mc:AlternateContent>
       </w:r>
       <w:r>
+        <w:rPr>
+          <w:noProof/>
+        </w:rPr>
         <w:drawing>
-          <wp:anchor distT="0" distB="0" distL="114300" distR="114300" simplePos="0" relativeHeight="251662336" behindDoc="0" locked="0" layoutInCell="1" allowOverlap="1" wp14:anchorId="73066911" wp14:editId="5BD7798B">
+          <wp:anchor distT="0" distB="0" distL="114300" distR="114300" simplePos="0" relativeHeight="251662336" behindDoc="0" locked="0" layoutInCell="1" allowOverlap="1" wp14:anchorId="73066911" wp14:editId="09AEA75F">
             <wp:simplePos x="0" y="0"/>
             <wp:positionH relativeFrom="margin">
               <wp:align>left</wp:align>
@@ -3358,6 +3561,9 @@
         <w:keepNext/>
       </w:pPr>
       <w:r>
+        <w:rPr>
+          <w:noProof/>
+        </w:rPr>
         <w:drawing>
           <wp:inline distT="0" distB="0" distL="0" distR="0" wp14:anchorId="25687EEA" wp14:editId="16DD986B">
             <wp:extent cx="5182870" cy="1450340"/>
@@ -3465,6 +3671,57 @@
       <w:bookmarkEnd w:id="13"/>
     </w:p>
     <w:p>
+      <w:r>
+        <w:t xml:space="preserve">First, I created a method that uses </w:t>
+      </w:r>
+      <w:proofErr w:type="spellStart"/>
+      <w:r>
+        <w:t>IO.readln</w:t>
+      </w:r>
+      <w:proofErr w:type="spellEnd"/>
+      <w:r>
+        <w:t xml:space="preserve"> </w:t>
+      </w:r>
+      <w:r>
+        <w:t xml:space="preserve">to read in a String, if the String is empty, longer than </w:t>
+      </w:r>
+      <w:proofErr w:type="spellStart"/>
+      <w:r>
+        <w:t>maxLength</w:t>
+      </w:r>
+      <w:proofErr w:type="spellEnd"/>
+      <w:r>
+        <w:t xml:space="preserve"> or shorter than </w:t>
+      </w:r>
+      <w:proofErr w:type="spellStart"/>
+      <w:r>
+        <w:t>minLength</w:t>
+      </w:r>
+      <w:proofErr w:type="spellEnd"/>
+      <w:r>
+        <w:t xml:space="preserve">, it </w:t>
+      </w:r>
+      <w:proofErr w:type="spellStart"/>
+      <w:r>
+        <w:t>reprompts</w:t>
+      </w:r>
+      <w:proofErr w:type="spellEnd"/>
+      <w:r>
+        <w:t xml:space="preserve"> the user to enter their input. </w:t>
+      </w:r>
+      <w:r>
+        <w:t xml:space="preserve">Inside the </w:t>
+      </w:r>
+      <w:proofErr w:type="spellStart"/>
+      <w:r>
+        <w:t>enterGuess</w:t>
+      </w:r>
+      <w:proofErr w:type="spellEnd"/>
+      <w:r>
+        <w:t xml:space="preserve"> method there’s a check, that looks up if the entered guess is contained inside the guess HashSet.</w:t>
+      </w:r>
+    </w:p>
+    <w:p>
       <w:pPr>
         <w:pStyle w:val="Heading2"/>
       </w:pPr>
@@ -3476,6 +3733,1032 @@
     </w:p>
     <w:p>
       <w:pPr>
+        <w:pStyle w:val="Pseoudocode"/>
+      </w:pPr>
+      <w:r>
+        <w:t>/**</w:t>
+      </w:r>
+      <w:r>
+        <w:br/>
+        <w:t xml:space="preserve"> * Gets a string input from the player with minimum and maximum length restrictions.</w:t>
+      </w:r>
+      <w:r>
+        <w:br/>
+        <w:t xml:space="preserve"> * Continues to prompt until valid input is provided.</w:t>
+      </w:r>
+      <w:r>
+        <w:br/>
+        <w:t xml:space="preserve"> *</w:t>
+      </w:r>
+      <w:r>
+        <w:br/>
+        <w:t xml:space="preserve"> * @param prompt    The prompt message to display</w:t>
+      </w:r>
+      <w:r>
+        <w:br/>
+        <w:t xml:space="preserve"> * @param </w:t>
+      </w:r>
+      <w:proofErr w:type="spellStart"/>
+      <w:r>
+        <w:t>minLength</w:t>
+      </w:r>
+      <w:proofErr w:type="spellEnd"/>
+      <w:r>
+        <w:t xml:space="preserve"> The minimum allowed length of the input</w:t>
+      </w:r>
+      <w:r>
+        <w:br/>
+        <w:t xml:space="preserve"> * @param </w:t>
+      </w:r>
+      <w:proofErr w:type="spellStart"/>
+      <w:r>
+        <w:t>maxLength</w:t>
+      </w:r>
+      <w:proofErr w:type="spellEnd"/>
+      <w:r>
+        <w:t xml:space="preserve"> The maximum allowed length of the input</w:t>
+      </w:r>
+      <w:r>
+        <w:br/>
+        <w:t xml:space="preserve"> * @return The validated string input</w:t>
+      </w:r>
+      <w:r>
+        <w:br/>
+        <w:t xml:space="preserve"> */</w:t>
+      </w:r>
+      <w:r>
+        <w:br/>
+        <w:t xml:space="preserve">public static String </w:t>
+      </w:r>
+      <w:proofErr w:type="spellStart"/>
+      <w:r>
+        <w:t>getStringInput</w:t>
+      </w:r>
+      <w:proofErr w:type="spellEnd"/>
+      <w:r>
+        <w:t xml:space="preserve">(String prompt, int </w:t>
+      </w:r>
+      <w:proofErr w:type="spellStart"/>
+      <w:r>
+        <w:t>minLength</w:t>
+      </w:r>
+      <w:proofErr w:type="spellEnd"/>
+      <w:r>
+        <w:t xml:space="preserve">, int </w:t>
+      </w:r>
+      <w:proofErr w:type="spellStart"/>
+      <w:r>
+        <w:t>maxLength</w:t>
+      </w:r>
+      <w:proofErr w:type="spellEnd"/>
+      <w:r>
+        <w:t>)</w:t>
+      </w:r>
+      <w:r>
+        <w:br/>
+        <w:t>{</w:t>
+      </w:r>
+      <w:r>
+        <w:br/>
+        <w:t xml:space="preserve">    while (true)</w:t>
+      </w:r>
+      <w:r>
+        <w:br/>
+        <w:t xml:space="preserve">    {</w:t>
+      </w:r>
+      <w:r>
+        <w:br/>
+        <w:t xml:space="preserve">        </w:t>
+      </w:r>
+      <w:proofErr w:type="spellStart"/>
+      <w:r>
+        <w:t>IO.println</w:t>
+      </w:r>
+      <w:proofErr w:type="spellEnd"/>
+      <w:r>
+        <w:t>(prompt + ": ");</w:t>
+      </w:r>
+      <w:r>
+        <w:br/>
+        <w:t xml:space="preserve">        String input = </w:t>
+      </w:r>
+      <w:proofErr w:type="spellStart"/>
+      <w:r>
+        <w:t>IO.readln</w:t>
+      </w:r>
+      <w:proofErr w:type="spellEnd"/>
+      <w:r>
+        <w:t>().trim();;</w:t>
+      </w:r>
+      <w:r>
+        <w:br/>
+      </w:r>
+      <w:r>
+        <w:br/>
+        <w:t xml:space="preserve">        if (!</w:t>
+      </w:r>
+      <w:proofErr w:type="spellStart"/>
+      <w:r>
+        <w:t>input.isEmpty</w:t>
+      </w:r>
+      <w:proofErr w:type="spellEnd"/>
+      <w:r>
+        <w:t xml:space="preserve">() &amp;&amp; </w:t>
+      </w:r>
+      <w:proofErr w:type="spellStart"/>
+      <w:r>
+        <w:t>input.length</w:t>
+      </w:r>
+      <w:proofErr w:type="spellEnd"/>
+      <w:r>
+        <w:t xml:space="preserve">() &lt;= </w:t>
+      </w:r>
+      <w:proofErr w:type="spellStart"/>
+      <w:r>
+        <w:t>maxLength</w:t>
+      </w:r>
+      <w:proofErr w:type="spellEnd"/>
+      <w:r>
+        <w:t xml:space="preserve"> &amp;&amp; </w:t>
+      </w:r>
+      <w:proofErr w:type="spellStart"/>
+      <w:r>
+        <w:t>input.length</w:t>
+      </w:r>
+      <w:proofErr w:type="spellEnd"/>
+      <w:r>
+        <w:t xml:space="preserve">() &gt;= </w:t>
+      </w:r>
+      <w:proofErr w:type="spellStart"/>
+      <w:r>
+        <w:t>minLength</w:t>
+      </w:r>
+      <w:proofErr w:type="spellEnd"/>
+      <w:r>
+        <w:t>)</w:t>
+      </w:r>
+      <w:r>
+        <w:br/>
+        <w:t xml:space="preserve">        {</w:t>
+      </w:r>
+      <w:r>
+        <w:br/>
+        <w:t xml:space="preserve">            return input;</w:t>
+      </w:r>
+      <w:r>
+        <w:br/>
+        <w:t xml:space="preserve">        }</w:t>
+      </w:r>
+      <w:r>
+        <w:br/>
+      </w:r>
+      <w:r>
+        <w:br/>
+        <w:t xml:space="preserve">        if (</w:t>
+      </w:r>
+      <w:proofErr w:type="spellStart"/>
+      <w:r>
+        <w:t>input.length</w:t>
+      </w:r>
+      <w:proofErr w:type="spellEnd"/>
+      <w:r>
+        <w:t xml:space="preserve">() &gt; </w:t>
+      </w:r>
+      <w:proofErr w:type="spellStart"/>
+      <w:r>
+        <w:t>maxLength</w:t>
+      </w:r>
+      <w:proofErr w:type="spellEnd"/>
+      <w:r>
+        <w:t>)</w:t>
+      </w:r>
+      <w:r>
+        <w:br/>
+        <w:t xml:space="preserve">        {</w:t>
+      </w:r>
+      <w:r>
+        <w:br/>
+        <w:t xml:space="preserve">            </w:t>
+      </w:r>
+      <w:proofErr w:type="spellStart"/>
+      <w:r>
+        <w:t>printlnRed</w:t>
+      </w:r>
+      <w:proofErr w:type="spellEnd"/>
+      <w:r>
+        <w:t xml:space="preserve">("Input exceeds maximum length of " + </w:t>
+      </w:r>
+      <w:proofErr w:type="spellStart"/>
+      <w:r>
+        <w:t>maxLength</w:t>
+      </w:r>
+      <w:proofErr w:type="spellEnd"/>
+      <w:r>
+        <w:t xml:space="preserve"> + " characters. Please try again.");</w:t>
+      </w:r>
+      <w:r>
+        <w:br/>
+        <w:t xml:space="preserve">        }</w:t>
+      </w:r>
+      <w:r>
+        <w:br/>
+        <w:t xml:space="preserve">        else if (</w:t>
+      </w:r>
+      <w:proofErr w:type="spellStart"/>
+      <w:r>
+        <w:t>input.length</w:t>
+      </w:r>
+      <w:proofErr w:type="spellEnd"/>
+      <w:r>
+        <w:t xml:space="preserve">() &lt; </w:t>
+      </w:r>
+      <w:proofErr w:type="spellStart"/>
+      <w:r>
+        <w:t>minLength</w:t>
+      </w:r>
+      <w:proofErr w:type="spellEnd"/>
+      <w:r>
+        <w:t>)</w:t>
+      </w:r>
+      <w:r>
+        <w:br/>
+      </w:r>
+      <w:r>
+        <w:lastRenderedPageBreak/>
+        <w:t xml:space="preserve">        {</w:t>
+      </w:r>
+      <w:r>
+        <w:br/>
+        <w:t xml:space="preserve">            </w:t>
+      </w:r>
+      <w:proofErr w:type="spellStart"/>
+      <w:r>
+        <w:t>printlnRed</w:t>
+      </w:r>
+      <w:proofErr w:type="spellEnd"/>
+      <w:r>
+        <w:t xml:space="preserve">("Input must be at least " + </w:t>
+      </w:r>
+      <w:proofErr w:type="spellStart"/>
+      <w:r>
+        <w:t>minLength</w:t>
+      </w:r>
+      <w:proofErr w:type="spellEnd"/>
+      <w:r>
+        <w:t xml:space="preserve"> + " characters long. Please try again.");</w:t>
+      </w:r>
+      <w:r>
+        <w:br/>
+        <w:t xml:space="preserve">        }</w:t>
+      </w:r>
+      <w:r>
+        <w:br/>
+        <w:t xml:space="preserve">        else</w:t>
+      </w:r>
+      <w:r>
+        <w:br/>
+        <w:t xml:space="preserve">        {</w:t>
+      </w:r>
+      <w:r>
+        <w:br/>
+        <w:t xml:space="preserve">            </w:t>
+      </w:r>
+      <w:proofErr w:type="spellStart"/>
+      <w:r>
+        <w:t>printlnRed</w:t>
+      </w:r>
+      <w:proofErr w:type="spellEnd"/>
+      <w:r>
+        <w:t>("Input cannot be empty. Please try again.");</w:t>
+      </w:r>
+      <w:r>
+        <w:br/>
+        <w:t xml:space="preserve">        }</w:t>
+      </w:r>
+      <w:r>
+        <w:br/>
+        <w:t xml:space="preserve">    }</w:t>
+      </w:r>
+      <w:r>
+        <w:br/>
+        <w:t>}</w:t>
+      </w:r>
+    </w:p>
+    <w:p>
+      <w:pPr>
+        <w:pStyle w:val="Caption"/>
+      </w:pPr>
+      <w:r>
+        <w:t xml:space="preserve">Figure </w:t>
+      </w:r>
+      <w:r>
+        <w:fldChar w:fldCharType="begin"/>
+      </w:r>
+      <w:r>
+        <w:instrText xml:space="preserve"> SEQ Figure \* ARABIC </w:instrText>
+      </w:r>
+      <w:r>
+        <w:fldChar w:fldCharType="separate"/>
+      </w:r>
+      <w:r>
+        <w:rPr>
+          <w:noProof/>
+        </w:rPr>
+        <w:t>6</w:t>
+      </w:r>
+      <w:r>
+        <w:fldChar w:fldCharType="end"/>
+      </w:r>
+      <w:r>
+        <w:t xml:space="preserve">: </w:t>
+      </w:r>
+      <w:proofErr w:type="spellStart"/>
+      <w:r>
+        <w:t>getStringInput</w:t>
+      </w:r>
+      <w:proofErr w:type="spellEnd"/>
+      <w:r>
+        <w:t xml:space="preserve"> Method</w:t>
+      </w:r>
+    </w:p>
+    <w:p/>
+    <w:p>
+      <w:pPr>
+        <w:pStyle w:val="Pseoudocode"/>
+        <w:rPr>
+          <w:lang w:val="en-US"/>
+        </w:rPr>
+      </w:pPr>
+      <w:r>
+        <w:rPr>
+          <w:lang w:val="en-US"/>
+        </w:rPr>
+        <w:t xml:space="preserve">private </w:t>
+      </w:r>
+      <w:proofErr w:type="spellStart"/>
+      <w:r>
+        <w:rPr>
+          <w:lang w:val="en-US"/>
+        </w:rPr>
+        <w:t>boolean</w:t>
+      </w:r>
+      <w:proofErr w:type="spellEnd"/>
+      <w:r>
+        <w:rPr>
+          <w:lang w:val="en-US"/>
+        </w:rPr>
+        <w:t xml:space="preserve"> </w:t>
+      </w:r>
+      <w:proofErr w:type="spellStart"/>
+      <w:r>
+        <w:rPr>
+          <w:lang w:val="en-US"/>
+        </w:rPr>
+        <w:t>validateGuess</w:t>
+      </w:r>
+      <w:proofErr w:type="spellEnd"/>
+      <w:r>
+        <w:rPr>
+          <w:lang w:val="en-US"/>
+        </w:rPr>
+        <w:t>(String guess)</w:t>
+      </w:r>
+      <w:r>
+        <w:rPr>
+          <w:lang w:val="en-US"/>
+        </w:rPr>
+        <w:br/>
+        <w:t>{</w:t>
+      </w:r>
+      <w:r>
+        <w:rPr>
+          <w:lang w:val="en-US"/>
+        </w:rPr>
+        <w:br/>
+        <w:t xml:space="preserve">    return </w:t>
+      </w:r>
+      <w:proofErr w:type="spellStart"/>
+      <w:r>
+        <w:rPr>
+          <w:lang w:val="en-US"/>
+        </w:rPr>
+        <w:t>Words.</w:t>
+      </w:r>
+      <w:r>
+        <w:rPr>
+          <w:i/>
+          <w:iCs/>
+          <w:lang w:val="en-US"/>
+        </w:rPr>
+        <w:t>validGuesses</w:t>
+      </w:r>
+      <w:r>
+        <w:rPr>
+          <w:lang w:val="en-US"/>
+        </w:rPr>
+        <w:t>.contains</w:t>
+      </w:r>
+      <w:proofErr w:type="spellEnd"/>
+      <w:r>
+        <w:rPr>
+          <w:lang w:val="en-US"/>
+        </w:rPr>
+        <w:t>(guess);</w:t>
+      </w:r>
+      <w:r>
+        <w:rPr>
+          <w:lang w:val="en-US"/>
+        </w:rPr>
+        <w:br/>
+        <w:t>}</w:t>
+      </w:r>
+    </w:p>
+    <w:p>
+      <w:pPr>
+        <w:pStyle w:val="Caption"/>
+        <w:rPr>
+          <w:lang w:val="en-AT"/>
+        </w:rPr>
+      </w:pPr>
+      <w:r>
+        <w:t xml:space="preserve">Figure </w:t>
+      </w:r>
+      <w:r>
+        <w:fldChar w:fldCharType="begin"/>
+      </w:r>
+      <w:r>
+        <w:instrText xml:space="preserve"> SEQ Figure \* ARABIC </w:instrText>
+      </w:r>
+      <w:r>
+        <w:fldChar w:fldCharType="separate"/>
+      </w:r>
+      <w:r>
+        <w:rPr>
+          <w:noProof/>
+        </w:rPr>
+        <w:t>7</w:t>
+      </w:r>
+      <w:r>
+        <w:fldChar w:fldCharType="end"/>
+      </w:r>
+      <w:r>
+        <w:t xml:space="preserve">: </w:t>
+      </w:r>
+      <w:proofErr w:type="spellStart"/>
+      <w:r>
+        <w:t>validateGuess</w:t>
+      </w:r>
+      <w:proofErr w:type="spellEnd"/>
+      <w:r>
+        <w:t xml:space="preserve"> Method</w:t>
+      </w:r>
+    </w:p>
+    <w:p>
+      <w:pPr>
+        <w:pStyle w:val="Pseoudocode"/>
+        <w:rPr>
+          <w:lang w:val="en-AT"/>
+        </w:rPr>
+      </w:pPr>
+      <w:r>
+        <w:rPr>
+          <w:lang w:val="en-US"/>
+        </w:rPr>
+        <w:t xml:space="preserve">private Guess </w:t>
+      </w:r>
+      <w:proofErr w:type="spellStart"/>
+      <w:r>
+        <w:rPr>
+          <w:lang w:val="en-US"/>
+        </w:rPr>
+        <w:t>enterGuess</w:t>
+      </w:r>
+      <w:proofErr w:type="spellEnd"/>
+      <w:r>
+        <w:rPr>
+          <w:lang w:val="en-US"/>
+        </w:rPr>
+        <w:t>()</w:t>
+      </w:r>
+      <w:r>
+        <w:rPr>
+          <w:lang w:val="en-US"/>
+        </w:rPr>
+        <w:br/>
+        <w:t>{</w:t>
+      </w:r>
+      <w:r>
+        <w:rPr>
+          <w:lang w:val="en-US"/>
+        </w:rPr>
+        <w:br/>
+        <w:t xml:space="preserve">    do</w:t>
+      </w:r>
+      <w:r>
+        <w:rPr>
+          <w:lang w:val="en-US"/>
+        </w:rPr>
+        <w:br/>
+        <w:t xml:space="preserve">    {</w:t>
+      </w:r>
+      <w:r>
+        <w:rPr>
+          <w:lang w:val="en-US"/>
+        </w:rPr>
+        <w:br/>
+        <w:t xml:space="preserve">        String </w:t>
+      </w:r>
+      <w:proofErr w:type="spellStart"/>
+      <w:r>
+        <w:rPr>
+          <w:lang w:val="en-US"/>
+        </w:rPr>
+        <w:t>currentGuess</w:t>
+      </w:r>
+      <w:proofErr w:type="spellEnd"/>
+      <w:r>
+        <w:rPr>
+          <w:lang w:val="en-US"/>
+        </w:rPr>
+        <w:t xml:space="preserve"> = </w:t>
+      </w:r>
+      <w:proofErr w:type="spellStart"/>
+      <w:r>
+        <w:rPr>
+          <w:lang w:val="en-US"/>
+        </w:rPr>
+        <w:t>UI.</w:t>
+      </w:r>
+      <w:r>
+        <w:rPr>
+          <w:i/>
+          <w:iCs/>
+          <w:lang w:val="en-US"/>
+        </w:rPr>
+        <w:t>getStringInput</w:t>
+      </w:r>
+      <w:proofErr w:type="spellEnd"/>
+      <w:r>
+        <w:rPr>
+          <w:lang w:val="en-US"/>
+        </w:rPr>
+        <w:t xml:space="preserve">("Enter your Guess", </w:t>
+      </w:r>
+      <w:proofErr w:type="spellStart"/>
+      <w:r>
+        <w:rPr>
+          <w:lang w:val="en-AT"/>
+        </w:rPr>
+        <w:t>Config.</w:t>
+      </w:r>
+      <w:r>
+        <w:rPr>
+          <w:i/>
+          <w:iCs/>
+          <w:lang w:val="en-AT"/>
+        </w:rPr>
+        <w:t>MAX_WORD_LENGTH</w:t>
+      </w:r>
+      <w:proofErr w:type="spellEnd"/>
+      <w:r>
+        <w:rPr>
+          <w:lang w:val="en-AT"/>
+        </w:rPr>
+        <w:t xml:space="preserve">, </w:t>
+      </w:r>
+      <w:proofErr w:type="spellStart"/>
+      <w:r>
+        <w:rPr>
+          <w:lang w:val="en-AT"/>
+        </w:rPr>
+        <w:t>Config.</w:t>
+      </w:r>
+      <w:r>
+        <w:rPr>
+          <w:i/>
+          <w:iCs/>
+          <w:lang w:val="en-AT"/>
+        </w:rPr>
+        <w:t>MAX_WORD_LENGTH</w:t>
+      </w:r>
+      <w:proofErr w:type="spellEnd"/>
+    </w:p>
+    <w:p>
+      <w:pPr>
+        <w:pStyle w:val="Pseoudocode"/>
+      </w:pPr>
+      <w:r>
+        <w:rPr>
+          <w:lang w:val="en-US"/>
+        </w:rPr>
+        <w:t>).</w:t>
+      </w:r>
+      <w:proofErr w:type="spellStart"/>
+      <w:r>
+        <w:rPr>
+          <w:lang w:val="en-US"/>
+        </w:rPr>
+        <w:t>toUpperCase</w:t>
+      </w:r>
+      <w:proofErr w:type="spellEnd"/>
+      <w:r>
+        <w:rPr>
+          <w:lang w:val="en-US"/>
+        </w:rPr>
+        <w:t>();</w:t>
+      </w:r>
+      <w:r>
+        <w:rPr>
+          <w:lang w:val="en-US"/>
+        </w:rPr>
+        <w:br/>
+      </w:r>
+      <w:r>
+        <w:rPr>
+          <w:lang w:val="en-US"/>
+        </w:rPr>
+        <w:br/>
+        <w:t xml:space="preserve">        if (</w:t>
+      </w:r>
+      <w:proofErr w:type="spellStart"/>
+      <w:r>
+        <w:rPr>
+          <w:lang w:val="en-US"/>
+        </w:rPr>
+        <w:t>currentGuess.equals</w:t>
+      </w:r>
+      <w:proofErr w:type="spellEnd"/>
+      <w:r>
+        <w:rPr>
+          <w:lang w:val="en-US"/>
+        </w:rPr>
+        <w:t>(</w:t>
+      </w:r>
+      <w:proofErr w:type="spellStart"/>
+      <w:r>
+        <w:rPr>
+          <w:lang w:val="en-US"/>
+        </w:rPr>
+        <w:t>Config.</w:t>
+      </w:r>
+      <w:r>
+        <w:rPr>
+          <w:i/>
+          <w:iCs/>
+          <w:lang w:val="en-US"/>
+        </w:rPr>
+        <w:t>EXIT_COMMAND</w:t>
+      </w:r>
+      <w:proofErr w:type="spellEnd"/>
+      <w:r>
+        <w:rPr>
+          <w:lang w:val="en-US"/>
+        </w:rPr>
+        <w:t>))</w:t>
+      </w:r>
+      <w:r>
+        <w:rPr>
+          <w:lang w:val="en-US"/>
+        </w:rPr>
+        <w:br/>
+        <w:t xml:space="preserve">        {</w:t>
+      </w:r>
+      <w:r>
+        <w:rPr>
+          <w:lang w:val="en-US"/>
+        </w:rPr>
+        <w:br/>
+        <w:t xml:space="preserve">            return new Guess("EXIT!", new </w:t>
+      </w:r>
+      <w:proofErr w:type="spellStart"/>
+      <w:r>
+        <w:rPr>
+          <w:lang w:val="en-US"/>
+        </w:rPr>
+        <w:t>GuessAccuracy</w:t>
+      </w:r>
+      <w:proofErr w:type="spellEnd"/>
+      <w:r>
+        <w:rPr>
+          <w:lang w:val="en-US"/>
+        </w:rPr>
+        <w:t>[0]);</w:t>
+      </w:r>
+      <w:r>
+        <w:rPr>
+          <w:lang w:val="en-US"/>
+        </w:rPr>
+        <w:br/>
+        <w:t xml:space="preserve">        }</w:t>
+      </w:r>
+      <w:r>
+        <w:rPr>
+          <w:lang w:val="en-US"/>
+        </w:rPr>
+        <w:br/>
+        <w:t xml:space="preserve">        else if (</w:t>
+      </w:r>
+      <w:proofErr w:type="spellStart"/>
+      <w:r>
+        <w:rPr>
+          <w:lang w:val="en-US"/>
+        </w:rPr>
+        <w:t>currentGuess.equals</w:t>
+      </w:r>
+      <w:proofErr w:type="spellEnd"/>
+      <w:r>
+        <w:rPr>
+          <w:lang w:val="en-US"/>
+        </w:rPr>
+        <w:t>(</w:t>
+      </w:r>
+      <w:proofErr w:type="spellStart"/>
+      <w:r>
+        <w:rPr>
+          <w:lang w:val="en-US"/>
+        </w:rPr>
+        <w:t>Config.</w:t>
+      </w:r>
+      <w:r>
+        <w:rPr>
+          <w:i/>
+          <w:iCs/>
+          <w:lang w:val="en-US"/>
+        </w:rPr>
+        <w:t>HELP_COMMAND</w:t>
+      </w:r>
+      <w:proofErr w:type="spellEnd"/>
+      <w:r>
+        <w:rPr>
+          <w:lang w:val="en-US"/>
+        </w:rPr>
+        <w:t>))</w:t>
+      </w:r>
+      <w:r>
+        <w:rPr>
+          <w:lang w:val="en-US"/>
+        </w:rPr>
+        <w:br/>
+        <w:t xml:space="preserve">        {</w:t>
+      </w:r>
+      <w:r>
+        <w:rPr>
+          <w:lang w:val="en-US"/>
+        </w:rPr>
+        <w:br/>
+        <w:t xml:space="preserve">           </w:t>
+      </w:r>
+      <w:proofErr w:type="spellStart"/>
+      <w:r>
+        <w:rPr>
+          <w:lang w:val="en-US"/>
+        </w:rPr>
+        <w:t>UI.</w:t>
+      </w:r>
+      <w:r>
+        <w:rPr>
+          <w:i/>
+          <w:iCs/>
+          <w:lang w:val="en-US"/>
+        </w:rPr>
+        <w:t>printlnRed</w:t>
+      </w:r>
+      <w:proofErr w:type="spellEnd"/>
+      <w:r>
+        <w:rPr>
+          <w:lang w:val="en-US"/>
+        </w:rPr>
+        <w:t>("Not implemented yet.");</w:t>
+      </w:r>
+      <w:r>
+        <w:rPr>
+          <w:lang w:val="en-US"/>
+        </w:rPr>
+        <w:br/>
+        <w:t xml:space="preserve">        }</w:t>
+      </w:r>
+      <w:r>
+        <w:rPr>
+          <w:lang w:val="en-US"/>
+        </w:rPr>
+        <w:br/>
+      </w:r>
+      <w:r>
+        <w:rPr>
+          <w:lang w:val="en-US"/>
+        </w:rPr>
+        <w:br/>
+        <w:t xml:space="preserve">        if (</w:t>
+      </w:r>
+      <w:proofErr w:type="spellStart"/>
+      <w:r>
+        <w:rPr>
+          <w:lang w:val="en-US"/>
+        </w:rPr>
+        <w:t>validateGuess</w:t>
+      </w:r>
+      <w:proofErr w:type="spellEnd"/>
+      <w:r>
+        <w:rPr>
+          <w:lang w:val="en-US"/>
+        </w:rPr>
+        <w:t>(</w:t>
+      </w:r>
+      <w:proofErr w:type="spellStart"/>
+      <w:r>
+        <w:rPr>
+          <w:lang w:val="en-US"/>
+        </w:rPr>
+        <w:t>currentGuess</w:t>
+      </w:r>
+      <w:proofErr w:type="spellEnd"/>
+      <w:r>
+        <w:rPr>
+          <w:lang w:val="en-US"/>
+        </w:rPr>
+        <w:t>))</w:t>
+      </w:r>
+      <w:r>
+        <w:rPr>
+          <w:lang w:val="en-US"/>
+        </w:rPr>
+        <w:br/>
+        <w:t xml:space="preserve">        {</w:t>
+      </w:r>
+      <w:r>
+        <w:rPr>
+          <w:lang w:val="en-US"/>
+        </w:rPr>
+        <w:br/>
+        <w:t xml:space="preserve">            return </w:t>
+      </w:r>
+      <w:proofErr w:type="spellStart"/>
+      <w:r>
+        <w:rPr>
+          <w:lang w:val="en-US"/>
+        </w:rPr>
+        <w:t>computeGuess</w:t>
+      </w:r>
+      <w:proofErr w:type="spellEnd"/>
+      <w:r>
+        <w:rPr>
+          <w:lang w:val="en-US"/>
+        </w:rPr>
+        <w:t>(</w:t>
+      </w:r>
+      <w:proofErr w:type="spellStart"/>
+      <w:r>
+        <w:rPr>
+          <w:lang w:val="en-US"/>
+        </w:rPr>
+        <w:t>currentGuess</w:t>
+      </w:r>
+      <w:proofErr w:type="spellEnd"/>
+      <w:r>
+        <w:rPr>
+          <w:lang w:val="en-US"/>
+        </w:rPr>
+        <w:t>);</w:t>
+      </w:r>
+      <w:r>
+        <w:rPr>
+          <w:lang w:val="en-US"/>
+        </w:rPr>
+        <w:br/>
+      </w:r>
+      <w:r>
+        <w:rPr>
+          <w:lang w:val="en-US"/>
+        </w:rPr>
+        <w:lastRenderedPageBreak/>
+        <w:t xml:space="preserve">        }</w:t>
+      </w:r>
+      <w:r>
+        <w:rPr>
+          <w:lang w:val="en-US"/>
+        </w:rPr>
+        <w:br/>
+        <w:t xml:space="preserve">        else</w:t>
+      </w:r>
+      <w:r>
+        <w:rPr>
+          <w:lang w:val="en-US"/>
+        </w:rPr>
+        <w:br/>
+        <w:t xml:space="preserve">        {</w:t>
+      </w:r>
+      <w:r>
+        <w:rPr>
+          <w:lang w:val="en-US"/>
+        </w:rPr>
+        <w:br/>
+        <w:t xml:space="preserve">            </w:t>
+      </w:r>
+      <w:proofErr w:type="spellStart"/>
+      <w:r>
+        <w:rPr>
+          <w:lang w:val="en-US"/>
+        </w:rPr>
+        <w:t>UI.</w:t>
+      </w:r>
+      <w:r>
+        <w:rPr>
+          <w:i/>
+          <w:iCs/>
+          <w:lang w:val="en-US"/>
+        </w:rPr>
+        <w:t>printlnRed</w:t>
+      </w:r>
+      <w:proofErr w:type="spellEnd"/>
+      <w:r>
+        <w:rPr>
+          <w:lang w:val="en-US"/>
+        </w:rPr>
+        <w:t xml:space="preserve">("Invalid Guess. </w:t>
+      </w:r>
+      <w:proofErr w:type="spellStart"/>
+      <w:r>
+        <w:t>Please</w:t>
+      </w:r>
+      <w:proofErr w:type="spellEnd"/>
+      <w:r>
+        <w:t xml:space="preserve"> </w:t>
+      </w:r>
+      <w:proofErr w:type="spellStart"/>
+      <w:r>
+        <w:t>try</w:t>
+      </w:r>
+      <w:proofErr w:type="spellEnd"/>
+      <w:r>
+        <w:t xml:space="preserve"> </w:t>
+      </w:r>
+      <w:proofErr w:type="spellStart"/>
+      <w:r>
+        <w:t>again</w:t>
+      </w:r>
+      <w:proofErr w:type="spellEnd"/>
+      <w:r>
+        <w:t>.");</w:t>
+      </w:r>
+      <w:r>
+        <w:br/>
+        <w:t xml:space="preserve">        }</w:t>
+      </w:r>
+      <w:r>
+        <w:br/>
+        <w:t xml:space="preserve">    }</w:t>
+      </w:r>
+      <w:r>
+        <w:br/>
+        <w:t xml:space="preserve">    while (true);</w:t>
+      </w:r>
+      <w:r>
+        <w:br/>
+        <w:t>}</w:t>
+      </w:r>
+    </w:p>
+    <w:p>
+      <w:pPr>
+        <w:pStyle w:val="Caption"/>
+        <w:rPr>
+          <w:lang w:val="en-AT"/>
+        </w:rPr>
+      </w:pPr>
+      <w:r>
+        <w:t xml:space="preserve">Figure </w:t>
+      </w:r>
+      <w:r>
+        <w:fldChar w:fldCharType="begin"/>
+      </w:r>
+      <w:r>
+        <w:instrText xml:space="preserve"> SEQ Figure \* ARABIC </w:instrText>
+      </w:r>
+      <w:r>
+        <w:fldChar w:fldCharType="separate"/>
+      </w:r>
+      <w:r>
+        <w:rPr>
+          <w:noProof/>
+        </w:rPr>
+        <w:t>8</w:t>
+      </w:r>
+      <w:r>
+        <w:fldChar w:fldCharType="end"/>
+      </w:r>
+      <w:r>
+        <w:t xml:space="preserve">: </w:t>
+      </w:r>
+      <w:proofErr w:type="spellStart"/>
+      <w:r>
+        <w:t>enterGuess</w:t>
+      </w:r>
+      <w:proofErr w:type="spellEnd"/>
+      <w:r>
+        <w:t xml:space="preserve"> Method</w:t>
+      </w:r>
+    </w:p>
+    <w:p>
+      <w:pPr>
         <w:pStyle w:val="Heading2"/>
       </w:pPr>
       <w:bookmarkStart w:id="15" w:name="_Toc217572533"/>
@@ -3483,6 +4766,225 @@
         <w:t>Test</w:t>
       </w:r>
       <w:bookmarkEnd w:id="15"/>
+    </w:p>
+    <w:p>
+      <w:r>
+        <w:rPr>
+          <w:noProof/>
+        </w:rPr>
+        <mc:AlternateContent>
+          <mc:Choice Requires="wps">
+            <w:drawing>
+              <wp:anchor distT="0" distB="0" distL="114300" distR="114300" simplePos="0" relativeHeight="251667456" behindDoc="0" locked="0" layoutInCell="1" allowOverlap="1" wp14:anchorId="7DA94ED0" wp14:editId="6054FBB3">
+                <wp:simplePos x="0" y="0"/>
+                <wp:positionH relativeFrom="column">
+                  <wp:posOffset>205740</wp:posOffset>
+                </wp:positionH>
+                <wp:positionV relativeFrom="paragraph">
+                  <wp:posOffset>2542540</wp:posOffset>
+                </wp:positionV>
+                <wp:extent cx="5182870" cy="635"/>
+                <wp:effectExtent l="0" t="0" r="0" b="0"/>
+                <wp:wrapTopAndBottom/>
+                <wp:docPr id="1611957624" name="Text Box 1"/>
+                <wp:cNvGraphicFramePr/>
+                <a:graphic xmlns:a="http://schemas.openxmlformats.org/drawingml/2006/main">
+                  <a:graphicData uri="http://schemas.microsoft.com/office/word/2010/wordprocessingShape">
+                    <wps:wsp>
+                      <wps:cNvSpPr txBox="1"/>
+                      <wps:spPr>
+                        <a:xfrm>
+                          <a:off x="0" y="0"/>
+                          <a:ext cx="5182870" cy="635"/>
+                        </a:xfrm>
+                        <a:prstGeom prst="rect">
+                          <a:avLst/>
+                        </a:prstGeom>
+                        <a:solidFill>
+                          <a:prstClr val="white"/>
+                        </a:solidFill>
+                        <a:ln>
+                          <a:noFill/>
+                        </a:ln>
+                      </wps:spPr>
+                      <wps:txbx>
+                        <w:txbxContent>
+                          <w:p>
+                            <w:pPr>
+                              <w:pStyle w:val="Caption"/>
+                            </w:pPr>
+                            <w:r>
+                              <w:t xml:space="preserve">Figure </w:t>
+                            </w:r>
+                            <w:r>
+                              <w:fldChar w:fldCharType="begin"/>
+                            </w:r>
+                            <w:r>
+                              <w:instrText xml:space="preserve"> SEQ Figure \* ARABIC </w:instrText>
+                            </w:r>
+                            <w:r>
+                              <w:fldChar w:fldCharType="separate"/>
+                            </w:r>
+                            <w:r>
+                              <w:rPr>
+                                <w:noProof/>
+                              </w:rPr>
+                              <w:t>9</w:t>
+                            </w:r>
+                            <w:r>
+                              <w:fldChar w:fldCharType="end"/>
+                            </w:r>
+                            <w:r>
+                              <w:t>: Guessing Tests</w:t>
+                            </w:r>
+                          </w:p>
+                        </w:txbxContent>
+                      </wps:txbx>
+                      <wps:bodyPr rot="0" spcFirstLastPara="0" vertOverflow="overflow" horzOverflow="overflow" vert="horz" wrap="square" lIns="0" tIns="0" rIns="0" bIns="0" numCol="1" spcCol="0" rtlCol="0" fromWordArt="0" anchor="t" anchorCtr="0" forceAA="0" compatLnSpc="1">
+                        <a:prstTxWarp prst="textNoShape">
+                          <a:avLst/>
+                        </a:prstTxWarp>
+                        <a:spAutoFit/>
+                      </wps:bodyPr>
+                    </wps:wsp>
+                  </a:graphicData>
+                </a:graphic>
+              </wp:anchor>
+            </w:drawing>
+          </mc:Choice>
+          <mc:Fallback>
+            <w:pict>
+              <v:shape w14:anchorId="7DA94ED0" id="_x0000_s1029" type="#_x0000_t202" style="position:absolute;left:0;text-align:left;margin-left:16.2pt;margin-top:200.2pt;width:408.1pt;height:.05pt;z-index:251667456;visibility:visible;mso-wrap-style:square;mso-wrap-distance-left:9pt;mso-wrap-distance-top:0;mso-wrap-distance-right:9pt;mso-wrap-distance-bottom:0;mso-position-horizontal:absolute;mso-position-horizontal-relative:text;mso-position-vertical:absolute;mso-position-vertical-relative:text;v-text-anchor:top" o:gfxdata="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" stroked="f">
+                <v:textbox style="mso-fit-shape-to-text:t" inset="0,0,0,0">
+                  <w:txbxContent>
+                    <w:p>
+                      <w:pPr>
+                        <w:pStyle w:val="Caption"/>
+                      </w:pPr>
+                      <w:r>
+                        <w:t xml:space="preserve">Figure </w:t>
+                      </w:r>
+                      <w:r>
+                        <w:fldChar w:fldCharType="begin"/>
+                      </w:r>
+                      <w:r>
+                        <w:instrText xml:space="preserve"> SEQ Figure \* ARABIC </w:instrText>
+                      </w:r>
+                      <w:r>
+                        <w:fldChar w:fldCharType="separate"/>
+                      </w:r>
+                      <w:r>
+                        <w:rPr>
+                          <w:noProof/>
+                        </w:rPr>
+                        <w:t>9</w:t>
+                      </w:r>
+                      <w:r>
+                        <w:fldChar w:fldCharType="end"/>
+                      </w:r>
+                      <w:r>
+                        <w:t>: Guessing Tests</w:t>
+                      </w:r>
+                    </w:p>
+                  </w:txbxContent>
+                </v:textbox>
+                <w10:wrap type="topAndBottom"/>
+              </v:shape>
+            </w:pict>
+          </mc:Fallback>
+        </mc:AlternateContent>
+      </w:r>
+      <w:r>
+        <w:drawing>
+          <wp:anchor distT="0" distB="0" distL="114300" distR="114300" simplePos="0" relativeHeight="251665408" behindDoc="0" locked="0" layoutInCell="1" allowOverlap="1" wp14:anchorId="084E4101" wp14:editId="2E9D4C93">
+            <wp:simplePos x="0" y="0"/>
+            <wp:positionH relativeFrom="column">
+              <wp:posOffset>206273</wp:posOffset>
+            </wp:positionH>
+            <wp:positionV relativeFrom="paragraph">
+              <wp:posOffset>249495</wp:posOffset>
+            </wp:positionV>
+            <wp:extent cx="5182870" cy="2236470"/>
+            <wp:effectExtent l="0" t="0" r="0" b="0"/>
+            <wp:wrapTopAndBottom/>
+            <wp:docPr id="533324294" name="Picture 1"/>
+            <wp:cNvGraphicFramePr>
+              <a:graphicFrameLocks xmlns:a="http://schemas.openxmlformats.org/drawingml/2006/main" noChangeAspect="1"/>
+            </wp:cNvGraphicFramePr>
+            <a:graphic xmlns:a="http://schemas.openxmlformats.org/drawingml/2006/main">
+              <a:graphicData uri="http://schemas.openxmlformats.org/drawingml/2006/picture">
+                <pic:pic xmlns:pic="http://schemas.openxmlformats.org/drawingml/2006/picture">
+                  <pic:nvPicPr>
+                    <pic:cNvPr id="533324294" name=""/>
+                    <pic:cNvPicPr/>
+                  </pic:nvPicPr>
+                  <pic:blipFill>
+                    <a:blip r:embed="rId10">
+                      <a:extLst>
+                        <a:ext uri="{28A0092B-C50C-407E-A947-70E740481C1C}">
+                          <a14:useLocalDpi xmlns:a14="http://schemas.microsoft.com/office/drawing/2010/main" val="0"/>
+                        </a:ext>
+                      </a:extLst>
+                    </a:blip>
+                    <a:stretch>
+                      <a:fillRect/>
+                    </a:stretch>
+                  </pic:blipFill>
+                  <pic:spPr>
+                    <a:xfrm>
+                      <a:off x="0" y="0"/>
+                      <a:ext cx="5182870" cy="2236470"/>
+                    </a:xfrm>
+                    <a:prstGeom prst="rect">
+                      <a:avLst/>
+                    </a:prstGeom>
+                  </pic:spPr>
+                </pic:pic>
+              </a:graphicData>
+            </a:graphic>
+          </wp:anchor>
+        </w:drawing>
+      </w:r>
+    </w:p>
+    <w:p/>
+    <w:p>
+      <w:r>
+        <w:drawing>
+          <wp:inline distT="0" distB="0" distL="0" distR="0" wp14:anchorId="417562AF" wp14:editId="4F579B0E">
+            <wp:extent cx="704948" cy="314369"/>
+            <wp:effectExtent l="0" t="0" r="0" b="9525"/>
+            <wp:docPr id="678657082" name="Picture 1"/>
+            <wp:cNvGraphicFramePr>
+              <a:graphicFrameLocks xmlns:a="http://schemas.openxmlformats.org/drawingml/2006/main" noChangeAspect="1"/>
+            </wp:cNvGraphicFramePr>
+            <a:graphic xmlns:a="http://schemas.openxmlformats.org/drawingml/2006/main">
+              <a:graphicData uri="http://schemas.openxmlformats.org/drawingml/2006/picture">
+                <pic:pic xmlns:pic="http://schemas.openxmlformats.org/drawingml/2006/picture">
+                  <pic:nvPicPr>
+                    <pic:cNvPr id="678657082" name=""/>
+                    <pic:cNvPicPr/>
+                  </pic:nvPicPr>
+                  <pic:blipFill>
+                    <a:blip r:embed="rId11"/>
+                    <a:stretch>
+                      <a:fillRect/>
+                    </a:stretch>
+                  </pic:blipFill>
+                  <pic:spPr>
+                    <a:xfrm>
+                      <a:off x="0" y="0"/>
+                      <a:ext cx="704948" cy="314369"/>
+                    </a:xfrm>
+                    <a:prstGeom prst="rect">
+                      <a:avLst/>
+                    </a:prstGeom>
+                  </pic:spPr>
+                </pic:pic>
+              </a:graphicData>
+            </a:graphic>
+          </wp:inline>
+        </w:drawing>
+      </w:r>
     </w:p>
     <w:p>
       <w:pPr>
@@ -3521,6 +5023,52 @@
       <w:bookmarkEnd w:id="17"/>
     </w:p>
     <w:p>
+      <w:r>
+        <w:t xml:space="preserve">Guesses are stored as pairs of a String and an array of </w:t>
+      </w:r>
+      <w:proofErr w:type="spellStart"/>
+      <w:r>
+        <w:t>GuessAccuracies</w:t>
+      </w:r>
+      <w:proofErr w:type="spellEnd"/>
+      <w:r>
+        <w:t xml:space="preserve">, which is an </w:t>
+      </w:r>
+      <w:proofErr w:type="spellStart"/>
+      <w:r>
+        <w:t>enum</w:t>
+      </w:r>
+      <w:proofErr w:type="spellEnd"/>
+      <w:r>
+        <w:t xml:space="preserve"> with “CORRECT, WRONG_POSITION, INCORRECT” as values. </w:t>
+      </w:r>
+      <w:r>
+        <w:t>Calculating how accurate the guess is, is done in two passes. In the first pass</w:t>
+      </w:r>
+      <w:r>
+        <w:t xml:space="preserve">, it just checks if any letters are already in the correct position and stores those letters. In the second pass it checks for any incorrectly positioned letters. If the letter appears in the word, it adds a WRONG_POSITION </w:t>
+      </w:r>
+      <w:proofErr w:type="spellStart"/>
+      <w:r>
+        <w:t>GuessAccuracy</w:t>
+      </w:r>
+      <w:proofErr w:type="spellEnd"/>
+      <w:r>
+        <w:t>, otherwise INCORRECT.</w:t>
+      </w:r>
+      <w:r>
+        <w:t xml:space="preserve"> The </w:t>
+      </w:r>
+      <w:proofErr w:type="spellStart"/>
+      <w:r>
+        <w:t>GuessAccuracies</w:t>
+      </w:r>
+      <w:proofErr w:type="spellEnd"/>
+      <w:r>
+        <w:t xml:space="preserve"> get displayed as different colors when the guesses are printed to the console.</w:t>
+      </w:r>
+    </w:p>
+    <w:p>
       <w:pPr>
         <w:pStyle w:val="Heading2"/>
       </w:pPr>
@@ -3532,13 +5080,1414 @@
     </w:p>
     <w:p>
       <w:pPr>
+        <w:pStyle w:val="Pseoudocode"/>
+      </w:pPr>
+      <w:r>
+        <w:t xml:space="preserve">private Guess </w:t>
+      </w:r>
+      <w:proofErr w:type="spellStart"/>
+      <w:r>
+        <w:t>computeGuess</w:t>
+      </w:r>
+      <w:proofErr w:type="spellEnd"/>
+      <w:r>
+        <w:t xml:space="preserve">(String </w:t>
+      </w:r>
+      <w:proofErr w:type="spellStart"/>
+      <w:r>
+        <w:t>guessedWord</w:t>
+      </w:r>
+      <w:proofErr w:type="spellEnd"/>
+      <w:r>
+        <w:t>)</w:t>
+      </w:r>
+      <w:r>
+        <w:br/>
+        <w:t>{</w:t>
+      </w:r>
+      <w:r>
+        <w:br/>
+        <w:t xml:space="preserve">    </w:t>
+      </w:r>
+      <w:proofErr w:type="spellStart"/>
+      <w:r>
+        <w:t>GuessAccuracy</w:t>
+      </w:r>
+      <w:proofErr w:type="spellEnd"/>
+      <w:r>
+        <w:t xml:space="preserve">[] accuracies = new </w:t>
+      </w:r>
+      <w:proofErr w:type="spellStart"/>
+      <w:r>
+        <w:t>GuessAccuracy</w:t>
+      </w:r>
+      <w:proofErr w:type="spellEnd"/>
+      <w:r>
+        <w:t>[</w:t>
+      </w:r>
+      <w:proofErr w:type="spellStart"/>
+      <w:r>
+        <w:t>Config.</w:t>
+      </w:r>
+      <w:r>
+        <w:rPr>
+          <w:i/>
+          <w:iCs/>
+        </w:rPr>
+        <w:t>MAX_WORD_LENGTH</w:t>
+      </w:r>
+      <w:proofErr w:type="spellEnd"/>
+      <w:r>
+        <w:t>];</w:t>
+      </w:r>
+      <w:r>
+        <w:br/>
+        <w:t xml:space="preserve">    </w:t>
+      </w:r>
+      <w:proofErr w:type="spellStart"/>
+      <w:r>
+        <w:t>boolean</w:t>
+      </w:r>
+      <w:proofErr w:type="spellEnd"/>
+      <w:r>
+        <w:t xml:space="preserve">[] </w:t>
+      </w:r>
+      <w:proofErr w:type="spellStart"/>
+      <w:r>
+        <w:t>letterUsedInPickedWord</w:t>
+      </w:r>
+      <w:proofErr w:type="spellEnd"/>
+      <w:r>
+        <w:t xml:space="preserve"> = new </w:t>
+      </w:r>
+      <w:proofErr w:type="spellStart"/>
+      <w:r>
+        <w:t>boolean</w:t>
+      </w:r>
+      <w:proofErr w:type="spellEnd"/>
+      <w:r>
+        <w:t>[</w:t>
+      </w:r>
+      <w:proofErr w:type="spellStart"/>
+      <w:r>
+        <w:t>Config.</w:t>
+      </w:r>
+      <w:r>
+        <w:rPr>
+          <w:i/>
+          <w:iCs/>
+        </w:rPr>
+        <w:t>MAX_WORD_LENGTH</w:t>
+      </w:r>
+      <w:proofErr w:type="spellEnd"/>
+      <w:r>
+        <w:t>];</w:t>
+      </w:r>
+      <w:r>
+        <w:br/>
+      </w:r>
+      <w:r>
+        <w:br/>
+        <w:t xml:space="preserve">    </w:t>
+      </w:r>
+      <w:r>
+        <w:rPr>
+          <w:i/>
+          <w:iCs/>
+        </w:rPr>
+        <w:t>// First pass: Check for correct letters in correct positions</w:t>
+      </w:r>
+      <w:r>
+        <w:rPr>
+          <w:i/>
+          <w:iCs/>
+        </w:rPr>
+        <w:br/>
+        <w:t xml:space="preserve">    </w:t>
+      </w:r>
+      <w:r>
+        <w:t xml:space="preserve">for (int </w:t>
+      </w:r>
+      <w:proofErr w:type="spellStart"/>
+      <w:r>
+        <w:t>i</w:t>
+      </w:r>
+      <w:proofErr w:type="spellEnd"/>
+      <w:r>
+        <w:t xml:space="preserve"> = 0; </w:t>
+      </w:r>
+      <w:proofErr w:type="spellStart"/>
+      <w:r>
+        <w:t>i</w:t>
+      </w:r>
+      <w:proofErr w:type="spellEnd"/>
+      <w:r>
+        <w:t xml:space="preserve"> &lt; </w:t>
+      </w:r>
+      <w:proofErr w:type="spellStart"/>
+      <w:r>
+        <w:t>Config.</w:t>
+      </w:r>
+      <w:r>
+        <w:rPr>
+          <w:i/>
+          <w:iCs/>
+        </w:rPr>
+        <w:t>MAX_WORD_LENGTH</w:t>
+      </w:r>
+      <w:proofErr w:type="spellEnd"/>
+      <w:r>
+        <w:t xml:space="preserve">; </w:t>
+      </w:r>
+      <w:proofErr w:type="spellStart"/>
+      <w:r>
+        <w:t>i</w:t>
+      </w:r>
+      <w:proofErr w:type="spellEnd"/>
+      <w:r>
+        <w:t>++)</w:t>
+      </w:r>
+      <w:r>
+        <w:br/>
+        <w:t xml:space="preserve">    {</w:t>
+      </w:r>
+      <w:r>
+        <w:br/>
+        <w:t xml:space="preserve">        if (</w:t>
+      </w:r>
+      <w:proofErr w:type="spellStart"/>
+      <w:r>
+        <w:t>guessedWord.charAt</w:t>
+      </w:r>
+      <w:proofErr w:type="spellEnd"/>
+      <w:r>
+        <w:t>(</w:t>
+      </w:r>
+      <w:proofErr w:type="spellStart"/>
+      <w:r>
+        <w:t>i</w:t>
+      </w:r>
+      <w:proofErr w:type="spellEnd"/>
+      <w:r>
+        <w:t xml:space="preserve">) == </w:t>
+      </w:r>
+      <w:proofErr w:type="spellStart"/>
+      <w:r>
+        <w:t>pickedWord.charAt</w:t>
+      </w:r>
+      <w:proofErr w:type="spellEnd"/>
+      <w:r>
+        <w:t>(</w:t>
+      </w:r>
+      <w:proofErr w:type="spellStart"/>
+      <w:r>
+        <w:t>i</w:t>
+      </w:r>
+      <w:proofErr w:type="spellEnd"/>
+      <w:r>
+        <w:t>))</w:t>
+      </w:r>
+      <w:r>
+        <w:br/>
+        <w:t xml:space="preserve">        {</w:t>
+      </w:r>
+      <w:r>
+        <w:br/>
+        <w:t xml:space="preserve">            accuracies[</w:t>
+      </w:r>
+      <w:proofErr w:type="spellStart"/>
+      <w:r>
+        <w:t>i</w:t>
+      </w:r>
+      <w:proofErr w:type="spellEnd"/>
+      <w:r>
+        <w:t xml:space="preserve">] = </w:t>
+      </w:r>
+      <w:proofErr w:type="spellStart"/>
+      <w:r>
+        <w:t>GuessAccuracy.</w:t>
+      </w:r>
+      <w:r>
+        <w:rPr>
+          <w:i/>
+          <w:iCs/>
+        </w:rPr>
+        <w:t>CORRECT</w:t>
+      </w:r>
+      <w:proofErr w:type="spellEnd"/>
+      <w:r>
+        <w:t>;</w:t>
+      </w:r>
+      <w:r>
+        <w:br/>
+        <w:t xml:space="preserve">            </w:t>
+      </w:r>
+      <w:proofErr w:type="spellStart"/>
+      <w:r>
+        <w:t>letterUsedInPickedWord</w:t>
+      </w:r>
+      <w:proofErr w:type="spellEnd"/>
+      <w:r>
+        <w:t>[</w:t>
+      </w:r>
+      <w:proofErr w:type="spellStart"/>
+      <w:r>
+        <w:t>i</w:t>
+      </w:r>
+      <w:proofErr w:type="spellEnd"/>
+      <w:r>
+        <w:t>] = true;</w:t>
+      </w:r>
+      <w:r>
+        <w:br/>
+        <w:t xml:space="preserve">        }</w:t>
+      </w:r>
+      <w:r>
+        <w:br/>
+        <w:t xml:space="preserve">    }</w:t>
+      </w:r>
+      <w:r>
+        <w:br/>
+      </w:r>
+      <w:r>
+        <w:br/>
+        <w:t xml:space="preserve">    </w:t>
+      </w:r>
+      <w:r>
+        <w:rPr>
+          <w:i/>
+          <w:iCs/>
+        </w:rPr>
+        <w:t>// Second pass: Check for correct letters in wrong positions</w:t>
+      </w:r>
+      <w:r>
+        <w:rPr>
+          <w:i/>
+          <w:iCs/>
+        </w:rPr>
+        <w:br/>
+        <w:t xml:space="preserve">    </w:t>
+      </w:r>
+      <w:r>
+        <w:t xml:space="preserve">for (int </w:t>
+      </w:r>
+      <w:proofErr w:type="spellStart"/>
+      <w:r>
+        <w:t>i</w:t>
+      </w:r>
+      <w:proofErr w:type="spellEnd"/>
+      <w:r>
+        <w:t xml:space="preserve"> = 0; </w:t>
+      </w:r>
+      <w:proofErr w:type="spellStart"/>
+      <w:r>
+        <w:t>i</w:t>
+      </w:r>
+      <w:proofErr w:type="spellEnd"/>
+      <w:r>
+        <w:t xml:space="preserve"> &lt; </w:t>
+      </w:r>
+      <w:proofErr w:type="spellStart"/>
+      <w:r>
+        <w:t>Config.</w:t>
+      </w:r>
+      <w:r>
+        <w:rPr>
+          <w:i/>
+          <w:iCs/>
+        </w:rPr>
+        <w:t>MAX_WORD_LENGTH</w:t>
+      </w:r>
+      <w:proofErr w:type="spellEnd"/>
+      <w:r>
+        <w:t xml:space="preserve">; </w:t>
+      </w:r>
+      <w:proofErr w:type="spellStart"/>
+      <w:r>
+        <w:t>i</w:t>
+      </w:r>
+      <w:proofErr w:type="spellEnd"/>
+      <w:r>
+        <w:t>++)</w:t>
+      </w:r>
+      <w:r>
+        <w:br/>
+        <w:t xml:space="preserve">    {</w:t>
+      </w:r>
+      <w:r>
+        <w:br/>
+        <w:t xml:space="preserve">        if (accuracies[</w:t>
+      </w:r>
+      <w:proofErr w:type="spellStart"/>
+      <w:r>
+        <w:t>i</w:t>
+      </w:r>
+      <w:proofErr w:type="spellEnd"/>
+      <w:r>
+        <w:t>] == null)</w:t>
+      </w:r>
+      <w:r>
+        <w:br/>
+        <w:t xml:space="preserve">        {</w:t>
+      </w:r>
+      <w:r>
+        <w:br/>
+        <w:t xml:space="preserve">            </w:t>
+      </w:r>
+      <w:proofErr w:type="spellStart"/>
+      <w:r>
+        <w:t>boolean</w:t>
+      </w:r>
+      <w:proofErr w:type="spellEnd"/>
+      <w:r>
+        <w:t xml:space="preserve"> found = false;</w:t>
+      </w:r>
+      <w:r>
+        <w:br/>
+        <w:t xml:space="preserve">            for (int j = 0; j &lt; </w:t>
+      </w:r>
+      <w:proofErr w:type="spellStart"/>
+      <w:r>
+        <w:t>Config.</w:t>
+      </w:r>
+      <w:r>
+        <w:rPr>
+          <w:i/>
+          <w:iCs/>
+        </w:rPr>
+        <w:t>MAX_WORD_LENGTH</w:t>
+      </w:r>
+      <w:proofErr w:type="spellEnd"/>
+      <w:r>
+        <w:t xml:space="preserve">; </w:t>
+      </w:r>
+      <w:proofErr w:type="spellStart"/>
+      <w:r>
+        <w:t>j++</w:t>
+      </w:r>
+      <w:proofErr w:type="spellEnd"/>
+      <w:r>
+        <w:t>)</w:t>
+      </w:r>
+      <w:r>
+        <w:br/>
+        <w:t xml:space="preserve">            {</w:t>
+      </w:r>
+      <w:r>
+        <w:br/>
+      </w:r>
+      <w:r>
+        <w:lastRenderedPageBreak/>
+        <w:t xml:space="preserve">                if (!</w:t>
+      </w:r>
+      <w:proofErr w:type="spellStart"/>
+      <w:r>
+        <w:t>letterUsedInPickedWord</w:t>
+      </w:r>
+      <w:proofErr w:type="spellEnd"/>
+      <w:r>
+        <w:t xml:space="preserve">[j] &amp;&amp; </w:t>
+      </w:r>
+      <w:proofErr w:type="spellStart"/>
+      <w:r>
+        <w:t>guessedWord.charAt</w:t>
+      </w:r>
+      <w:proofErr w:type="spellEnd"/>
+      <w:r>
+        <w:t>(</w:t>
+      </w:r>
+      <w:proofErr w:type="spellStart"/>
+      <w:r>
+        <w:t>i</w:t>
+      </w:r>
+      <w:proofErr w:type="spellEnd"/>
+      <w:r>
+        <w:t xml:space="preserve">) == </w:t>
+      </w:r>
+      <w:proofErr w:type="spellStart"/>
+      <w:r>
+        <w:t>pickedWord.charAt</w:t>
+      </w:r>
+      <w:proofErr w:type="spellEnd"/>
+      <w:r>
+        <w:t>(j))</w:t>
+      </w:r>
+      <w:r>
+        <w:br/>
+        <w:t xml:space="preserve">                {</w:t>
+      </w:r>
+      <w:r>
+        <w:br/>
+        <w:t xml:space="preserve">                    found = true;</w:t>
+      </w:r>
+      <w:r>
+        <w:br/>
+        <w:t xml:space="preserve">                    </w:t>
+      </w:r>
+      <w:proofErr w:type="spellStart"/>
+      <w:r>
+        <w:t>letterUsedInPickedWord</w:t>
+      </w:r>
+      <w:proofErr w:type="spellEnd"/>
+      <w:r>
+        <w:t>[j] = true;</w:t>
+      </w:r>
+      <w:r>
+        <w:br/>
+        <w:t xml:space="preserve">                    break;</w:t>
+      </w:r>
+      <w:r>
+        <w:br/>
+        <w:t xml:space="preserve">                }</w:t>
+      </w:r>
+      <w:r>
+        <w:br/>
+        <w:t xml:space="preserve">            }</w:t>
+      </w:r>
+      <w:r>
+        <w:br/>
+        <w:t xml:space="preserve">            accuracies[</w:t>
+      </w:r>
+      <w:proofErr w:type="spellStart"/>
+      <w:r>
+        <w:t>i</w:t>
+      </w:r>
+      <w:proofErr w:type="spellEnd"/>
+      <w:r>
+        <w:t xml:space="preserve">] = found ? </w:t>
+      </w:r>
+      <w:proofErr w:type="spellStart"/>
+      <w:r>
+        <w:t>GuessAccuracy.</w:t>
+      </w:r>
+      <w:r>
+        <w:rPr>
+          <w:i/>
+          <w:iCs/>
+        </w:rPr>
+        <w:t>WRONG_POSITION</w:t>
+      </w:r>
+      <w:proofErr w:type="spellEnd"/>
+      <w:r>
+        <w:rPr>
+          <w:i/>
+          <w:iCs/>
+        </w:rPr>
+        <w:t xml:space="preserve"> </w:t>
+      </w:r>
+      <w:r>
+        <w:t xml:space="preserve">: </w:t>
+      </w:r>
+      <w:proofErr w:type="spellStart"/>
+      <w:r>
+        <w:t>GuessAccuracy.</w:t>
+      </w:r>
+      <w:r>
+        <w:rPr>
+          <w:i/>
+          <w:iCs/>
+        </w:rPr>
+        <w:t>INCORRECT</w:t>
+      </w:r>
+      <w:proofErr w:type="spellEnd"/>
+      <w:r>
+        <w:t>;</w:t>
+      </w:r>
+      <w:r>
+        <w:br/>
+        <w:t xml:space="preserve">        }</w:t>
+      </w:r>
+      <w:r>
+        <w:br/>
+        <w:t xml:space="preserve">    }</w:t>
+      </w:r>
+      <w:r>
+        <w:br/>
+      </w:r>
+      <w:r>
+        <w:br/>
+        <w:t xml:space="preserve">    return new Guess(</w:t>
+      </w:r>
+      <w:proofErr w:type="spellStart"/>
+      <w:r>
+        <w:t>guessedWord</w:t>
+      </w:r>
+      <w:proofErr w:type="spellEnd"/>
+      <w:r>
+        <w:t>, accuracies);</w:t>
+      </w:r>
+      <w:r>
+        <w:br/>
+        <w:t>}</w:t>
+      </w:r>
+    </w:p>
+    <w:p>
+      <w:pPr>
+        <w:pStyle w:val="Caption"/>
+        <w:rPr>
+          <w:lang w:val="en-AT"/>
+        </w:rPr>
+      </w:pPr>
+      <w:r>
+        <w:t xml:space="preserve">Figure </w:t>
+      </w:r>
+      <w:r>
+        <w:fldChar w:fldCharType="begin"/>
+      </w:r>
+      <w:r>
+        <w:instrText xml:space="preserve"> SEQ Figure \* ARABIC </w:instrText>
+      </w:r>
+      <w:r>
+        <w:fldChar w:fldCharType="separate"/>
+      </w:r>
+      <w:r>
+        <w:rPr>
+          <w:noProof/>
+        </w:rPr>
+        <w:t>10</w:t>
+      </w:r>
+      <w:r>
+        <w:fldChar w:fldCharType="end"/>
+      </w:r>
+      <w:r>
+        <w:t xml:space="preserve">: </w:t>
+      </w:r>
+      <w:proofErr w:type="spellStart"/>
+      <w:r>
+        <w:t>computeGuess</w:t>
+      </w:r>
+      <w:proofErr w:type="spellEnd"/>
+    </w:p>
+    <w:p>
+      <w:pPr>
+        <w:rPr>
+          <w:lang w:val="en-AT"/>
+        </w:rPr>
+      </w:pPr>
+    </w:p>
+    <w:p>
+      <w:pPr>
+        <w:pStyle w:val="Pseoudocode"/>
+        <w:rPr>
+          <w:lang w:val="en-US"/>
+        </w:rPr>
+      </w:pPr>
+      <w:r>
+        <w:rPr>
+          <w:lang w:val="en-US"/>
+        </w:rPr>
+        <w:t>pu</w:t>
+      </w:r>
+      <w:r>
+        <w:rPr>
+          <w:lang w:val="en-US"/>
+        </w:rPr>
+        <w:t>blic class Guess</w:t>
+      </w:r>
+      <w:r>
+        <w:rPr>
+          <w:lang w:val="en-US"/>
+        </w:rPr>
+        <w:br/>
+        <w:t>{</w:t>
+      </w:r>
+      <w:r>
+        <w:rPr>
+          <w:lang w:val="en-US"/>
+        </w:rPr>
+        <w:br/>
+        <w:t xml:space="preserve">    private final String word;</w:t>
+      </w:r>
+      <w:r>
+        <w:rPr>
+          <w:lang w:val="en-US"/>
+        </w:rPr>
+        <w:br/>
+        <w:t xml:space="preserve">    private final </w:t>
+      </w:r>
+      <w:proofErr w:type="spellStart"/>
+      <w:r>
+        <w:rPr>
+          <w:lang w:val="en-US"/>
+        </w:rPr>
+        <w:t>GuessAccuracy</w:t>
+      </w:r>
+      <w:proofErr w:type="spellEnd"/>
+      <w:r>
+        <w:rPr>
+          <w:lang w:val="en-US"/>
+        </w:rPr>
+        <w:t>[] accuracies;</w:t>
+      </w:r>
+      <w:r>
+        <w:rPr>
+          <w:lang w:val="en-US"/>
+        </w:rPr>
+        <w:br/>
+      </w:r>
+      <w:r>
+        <w:rPr>
+          <w:lang w:val="en-US"/>
+        </w:rPr>
+        <w:br/>
+        <w:t xml:space="preserve">    public Guess(String word, </w:t>
+      </w:r>
+      <w:proofErr w:type="spellStart"/>
+      <w:r>
+        <w:rPr>
+          <w:lang w:val="en-US"/>
+        </w:rPr>
+        <w:t>GuessAccuracy</w:t>
+      </w:r>
+      <w:proofErr w:type="spellEnd"/>
+      <w:r>
+        <w:rPr>
+          <w:lang w:val="en-US"/>
+        </w:rPr>
+        <w:t>[] accuracies)</w:t>
+      </w:r>
+      <w:r>
+        <w:rPr>
+          <w:lang w:val="en-US"/>
+        </w:rPr>
+        <w:br/>
+        <w:t xml:space="preserve">    {</w:t>
+      </w:r>
+      <w:r>
+        <w:rPr>
+          <w:lang w:val="en-US"/>
+        </w:rPr>
+        <w:br/>
+        <w:t xml:space="preserve">        </w:t>
+      </w:r>
+      <w:proofErr w:type="spellStart"/>
+      <w:r>
+        <w:rPr>
+          <w:lang w:val="en-US"/>
+        </w:rPr>
+        <w:t>this.word</w:t>
+      </w:r>
+      <w:proofErr w:type="spellEnd"/>
+      <w:r>
+        <w:rPr>
+          <w:lang w:val="en-US"/>
+        </w:rPr>
+        <w:t xml:space="preserve"> = word;</w:t>
+      </w:r>
+      <w:r>
+        <w:rPr>
+          <w:lang w:val="en-US"/>
+        </w:rPr>
+        <w:br/>
+        <w:t xml:space="preserve">        </w:t>
+      </w:r>
+      <w:proofErr w:type="spellStart"/>
+      <w:r>
+        <w:rPr>
+          <w:lang w:val="en-US"/>
+        </w:rPr>
+        <w:t>this.accuracies</w:t>
+      </w:r>
+      <w:proofErr w:type="spellEnd"/>
+      <w:r>
+        <w:rPr>
+          <w:lang w:val="en-US"/>
+        </w:rPr>
+        <w:t xml:space="preserve"> = accuracies;</w:t>
+      </w:r>
+      <w:r>
+        <w:rPr>
+          <w:lang w:val="en-US"/>
+        </w:rPr>
+        <w:br/>
+        <w:t xml:space="preserve">    }</w:t>
+      </w:r>
+      <w:r>
+        <w:rPr>
+          <w:lang w:val="en-US"/>
+        </w:rPr>
+        <w:br/>
+      </w:r>
+      <w:r>
+        <w:rPr>
+          <w:lang w:val="en-US"/>
+        </w:rPr>
+        <w:br/>
+        <w:t xml:space="preserve">    public void </w:t>
+      </w:r>
+      <w:proofErr w:type="spellStart"/>
+      <w:r>
+        <w:rPr>
+          <w:lang w:val="en-US"/>
+        </w:rPr>
+        <w:t>printGuess</w:t>
+      </w:r>
+      <w:proofErr w:type="spellEnd"/>
+      <w:r>
+        <w:rPr>
+          <w:lang w:val="en-US"/>
+        </w:rPr>
+        <w:t>()</w:t>
+      </w:r>
+      <w:r>
+        <w:rPr>
+          <w:lang w:val="en-US"/>
+        </w:rPr>
+        <w:br/>
+        <w:t xml:space="preserve">    {</w:t>
+      </w:r>
+      <w:r>
+        <w:rPr>
+          <w:lang w:val="en-US"/>
+        </w:rPr>
+        <w:br/>
+        <w:t xml:space="preserve">        for (int </w:t>
+      </w:r>
+      <w:proofErr w:type="spellStart"/>
+      <w:r>
+        <w:rPr>
+          <w:lang w:val="en-US"/>
+        </w:rPr>
+        <w:t>i</w:t>
+      </w:r>
+      <w:proofErr w:type="spellEnd"/>
+      <w:r>
+        <w:rPr>
+          <w:lang w:val="en-US"/>
+        </w:rPr>
+        <w:t xml:space="preserve"> = 0; </w:t>
+      </w:r>
+      <w:proofErr w:type="spellStart"/>
+      <w:r>
+        <w:rPr>
+          <w:lang w:val="en-US"/>
+        </w:rPr>
+        <w:t>i</w:t>
+      </w:r>
+      <w:proofErr w:type="spellEnd"/>
+      <w:r>
+        <w:rPr>
+          <w:lang w:val="en-US"/>
+        </w:rPr>
+        <w:t xml:space="preserve"> &lt; </w:t>
+      </w:r>
+      <w:proofErr w:type="spellStart"/>
+      <w:r>
+        <w:rPr>
+          <w:lang w:val="en-US"/>
+        </w:rPr>
+        <w:t>word.length</w:t>
+      </w:r>
+      <w:proofErr w:type="spellEnd"/>
+      <w:r>
+        <w:rPr>
+          <w:lang w:val="en-US"/>
+        </w:rPr>
+        <w:t xml:space="preserve">(); </w:t>
+      </w:r>
+      <w:proofErr w:type="spellStart"/>
+      <w:r>
+        <w:rPr>
+          <w:lang w:val="en-US"/>
+        </w:rPr>
+        <w:t>i</w:t>
+      </w:r>
+      <w:proofErr w:type="spellEnd"/>
+      <w:r>
+        <w:rPr>
+          <w:lang w:val="en-US"/>
+        </w:rPr>
+        <w:t>++)</w:t>
+      </w:r>
+      <w:r>
+        <w:rPr>
+          <w:lang w:val="en-US"/>
+        </w:rPr>
+        <w:br/>
+        <w:t xml:space="preserve">        {</w:t>
+      </w:r>
+      <w:r>
+        <w:rPr>
+          <w:lang w:val="en-US"/>
+        </w:rPr>
+        <w:br/>
+        <w:t xml:space="preserve">            char letter = </w:t>
+      </w:r>
+      <w:proofErr w:type="spellStart"/>
+      <w:r>
+        <w:rPr>
+          <w:lang w:val="en-US"/>
+        </w:rPr>
+        <w:t>word.charAt</w:t>
+      </w:r>
+      <w:proofErr w:type="spellEnd"/>
+      <w:r>
+        <w:rPr>
+          <w:lang w:val="en-US"/>
+        </w:rPr>
+        <w:t>(</w:t>
+      </w:r>
+      <w:proofErr w:type="spellStart"/>
+      <w:r>
+        <w:rPr>
+          <w:lang w:val="en-US"/>
+        </w:rPr>
+        <w:t>i</w:t>
+      </w:r>
+      <w:proofErr w:type="spellEnd"/>
+      <w:r>
+        <w:rPr>
+          <w:lang w:val="en-US"/>
+        </w:rPr>
+        <w:t>);</w:t>
+      </w:r>
+      <w:r>
+        <w:rPr>
+          <w:lang w:val="en-US"/>
+        </w:rPr>
+        <w:br/>
+        <w:t xml:space="preserve">            </w:t>
+      </w:r>
+      <w:proofErr w:type="spellStart"/>
+      <w:r>
+        <w:rPr>
+          <w:lang w:val="en-US"/>
+        </w:rPr>
+        <w:t>GuessAccuracy</w:t>
+      </w:r>
+      <w:proofErr w:type="spellEnd"/>
+      <w:r>
+        <w:rPr>
+          <w:lang w:val="en-US"/>
+        </w:rPr>
+        <w:t xml:space="preserve"> accuracy = accuracies[</w:t>
+      </w:r>
+      <w:proofErr w:type="spellStart"/>
+      <w:r>
+        <w:rPr>
+          <w:lang w:val="en-US"/>
+        </w:rPr>
+        <w:t>i</w:t>
+      </w:r>
+      <w:proofErr w:type="spellEnd"/>
+      <w:r>
+        <w:rPr>
+          <w:lang w:val="en-US"/>
+        </w:rPr>
+        <w:t>];</w:t>
+      </w:r>
+      <w:r>
+        <w:rPr>
+          <w:lang w:val="en-US"/>
+        </w:rPr>
+        <w:br/>
+      </w:r>
+      <w:r>
+        <w:rPr>
+          <w:lang w:val="en-US"/>
+        </w:rPr>
+        <w:br/>
+        <w:t xml:space="preserve">            switch (accuracy)</w:t>
+      </w:r>
+      <w:r>
+        <w:rPr>
+          <w:lang w:val="en-US"/>
+        </w:rPr>
+        <w:br/>
+        <w:t xml:space="preserve">            {</w:t>
+      </w:r>
+      <w:r>
+        <w:rPr>
+          <w:lang w:val="en-US"/>
+        </w:rPr>
+        <w:br/>
+        <w:t xml:space="preserve">                case </w:t>
+      </w:r>
+      <w:r>
+        <w:rPr>
+          <w:i/>
+          <w:iCs/>
+          <w:lang w:val="en-US"/>
+        </w:rPr>
+        <w:t xml:space="preserve">CORRECT </w:t>
+      </w:r>
+      <w:r>
+        <w:rPr>
+          <w:lang w:val="en-US"/>
+        </w:rPr>
+        <w:t xml:space="preserve">-&gt; </w:t>
+      </w:r>
+      <w:proofErr w:type="spellStart"/>
+      <w:r>
+        <w:rPr>
+          <w:lang w:val="en-US"/>
+        </w:rPr>
+        <w:t>UI.</w:t>
+      </w:r>
+      <w:r>
+        <w:rPr>
+          <w:i/>
+          <w:iCs/>
+          <w:lang w:val="en-US"/>
+        </w:rPr>
+        <w:t>printGreen</w:t>
+      </w:r>
+      <w:proofErr w:type="spellEnd"/>
+      <w:r>
+        <w:rPr>
+          <w:lang w:val="en-US"/>
+        </w:rPr>
+        <w:t>(</w:t>
+      </w:r>
+      <w:proofErr w:type="spellStart"/>
+      <w:r>
+        <w:rPr>
+          <w:lang w:val="en-US"/>
+        </w:rPr>
+        <w:t>String.</w:t>
+      </w:r>
+      <w:r>
+        <w:rPr>
+          <w:i/>
+          <w:iCs/>
+          <w:lang w:val="en-US"/>
+        </w:rPr>
+        <w:t>valueOf</w:t>
+      </w:r>
+      <w:proofErr w:type="spellEnd"/>
+      <w:r>
+        <w:rPr>
+          <w:lang w:val="en-US"/>
+        </w:rPr>
+        <w:t>(letter));</w:t>
+      </w:r>
+      <w:r>
+        <w:rPr>
+          <w:lang w:val="en-US"/>
+        </w:rPr>
+        <w:br/>
+        <w:t xml:space="preserve">                case </w:t>
+      </w:r>
+      <w:r>
+        <w:rPr>
+          <w:i/>
+          <w:iCs/>
+          <w:lang w:val="en-US"/>
+        </w:rPr>
+        <w:t xml:space="preserve">WRONG_POSITION </w:t>
+      </w:r>
+      <w:r>
+        <w:rPr>
+          <w:lang w:val="en-US"/>
+        </w:rPr>
+        <w:t xml:space="preserve">-&gt; </w:t>
+      </w:r>
+      <w:proofErr w:type="spellStart"/>
+      <w:r>
+        <w:rPr>
+          <w:lang w:val="en-US"/>
+        </w:rPr>
+        <w:lastRenderedPageBreak/>
+        <w:t>UI.</w:t>
+      </w:r>
+      <w:r>
+        <w:rPr>
+          <w:i/>
+          <w:iCs/>
+          <w:lang w:val="en-US"/>
+        </w:rPr>
+        <w:t>printYellow</w:t>
+      </w:r>
+      <w:proofErr w:type="spellEnd"/>
+      <w:r>
+        <w:rPr>
+          <w:lang w:val="en-US"/>
+        </w:rPr>
+        <w:t>(</w:t>
+      </w:r>
+      <w:proofErr w:type="spellStart"/>
+      <w:r>
+        <w:rPr>
+          <w:lang w:val="en-US"/>
+        </w:rPr>
+        <w:t>String.</w:t>
+      </w:r>
+      <w:r>
+        <w:rPr>
+          <w:i/>
+          <w:iCs/>
+          <w:lang w:val="en-US"/>
+        </w:rPr>
+        <w:t>valueOf</w:t>
+      </w:r>
+      <w:proofErr w:type="spellEnd"/>
+      <w:r>
+        <w:rPr>
+          <w:lang w:val="en-US"/>
+        </w:rPr>
+        <w:t>(letter));</w:t>
+      </w:r>
+      <w:r>
+        <w:rPr>
+          <w:lang w:val="en-US"/>
+        </w:rPr>
+        <w:br/>
+        <w:t xml:space="preserve">                case </w:t>
+      </w:r>
+      <w:r>
+        <w:rPr>
+          <w:i/>
+          <w:iCs/>
+          <w:lang w:val="en-US"/>
+        </w:rPr>
+        <w:t xml:space="preserve">INCORRECT </w:t>
+      </w:r>
+      <w:r>
+        <w:rPr>
+          <w:lang w:val="en-US"/>
+        </w:rPr>
+        <w:t xml:space="preserve">-&gt; </w:t>
+      </w:r>
+      <w:proofErr w:type="spellStart"/>
+      <w:r>
+        <w:rPr>
+          <w:lang w:val="en-US"/>
+        </w:rPr>
+        <w:t>UI.</w:t>
+      </w:r>
+      <w:r>
+        <w:rPr>
+          <w:i/>
+          <w:iCs/>
+          <w:lang w:val="en-US"/>
+        </w:rPr>
+        <w:t>printGray</w:t>
+      </w:r>
+      <w:proofErr w:type="spellEnd"/>
+      <w:r>
+        <w:rPr>
+          <w:lang w:val="en-US"/>
+        </w:rPr>
+        <w:t>(</w:t>
+      </w:r>
+      <w:proofErr w:type="spellStart"/>
+      <w:r>
+        <w:rPr>
+          <w:lang w:val="en-US"/>
+        </w:rPr>
+        <w:t>String.</w:t>
+      </w:r>
+      <w:r>
+        <w:rPr>
+          <w:i/>
+          <w:iCs/>
+          <w:lang w:val="en-US"/>
+        </w:rPr>
+        <w:t>valueOf</w:t>
+      </w:r>
+      <w:proofErr w:type="spellEnd"/>
+      <w:r>
+        <w:rPr>
+          <w:lang w:val="en-US"/>
+        </w:rPr>
+        <w:t>(letter));</w:t>
+      </w:r>
+      <w:r>
+        <w:rPr>
+          <w:lang w:val="en-US"/>
+        </w:rPr>
+        <w:br/>
+        <w:t xml:space="preserve">            }</w:t>
+      </w:r>
+      <w:r>
+        <w:rPr>
+          <w:lang w:val="en-US"/>
+        </w:rPr>
+        <w:br/>
+        <w:t xml:space="preserve">        }</w:t>
+      </w:r>
+      <w:r>
+        <w:rPr>
+          <w:lang w:val="en-US"/>
+        </w:rPr>
+        <w:br/>
+        <w:t xml:space="preserve">        </w:t>
+      </w:r>
+      <w:proofErr w:type="spellStart"/>
+      <w:r>
+        <w:rPr>
+          <w:lang w:val="en-US"/>
+        </w:rPr>
+        <w:t>UI.</w:t>
+      </w:r>
+      <w:r>
+        <w:rPr>
+          <w:i/>
+          <w:iCs/>
+          <w:lang w:val="en-US"/>
+        </w:rPr>
+        <w:t>printBlankSeparatorLine</w:t>
+      </w:r>
+      <w:proofErr w:type="spellEnd"/>
+      <w:r>
+        <w:rPr>
+          <w:lang w:val="en-US"/>
+        </w:rPr>
+        <w:t>();</w:t>
+      </w:r>
+      <w:r>
+        <w:rPr>
+          <w:lang w:val="en-US"/>
+        </w:rPr>
+        <w:br/>
+        <w:t xml:space="preserve">    }</w:t>
+      </w:r>
+      <w:r>
+        <w:rPr>
+          <w:lang w:val="en-US"/>
+        </w:rPr>
+        <w:br/>
+      </w:r>
+      <w:r>
+        <w:rPr>
+          <w:lang w:val="en-US"/>
+        </w:rPr>
+        <w:br/>
+        <w:t xml:space="preserve">    public String </w:t>
+      </w:r>
+      <w:proofErr w:type="spellStart"/>
+      <w:r>
+        <w:rPr>
+          <w:lang w:val="en-US"/>
+        </w:rPr>
+        <w:t>getWord</w:t>
+      </w:r>
+      <w:proofErr w:type="spellEnd"/>
+      <w:r>
+        <w:rPr>
+          <w:lang w:val="en-US"/>
+        </w:rPr>
+        <w:t>()</w:t>
+      </w:r>
+      <w:r>
+        <w:rPr>
+          <w:lang w:val="en-US"/>
+        </w:rPr>
+        <w:br/>
+        <w:t xml:space="preserve">    {</w:t>
+      </w:r>
+      <w:r>
+        <w:rPr>
+          <w:lang w:val="en-US"/>
+        </w:rPr>
+        <w:br/>
+        <w:t xml:space="preserve">        return word;</w:t>
+      </w:r>
+      <w:r>
+        <w:rPr>
+          <w:lang w:val="en-US"/>
+        </w:rPr>
+        <w:br/>
+        <w:t xml:space="preserve">    }</w:t>
+      </w:r>
+      <w:r>
+        <w:rPr>
+          <w:lang w:val="en-US"/>
+        </w:rPr>
+        <w:br/>
+      </w:r>
+      <w:r>
+        <w:rPr>
+          <w:lang w:val="en-US"/>
+        </w:rPr>
+        <w:br/>
+        <w:t xml:space="preserve">    public </w:t>
+      </w:r>
+      <w:proofErr w:type="spellStart"/>
+      <w:r>
+        <w:rPr>
+          <w:lang w:val="en-US"/>
+        </w:rPr>
+        <w:t>GuessAccuracy</w:t>
+      </w:r>
+      <w:proofErr w:type="spellEnd"/>
+      <w:r>
+        <w:rPr>
+          <w:lang w:val="en-US"/>
+        </w:rPr>
+        <w:t xml:space="preserve">[] </w:t>
+      </w:r>
+      <w:proofErr w:type="spellStart"/>
+      <w:r>
+        <w:rPr>
+          <w:lang w:val="en-US"/>
+        </w:rPr>
+        <w:t>getAccuracies</w:t>
+      </w:r>
+      <w:proofErr w:type="spellEnd"/>
+      <w:r>
+        <w:rPr>
+          <w:lang w:val="en-US"/>
+        </w:rPr>
+        <w:t>()</w:t>
+      </w:r>
+      <w:r>
+        <w:rPr>
+          <w:lang w:val="en-US"/>
+        </w:rPr>
+        <w:br/>
+        <w:t xml:space="preserve">    {</w:t>
+      </w:r>
+      <w:r>
+        <w:rPr>
+          <w:lang w:val="en-US"/>
+        </w:rPr>
+        <w:br/>
+        <w:t xml:space="preserve">        return accuracies;</w:t>
+      </w:r>
+      <w:r>
+        <w:rPr>
+          <w:lang w:val="en-US"/>
+        </w:rPr>
+        <w:br/>
+        <w:t xml:space="preserve">    }</w:t>
+      </w:r>
+      <w:r>
+        <w:rPr>
+          <w:lang w:val="en-US"/>
+        </w:rPr>
+        <w:br/>
+        <w:t>}</w:t>
+      </w:r>
+    </w:p>
+    <w:p>
+      <w:pPr>
+        <w:pStyle w:val="Caption"/>
+        <w:rPr>
+          <w:lang w:val="en-AT"/>
+        </w:rPr>
+      </w:pPr>
+      <w:r>
+        <w:t xml:space="preserve">Figure </w:t>
+      </w:r>
+      <w:r>
+        <w:fldChar w:fldCharType="begin"/>
+      </w:r>
+      <w:r>
+        <w:instrText xml:space="preserve"> SEQ Figure \* ARABIC </w:instrText>
+      </w:r>
+      <w:r>
+        <w:fldChar w:fldCharType="separate"/>
+      </w:r>
+      <w:r>
+        <w:rPr>
+          <w:noProof/>
+        </w:rPr>
+        <w:t>11</w:t>
+      </w:r>
+      <w:r>
+        <w:fldChar w:fldCharType="end"/>
+      </w:r>
+      <w:r>
+        <w:t>: Guess</w:t>
+      </w:r>
+    </w:p>
+    <w:p>
+      <w:pPr>
+        <w:rPr>
+          <w:lang w:val="en-AT"/>
+        </w:rPr>
+      </w:pPr>
+    </w:p>
+    <w:p>
+      <w:pPr>
         <w:pStyle w:val="Heading2"/>
       </w:pPr>
       <w:bookmarkStart w:id="19" w:name="_Toc217572537"/>
       <w:r>
+        <w:drawing>
+          <wp:anchor distT="0" distB="0" distL="114300" distR="114300" simplePos="0" relativeHeight="251668480" behindDoc="0" locked="0" layoutInCell="1" allowOverlap="1" wp14:anchorId="67765B9D" wp14:editId="48A393B0">
+            <wp:simplePos x="0" y="0"/>
+            <wp:positionH relativeFrom="column">
+              <wp:posOffset>52760</wp:posOffset>
+            </wp:positionH>
+            <wp:positionV relativeFrom="paragraph">
+              <wp:posOffset>429992</wp:posOffset>
+            </wp:positionV>
+            <wp:extent cx="5182870" cy="2049145"/>
+            <wp:effectExtent l="0" t="0" r="0" b="8255"/>
+            <wp:wrapTopAndBottom/>
+            <wp:docPr id="491282084" name="Picture 1"/>
+            <wp:cNvGraphicFramePr>
+              <a:graphicFrameLocks xmlns:a="http://schemas.openxmlformats.org/drawingml/2006/main" noChangeAspect="1"/>
+            </wp:cNvGraphicFramePr>
+            <a:graphic xmlns:a="http://schemas.openxmlformats.org/drawingml/2006/main">
+              <a:graphicData uri="http://schemas.openxmlformats.org/drawingml/2006/picture">
+                <pic:pic xmlns:pic="http://schemas.openxmlformats.org/drawingml/2006/picture">
+                  <pic:nvPicPr>
+                    <pic:cNvPr id="491282084" name=""/>
+                    <pic:cNvPicPr/>
+                  </pic:nvPicPr>
+                  <pic:blipFill>
+                    <a:blip r:embed="rId12">
+                      <a:extLst>
+                        <a:ext uri="{28A0092B-C50C-407E-A947-70E740481C1C}">
+                          <a14:useLocalDpi xmlns:a14="http://schemas.microsoft.com/office/drawing/2010/main" val="0"/>
+                        </a:ext>
+                      </a:extLst>
+                    </a:blip>
+                    <a:stretch>
+                      <a:fillRect/>
+                    </a:stretch>
+                  </pic:blipFill>
+                  <pic:spPr>
+                    <a:xfrm>
+                      <a:off x="0" y="0"/>
+                      <a:ext cx="5182870" cy="2049145"/>
+                    </a:xfrm>
+                    <a:prstGeom prst="rect">
+                      <a:avLst/>
+                    </a:prstGeom>
+                  </pic:spPr>
+                </pic:pic>
+              </a:graphicData>
+            </a:graphic>
+          </wp:anchor>
+        </w:drawing>
+      </w:r>
+      <w:r>
         <w:t>Test</w:t>
       </w:r>
       <w:bookmarkEnd w:id="19"/>
+    </w:p>
+    <w:p>
+      <w:pPr>
+        <w:pStyle w:val="Caption"/>
+      </w:pPr>
+      <w:r>
+        <w:t xml:space="preserve">Figure </w:t>
+      </w:r>
+      <w:r>
+        <w:fldChar w:fldCharType="begin"/>
+      </w:r>
+      <w:r>
+        <w:instrText xml:space="preserve"> SEQ Figure \* ARABIC </w:instrText>
+      </w:r>
+      <w:r>
+        <w:fldChar w:fldCharType="separate"/>
+      </w:r>
+      <w:r>
+        <w:rPr>
+          <w:noProof/>
+        </w:rPr>
+        <w:t>12</w:t>
+      </w:r>
+      <w:r>
+        <w:fldChar w:fldCharType="end"/>
+      </w:r>
+      <w:r>
+        <w:t>: Wordle</w:t>
+      </w:r>
     </w:p>
     <w:p>
       <w:pPr>
@@ -3633,45 +6582,19 @@
     <w:p>
       <w:pPr>
         <w:pStyle w:val="Heading2"/>
-        <w:rPr>
-          <w:lang w:val="fr-FR"/>
-        </w:rPr>
       </w:pPr>
       <w:bookmarkStart w:id="25" w:name="_Toc217572543"/>
       <w:r>
-        <w:rPr>
-          <w:lang w:val="fr-FR"/>
-        </w:rPr>
-        <w:t>Sol</w:t>
-      </w:r>
-      <w:r>
-        <w:rPr>
-          <w:lang w:val="fr-FR"/>
-        </w:rPr>
-        <w:t xml:space="preserve">ution </w:t>
-      </w:r>
-      <w:proofErr w:type="spellStart"/>
-      <w:r>
-        <w:rPr>
-          <w:lang w:val="fr-FR"/>
-        </w:rPr>
-        <w:t>Idea</w:t>
+        <w:t>Solution Idea</w:t>
       </w:r>
       <w:bookmarkEnd w:id="25"/>
-      <w:proofErr w:type="spellEnd"/>
     </w:p>
     <w:p>
       <w:pPr>
         <w:pStyle w:val="Heading2"/>
-        <w:rPr>
-          <w:lang w:val="fr-FR"/>
-        </w:rPr>
       </w:pPr>
       <w:bookmarkStart w:id="26" w:name="_Toc217572544"/>
       <w:r>
-        <w:rPr>
-          <w:lang w:val="fr-FR"/>
-        </w:rPr>
         <w:t>Code</w:t>
       </w:r>
       <w:bookmarkEnd w:id="26"/>
@@ -3694,9 +6617,9 @@
     </w:p>
     <w:p/>
     <w:sectPr>
-      <w:headerReference w:type="default" r:id="rId10"/>
-      <w:footerReference w:type="default" r:id="rId11"/>
-      <w:headerReference w:type="first" r:id="rId12"/>
+      <w:headerReference w:type="default" r:id="rId13"/>
+      <w:footerReference w:type="default" r:id="rId14"/>
+      <w:headerReference w:type="first" r:id="rId15"/>
       <w:pgSz w:w="11906" w:h="16838"/>
       <w:pgMar w:top="1872" w:right="1872" w:bottom="1872" w:left="1872" w:header="706" w:footer="706" w:gutter="0"/>
       <w:pgNumType w:start="0"/>

--- a/Modules/Semester_1/Modern Code/Aufgaben/05_Wordle/Protocol.docx
+++ b/Modules/Semester_1/Modern Code/Aufgaben/05_Wordle/Protocol.docx
@@ -285,7 +285,19 @@
                                   <w:tab/>
                                 </w:r>
                                 <w:r>
-                                  <w:t>XX:XX:XX</w:t>
+                                  <w:t>04</w:t>
+                                </w:r>
+                                <w:r>
+                                  <w:t>:</w:t>
+                                </w:r>
+                                <w:r>
+                                  <w:t>25</w:t>
+                                </w:r>
+                                <w:r>
+                                  <w:t>:</w:t>
+                                </w:r>
+                                <w:r>
+                                  <w:t>21</w:t>
                                 </w:r>
                               </w:p>
                             </w:txbxContent>
@@ -395,7 +407,19 @@
                             <w:tab/>
                           </w:r>
                           <w:r>
-                            <w:t>XX:XX:XX</w:t>
+                            <w:t>04</w:t>
+                          </w:r>
+                          <w:r>
+                            <w:t>:</w:t>
+                          </w:r>
+                          <w:r>
+                            <w:t>25</w:t>
+                          </w:r>
+                          <w:r>
+                            <w:t>:</w:t>
+                          </w:r>
+                          <w:r>
+                            <w:t>21</w:t>
                           </w:r>
                         </w:p>
                       </w:txbxContent>
@@ -412,7 +436,7 @@
         </w:p>
       </w:sdtContent>
     </w:sdt>
-    <w:bookmarkStart w:id="0" w:name="_Toc217572524" w:displacedByCustomXml="next"/>
+    <w:bookmarkStart w:id="0" w:name="_Toc217732352" w:displacedByCustomXml="next"/>
     <w:sdt>
       <w:sdtPr>
         <w:rPr>
@@ -464,7 +488,7 @@
           <w:r>
             <w:fldChar w:fldCharType="separate"/>
           </w:r>
-          <w:hyperlink w:anchor="_Toc217572524" w:history="1">
+          <w:hyperlink w:anchor="_Toc217732352" w:history="1">
             <w:r>
               <w:rPr>
                 <w:rStyle w:val="Hyperlink"/>
@@ -491,7 +515,7 @@
                 <w:noProof/>
                 <w:webHidden/>
               </w:rPr>
-              <w:instrText xml:space="preserve"> PAGEREF _Toc217572524 \h </w:instrText>
+              <w:instrText xml:space="preserve"> PAGEREF _Toc217732352 \h </w:instrText>
             </w:r>
             <w:r>
               <w:rPr>
@@ -534,7 +558,7 @@
               <w:lang w:val="en-AT" w:eastAsia="en-AT"/>
             </w:rPr>
           </w:pPr>
-          <w:hyperlink w:anchor="_Toc217572525" w:history="1">
+          <w:hyperlink w:anchor="_Toc217732353" w:history="1">
             <w:r>
               <w:rPr>
                 <w:rStyle w:val="Hyperlink"/>
@@ -561,7 +585,7 @@
                 <w:noProof/>
                 <w:webHidden/>
               </w:rPr>
-              <w:instrText xml:space="preserve"> PAGEREF _Toc217572525 \h </w:instrText>
+              <w:instrText xml:space="preserve"> PAGEREF _Toc217732353 \h </w:instrText>
             </w:r>
             <w:r>
               <w:rPr>
@@ -604,7 +628,7 @@
               <w:lang w:val="en-AT" w:eastAsia="en-AT"/>
             </w:rPr>
           </w:pPr>
-          <w:hyperlink w:anchor="_Toc217572526" w:history="1">
+          <w:hyperlink w:anchor="_Toc217732354" w:history="1">
             <w:r>
               <w:rPr>
                 <w:rStyle w:val="Hyperlink"/>
@@ -631,7 +655,7 @@
                 <w:noProof/>
                 <w:webHidden/>
               </w:rPr>
-              <w:instrText xml:space="preserve"> PAGEREF _Toc217572526 \h </w:instrText>
+              <w:instrText xml:space="preserve"> PAGEREF _Toc217732354 \h </w:instrText>
             </w:r>
             <w:r>
               <w:rPr>
@@ -674,7 +698,7 @@
               <w:lang w:val="en-AT" w:eastAsia="en-AT"/>
             </w:rPr>
           </w:pPr>
-          <w:hyperlink w:anchor="_Toc217572527" w:history="1">
+          <w:hyperlink w:anchor="_Toc217732355" w:history="1">
             <w:r>
               <w:rPr>
                 <w:rStyle w:val="Hyperlink"/>
@@ -701,7 +725,7 @@
                 <w:noProof/>
                 <w:webHidden/>
               </w:rPr>
-              <w:instrText xml:space="preserve"> PAGEREF _Toc217572527 \h </w:instrText>
+              <w:instrText xml:space="preserve"> PAGEREF _Toc217732355 \h </w:instrText>
             </w:r>
             <w:r>
               <w:rPr>
@@ -744,7 +768,7 @@
               <w:lang w:val="en-AT" w:eastAsia="en-AT"/>
             </w:rPr>
           </w:pPr>
-          <w:hyperlink w:anchor="_Toc217572528" w:history="1">
+          <w:hyperlink w:anchor="_Toc217732356" w:history="1">
             <w:r>
               <w:rPr>
                 <w:rStyle w:val="Hyperlink"/>
@@ -771,7 +795,7 @@
                 <w:noProof/>
                 <w:webHidden/>
               </w:rPr>
-              <w:instrText xml:space="preserve"> PAGEREF _Toc217572528 \h </w:instrText>
+              <w:instrText xml:space="preserve"> PAGEREF _Toc217732356 \h </w:instrText>
             </w:r>
             <w:r>
               <w:rPr>
@@ -814,7 +838,7 @@
               <w:lang w:val="en-AT" w:eastAsia="en-AT"/>
             </w:rPr>
           </w:pPr>
-          <w:hyperlink w:anchor="_Toc217572529" w:history="1">
+          <w:hyperlink w:anchor="_Toc217732357" w:history="1">
             <w:r>
               <w:rPr>
                 <w:rStyle w:val="Hyperlink"/>
@@ -841,7 +865,7 @@
                 <w:noProof/>
                 <w:webHidden/>
               </w:rPr>
-              <w:instrText xml:space="preserve"> PAGEREF _Toc217572529 \h </w:instrText>
+              <w:instrText xml:space="preserve"> PAGEREF _Toc217732357 \h </w:instrText>
             </w:r>
             <w:r>
               <w:rPr>
@@ -884,7 +908,7 @@
               <w:lang w:val="en-AT" w:eastAsia="en-AT"/>
             </w:rPr>
           </w:pPr>
-          <w:hyperlink w:anchor="_Toc217572530" w:history="1">
+          <w:hyperlink w:anchor="_Toc217732358" w:history="1">
             <w:r>
               <w:rPr>
                 <w:rStyle w:val="Hyperlink"/>
@@ -911,7 +935,7 @@
                 <w:noProof/>
                 <w:webHidden/>
               </w:rPr>
-              <w:instrText xml:space="preserve"> PAGEREF _Toc217572530 \h </w:instrText>
+              <w:instrText xml:space="preserve"> PAGEREF _Toc217732358 \h </w:instrText>
             </w:r>
             <w:r>
               <w:rPr>
@@ -954,7 +978,7 @@
               <w:lang w:val="en-AT" w:eastAsia="en-AT"/>
             </w:rPr>
           </w:pPr>
-          <w:hyperlink w:anchor="_Toc217572531" w:history="1">
+          <w:hyperlink w:anchor="_Toc217732359" w:history="1">
             <w:r>
               <w:rPr>
                 <w:rStyle w:val="Hyperlink"/>
@@ -981,7 +1005,7 @@
                 <w:noProof/>
                 <w:webHidden/>
               </w:rPr>
-              <w:instrText xml:space="preserve"> PAGEREF _Toc217572531 \h </w:instrText>
+              <w:instrText xml:space="preserve"> PAGEREF _Toc217732359 \h </w:instrText>
             </w:r>
             <w:r>
               <w:rPr>
@@ -1024,7 +1048,7 @@
               <w:lang w:val="en-AT" w:eastAsia="en-AT"/>
             </w:rPr>
           </w:pPr>
-          <w:hyperlink w:anchor="_Toc217572532" w:history="1">
+          <w:hyperlink w:anchor="_Toc217732360" w:history="1">
             <w:r>
               <w:rPr>
                 <w:rStyle w:val="Hyperlink"/>
@@ -1051,7 +1075,7 @@
                 <w:noProof/>
                 <w:webHidden/>
               </w:rPr>
-              <w:instrText xml:space="preserve"> PAGEREF _Toc217572532 \h </w:instrText>
+              <w:instrText xml:space="preserve"> PAGEREF _Toc217732360 \h </w:instrText>
             </w:r>
             <w:r>
               <w:rPr>
@@ -1094,7 +1118,7 @@
               <w:lang w:val="en-AT" w:eastAsia="en-AT"/>
             </w:rPr>
           </w:pPr>
-          <w:hyperlink w:anchor="_Toc217572533" w:history="1">
+          <w:hyperlink w:anchor="_Toc217732361" w:history="1">
             <w:r>
               <w:rPr>
                 <w:rStyle w:val="Hyperlink"/>
@@ -1121,7 +1145,7 @@
                 <w:noProof/>
                 <w:webHidden/>
               </w:rPr>
-              <w:instrText xml:space="preserve"> PAGEREF _Toc217572533 \h </w:instrText>
+              <w:instrText xml:space="preserve"> PAGEREF _Toc217732361 \h </w:instrText>
             </w:r>
             <w:r>
               <w:rPr>
@@ -1141,7 +1165,7 @@
                 <w:noProof/>
                 <w:webHidden/>
               </w:rPr>
-              <w:t>6</w:t>
+              <w:t>8</w:t>
             </w:r>
             <w:r>
               <w:rPr>
@@ -1164,7 +1188,7 @@
               <w:lang w:val="en-AT" w:eastAsia="en-AT"/>
             </w:rPr>
           </w:pPr>
-          <w:hyperlink w:anchor="_Toc217572534" w:history="1">
+          <w:hyperlink w:anchor="_Toc217732362" w:history="1">
             <w:r>
               <w:rPr>
                 <w:rStyle w:val="Hyperlink"/>
@@ -1191,7 +1215,7 @@
                 <w:noProof/>
                 <w:webHidden/>
               </w:rPr>
-              <w:instrText xml:space="preserve"> PAGEREF _Toc217572534 \h </w:instrText>
+              <w:instrText xml:space="preserve"> PAGEREF _Toc217732362 \h </w:instrText>
             </w:r>
             <w:r>
               <w:rPr>
@@ -1211,7 +1235,7 @@
                 <w:noProof/>
                 <w:webHidden/>
               </w:rPr>
-              <w:t>7</w:t>
+              <w:t>9</w:t>
             </w:r>
             <w:r>
               <w:rPr>
@@ -1234,7 +1258,7 @@
               <w:lang w:val="en-AT" w:eastAsia="en-AT"/>
             </w:rPr>
           </w:pPr>
-          <w:hyperlink w:anchor="_Toc217572535" w:history="1">
+          <w:hyperlink w:anchor="_Toc217732363" w:history="1">
             <w:r>
               <w:rPr>
                 <w:rStyle w:val="Hyperlink"/>
@@ -1261,7 +1285,7 @@
                 <w:noProof/>
                 <w:webHidden/>
               </w:rPr>
-              <w:instrText xml:space="preserve"> PAGEREF _Toc217572535 \h </w:instrText>
+              <w:instrText xml:space="preserve"> PAGEREF _Toc217732363 \h </w:instrText>
             </w:r>
             <w:r>
               <w:rPr>
@@ -1281,7 +1305,7 @@
                 <w:noProof/>
                 <w:webHidden/>
               </w:rPr>
-              <w:t>7</w:t>
+              <w:t>9</w:t>
             </w:r>
             <w:r>
               <w:rPr>
@@ -1304,7 +1328,7 @@
               <w:lang w:val="en-AT" w:eastAsia="en-AT"/>
             </w:rPr>
           </w:pPr>
-          <w:hyperlink w:anchor="_Toc217572536" w:history="1">
+          <w:hyperlink w:anchor="_Toc217732364" w:history="1">
             <w:r>
               <w:rPr>
                 <w:rStyle w:val="Hyperlink"/>
@@ -1331,7 +1355,7 @@
                 <w:noProof/>
                 <w:webHidden/>
               </w:rPr>
-              <w:instrText xml:space="preserve"> PAGEREF _Toc217572536 \h </w:instrText>
+              <w:instrText xml:space="preserve"> PAGEREF _Toc217732364 \h </w:instrText>
             </w:r>
             <w:r>
               <w:rPr>
@@ -1351,7 +1375,7 @@
                 <w:noProof/>
                 <w:webHidden/>
               </w:rPr>
-              <w:t>7</w:t>
+              <w:t>9</w:t>
             </w:r>
             <w:r>
               <w:rPr>
@@ -1374,7 +1398,7 @@
               <w:lang w:val="en-AT" w:eastAsia="en-AT"/>
             </w:rPr>
           </w:pPr>
-          <w:hyperlink w:anchor="_Toc217572537" w:history="1">
+          <w:hyperlink w:anchor="_Toc217732365" w:history="1">
             <w:r>
               <w:rPr>
                 <w:rStyle w:val="Hyperlink"/>
@@ -1401,7 +1425,7 @@
                 <w:noProof/>
                 <w:webHidden/>
               </w:rPr>
-              <w:instrText xml:space="preserve"> PAGEREF _Toc217572537 \h </w:instrText>
+              <w:instrText xml:space="preserve"> PAGEREF _Toc217732365 \h </w:instrText>
             </w:r>
             <w:r>
               <w:rPr>
@@ -1421,7 +1445,7 @@
                 <w:noProof/>
                 <w:webHidden/>
               </w:rPr>
-              <w:t>7</w:t>
+              <w:t>11</w:t>
             </w:r>
             <w:r>
               <w:rPr>
@@ -1444,7 +1468,7 @@
               <w:lang w:val="en-AT" w:eastAsia="en-AT"/>
             </w:rPr>
           </w:pPr>
-          <w:hyperlink w:anchor="_Toc217572538" w:history="1">
+          <w:hyperlink w:anchor="_Toc217732366" w:history="1">
             <w:r>
               <w:rPr>
                 <w:rStyle w:val="Hyperlink"/>
@@ -1471,7 +1495,7 @@
                 <w:noProof/>
                 <w:webHidden/>
               </w:rPr>
-              <w:instrText xml:space="preserve"> PAGEREF _Toc217572538 \h </w:instrText>
+              <w:instrText xml:space="preserve"> PAGEREF _Toc217732366 \h </w:instrText>
             </w:r>
             <w:r>
               <w:rPr>
@@ -1491,7 +1515,7 @@
                 <w:noProof/>
                 <w:webHidden/>
               </w:rPr>
-              <w:t>8</w:t>
+              <w:t>12</w:t>
             </w:r>
             <w:r>
               <w:rPr>
@@ -1514,7 +1538,7 @@
               <w:lang w:val="en-AT" w:eastAsia="en-AT"/>
             </w:rPr>
           </w:pPr>
-          <w:hyperlink w:anchor="_Toc217572539" w:history="1">
+          <w:hyperlink w:anchor="_Toc217732367" w:history="1">
             <w:r>
               <w:rPr>
                 <w:rStyle w:val="Hyperlink"/>
@@ -1541,7 +1565,7 @@
                 <w:noProof/>
                 <w:webHidden/>
               </w:rPr>
-              <w:instrText xml:space="preserve"> PAGEREF _Toc217572539 \h </w:instrText>
+              <w:instrText xml:space="preserve"> PAGEREF _Toc217732367 \h </w:instrText>
             </w:r>
             <w:r>
               <w:rPr>
@@ -1561,7 +1585,7 @@
                 <w:noProof/>
                 <w:webHidden/>
               </w:rPr>
-              <w:t>8</w:t>
+              <w:t>12</w:t>
             </w:r>
             <w:r>
               <w:rPr>
@@ -1584,7 +1608,7 @@
               <w:lang w:val="en-AT" w:eastAsia="en-AT"/>
             </w:rPr>
           </w:pPr>
-          <w:hyperlink w:anchor="_Toc217572540" w:history="1">
+          <w:hyperlink w:anchor="_Toc217732368" w:history="1">
             <w:r>
               <w:rPr>
                 <w:rStyle w:val="Hyperlink"/>
@@ -1611,7 +1635,7 @@
                 <w:noProof/>
                 <w:webHidden/>
               </w:rPr>
-              <w:instrText xml:space="preserve"> PAGEREF _Toc217572540 \h </w:instrText>
+              <w:instrText xml:space="preserve"> PAGEREF _Toc217732368 \h </w:instrText>
             </w:r>
             <w:r>
               <w:rPr>
@@ -1631,7 +1655,7 @@
                 <w:noProof/>
                 <w:webHidden/>
               </w:rPr>
-              <w:t>8</w:t>
+              <w:t>12</w:t>
             </w:r>
             <w:r>
               <w:rPr>
@@ -1654,7 +1678,7 @@
               <w:lang w:val="en-AT" w:eastAsia="en-AT"/>
             </w:rPr>
           </w:pPr>
-          <w:hyperlink w:anchor="_Toc217572541" w:history="1">
+          <w:hyperlink w:anchor="_Toc217732369" w:history="1">
             <w:r>
               <w:rPr>
                 <w:rStyle w:val="Hyperlink"/>
@@ -1681,7 +1705,7 @@
                 <w:noProof/>
                 <w:webHidden/>
               </w:rPr>
-              <w:instrText xml:space="preserve"> PAGEREF _Toc217572541 \h </w:instrText>
+              <w:instrText xml:space="preserve"> PAGEREF _Toc217732369 \h </w:instrText>
             </w:r>
             <w:r>
               <w:rPr>
@@ -1701,7 +1725,7 @@
                 <w:noProof/>
                 <w:webHidden/>
               </w:rPr>
-              <w:t>8</w:t>
+              <w:t>13</w:t>
             </w:r>
             <w:r>
               <w:rPr>
@@ -1724,7 +1748,7 @@
               <w:lang w:val="en-AT" w:eastAsia="en-AT"/>
             </w:rPr>
           </w:pPr>
-          <w:hyperlink w:anchor="_Toc217572542" w:history="1">
+          <w:hyperlink w:anchor="_Toc217732370" w:history="1">
             <w:r>
               <w:rPr>
                 <w:rStyle w:val="Hyperlink"/>
@@ -1751,7 +1775,7 @@
                 <w:noProof/>
                 <w:webHidden/>
               </w:rPr>
-              <w:instrText xml:space="preserve"> PAGEREF _Toc217572542 \h </w:instrText>
+              <w:instrText xml:space="preserve"> PAGEREF _Toc217732370 \h </w:instrText>
             </w:r>
             <w:r>
               <w:rPr>
@@ -1771,220 +1795,7 @@
                 <w:noProof/>
                 <w:webHidden/>
               </w:rPr>
-              <w:t>9</w:t>
-            </w:r>
-            <w:r>
-              <w:rPr>
-                <w:noProof/>
-                <w:webHidden/>
-              </w:rPr>
-              <w:fldChar w:fldCharType="end"/>
-            </w:r>
-          </w:hyperlink>
-        </w:p>
-        <w:p>
-          <w:pPr>
-            <w:pStyle w:val="TOC2"/>
-            <w:tabs>
-              <w:tab w:val="right" w:leader="dot" w:pos="8152"/>
-            </w:tabs>
-            <w:rPr>
-              <w:rFonts w:asciiTheme="minorHAnsi" w:eastAsiaTheme="minorEastAsia" w:hAnsiTheme="minorHAnsi"/>
-              <w:noProof/>
-              <w:lang w:val="en-AT" w:eastAsia="en-AT"/>
-            </w:rPr>
-          </w:pPr>
-          <w:hyperlink w:anchor="_Toc217572543" w:history="1">
-            <w:r>
-              <w:rPr>
-                <w:rStyle w:val="Hyperlink"/>
-                <w:noProof/>
-                <w:lang w:val="fr-FR"/>
-              </w:rPr>
-              <w:t>Solution Idea</w:t>
-            </w:r>
-            <w:r>
-              <w:rPr>
-                <w:noProof/>
-                <w:webHidden/>
-              </w:rPr>
-              <w:tab/>
-            </w:r>
-            <w:r>
-              <w:rPr>
-                <w:noProof/>
-                <w:webHidden/>
-              </w:rPr>
-              <w:fldChar w:fldCharType="begin"/>
-            </w:r>
-            <w:r>
-              <w:rPr>
-                <w:noProof/>
-                <w:webHidden/>
-              </w:rPr>
-              <w:instrText xml:space="preserve"> PAGEREF _Toc217572543 \h </w:instrText>
-            </w:r>
-            <w:r>
-              <w:rPr>
-                <w:noProof/>
-                <w:webHidden/>
-              </w:rPr>
-            </w:r>
-            <w:r>
-              <w:rPr>
-                <w:noProof/>
-                <w:webHidden/>
-              </w:rPr>
-              <w:fldChar w:fldCharType="separate"/>
-            </w:r>
-            <w:r>
-              <w:rPr>
-                <w:noProof/>
-                <w:webHidden/>
-              </w:rPr>
-              <w:t>9</w:t>
-            </w:r>
-            <w:r>
-              <w:rPr>
-                <w:noProof/>
-                <w:webHidden/>
-              </w:rPr>
-              <w:fldChar w:fldCharType="end"/>
-            </w:r>
-          </w:hyperlink>
-        </w:p>
-        <w:p>
-          <w:pPr>
-            <w:pStyle w:val="TOC2"/>
-            <w:tabs>
-              <w:tab w:val="right" w:leader="dot" w:pos="8152"/>
-            </w:tabs>
-            <w:rPr>
-              <w:rFonts w:asciiTheme="minorHAnsi" w:eastAsiaTheme="minorEastAsia" w:hAnsiTheme="minorHAnsi"/>
-              <w:noProof/>
-              <w:lang w:val="en-AT" w:eastAsia="en-AT"/>
-            </w:rPr>
-          </w:pPr>
-          <w:hyperlink w:anchor="_Toc217572544" w:history="1">
-            <w:r>
-              <w:rPr>
-                <w:rStyle w:val="Hyperlink"/>
-                <w:noProof/>
-                <w:lang w:val="fr-FR"/>
-              </w:rPr>
-              <w:t>Code</w:t>
-            </w:r>
-            <w:r>
-              <w:rPr>
-                <w:noProof/>
-                <w:webHidden/>
-              </w:rPr>
-              <w:tab/>
-            </w:r>
-            <w:r>
-              <w:rPr>
-                <w:noProof/>
-                <w:webHidden/>
-              </w:rPr>
-              <w:fldChar w:fldCharType="begin"/>
-            </w:r>
-            <w:r>
-              <w:rPr>
-                <w:noProof/>
-                <w:webHidden/>
-              </w:rPr>
-              <w:instrText xml:space="preserve"> PAGEREF _Toc217572544 \h </w:instrText>
-            </w:r>
-            <w:r>
-              <w:rPr>
-                <w:noProof/>
-                <w:webHidden/>
-              </w:rPr>
-            </w:r>
-            <w:r>
-              <w:rPr>
-                <w:noProof/>
-                <w:webHidden/>
-              </w:rPr>
-              <w:fldChar w:fldCharType="separate"/>
-            </w:r>
-            <w:r>
-              <w:rPr>
-                <w:noProof/>
-                <w:webHidden/>
-              </w:rPr>
-              <w:t>9</w:t>
-            </w:r>
-            <w:r>
-              <w:rPr>
-                <w:noProof/>
-                <w:webHidden/>
-              </w:rPr>
-              <w:fldChar w:fldCharType="end"/>
-            </w:r>
-          </w:hyperlink>
-        </w:p>
-        <w:p>
-          <w:pPr>
-            <w:pStyle w:val="TOC2"/>
-            <w:tabs>
-              <w:tab w:val="right" w:leader="dot" w:pos="8152"/>
-            </w:tabs>
-            <w:rPr>
-              <w:rFonts w:asciiTheme="minorHAnsi" w:eastAsiaTheme="minorEastAsia" w:hAnsiTheme="minorHAnsi"/>
-              <w:noProof/>
-              <w:lang w:val="en-AT" w:eastAsia="en-AT"/>
-            </w:rPr>
-          </w:pPr>
-          <w:hyperlink w:anchor="_Toc217572545" w:history="1">
-            <w:r>
-              <w:rPr>
-                <w:rStyle w:val="Hyperlink"/>
-                <w:noProof/>
-                <w:lang w:val="fr-FR"/>
-              </w:rPr>
-              <w:t>Test</w:t>
-            </w:r>
-            <w:r>
-              <w:rPr>
-                <w:noProof/>
-                <w:webHidden/>
-              </w:rPr>
-              <w:tab/>
-            </w:r>
-            <w:r>
-              <w:rPr>
-                <w:noProof/>
-                <w:webHidden/>
-              </w:rPr>
-              <w:fldChar w:fldCharType="begin"/>
-            </w:r>
-            <w:r>
-              <w:rPr>
-                <w:noProof/>
-                <w:webHidden/>
-              </w:rPr>
-              <w:instrText xml:space="preserve"> PAGEREF _Toc217572545 \h </w:instrText>
-            </w:r>
-            <w:r>
-              <w:rPr>
-                <w:noProof/>
-                <w:webHidden/>
-              </w:rPr>
-            </w:r>
-            <w:r>
-              <w:rPr>
-                <w:noProof/>
-                <w:webHidden/>
-              </w:rPr>
-              <w:fldChar w:fldCharType="separate"/>
-            </w:r>
-            <w:r>
-              <w:rPr>
-                <w:noProof/>
-                <w:webHidden/>
-              </w:rPr>
-              <w:t>9</w:t>
+              <w:t>15</w:t>
             </w:r>
             <w:r>
               <w:rPr>
@@ -2018,7 +1829,7 @@
       <w:pPr>
         <w:pStyle w:val="Heading1"/>
       </w:pPr>
-      <w:bookmarkStart w:id="1" w:name="_Toc217572525"/>
+      <w:bookmarkStart w:id="1" w:name="_Toc217732353"/>
       <w:r>
         <w:lastRenderedPageBreak/>
         <w:t xml:space="preserve">Table of </w:t>
@@ -2049,7 +1860,7 @@
       <w:r>
         <w:fldChar w:fldCharType="separate"/>
       </w:r>
-      <w:hyperlink w:anchor="_Toc217572515" w:history="1">
+      <w:hyperlink w:anchor="_Toc217732371" w:history="1">
         <w:r>
           <w:rPr>
             <w:rStyle w:val="Hyperlink"/>
@@ -2076,7 +1887,7 @@
             <w:noProof/>
             <w:webHidden/>
           </w:rPr>
-          <w:instrText xml:space="preserve"> PAGEREF _Toc217572515 \h </w:instrText>
+          <w:instrText xml:space="preserve"> PAGEREF _Toc217732371 \h </w:instrText>
         </w:r>
         <w:r>
           <w:rPr>
@@ -2119,7 +1930,7 @@
           <w:lang w:val="en-AT" w:eastAsia="en-AT"/>
         </w:rPr>
       </w:pPr>
-      <w:hyperlink w:anchor="_Toc217572516" w:history="1">
+      <w:hyperlink w:anchor="_Toc217732372" w:history="1">
         <w:r>
           <w:rPr>
             <w:rStyle w:val="Hyperlink"/>
@@ -2146,7 +1957,7 @@
             <w:noProof/>
             <w:webHidden/>
           </w:rPr>
-          <w:instrText xml:space="preserve"> PAGEREF _Toc217572516 \h </w:instrText>
+          <w:instrText xml:space="preserve"> PAGEREF _Toc217732372 \h </w:instrText>
         </w:r>
         <w:r>
           <w:rPr>
@@ -2189,7 +2000,7 @@
           <w:lang w:val="en-AT" w:eastAsia="en-AT"/>
         </w:rPr>
       </w:pPr>
-      <w:hyperlink w:anchor="_Toc217572517" w:history="1">
+      <w:hyperlink w:anchor="_Toc217732373" w:history="1">
         <w:r>
           <w:rPr>
             <w:rStyle w:val="Hyperlink"/>
@@ -2216,7 +2027,7 @@
             <w:noProof/>
             <w:webHidden/>
           </w:rPr>
-          <w:instrText xml:space="preserve"> PAGEREF _Toc217572517 \h </w:instrText>
+          <w:instrText xml:space="preserve"> PAGEREF _Toc217732373 \h </w:instrText>
         </w:r>
         <w:r>
           <w:rPr>
@@ -2259,7 +2070,7 @@
           <w:lang w:val="en-AT" w:eastAsia="en-AT"/>
         </w:rPr>
       </w:pPr>
-      <w:hyperlink w:anchor="_Toc217572518" w:history="1">
+      <w:hyperlink w:anchor="_Toc217732374" w:history="1">
         <w:r>
           <w:rPr>
             <w:rStyle w:val="Hyperlink"/>
@@ -2286,7 +2097,7 @@
             <w:noProof/>
             <w:webHidden/>
           </w:rPr>
-          <w:instrText xml:space="preserve"> PAGEREF _Toc217572518 \h </w:instrText>
+          <w:instrText xml:space="preserve"> PAGEREF _Toc217732374 \h </w:instrText>
         </w:r>
         <w:r>
           <w:rPr>
@@ -2329,7 +2140,7 @@
           <w:lang w:val="en-AT" w:eastAsia="en-AT"/>
         </w:rPr>
       </w:pPr>
-      <w:hyperlink w:anchor="_Toc217572519" w:history="1">
+      <w:hyperlink w:anchor="_Toc217732375" w:history="1">
         <w:r>
           <w:rPr>
             <w:rStyle w:val="Hyperlink"/>
@@ -2356,7 +2167,7 @@
             <w:noProof/>
             <w:webHidden/>
           </w:rPr>
-          <w:instrText xml:space="preserve"> PAGEREF _Toc217572519 \h </w:instrText>
+          <w:instrText xml:space="preserve"> PAGEREF _Toc217732375 \h </w:instrText>
         </w:r>
         <w:r>
           <w:rPr>
@@ -2389,25 +2200,935 @@
     </w:p>
     <w:p>
       <w:pPr>
-        <w:jc w:val="left"/>
-      </w:pPr>
-      <w:r>
-        <w:fldChar w:fldCharType="end"/>
-      </w:r>
+        <w:pStyle w:val="TableofFigures"/>
+        <w:tabs>
+          <w:tab w:val="right" w:leader="dot" w:pos="8152"/>
+        </w:tabs>
+        <w:rPr>
+          <w:rFonts w:asciiTheme="minorHAnsi" w:eastAsiaTheme="minorEastAsia" w:hAnsiTheme="minorHAnsi"/>
+          <w:noProof/>
+          <w:lang w:val="en-AT" w:eastAsia="en-AT"/>
+        </w:rPr>
+      </w:pPr>
+      <w:hyperlink w:anchor="_Toc217732376" w:history="1">
+        <w:r>
+          <w:rPr>
+            <w:rStyle w:val="Hyperlink"/>
+            <w:noProof/>
+          </w:rPr>
+          <w:t>Figure 6: getStringInput Method</w:t>
+        </w:r>
+        <w:r>
+          <w:rPr>
+            <w:noProof/>
+            <w:webHidden/>
+          </w:rPr>
+          <w:tab/>
+        </w:r>
+        <w:r>
+          <w:rPr>
+            <w:noProof/>
+            <w:webHidden/>
+          </w:rPr>
+          <w:fldChar w:fldCharType="begin"/>
+        </w:r>
+        <w:r>
+          <w:rPr>
+            <w:noProof/>
+            <w:webHidden/>
+          </w:rPr>
+          <w:instrText xml:space="preserve"> PAGEREF _Toc217732376 \h </w:instrText>
+        </w:r>
+        <w:r>
+          <w:rPr>
+            <w:noProof/>
+            <w:webHidden/>
+          </w:rPr>
+        </w:r>
+        <w:r>
+          <w:rPr>
+            <w:noProof/>
+            <w:webHidden/>
+          </w:rPr>
+          <w:fldChar w:fldCharType="separate"/>
+        </w:r>
+        <w:r>
+          <w:rPr>
+            <w:noProof/>
+            <w:webHidden/>
+          </w:rPr>
+          <w:t>7</w:t>
+        </w:r>
+        <w:r>
+          <w:rPr>
+            <w:noProof/>
+            <w:webHidden/>
+          </w:rPr>
+          <w:fldChar w:fldCharType="end"/>
+        </w:r>
+      </w:hyperlink>
     </w:p>
     <w:p>
       <w:pPr>
-        <w:jc w:val="left"/>
-      </w:pPr>
-      <w:r>
-        <w:br w:type="page"/>
-      </w:r>
+        <w:pStyle w:val="TableofFigures"/>
+        <w:tabs>
+          <w:tab w:val="right" w:leader="dot" w:pos="8152"/>
+        </w:tabs>
+        <w:rPr>
+          <w:rFonts w:asciiTheme="minorHAnsi" w:eastAsiaTheme="minorEastAsia" w:hAnsiTheme="minorHAnsi"/>
+          <w:noProof/>
+          <w:lang w:val="en-AT" w:eastAsia="en-AT"/>
+        </w:rPr>
+      </w:pPr>
+      <w:hyperlink w:anchor="_Toc217732377" w:history="1">
+        <w:r>
+          <w:rPr>
+            <w:rStyle w:val="Hyperlink"/>
+            <w:noProof/>
+          </w:rPr>
+          <w:t>Figure 7: validateGuess Method</w:t>
+        </w:r>
+        <w:r>
+          <w:rPr>
+            <w:noProof/>
+            <w:webHidden/>
+          </w:rPr>
+          <w:tab/>
+        </w:r>
+        <w:r>
+          <w:rPr>
+            <w:noProof/>
+            <w:webHidden/>
+          </w:rPr>
+          <w:fldChar w:fldCharType="begin"/>
+        </w:r>
+        <w:r>
+          <w:rPr>
+            <w:noProof/>
+            <w:webHidden/>
+          </w:rPr>
+          <w:instrText xml:space="preserve"> PAGEREF _Toc217732377 \h </w:instrText>
+        </w:r>
+        <w:r>
+          <w:rPr>
+            <w:noProof/>
+            <w:webHidden/>
+          </w:rPr>
+        </w:r>
+        <w:r>
+          <w:rPr>
+            <w:noProof/>
+            <w:webHidden/>
+          </w:rPr>
+          <w:fldChar w:fldCharType="separate"/>
+        </w:r>
+        <w:r>
+          <w:rPr>
+            <w:noProof/>
+            <w:webHidden/>
+          </w:rPr>
+          <w:t>7</w:t>
+        </w:r>
+        <w:r>
+          <w:rPr>
+            <w:noProof/>
+            <w:webHidden/>
+          </w:rPr>
+          <w:fldChar w:fldCharType="end"/>
+        </w:r>
+      </w:hyperlink>
     </w:p>
     <w:p>
       <w:pPr>
+        <w:pStyle w:val="TableofFigures"/>
+        <w:tabs>
+          <w:tab w:val="right" w:leader="dot" w:pos="8152"/>
+        </w:tabs>
+        <w:rPr>
+          <w:rFonts w:asciiTheme="minorHAnsi" w:eastAsiaTheme="minorEastAsia" w:hAnsiTheme="minorHAnsi"/>
+          <w:noProof/>
+          <w:lang w:val="en-AT" w:eastAsia="en-AT"/>
+        </w:rPr>
+      </w:pPr>
+      <w:hyperlink w:anchor="_Toc217732378" w:history="1">
+        <w:r>
+          <w:rPr>
+            <w:rStyle w:val="Hyperlink"/>
+            <w:noProof/>
+          </w:rPr>
+          <w:t>Figure 8: enterGuess Method</w:t>
+        </w:r>
+        <w:r>
+          <w:rPr>
+            <w:noProof/>
+            <w:webHidden/>
+          </w:rPr>
+          <w:tab/>
+        </w:r>
+        <w:r>
+          <w:rPr>
+            <w:noProof/>
+            <w:webHidden/>
+          </w:rPr>
+          <w:fldChar w:fldCharType="begin"/>
+        </w:r>
+        <w:r>
+          <w:rPr>
+            <w:noProof/>
+            <w:webHidden/>
+          </w:rPr>
+          <w:instrText xml:space="preserve"> PAGEREF _Toc217732378 \h </w:instrText>
+        </w:r>
+        <w:r>
+          <w:rPr>
+            <w:noProof/>
+            <w:webHidden/>
+          </w:rPr>
+        </w:r>
+        <w:r>
+          <w:rPr>
+            <w:noProof/>
+            <w:webHidden/>
+          </w:rPr>
+          <w:fldChar w:fldCharType="separate"/>
+        </w:r>
+        <w:r>
+          <w:rPr>
+            <w:noProof/>
+            <w:webHidden/>
+          </w:rPr>
+          <w:t>8</w:t>
+        </w:r>
+        <w:r>
+          <w:rPr>
+            <w:noProof/>
+            <w:webHidden/>
+          </w:rPr>
+          <w:fldChar w:fldCharType="end"/>
+        </w:r>
+      </w:hyperlink>
+    </w:p>
+    <w:p>
+      <w:pPr>
+        <w:pStyle w:val="TableofFigures"/>
+        <w:tabs>
+          <w:tab w:val="right" w:leader="dot" w:pos="8152"/>
+        </w:tabs>
+        <w:rPr>
+          <w:rFonts w:asciiTheme="minorHAnsi" w:eastAsiaTheme="minorEastAsia" w:hAnsiTheme="minorHAnsi"/>
+          <w:noProof/>
+          <w:lang w:val="en-AT" w:eastAsia="en-AT"/>
+        </w:rPr>
+      </w:pPr>
+      <w:hyperlink w:anchor="_Toc217732379" w:history="1">
+        <w:r>
+          <w:rPr>
+            <w:rStyle w:val="Hyperlink"/>
+            <w:noProof/>
+          </w:rPr>
+          <w:t>Figure 9: Guessing Tests</w:t>
+        </w:r>
+        <w:r>
+          <w:rPr>
+            <w:noProof/>
+            <w:webHidden/>
+          </w:rPr>
+          <w:tab/>
+        </w:r>
+        <w:r>
+          <w:rPr>
+            <w:noProof/>
+            <w:webHidden/>
+          </w:rPr>
+          <w:fldChar w:fldCharType="begin"/>
+        </w:r>
+        <w:r>
+          <w:rPr>
+            <w:noProof/>
+            <w:webHidden/>
+          </w:rPr>
+          <w:instrText xml:space="preserve"> PAGEREF _Toc217732379 \h </w:instrText>
+        </w:r>
+        <w:r>
+          <w:rPr>
+            <w:noProof/>
+            <w:webHidden/>
+          </w:rPr>
+        </w:r>
+        <w:r>
+          <w:rPr>
+            <w:noProof/>
+            <w:webHidden/>
+          </w:rPr>
+          <w:fldChar w:fldCharType="separate"/>
+        </w:r>
+        <w:r>
+          <w:rPr>
+            <w:noProof/>
+            <w:webHidden/>
+          </w:rPr>
+          <w:t>8</w:t>
+        </w:r>
+        <w:r>
+          <w:rPr>
+            <w:noProof/>
+            <w:webHidden/>
+          </w:rPr>
+          <w:fldChar w:fldCharType="end"/>
+        </w:r>
+      </w:hyperlink>
+    </w:p>
+    <w:p>
+      <w:pPr>
+        <w:pStyle w:val="TableofFigures"/>
+        <w:tabs>
+          <w:tab w:val="right" w:leader="dot" w:pos="8152"/>
+        </w:tabs>
+        <w:rPr>
+          <w:rFonts w:asciiTheme="minorHAnsi" w:eastAsiaTheme="minorEastAsia" w:hAnsiTheme="minorHAnsi"/>
+          <w:noProof/>
+          <w:lang w:val="en-AT" w:eastAsia="en-AT"/>
+        </w:rPr>
+      </w:pPr>
+      <w:hyperlink w:anchor="_Toc217732380" w:history="1">
+        <w:r>
+          <w:rPr>
+            <w:rStyle w:val="Hyperlink"/>
+            <w:noProof/>
+          </w:rPr>
+          <w:t>Figure 10: computeGuess</w:t>
+        </w:r>
+        <w:r>
+          <w:rPr>
+            <w:noProof/>
+            <w:webHidden/>
+          </w:rPr>
+          <w:tab/>
+        </w:r>
+        <w:r>
+          <w:rPr>
+            <w:noProof/>
+            <w:webHidden/>
+          </w:rPr>
+          <w:fldChar w:fldCharType="begin"/>
+        </w:r>
+        <w:r>
+          <w:rPr>
+            <w:noProof/>
+            <w:webHidden/>
+          </w:rPr>
+          <w:instrText xml:space="preserve"> PAGEREF _Toc217732380 \h </w:instrText>
+        </w:r>
+        <w:r>
+          <w:rPr>
+            <w:noProof/>
+            <w:webHidden/>
+          </w:rPr>
+        </w:r>
+        <w:r>
+          <w:rPr>
+            <w:noProof/>
+            <w:webHidden/>
+          </w:rPr>
+          <w:fldChar w:fldCharType="separate"/>
+        </w:r>
+        <w:r>
+          <w:rPr>
+            <w:noProof/>
+            <w:webHidden/>
+          </w:rPr>
+          <w:t>10</w:t>
+        </w:r>
+        <w:r>
+          <w:rPr>
+            <w:noProof/>
+            <w:webHidden/>
+          </w:rPr>
+          <w:fldChar w:fldCharType="end"/>
+        </w:r>
+      </w:hyperlink>
+    </w:p>
+    <w:p>
+      <w:pPr>
+        <w:pStyle w:val="TableofFigures"/>
+        <w:tabs>
+          <w:tab w:val="right" w:leader="dot" w:pos="8152"/>
+        </w:tabs>
+        <w:rPr>
+          <w:rFonts w:asciiTheme="minorHAnsi" w:eastAsiaTheme="minorEastAsia" w:hAnsiTheme="minorHAnsi"/>
+          <w:noProof/>
+          <w:lang w:val="en-AT" w:eastAsia="en-AT"/>
+        </w:rPr>
+      </w:pPr>
+      <w:hyperlink w:anchor="_Toc217732381" w:history="1">
+        <w:r>
+          <w:rPr>
+            <w:rStyle w:val="Hyperlink"/>
+            <w:noProof/>
+          </w:rPr>
+          <w:t>Figure 11: Guess</w:t>
+        </w:r>
+        <w:r>
+          <w:rPr>
+            <w:noProof/>
+            <w:webHidden/>
+          </w:rPr>
+          <w:tab/>
+        </w:r>
+        <w:r>
+          <w:rPr>
+            <w:noProof/>
+            <w:webHidden/>
+          </w:rPr>
+          <w:fldChar w:fldCharType="begin"/>
+        </w:r>
+        <w:r>
+          <w:rPr>
+            <w:noProof/>
+            <w:webHidden/>
+          </w:rPr>
+          <w:instrText xml:space="preserve"> PAGEREF _Toc217732381 \h </w:instrText>
+        </w:r>
+        <w:r>
+          <w:rPr>
+            <w:noProof/>
+            <w:webHidden/>
+          </w:rPr>
+        </w:r>
+        <w:r>
+          <w:rPr>
+            <w:noProof/>
+            <w:webHidden/>
+          </w:rPr>
+          <w:fldChar w:fldCharType="separate"/>
+        </w:r>
+        <w:r>
+          <w:rPr>
+            <w:noProof/>
+            <w:webHidden/>
+          </w:rPr>
+          <w:t>11</w:t>
+        </w:r>
+        <w:r>
+          <w:rPr>
+            <w:noProof/>
+            <w:webHidden/>
+          </w:rPr>
+          <w:fldChar w:fldCharType="end"/>
+        </w:r>
+      </w:hyperlink>
+    </w:p>
+    <w:p>
+      <w:pPr>
+        <w:pStyle w:val="TableofFigures"/>
+        <w:tabs>
+          <w:tab w:val="right" w:leader="dot" w:pos="8152"/>
+        </w:tabs>
+        <w:rPr>
+          <w:rFonts w:asciiTheme="minorHAnsi" w:eastAsiaTheme="minorEastAsia" w:hAnsiTheme="minorHAnsi"/>
+          <w:noProof/>
+          <w:lang w:val="en-AT" w:eastAsia="en-AT"/>
+        </w:rPr>
+      </w:pPr>
+      <w:hyperlink w:anchor="_Toc217732382" w:history="1">
+        <w:r>
+          <w:rPr>
+            <w:rStyle w:val="Hyperlink"/>
+            <w:noProof/>
+          </w:rPr>
+          <w:t>Figure 12: Wordle</w:t>
+        </w:r>
+        <w:r>
+          <w:rPr>
+            <w:noProof/>
+            <w:webHidden/>
+          </w:rPr>
+          <w:tab/>
+        </w:r>
+        <w:r>
+          <w:rPr>
+            <w:noProof/>
+            <w:webHidden/>
+          </w:rPr>
+          <w:fldChar w:fldCharType="begin"/>
+        </w:r>
+        <w:r>
+          <w:rPr>
+            <w:noProof/>
+            <w:webHidden/>
+          </w:rPr>
+          <w:instrText xml:space="preserve"> PAGEREF _Toc217732382 \h </w:instrText>
+        </w:r>
+        <w:r>
+          <w:rPr>
+            <w:noProof/>
+            <w:webHidden/>
+          </w:rPr>
+        </w:r>
+        <w:r>
+          <w:rPr>
+            <w:noProof/>
+            <w:webHidden/>
+          </w:rPr>
+          <w:fldChar w:fldCharType="separate"/>
+        </w:r>
+        <w:r>
+          <w:rPr>
+            <w:noProof/>
+            <w:webHidden/>
+          </w:rPr>
+          <w:t>11</w:t>
+        </w:r>
+        <w:r>
+          <w:rPr>
+            <w:noProof/>
+            <w:webHidden/>
+          </w:rPr>
+          <w:fldChar w:fldCharType="end"/>
+        </w:r>
+      </w:hyperlink>
+    </w:p>
+    <w:p>
+      <w:pPr>
+        <w:pStyle w:val="TableofFigures"/>
+        <w:tabs>
+          <w:tab w:val="right" w:leader="dot" w:pos="8152"/>
+        </w:tabs>
+        <w:rPr>
+          <w:rFonts w:asciiTheme="minorHAnsi" w:eastAsiaTheme="minorEastAsia" w:hAnsiTheme="minorHAnsi"/>
+          <w:noProof/>
+          <w:lang w:val="en-AT" w:eastAsia="en-AT"/>
+        </w:rPr>
+      </w:pPr>
+      <w:hyperlink w:anchor="_Toc217732383" w:history="1">
+        <w:r>
+          <w:rPr>
+            <w:rStyle w:val="Hyperlink"/>
+            <w:noProof/>
+          </w:rPr>
+          <w:t>Figure 13: finding Hints</w:t>
+        </w:r>
+        <w:r>
+          <w:rPr>
+            <w:noProof/>
+            <w:webHidden/>
+          </w:rPr>
+          <w:tab/>
+        </w:r>
+        <w:r>
+          <w:rPr>
+            <w:noProof/>
+            <w:webHidden/>
+          </w:rPr>
+          <w:fldChar w:fldCharType="begin"/>
+        </w:r>
+        <w:r>
+          <w:rPr>
+            <w:noProof/>
+            <w:webHidden/>
+          </w:rPr>
+          <w:instrText xml:space="preserve"> PAGEREF _Toc217732383 \h </w:instrText>
+        </w:r>
+        <w:r>
+          <w:rPr>
+            <w:noProof/>
+            <w:webHidden/>
+          </w:rPr>
+        </w:r>
+        <w:r>
+          <w:rPr>
+            <w:noProof/>
+            <w:webHidden/>
+          </w:rPr>
+          <w:fldChar w:fldCharType="separate"/>
+        </w:r>
+        <w:r>
+          <w:rPr>
+            <w:noProof/>
+            <w:webHidden/>
+          </w:rPr>
+          <w:t>13</w:t>
+        </w:r>
+        <w:r>
+          <w:rPr>
+            <w:noProof/>
+            <w:webHidden/>
+          </w:rPr>
+          <w:fldChar w:fldCharType="end"/>
+        </w:r>
+      </w:hyperlink>
+    </w:p>
+    <w:p>
+      <w:pPr>
+        <w:pStyle w:val="TableofFigures"/>
+        <w:tabs>
+          <w:tab w:val="right" w:leader="dot" w:pos="8152"/>
+        </w:tabs>
+        <w:rPr>
+          <w:rFonts w:asciiTheme="minorHAnsi" w:eastAsiaTheme="minorEastAsia" w:hAnsiTheme="minorHAnsi"/>
+          <w:noProof/>
+          <w:lang w:val="en-AT" w:eastAsia="en-AT"/>
+        </w:rPr>
+      </w:pPr>
+      <w:hyperlink w:anchor="_Toc217732384" w:history="1">
+        <w:r>
+          <w:rPr>
+            <w:rStyle w:val="Hyperlink"/>
+            <w:noProof/>
+          </w:rPr>
+          <w:t>Figure 14: HELP!</w:t>
+        </w:r>
+        <w:r>
+          <w:rPr>
+            <w:noProof/>
+            <w:webHidden/>
+          </w:rPr>
+          <w:tab/>
+        </w:r>
+        <w:r>
+          <w:rPr>
+            <w:noProof/>
+            <w:webHidden/>
+          </w:rPr>
+          <w:fldChar w:fldCharType="begin"/>
+        </w:r>
+        <w:r>
+          <w:rPr>
+            <w:noProof/>
+            <w:webHidden/>
+          </w:rPr>
+          <w:instrText xml:space="preserve"> PAGEREF _Toc217732384 \h </w:instrText>
+        </w:r>
+        <w:r>
+          <w:rPr>
+            <w:noProof/>
+            <w:webHidden/>
+          </w:rPr>
+        </w:r>
+        <w:r>
+          <w:rPr>
+            <w:noProof/>
+            <w:webHidden/>
+          </w:rPr>
+          <w:fldChar w:fldCharType="separate"/>
+        </w:r>
+        <w:r>
+          <w:rPr>
+            <w:noProof/>
+            <w:webHidden/>
+          </w:rPr>
+          <w:t>13</w:t>
+        </w:r>
+        <w:r>
+          <w:rPr>
+            <w:noProof/>
+            <w:webHidden/>
+          </w:rPr>
+          <w:fldChar w:fldCharType="end"/>
+        </w:r>
+      </w:hyperlink>
+    </w:p>
+    <w:p>
+      <w:pPr>
+        <w:pStyle w:val="TableofFigures"/>
+        <w:tabs>
+          <w:tab w:val="right" w:leader="dot" w:pos="8152"/>
+        </w:tabs>
+        <w:rPr>
+          <w:rFonts w:asciiTheme="minorHAnsi" w:eastAsiaTheme="minorEastAsia" w:hAnsiTheme="minorHAnsi"/>
+          <w:noProof/>
+          <w:lang w:val="en-AT" w:eastAsia="en-AT"/>
+        </w:rPr>
+      </w:pPr>
+      <w:hyperlink w:anchor="_Toc217732385" w:history="1">
+        <w:r>
+          <w:rPr>
+            <w:rStyle w:val="Hyperlink"/>
+            <w:noProof/>
+          </w:rPr>
+          <w:t>Figure 15: TWANG</w:t>
+        </w:r>
+        <w:r>
+          <w:rPr>
+            <w:noProof/>
+            <w:webHidden/>
+          </w:rPr>
+          <w:tab/>
+        </w:r>
+        <w:r>
+          <w:rPr>
+            <w:noProof/>
+            <w:webHidden/>
+          </w:rPr>
+          <w:fldChar w:fldCharType="begin"/>
+        </w:r>
+        <w:r>
+          <w:rPr>
+            <w:noProof/>
+            <w:webHidden/>
+          </w:rPr>
+          <w:instrText xml:space="preserve"> PAGEREF _Toc217732385 \h </w:instrText>
+        </w:r>
+        <w:r>
+          <w:rPr>
+            <w:noProof/>
+            <w:webHidden/>
+          </w:rPr>
+        </w:r>
+        <w:r>
+          <w:rPr>
+            <w:noProof/>
+            <w:webHidden/>
+          </w:rPr>
+          <w:fldChar w:fldCharType="separate"/>
+        </w:r>
+        <w:r>
+          <w:rPr>
+            <w:noProof/>
+            <w:webHidden/>
+          </w:rPr>
+          <w:t>14</w:t>
+        </w:r>
+        <w:r>
+          <w:rPr>
+            <w:noProof/>
+            <w:webHidden/>
+          </w:rPr>
+          <w:fldChar w:fldCharType="end"/>
+        </w:r>
+      </w:hyperlink>
+    </w:p>
+    <w:p>
+      <w:pPr>
+        <w:pStyle w:val="TableofFigures"/>
+        <w:tabs>
+          <w:tab w:val="right" w:leader="dot" w:pos="8152"/>
+        </w:tabs>
+        <w:rPr>
+          <w:rFonts w:asciiTheme="minorHAnsi" w:eastAsiaTheme="minorEastAsia" w:hAnsiTheme="minorHAnsi"/>
+          <w:noProof/>
+          <w:lang w:val="en-AT" w:eastAsia="en-AT"/>
+        </w:rPr>
+      </w:pPr>
+      <w:hyperlink w:anchor="_Toc217732386" w:history="1">
+        <w:r>
+          <w:rPr>
+            <w:rStyle w:val="Hyperlink"/>
+            <w:noProof/>
+          </w:rPr>
+          <w:t>Figure 16: Main Menu</w:t>
+        </w:r>
+        <w:r>
+          <w:rPr>
+            <w:noProof/>
+            <w:webHidden/>
+          </w:rPr>
+          <w:tab/>
+        </w:r>
+        <w:r>
+          <w:rPr>
+            <w:noProof/>
+            <w:webHidden/>
+          </w:rPr>
+          <w:fldChar w:fldCharType="begin"/>
+        </w:r>
+        <w:r>
+          <w:rPr>
+            <w:noProof/>
+            <w:webHidden/>
+          </w:rPr>
+          <w:instrText xml:space="preserve"> PAGEREF _Toc217732386 \h </w:instrText>
+        </w:r>
+        <w:r>
+          <w:rPr>
+            <w:noProof/>
+            <w:webHidden/>
+          </w:rPr>
+        </w:r>
+        <w:r>
+          <w:rPr>
+            <w:noProof/>
+            <w:webHidden/>
+          </w:rPr>
+          <w:fldChar w:fldCharType="separate"/>
+        </w:r>
+        <w:r>
+          <w:rPr>
+            <w:noProof/>
+            <w:webHidden/>
+          </w:rPr>
+          <w:t>15</w:t>
+        </w:r>
+        <w:r>
+          <w:rPr>
+            <w:noProof/>
+            <w:webHidden/>
+          </w:rPr>
+          <w:fldChar w:fldCharType="end"/>
+        </w:r>
+      </w:hyperlink>
+    </w:p>
+    <w:p>
+      <w:pPr>
+        <w:pStyle w:val="TableofFigures"/>
+        <w:tabs>
+          <w:tab w:val="right" w:leader="dot" w:pos="8152"/>
+        </w:tabs>
+        <w:rPr>
+          <w:rFonts w:asciiTheme="minorHAnsi" w:eastAsiaTheme="minorEastAsia" w:hAnsiTheme="minorHAnsi"/>
+          <w:noProof/>
+          <w:lang w:val="en-AT" w:eastAsia="en-AT"/>
+        </w:rPr>
+      </w:pPr>
+      <w:hyperlink w:anchor="_Toc217732387" w:history="1">
+        <w:r>
+          <w:rPr>
+            <w:rStyle w:val="Hyperlink"/>
+            <w:noProof/>
+          </w:rPr>
+          <w:t>Figure 17: Help</w:t>
+        </w:r>
+        <w:r>
+          <w:rPr>
+            <w:noProof/>
+            <w:webHidden/>
+          </w:rPr>
+          <w:tab/>
+        </w:r>
+        <w:r>
+          <w:rPr>
+            <w:noProof/>
+            <w:webHidden/>
+          </w:rPr>
+          <w:fldChar w:fldCharType="begin"/>
+        </w:r>
+        <w:r>
+          <w:rPr>
+            <w:noProof/>
+            <w:webHidden/>
+          </w:rPr>
+          <w:instrText xml:space="preserve"> PAGEREF _Toc217732387 \h </w:instrText>
+        </w:r>
+        <w:r>
+          <w:rPr>
+            <w:noProof/>
+            <w:webHidden/>
+          </w:rPr>
+        </w:r>
+        <w:r>
+          <w:rPr>
+            <w:noProof/>
+            <w:webHidden/>
+          </w:rPr>
+          <w:fldChar w:fldCharType="separate"/>
+        </w:r>
+        <w:r>
+          <w:rPr>
+            <w:noProof/>
+            <w:webHidden/>
+          </w:rPr>
+          <w:t>15</w:t>
+        </w:r>
+        <w:r>
+          <w:rPr>
+            <w:noProof/>
+            <w:webHidden/>
+          </w:rPr>
+          <w:fldChar w:fldCharType="end"/>
+        </w:r>
+      </w:hyperlink>
+    </w:p>
+    <w:p>
+      <w:pPr>
+        <w:pStyle w:val="TableofFigures"/>
+        <w:tabs>
+          <w:tab w:val="right" w:leader="dot" w:pos="8152"/>
+        </w:tabs>
+        <w:rPr>
+          <w:rFonts w:asciiTheme="minorHAnsi" w:eastAsiaTheme="minorEastAsia" w:hAnsiTheme="minorHAnsi"/>
+          <w:noProof/>
+          <w:lang w:val="en-AT" w:eastAsia="en-AT"/>
+        </w:rPr>
+      </w:pPr>
+      <w:hyperlink w:anchor="_Toc217732388" w:history="1">
+        <w:r>
+          <w:rPr>
+            <w:rStyle w:val="Hyperlink"/>
+            <w:noProof/>
+          </w:rPr>
+          <w:t>Figure 18: Wordle</w:t>
+        </w:r>
+        <w:r>
+          <w:rPr>
+            <w:noProof/>
+            <w:webHidden/>
+          </w:rPr>
+          <w:tab/>
+        </w:r>
+        <w:r>
+          <w:rPr>
+            <w:noProof/>
+            <w:webHidden/>
+          </w:rPr>
+          <w:fldChar w:fldCharType="begin"/>
+        </w:r>
+        <w:r>
+          <w:rPr>
+            <w:noProof/>
+            <w:webHidden/>
+          </w:rPr>
+          <w:instrText xml:space="preserve"> PAGEREF _Toc217732388 \h </w:instrText>
+        </w:r>
+        <w:r>
+          <w:rPr>
+            <w:noProof/>
+            <w:webHidden/>
+          </w:rPr>
+        </w:r>
+        <w:r>
+          <w:rPr>
+            <w:noProof/>
+            <w:webHidden/>
+          </w:rPr>
+          <w:fldChar w:fldCharType="separate"/>
+        </w:r>
+        <w:r>
+          <w:rPr>
+            <w:noProof/>
+            <w:webHidden/>
+          </w:rPr>
+          <w:t>16</w:t>
+        </w:r>
+        <w:r>
+          <w:rPr>
+            <w:noProof/>
+            <w:webHidden/>
+          </w:rPr>
+          <w:fldChar w:fldCharType="end"/>
+        </w:r>
+      </w:hyperlink>
+    </w:p>
+    <w:p>
+      <w:pPr>
+        <w:jc w:val="left"/>
+      </w:pPr>
+      <w:r>
+        <w:fldChar w:fldCharType="end"/>
+      </w:r>
+    </w:p>
+    <w:p>
+      <w:pPr>
+        <w:jc w:val="left"/>
+      </w:pPr>
+      <w:r>
+        <w:br w:type="page"/>
+      </w:r>
+    </w:p>
+    <w:p>
+      <w:pPr>
         <w:pStyle w:val="Heading1"/>
       </w:pPr>
-      <w:bookmarkStart w:id="2" w:name="_Toc217572526"/>
+      <w:bookmarkStart w:id="2" w:name="_Toc217732354"/>
       <w:r>
         <w:lastRenderedPageBreak/>
         <w:t>Exercise 1 – File I/O and Error Handling</w:t>
@@ -2418,7 +3139,7 @@
       <w:pPr>
         <w:pStyle w:val="Heading2"/>
       </w:pPr>
-      <w:bookmarkStart w:id="3" w:name="_Toc217572527"/>
+      <w:bookmarkStart w:id="3" w:name="_Toc217732355"/>
       <w:r>
         <w:t>Solution Idea</w:t>
       </w:r>
@@ -2436,7 +3157,7 @@
       <w:pPr>
         <w:pStyle w:val="Heading2"/>
       </w:pPr>
-      <w:bookmarkStart w:id="4" w:name="_Toc217572528"/>
+      <w:bookmarkStart w:id="4" w:name="_Toc217732356"/>
       <w:r>
         <w:t>Code</w:t>
       </w:r>
@@ -2495,21 +3216,7 @@
           <w:lang w:val="en-US"/>
         </w:rPr>
         <w:br/>
-        <w:t xml:space="preserve">public static Set&lt;String&gt; </w:t>
-      </w:r>
-      <w:proofErr w:type="spellStart"/>
-      <w:r>
-        <w:rPr>
-          <w:lang w:val="en-US"/>
-        </w:rPr>
-        <w:t>readCsvFile</w:t>
-      </w:r>
-      <w:proofErr w:type="spellEnd"/>
-      <w:r>
-        <w:rPr>
-          <w:lang w:val="en-US"/>
-        </w:rPr>
-        <w:t>(String file)</w:t>
+        <w:t>public static Set&lt;String&gt; readCsvFile(String file)</w:t>
       </w:r>
       <w:r>
         <w:rPr>
@@ -2536,49 +3243,7 @@
           <w:lang w:val="en-US"/>
         </w:rPr>
         <w:br/>
-        <w:t xml:space="preserve">    try (</w:t>
-      </w:r>
-      <w:proofErr w:type="spellStart"/>
-      <w:r>
-        <w:rPr>
-          <w:lang w:val="en-US"/>
-        </w:rPr>
-        <w:t>BufferedReader</w:t>
-      </w:r>
-      <w:proofErr w:type="spellEnd"/>
-      <w:r>
-        <w:rPr>
-          <w:lang w:val="en-US"/>
-        </w:rPr>
-        <w:t xml:space="preserve"> reader = </w:t>
-      </w:r>
-      <w:proofErr w:type="spellStart"/>
-      <w:r>
-        <w:rPr>
-          <w:lang w:val="en-US"/>
-        </w:rPr>
-        <w:t>Files.newBufferedReader</w:t>
-      </w:r>
-      <w:proofErr w:type="spellEnd"/>
-      <w:r>
-        <w:rPr>
-          <w:lang w:val="en-US"/>
-        </w:rPr>
-        <w:t>(</w:t>
-      </w:r>
-      <w:proofErr w:type="spellStart"/>
-      <w:r>
-        <w:rPr>
-          <w:lang w:val="en-US"/>
-        </w:rPr>
-        <w:t>Path.of</w:t>
-      </w:r>
-      <w:proofErr w:type="spellEnd"/>
-      <w:r>
-        <w:rPr>
-          <w:lang w:val="en-US"/>
-        </w:rPr>
-        <w:t>(file)))</w:t>
+        <w:t xml:space="preserve">    try (BufferedReader reader = Files.newBufferedReader(Path.of(file)))</w:t>
       </w:r>
       <w:r>
         <w:rPr>
@@ -2612,48 +3277,20 @@
           <w:lang w:val="en-US"/>
         </w:rPr>
         <w:br/>
-        <w:t xml:space="preserve">        </w:t>
-      </w:r>
-      <w:proofErr w:type="spellStart"/>
-      <w:r>
-        <w:rPr>
-          <w:lang w:val="en-US"/>
-        </w:rPr>
-        <w:t>reader.readLine</w:t>
-      </w:r>
-      <w:proofErr w:type="spellEnd"/>
-      <w:r>
-        <w:rPr>
-          <w:lang w:val="en-US"/>
-        </w:rPr>
-        <w:t>();</w:t>
-      </w:r>
-      <w:r>
-        <w:rPr>
-          <w:lang w:val="en-US"/>
-        </w:rPr>
-        <w:br/>
-      </w:r>
-      <w:r>
-        <w:rPr>
-          <w:lang w:val="en-US"/>
-        </w:rPr>
-        <w:br/>
-        <w:t xml:space="preserve">        while ((line = </w:t>
-      </w:r>
-      <w:proofErr w:type="spellStart"/>
-      <w:r>
-        <w:rPr>
-          <w:lang w:val="en-US"/>
-        </w:rPr>
-        <w:t>reader.readLine</w:t>
-      </w:r>
-      <w:proofErr w:type="spellEnd"/>
-      <w:r>
-        <w:rPr>
-          <w:lang w:val="en-US"/>
-        </w:rPr>
-        <w:t>()) != null)</w:t>
+        <w:t xml:space="preserve">        reader.readLine();</w:t>
+      </w:r>
+      <w:r>
+        <w:rPr>
+          <w:lang w:val="en-US"/>
+        </w:rPr>
+        <w:br/>
+      </w:r>
+      <w:r>
+        <w:rPr>
+          <w:lang w:val="en-US"/>
+        </w:rPr>
+        <w:br/>
+        <w:t xml:space="preserve">        while ((line = reader.readLine()) != null)</w:t>
       </w:r>
       <w:r>
         <w:rPr>
@@ -2667,62 +3304,20 @@
           <w:lang w:val="en-US"/>
         </w:rPr>
         <w:br/>
-        <w:t xml:space="preserve">            line = </w:t>
-      </w:r>
-      <w:proofErr w:type="spellStart"/>
-      <w:r>
-        <w:rPr>
-          <w:lang w:val="en-US"/>
-        </w:rPr>
-        <w:t>line.trim</w:t>
-      </w:r>
-      <w:proofErr w:type="spellEnd"/>
-      <w:r>
-        <w:rPr>
-          <w:lang w:val="en-US"/>
-        </w:rPr>
-        <w:t>().</w:t>
-      </w:r>
-      <w:proofErr w:type="spellStart"/>
-      <w:r>
-        <w:rPr>
-          <w:lang w:val="en-US"/>
-        </w:rPr>
-        <w:t>toLowerCase</w:t>
-      </w:r>
-      <w:proofErr w:type="spellEnd"/>
-      <w:r>
-        <w:rPr>
-          <w:lang w:val="en-US"/>
-        </w:rPr>
-        <w:t>();</w:t>
-      </w:r>
-      <w:r>
-        <w:rPr>
-          <w:lang w:val="en-US"/>
-        </w:rPr>
-        <w:br/>
-      </w:r>
-      <w:r>
-        <w:rPr>
-          <w:lang w:val="en-US"/>
-        </w:rPr>
-        <w:br/>
-        <w:t xml:space="preserve">            if (!</w:t>
-      </w:r>
-      <w:proofErr w:type="spellStart"/>
-      <w:r>
-        <w:rPr>
-          <w:lang w:val="en-US"/>
-        </w:rPr>
-        <w:t>line.isEmpty</w:t>
-      </w:r>
-      <w:proofErr w:type="spellEnd"/>
-      <w:r>
-        <w:rPr>
-          <w:lang w:val="en-US"/>
-        </w:rPr>
-        <w:t>())</w:t>
+        <w:t xml:space="preserve">            line = line.trim().toLowerCase();</w:t>
+      </w:r>
+      <w:r>
+        <w:rPr>
+          <w:lang w:val="en-US"/>
+        </w:rPr>
+        <w:br/>
+      </w:r>
+      <w:r>
+        <w:rPr>
+          <w:lang w:val="en-US"/>
+        </w:rPr>
+        <w:br/>
+        <w:t xml:space="preserve">            if (!line.isEmpty())</w:t>
       </w:r>
       <w:r>
         <w:rPr>
@@ -2736,21 +3331,7 @@
           <w:lang w:val="en-US"/>
         </w:rPr>
         <w:br/>
-        <w:t xml:space="preserve">                </w:t>
-      </w:r>
-      <w:proofErr w:type="spellStart"/>
-      <w:r>
-        <w:rPr>
-          <w:lang w:val="en-US"/>
-        </w:rPr>
-        <w:t>words.add</w:t>
-      </w:r>
-      <w:proofErr w:type="spellEnd"/>
-      <w:r>
-        <w:rPr>
-          <w:lang w:val="en-US"/>
-        </w:rPr>
-        <w:t>(line);</w:t>
+        <w:t xml:space="preserve">                words.add(line);</w:t>
       </w:r>
       <w:r>
         <w:rPr>
@@ -2798,98 +3379,28 @@
           <w:lang w:val="en-US"/>
         </w:rPr>
         <w:lastRenderedPageBreak/>
-        <w:t xml:space="preserve">        </w:t>
-      </w:r>
-      <w:proofErr w:type="spellStart"/>
-      <w:r>
-        <w:rPr>
-          <w:lang w:val="en-US"/>
-        </w:rPr>
-        <w:t>System.err.println</w:t>
-      </w:r>
-      <w:proofErr w:type="spellEnd"/>
-      <w:r>
-        <w:rPr>
-          <w:lang w:val="en-US"/>
-        </w:rPr>
-        <w:t>("Error reading file: " + file);</w:t>
-      </w:r>
-      <w:r>
-        <w:rPr>
-          <w:lang w:val="en-US"/>
-        </w:rPr>
-        <w:br/>
-        <w:t xml:space="preserve">        </w:t>
-      </w:r>
-      <w:proofErr w:type="spellStart"/>
-      <w:r>
-        <w:rPr>
-          <w:lang w:val="en-US"/>
-        </w:rPr>
-        <w:t>System.err.println</w:t>
-      </w:r>
-      <w:proofErr w:type="spellEnd"/>
-      <w:r>
-        <w:rPr>
-          <w:lang w:val="en-US"/>
-        </w:rPr>
-        <w:t>(</w:t>
-      </w:r>
-      <w:proofErr w:type="spellStart"/>
-      <w:r>
-        <w:rPr>
-          <w:lang w:val="en-US"/>
-        </w:rPr>
-        <w:t>e.getMessage</w:t>
-      </w:r>
-      <w:proofErr w:type="spellEnd"/>
-      <w:r>
-        <w:rPr>
-          <w:lang w:val="en-US"/>
-        </w:rPr>
-        <w:t>());</w:t>
-      </w:r>
-      <w:r>
-        <w:rPr>
-          <w:lang w:val="en-US"/>
-        </w:rPr>
-        <w:br/>
-        <w:t xml:space="preserve">        </w:t>
-      </w:r>
-      <w:proofErr w:type="spellStart"/>
-      <w:r>
-        <w:rPr>
-          <w:lang w:val="en-US"/>
-        </w:rPr>
-        <w:t>System.err.println</w:t>
-      </w:r>
-      <w:proofErr w:type="spellEnd"/>
-      <w:r>
-        <w:rPr>
-          <w:lang w:val="en-US"/>
-        </w:rPr>
-        <w:t>("Make sure the file exists and is accessible. Program will exit.");</w:t>
-      </w:r>
-      <w:r>
-        <w:rPr>
-          <w:lang w:val="en-US"/>
-        </w:rPr>
-        <w:br/>
-        <w:t xml:space="preserve">        </w:t>
-      </w:r>
-      <w:proofErr w:type="spellStart"/>
-      <w:r>
-        <w:rPr>
-          <w:lang w:val="en-US"/>
-        </w:rPr>
-        <w:t>System.exit</w:t>
-      </w:r>
-      <w:proofErr w:type="spellEnd"/>
-      <w:r>
-        <w:rPr>
-          <w:lang w:val="en-US"/>
-        </w:rPr>
-        <w:t>(1);</w:t>
+        <w:t xml:space="preserve">        System.err.println("Error reading file: " + file);</w:t>
+      </w:r>
+      <w:r>
+        <w:rPr>
+          <w:lang w:val="en-US"/>
+        </w:rPr>
+        <w:br/>
+        <w:t xml:space="preserve">        System.err.println(e.getMessage());</w:t>
+      </w:r>
+      <w:r>
+        <w:rPr>
+          <w:lang w:val="en-US"/>
+        </w:rPr>
+        <w:br/>
+        <w:t xml:space="preserve">        System.err.println("Make sure the file exists and is accessible. Program will exit.");</w:t>
+      </w:r>
+      <w:r>
+        <w:rPr>
+          <w:lang w:val="en-US"/>
+        </w:rPr>
+        <w:br/>
+        <w:t xml:space="preserve">        System.exit(1);</w:t>
       </w:r>
       <w:r>
         <w:rPr>
@@ -2923,7 +3434,7 @@
       <w:pPr>
         <w:pStyle w:val="Caption"/>
       </w:pPr>
-      <w:bookmarkStart w:id="5" w:name="_Toc217572515"/>
+      <w:bookmarkStart w:id="5" w:name="_Toc217732371"/>
       <w:r>
         <w:t xml:space="preserve">Figure </w:t>
       </w:r>
@@ -3024,35 +3535,7 @@
           <w:lang w:val="en-US"/>
         </w:rPr>
         <w:br/>
-        <w:t xml:space="preserve">    public static List&lt;String&gt; </w:t>
-      </w:r>
-      <w:proofErr w:type="spellStart"/>
-      <w:r>
-        <w:rPr>
-          <w:lang w:val="en-US"/>
-        </w:rPr>
-        <w:t>validSolutions</w:t>
-      </w:r>
-      <w:proofErr w:type="spellEnd"/>
-      <w:r>
-        <w:rPr>
-          <w:lang w:val="en-US"/>
-        </w:rPr>
-        <w:t xml:space="preserve"> = new </w:t>
-      </w:r>
-      <w:proofErr w:type="spellStart"/>
-      <w:r>
-        <w:rPr>
-          <w:lang w:val="en-US"/>
-        </w:rPr>
-        <w:t>ArrayList</w:t>
-      </w:r>
-      <w:proofErr w:type="spellEnd"/>
-      <w:r>
-        <w:rPr>
-          <w:lang w:val="en-US"/>
-        </w:rPr>
-        <w:t>&lt;String&gt;();</w:t>
+        <w:t xml:space="preserve">    public static List&lt;String&gt; validSolutions = new ArrayList&lt;String&gt;();</w:t>
       </w:r>
       <w:r>
         <w:rPr>
@@ -3086,21 +3569,7 @@
           <w:lang w:val="en-US"/>
         </w:rPr>
         <w:br/>
-        <w:t xml:space="preserve">    public static Set&lt;String&gt; </w:t>
-      </w:r>
-      <w:proofErr w:type="spellStart"/>
-      <w:r>
-        <w:rPr>
-          <w:lang w:val="en-US"/>
-        </w:rPr>
-        <w:t>validGuesses</w:t>
-      </w:r>
-      <w:proofErr w:type="spellEnd"/>
-      <w:r>
-        <w:rPr>
-          <w:lang w:val="en-US"/>
-        </w:rPr>
-        <w:t xml:space="preserve"> = new HashSet&lt;&gt;();</w:t>
+        <w:t xml:space="preserve">    public static Set&lt;String&gt; validGuesses = new HashSet&lt;&gt;();</w:t>
       </w:r>
       <w:r>
         <w:rPr>
@@ -3117,7 +3586,7 @@
           <w:lang w:val="en-AT"/>
         </w:rPr>
       </w:pPr>
-      <w:bookmarkStart w:id="6" w:name="_Toc217572516"/>
+      <w:bookmarkStart w:id="6" w:name="_Toc217732372"/>
       <w:r>
         <w:t xml:space="preserve">Figure </w:t>
       </w:r>
@@ -3148,7 +3617,7 @@
       <w:pPr>
         <w:pStyle w:val="Heading2"/>
       </w:pPr>
-      <w:bookmarkStart w:id="7" w:name="_Toc217572529"/>
+      <w:bookmarkStart w:id="7" w:name="_Toc217732357"/>
       <w:r>
         <w:t>Test</w:t>
       </w:r>
@@ -3165,21 +3634,7 @@
         <w:rPr>
           <w:lang w:val="en-US"/>
         </w:rPr>
-        <w:t xml:space="preserve">public static void main(String[] </w:t>
-      </w:r>
-      <w:proofErr w:type="spellStart"/>
-      <w:r>
-        <w:rPr>
-          <w:lang w:val="en-US"/>
-        </w:rPr>
-        <w:t>args</w:t>
-      </w:r>
-      <w:proofErr w:type="spellEnd"/>
-      <w:r>
-        <w:rPr>
-          <w:lang w:val="en-US"/>
-        </w:rPr>
-        <w:t>)</w:t>
+        <w:t>public static void main(String[] args)</w:t>
       </w:r>
       <w:r>
         <w:rPr>
@@ -3193,14 +3648,7 @@
           <w:lang w:val="en-US"/>
         </w:rPr>
         <w:br/>
-        <w:t xml:space="preserve">    </w:t>
-      </w:r>
-      <w:proofErr w:type="spellStart"/>
-      <w:r>
-        <w:rPr>
-          <w:lang w:val="en-US"/>
-        </w:rPr>
-        <w:t>WordleWordReader.</w:t>
+        <w:t xml:space="preserve">    WordleWordReader.</w:t>
       </w:r>
       <w:r>
         <w:rPr>
@@ -3210,7 +3658,6 @@
         </w:rPr>
         <w:t>readWordleWords</w:t>
       </w:r>
-      <w:proofErr w:type="spellEnd"/>
       <w:r>
         <w:rPr>
           <w:lang w:val="en-US"/>
@@ -3228,14 +3675,7 @@
           <w:lang w:val="en-US"/>
         </w:rPr>
         <w:br/>
-        <w:t xml:space="preserve">    </w:t>
-      </w:r>
-      <w:proofErr w:type="spellStart"/>
-      <w:r>
-        <w:rPr>
-          <w:lang w:val="en-US"/>
-        </w:rPr>
-        <w:t>IO.</w:t>
+        <w:t xml:space="preserve">    IO.</w:t>
       </w:r>
       <w:r>
         <w:rPr>
@@ -3245,19 +3685,11 @@
         </w:rPr>
         <w:t>println</w:t>
       </w:r>
-      <w:proofErr w:type="spellEnd"/>
-      <w:r>
-        <w:rPr>
-          <w:lang w:val="en-US"/>
-        </w:rPr>
-        <w:t>(</w:t>
-      </w:r>
-      <w:proofErr w:type="spellStart"/>
-      <w:r>
-        <w:rPr>
-          <w:lang w:val="en-US"/>
-        </w:rPr>
-        <w:t>Global.Words.</w:t>
+      <w:r>
+        <w:rPr>
+          <w:lang w:val="en-US"/>
+        </w:rPr>
+        <w:t>(Global.Words.</w:t>
       </w:r>
       <w:r>
         <w:rPr>
@@ -3267,7 +3699,6 @@
         </w:rPr>
         <w:t>validGuesses</w:t>
       </w:r>
-      <w:proofErr w:type="spellEnd"/>
       <w:r>
         <w:rPr>
           <w:lang w:val="en-US"/>
@@ -3285,14 +3716,7 @@
           <w:lang w:val="en-US"/>
         </w:rPr>
         <w:lastRenderedPageBreak/>
-        <w:t xml:space="preserve">    </w:t>
-      </w:r>
-      <w:proofErr w:type="spellStart"/>
-      <w:r>
-        <w:rPr>
-          <w:lang w:val="en-US"/>
-        </w:rPr>
-        <w:t>IO.</w:t>
+        <w:t xml:space="preserve">    IO.</w:t>
       </w:r>
       <w:r>
         <w:rPr>
@@ -3302,19 +3726,11 @@
         </w:rPr>
         <w:t>println</w:t>
       </w:r>
-      <w:proofErr w:type="spellEnd"/>
-      <w:r>
-        <w:rPr>
-          <w:lang w:val="en-US"/>
-        </w:rPr>
-        <w:t>(</w:t>
-      </w:r>
-      <w:proofErr w:type="spellStart"/>
-      <w:r>
-        <w:rPr>
-          <w:lang w:val="en-US"/>
-        </w:rPr>
-        <w:t>Global.Words.</w:t>
+      <w:r>
+        <w:rPr>
+          <w:lang w:val="en-US"/>
+        </w:rPr>
+        <w:t>(Global.Words.</w:t>
       </w:r>
       <w:r>
         <w:rPr>
@@ -3324,7 +3740,6 @@
         </w:rPr>
         <w:t>validSolutions</w:t>
       </w:r>
-      <w:proofErr w:type="spellEnd"/>
       <w:r>
         <w:rPr>
           <w:lang w:val="en-US"/>
@@ -3343,7 +3758,7 @@
       <w:pPr>
         <w:pStyle w:val="Caption"/>
       </w:pPr>
-      <w:bookmarkStart w:id="8" w:name="_Toc217572517"/>
+      <w:bookmarkStart w:id="8" w:name="_Toc217732373"/>
       <w:r>
         <w:t xml:space="preserve">Figure </w:t>
       </w:r>
@@ -3416,7 +3831,7 @@
                             <w:pPr>
                               <w:pStyle w:val="Caption"/>
                             </w:pPr>
-                            <w:bookmarkStart w:id="9" w:name="_Toc217572518"/>
+                            <w:bookmarkStart w:id="9" w:name="_Toc217732374"/>
                             <w:r>
                               <w:t xml:space="preserve">Figure </w:t>
                             </w:r>
@@ -3466,7 +3881,7 @@
                       <w:pPr>
                         <w:pStyle w:val="Caption"/>
                       </w:pPr>
-                      <w:bookmarkStart w:id="10" w:name="_Toc217572518"/>
+                      <w:bookmarkStart w:id="10" w:name="_Toc217732374"/>
                       <w:r>
                         <w:t xml:space="preserve">Figure </w:t>
                       </w:r>
@@ -3506,7 +3921,7 @@
           <w:noProof/>
         </w:rPr>
         <w:drawing>
-          <wp:anchor distT="0" distB="0" distL="114300" distR="114300" simplePos="0" relativeHeight="251662336" behindDoc="0" locked="0" layoutInCell="1" allowOverlap="1" wp14:anchorId="73066911" wp14:editId="09AEA75F">
+          <wp:anchor distT="0" distB="0" distL="114300" distR="114300" simplePos="0" relativeHeight="251662336" behindDoc="0" locked="0" layoutInCell="1" allowOverlap="1" wp14:anchorId="73066911" wp14:editId="4485DD20">
             <wp:simplePos x="0" y="0"/>
             <wp:positionH relativeFrom="margin">
               <wp:align>left</wp:align>
@@ -3606,7 +4021,7 @@
         <w:pStyle w:val="Caption"/>
         <w:jc w:val="both"/>
       </w:pPr>
-      <w:bookmarkStart w:id="11" w:name="_Toc217572519"/>
+      <w:bookmarkStart w:id="11" w:name="_Toc217732375"/>
       <w:r>
         <w:t xml:space="preserve">Figure </w:t>
       </w:r>
@@ -3653,7 +4068,7 @@
       <w:pPr>
         <w:pStyle w:val="Heading1"/>
       </w:pPr>
-      <w:bookmarkStart w:id="12" w:name="_Toc217572530"/>
+      <w:bookmarkStart w:id="12" w:name="_Toc217732358"/>
       <w:r>
         <w:lastRenderedPageBreak/>
         <w:t>Exercise 2 – Input Validation</w:t>
@@ -3664,7 +4079,7 @@
       <w:pPr>
         <w:pStyle w:val="Heading2"/>
       </w:pPr>
-      <w:bookmarkStart w:id="13" w:name="_Toc217572531"/>
+      <w:bookmarkStart w:id="13" w:name="_Toc217732359"/>
       <w:r>
         <w:t>Solution Idea</w:t>
       </w:r>
@@ -3672,60 +4087,20 @@
     </w:p>
     <w:p>
       <w:r>
-        <w:t xml:space="preserve">First, I created a method that uses </w:t>
-      </w:r>
-      <w:proofErr w:type="spellStart"/>
-      <w:r>
-        <w:t>IO.readln</w:t>
-      </w:r>
-      <w:proofErr w:type="spellEnd"/>
-      <w:r>
-        <w:t xml:space="preserve"> </w:t>
-      </w:r>
-      <w:r>
-        <w:t xml:space="preserve">to read in a String, if the String is empty, longer than </w:t>
-      </w:r>
-      <w:proofErr w:type="spellStart"/>
-      <w:r>
-        <w:t>maxLength</w:t>
-      </w:r>
-      <w:proofErr w:type="spellEnd"/>
-      <w:r>
-        <w:t xml:space="preserve"> or shorter than </w:t>
-      </w:r>
-      <w:proofErr w:type="spellStart"/>
-      <w:r>
-        <w:t>minLength</w:t>
-      </w:r>
-      <w:proofErr w:type="spellEnd"/>
-      <w:r>
-        <w:t xml:space="preserve">, it </w:t>
-      </w:r>
-      <w:proofErr w:type="spellStart"/>
-      <w:r>
-        <w:t>reprompts</w:t>
-      </w:r>
-      <w:proofErr w:type="spellEnd"/>
-      <w:r>
-        <w:t xml:space="preserve"> the user to enter their input. </w:t>
-      </w:r>
-      <w:r>
-        <w:t xml:space="preserve">Inside the </w:t>
-      </w:r>
-      <w:proofErr w:type="spellStart"/>
-      <w:r>
-        <w:t>enterGuess</w:t>
-      </w:r>
-      <w:proofErr w:type="spellEnd"/>
-      <w:r>
-        <w:t xml:space="preserve"> method there’s a check, that looks up if the entered guess is contained inside the guess HashSet.</w:t>
+        <w:t xml:space="preserve">First, I created a method that uses IO.readln </w:t>
+      </w:r>
+      <w:r>
+        <w:t xml:space="preserve">to read in a String, if the String is empty, longer than maxLength or shorter than minLength, it reprompts the user to enter their input. </w:t>
+      </w:r>
+      <w:r>
+        <w:t>Inside the enterGuess method there’s a check, that looks up if the entered guess is contained inside the guess HashSet.</w:t>
       </w:r>
     </w:p>
     <w:p>
       <w:pPr>
         <w:pStyle w:val="Heading2"/>
       </w:pPr>
-      <w:bookmarkStart w:id="14" w:name="_Toc217572532"/>
+      <w:bookmarkStart w:id="14" w:name="_Toc217732360"/>
       <w:r>
         <w:t>Code</w:t>
       </w:r>
@@ -3734,312 +4109,255 @@
     <w:p>
       <w:pPr>
         <w:pStyle w:val="Pseoudocode"/>
-      </w:pPr>
-      <w:r>
+        <w:rPr>
+          <w:lang w:val="en-US"/>
+        </w:rPr>
+      </w:pPr>
+      <w:r>
+        <w:rPr>
+          <w:lang w:val="en-US"/>
+        </w:rPr>
         <w:t>/**</w:t>
       </w:r>
       <w:r>
+        <w:rPr>
+          <w:lang w:val="en-US"/>
+        </w:rPr>
         <w:br/>
         <w:t xml:space="preserve"> * Gets a string input from the player with minimum and maximum length restrictions.</w:t>
       </w:r>
       <w:r>
+        <w:rPr>
+          <w:lang w:val="en-US"/>
+        </w:rPr>
         <w:br/>
         <w:t xml:space="preserve"> * Continues to prompt until valid input is provided.</w:t>
       </w:r>
       <w:r>
+        <w:rPr>
+          <w:lang w:val="en-US"/>
+        </w:rPr>
         <w:br/>
         <w:t xml:space="preserve"> *</w:t>
       </w:r>
       <w:r>
+        <w:rPr>
+          <w:lang w:val="en-US"/>
+        </w:rPr>
         <w:br/>
         <w:t xml:space="preserve"> * @param prompt    The prompt message to display</w:t>
       </w:r>
       <w:r>
-        <w:br/>
-        <w:t xml:space="preserve"> * @param </w:t>
-      </w:r>
-      <w:proofErr w:type="spellStart"/>
-      <w:r>
-        <w:t>minLength</w:t>
-      </w:r>
-      <w:proofErr w:type="spellEnd"/>
-      <w:r>
-        <w:t xml:space="preserve"> The minimum allowed length of the input</w:t>
-      </w:r>
-      <w:r>
-        <w:br/>
-        <w:t xml:space="preserve"> * @param </w:t>
-      </w:r>
-      <w:proofErr w:type="spellStart"/>
-      <w:r>
-        <w:t>maxLength</w:t>
-      </w:r>
-      <w:proofErr w:type="spellEnd"/>
-      <w:r>
-        <w:t xml:space="preserve"> The maximum allowed length of the input</w:t>
-      </w:r>
-      <w:r>
+        <w:rPr>
+          <w:lang w:val="en-US"/>
+        </w:rPr>
+        <w:br/>
+        <w:t xml:space="preserve"> * @param minLength The minimum allowed length of the input</w:t>
+      </w:r>
+      <w:r>
+        <w:rPr>
+          <w:lang w:val="en-US"/>
+        </w:rPr>
+        <w:br/>
+        <w:t xml:space="preserve"> * @param maxLength The maximum allowed length of the input</w:t>
+      </w:r>
+      <w:r>
+        <w:rPr>
+          <w:lang w:val="en-US"/>
+        </w:rPr>
         <w:br/>
         <w:t xml:space="preserve"> * @return The validated string input</w:t>
       </w:r>
       <w:r>
+        <w:rPr>
+          <w:lang w:val="en-US"/>
+        </w:rPr>
         <w:br/>
         <w:t xml:space="preserve"> */</w:t>
       </w:r>
       <w:r>
-        <w:br/>
-        <w:t xml:space="preserve">public static String </w:t>
-      </w:r>
-      <w:proofErr w:type="spellStart"/>
-      <w:r>
-        <w:t>getStringInput</w:t>
-      </w:r>
-      <w:proofErr w:type="spellEnd"/>
-      <w:r>
-        <w:t xml:space="preserve">(String prompt, int </w:t>
-      </w:r>
-      <w:proofErr w:type="spellStart"/>
-      <w:r>
-        <w:t>minLength</w:t>
-      </w:r>
-      <w:proofErr w:type="spellEnd"/>
-      <w:r>
-        <w:t xml:space="preserve">, int </w:t>
-      </w:r>
-      <w:proofErr w:type="spellStart"/>
-      <w:r>
-        <w:t>maxLength</w:t>
-      </w:r>
-      <w:proofErr w:type="spellEnd"/>
-      <w:r>
-        <w:t>)</w:t>
-      </w:r>
-      <w:r>
+        <w:rPr>
+          <w:lang w:val="en-US"/>
+        </w:rPr>
+        <w:br/>
+        <w:t>public static String getStringInput(String prompt, int minLength, int maxLength)</w:t>
+      </w:r>
+      <w:r>
+        <w:rPr>
+          <w:lang w:val="en-US"/>
+        </w:rPr>
         <w:br/>
         <w:t>{</w:t>
       </w:r>
       <w:r>
+        <w:rPr>
+          <w:lang w:val="en-US"/>
+        </w:rPr>
         <w:br/>
         <w:t xml:space="preserve">    while (true)</w:t>
       </w:r>
       <w:r>
+        <w:rPr>
+          <w:lang w:val="en-US"/>
+        </w:rPr>
         <w:br/>
         <w:t xml:space="preserve">    {</w:t>
       </w:r>
       <w:r>
-        <w:br/>
-        <w:t xml:space="preserve">        </w:t>
-      </w:r>
-      <w:proofErr w:type="spellStart"/>
-      <w:r>
-        <w:t>IO.println</w:t>
-      </w:r>
-      <w:proofErr w:type="spellEnd"/>
-      <w:r>
-        <w:t>(prompt + ": ");</w:t>
-      </w:r>
-      <w:r>
-        <w:br/>
-        <w:t xml:space="preserve">        String input = </w:t>
-      </w:r>
-      <w:proofErr w:type="spellStart"/>
-      <w:r>
-        <w:t>IO.readln</w:t>
-      </w:r>
-      <w:proofErr w:type="spellEnd"/>
-      <w:r>
-        <w:t>().trim();;</w:t>
-      </w:r>
-      <w:r>
-        <w:br/>
-      </w:r>
-      <w:r>
-        <w:br/>
-        <w:t xml:space="preserve">        if (!</w:t>
-      </w:r>
-      <w:proofErr w:type="spellStart"/>
-      <w:r>
-        <w:t>input.isEmpty</w:t>
-      </w:r>
-      <w:proofErr w:type="spellEnd"/>
-      <w:r>
-        <w:t xml:space="preserve">() &amp;&amp; </w:t>
-      </w:r>
-      <w:proofErr w:type="spellStart"/>
-      <w:r>
-        <w:t>input.length</w:t>
-      </w:r>
-      <w:proofErr w:type="spellEnd"/>
-      <w:r>
-        <w:t xml:space="preserve">() &lt;= </w:t>
-      </w:r>
-      <w:proofErr w:type="spellStart"/>
-      <w:r>
-        <w:t>maxLength</w:t>
-      </w:r>
-      <w:proofErr w:type="spellEnd"/>
-      <w:r>
-        <w:t xml:space="preserve"> &amp;&amp; </w:t>
-      </w:r>
-      <w:proofErr w:type="spellStart"/>
-      <w:r>
-        <w:t>input.length</w:t>
-      </w:r>
-      <w:proofErr w:type="spellEnd"/>
-      <w:r>
-        <w:t xml:space="preserve">() &gt;= </w:t>
-      </w:r>
-      <w:proofErr w:type="spellStart"/>
-      <w:r>
-        <w:t>minLength</w:t>
-      </w:r>
-      <w:proofErr w:type="spellEnd"/>
-      <w:r>
-        <w:t>)</w:t>
-      </w:r>
-      <w:r>
+        <w:rPr>
+          <w:lang w:val="en-US"/>
+        </w:rPr>
+        <w:br/>
+        <w:t xml:space="preserve">        IO.println(prompt + ": ");</w:t>
+      </w:r>
+      <w:r>
+        <w:rPr>
+          <w:lang w:val="en-US"/>
+        </w:rPr>
+        <w:br/>
+        <w:t xml:space="preserve">        String input = IO.readln().trim();;</w:t>
+      </w:r>
+      <w:r>
+        <w:rPr>
+          <w:lang w:val="en-US"/>
+        </w:rPr>
+        <w:br/>
+      </w:r>
+      <w:r>
+        <w:rPr>
+          <w:lang w:val="en-US"/>
+        </w:rPr>
+        <w:br/>
+        <w:t xml:space="preserve">        if (!input.isEmpty() &amp;&amp; input.length() &lt;= maxLength &amp;&amp; input.length() &gt;= minLength)</w:t>
+      </w:r>
+      <w:r>
+        <w:rPr>
+          <w:lang w:val="en-US"/>
+        </w:rPr>
         <w:br/>
         <w:t xml:space="preserve">        {</w:t>
       </w:r>
       <w:r>
+        <w:rPr>
+          <w:lang w:val="en-US"/>
+        </w:rPr>
         <w:br/>
         <w:t xml:space="preserve">            return input;</w:t>
       </w:r>
       <w:r>
+        <w:rPr>
+          <w:lang w:val="en-US"/>
+        </w:rPr>
         <w:br/>
         <w:t xml:space="preserve">        }</w:t>
       </w:r>
       <w:r>
-        <w:br/>
-      </w:r>
-      <w:r>
-        <w:br/>
-        <w:t xml:space="preserve">        if (</w:t>
-      </w:r>
-      <w:proofErr w:type="spellStart"/>
-      <w:r>
-        <w:t>input.length</w:t>
-      </w:r>
-      <w:proofErr w:type="spellEnd"/>
-      <w:r>
-        <w:t xml:space="preserve">() &gt; </w:t>
-      </w:r>
-      <w:proofErr w:type="spellStart"/>
-      <w:r>
-        <w:t>maxLength</w:t>
-      </w:r>
-      <w:proofErr w:type="spellEnd"/>
-      <w:r>
-        <w:t>)</w:t>
-      </w:r>
-      <w:r>
+        <w:rPr>
+          <w:lang w:val="en-US"/>
+        </w:rPr>
+        <w:br/>
+      </w:r>
+      <w:r>
+        <w:rPr>
+          <w:lang w:val="en-US"/>
+        </w:rPr>
+        <w:br/>
+        <w:t xml:space="preserve">        if (input.length() &gt; maxLength)</w:t>
+      </w:r>
+      <w:r>
+        <w:rPr>
+          <w:lang w:val="en-US"/>
+        </w:rPr>
         <w:br/>
         <w:t xml:space="preserve">        {</w:t>
       </w:r>
       <w:r>
-        <w:br/>
-        <w:t xml:space="preserve">            </w:t>
-      </w:r>
-      <w:proofErr w:type="spellStart"/>
-      <w:r>
-        <w:t>printlnRed</w:t>
-      </w:r>
-      <w:proofErr w:type="spellEnd"/>
-      <w:r>
-        <w:t xml:space="preserve">("Input exceeds maximum length of " + </w:t>
-      </w:r>
-      <w:proofErr w:type="spellStart"/>
-      <w:r>
-        <w:t>maxLength</w:t>
-      </w:r>
-      <w:proofErr w:type="spellEnd"/>
-      <w:r>
-        <w:t xml:space="preserve"> + " characters. Please try again.");</w:t>
-      </w:r>
-      <w:r>
+        <w:rPr>
+          <w:lang w:val="en-US"/>
+        </w:rPr>
+        <w:br/>
+        <w:t xml:space="preserve">            printlnRed("Input exceeds maximum length of " + maxLength + " characters. Please try again.");</w:t>
+      </w:r>
+      <w:r>
+        <w:rPr>
+          <w:lang w:val="en-US"/>
+        </w:rPr>
         <w:br/>
         <w:t xml:space="preserve">        }</w:t>
       </w:r>
       <w:r>
-        <w:br/>
-        <w:t xml:space="preserve">        else if (</w:t>
-      </w:r>
-      <w:proofErr w:type="spellStart"/>
-      <w:r>
-        <w:t>input.length</w:t>
-      </w:r>
-      <w:proofErr w:type="spellEnd"/>
-      <w:r>
-        <w:t xml:space="preserve">() &lt; </w:t>
-      </w:r>
-      <w:proofErr w:type="spellStart"/>
-      <w:r>
-        <w:t>minLength</w:t>
-      </w:r>
-      <w:proofErr w:type="spellEnd"/>
-      <w:r>
-        <w:t>)</w:t>
-      </w:r>
-      <w:r>
-        <w:br/>
-      </w:r>
-      <w:r>
+        <w:rPr>
+          <w:lang w:val="en-US"/>
+        </w:rPr>
+        <w:br/>
+        <w:t xml:space="preserve">        else if (input.length() &lt; minLength)</w:t>
+      </w:r>
+      <w:r>
+        <w:rPr>
+          <w:lang w:val="en-US"/>
+        </w:rPr>
+        <w:br/>
+      </w:r>
+      <w:r>
+        <w:rPr>
+          <w:lang w:val="en-US"/>
+        </w:rPr>
         <w:lastRenderedPageBreak/>
         <w:t xml:space="preserve">        {</w:t>
       </w:r>
       <w:r>
-        <w:br/>
-        <w:t xml:space="preserve">            </w:t>
-      </w:r>
-      <w:proofErr w:type="spellStart"/>
-      <w:r>
-        <w:t>printlnRed</w:t>
-      </w:r>
-      <w:proofErr w:type="spellEnd"/>
-      <w:r>
-        <w:t xml:space="preserve">("Input must be at least " + </w:t>
-      </w:r>
-      <w:proofErr w:type="spellStart"/>
-      <w:r>
-        <w:t>minLength</w:t>
-      </w:r>
-      <w:proofErr w:type="spellEnd"/>
-      <w:r>
-        <w:t xml:space="preserve"> + " characters long. Please try again.");</w:t>
-      </w:r>
-      <w:r>
+        <w:rPr>
+          <w:lang w:val="en-US"/>
+        </w:rPr>
+        <w:br/>
+        <w:t xml:space="preserve">            printlnRed("Input must be at least " + minLength + " characters long. Please try again.");</w:t>
+      </w:r>
+      <w:r>
+        <w:rPr>
+          <w:lang w:val="en-US"/>
+        </w:rPr>
         <w:br/>
         <w:t xml:space="preserve">        }</w:t>
       </w:r>
       <w:r>
+        <w:rPr>
+          <w:lang w:val="en-US"/>
+        </w:rPr>
         <w:br/>
         <w:t xml:space="preserve">        else</w:t>
       </w:r>
       <w:r>
+        <w:rPr>
+          <w:lang w:val="en-US"/>
+        </w:rPr>
         <w:br/>
         <w:t xml:space="preserve">        {</w:t>
       </w:r>
       <w:r>
-        <w:br/>
-        <w:t xml:space="preserve">            </w:t>
-      </w:r>
-      <w:proofErr w:type="spellStart"/>
-      <w:r>
-        <w:t>printlnRed</w:t>
-      </w:r>
-      <w:proofErr w:type="spellEnd"/>
-      <w:r>
-        <w:t>("Input cannot be empty. Please try again.");</w:t>
-      </w:r>
-      <w:r>
+        <w:rPr>
+          <w:lang w:val="en-US"/>
+        </w:rPr>
+        <w:br/>
+        <w:t xml:space="preserve">            printlnRed("Input cannot be empty. Please try again.");</w:t>
+      </w:r>
+      <w:r>
+        <w:rPr>
+          <w:lang w:val="en-US"/>
+        </w:rPr>
         <w:br/>
         <w:t xml:space="preserve">        }</w:t>
       </w:r>
       <w:r>
+        <w:rPr>
+          <w:lang w:val="en-US"/>
+        </w:rPr>
         <w:br/>
         <w:t xml:space="preserve">    }</w:t>
       </w:r>
       <w:r>
+        <w:rPr>
+          <w:lang w:val="en-US"/>
+        </w:rPr>
         <w:br/>
         <w:t>}</w:t>
       </w:r>
@@ -4048,6 +4366,7 @@
       <w:pPr>
         <w:pStyle w:val="Caption"/>
       </w:pPr>
+      <w:bookmarkStart w:id="15" w:name="_Toc217732376"/>
       <w:r>
         <w:t xml:space="preserve">Figure </w:t>
       </w:r>
@@ -4070,16 +4389,9 @@
         <w:fldChar w:fldCharType="end"/>
       </w:r>
       <w:r>
-        <w:t xml:space="preserve">: </w:t>
-      </w:r>
-      <w:proofErr w:type="spellStart"/>
-      <w:r>
-        <w:t>getStringInput</w:t>
-      </w:r>
-      <w:proofErr w:type="spellEnd"/>
-      <w:r>
-        <w:t xml:space="preserve"> Method</w:t>
-      </w:r>
+        <w:t>: getStringInput Method</w:t>
+      </w:r>
+      <w:bookmarkEnd w:id="15"/>
     </w:p>
     <w:p/>
     <w:p>
@@ -4093,35 +4405,7 @@
         <w:rPr>
           <w:lang w:val="en-US"/>
         </w:rPr>
-        <w:t xml:space="preserve">private </w:t>
-      </w:r>
-      <w:proofErr w:type="spellStart"/>
-      <w:r>
-        <w:rPr>
-          <w:lang w:val="en-US"/>
-        </w:rPr>
-        <w:t>boolean</w:t>
-      </w:r>
-      <w:proofErr w:type="spellEnd"/>
-      <w:r>
-        <w:rPr>
-          <w:lang w:val="en-US"/>
-        </w:rPr>
-        <w:t xml:space="preserve"> </w:t>
-      </w:r>
-      <w:proofErr w:type="spellStart"/>
-      <w:r>
-        <w:rPr>
-          <w:lang w:val="en-US"/>
-        </w:rPr>
-        <w:t>validateGuess</w:t>
-      </w:r>
-      <w:proofErr w:type="spellEnd"/>
-      <w:r>
-        <w:rPr>
-          <w:lang w:val="en-US"/>
-        </w:rPr>
-        <w:t>(String guess)</w:t>
+        <w:t>private boolean validateGuess(String guess)</w:t>
       </w:r>
       <w:r>
         <w:rPr>
@@ -4135,14 +4419,7 @@
           <w:lang w:val="en-US"/>
         </w:rPr>
         <w:br/>
-        <w:t xml:space="preserve">    return </w:t>
-      </w:r>
-      <w:proofErr w:type="spellStart"/>
-      <w:r>
-        <w:rPr>
-          <w:lang w:val="en-US"/>
-        </w:rPr>
-        <w:t>Words.</w:t>
+        <w:t xml:space="preserve">    return Words.</w:t>
       </w:r>
       <w:r>
         <w:rPr>
@@ -4156,14 +4433,7 @@
         <w:rPr>
           <w:lang w:val="en-US"/>
         </w:rPr>
-        <w:t>.contains</w:t>
-      </w:r>
-      <w:proofErr w:type="spellEnd"/>
-      <w:r>
-        <w:rPr>
-          <w:lang w:val="en-US"/>
-        </w:rPr>
-        <w:t>(guess);</w:t>
+        <w:t>.contains(guess);</w:t>
       </w:r>
       <w:r>
         <w:rPr>
@@ -4180,6 +4450,7 @@
           <w:lang w:val="en-AT"/>
         </w:rPr>
       </w:pPr>
+      <w:bookmarkStart w:id="16" w:name="_Toc217732377"/>
       <w:r>
         <w:t xml:space="preserve">Figure </w:t>
       </w:r>
@@ -4202,16 +4473,9 @@
         <w:fldChar w:fldCharType="end"/>
       </w:r>
       <w:r>
-        <w:t xml:space="preserve">: </w:t>
-      </w:r>
-      <w:proofErr w:type="spellStart"/>
-      <w:r>
-        <w:t>validateGuess</w:t>
-      </w:r>
-      <w:proofErr w:type="spellEnd"/>
-      <w:r>
-        <w:t xml:space="preserve"> Method</w:t>
-      </w:r>
+        <w:t>: validateGuess Method</w:t>
+      </w:r>
+      <w:bookmarkEnd w:id="16"/>
     </w:p>
     <w:p>
       <w:pPr>
@@ -4224,21 +4488,7 @@
         <w:rPr>
           <w:lang w:val="en-US"/>
         </w:rPr>
-        <w:t xml:space="preserve">private Guess </w:t>
-      </w:r>
-      <w:proofErr w:type="spellStart"/>
-      <w:r>
-        <w:rPr>
-          <w:lang w:val="en-US"/>
-        </w:rPr>
-        <w:t>enterGuess</w:t>
-      </w:r>
-      <w:proofErr w:type="spellEnd"/>
-      <w:r>
-        <w:rPr>
-          <w:lang w:val="en-US"/>
-        </w:rPr>
-        <w:t>()</w:t>
+        <w:t>private Guess enterGuess()</w:t>
       </w:r>
       <w:r>
         <w:rPr>
@@ -4266,28 +4516,7 @@
           <w:lang w:val="en-US"/>
         </w:rPr>
         <w:br/>
-        <w:t xml:space="preserve">        String </w:t>
-      </w:r>
-      <w:proofErr w:type="spellStart"/>
-      <w:r>
-        <w:rPr>
-          <w:lang w:val="en-US"/>
-        </w:rPr>
-        <w:t>currentGuess</w:t>
-      </w:r>
-      <w:proofErr w:type="spellEnd"/>
-      <w:r>
-        <w:rPr>
-          <w:lang w:val="en-US"/>
-        </w:rPr>
-        <w:t xml:space="preserve"> = </w:t>
-      </w:r>
-      <w:proofErr w:type="spellStart"/>
-      <w:r>
-        <w:rPr>
-          <w:lang w:val="en-US"/>
-        </w:rPr>
-        <w:t>UI.</w:t>
+        <w:t xml:space="preserve">        String currentGuess = UI.</w:t>
       </w:r>
       <w:r>
         <w:rPr>
@@ -4297,14 +4526,12 @@
         </w:rPr>
         <w:t>getStringInput</w:t>
       </w:r>
-      <w:proofErr w:type="spellEnd"/>
       <w:r>
         <w:rPr>
           <w:lang w:val="en-US"/>
         </w:rPr>
         <w:t xml:space="preserve">("Enter your Guess", </w:t>
       </w:r>
-      <w:proofErr w:type="spellStart"/>
       <w:r>
         <w:rPr>
           <w:lang w:val="en-AT"/>
@@ -4319,19 +4546,11 @@
         </w:rPr>
         <w:t>MAX_WORD_LENGTH</w:t>
       </w:r>
-      <w:proofErr w:type="spellEnd"/>
       <w:r>
         <w:rPr>
           <w:lang w:val="en-AT"/>
         </w:rPr>
-        <w:t xml:space="preserve">, </w:t>
-      </w:r>
-      <w:proofErr w:type="spellStart"/>
-      <w:r>
-        <w:rPr>
-          <w:lang w:val="en-AT"/>
-        </w:rPr>
-        <w:t>Config.</w:t>
+        <w:t>, Config.</w:t>
       </w:r>
       <w:r>
         <w:rPr>
@@ -4341,65 +4560,32 @@
         </w:rPr>
         <w:t>MAX_WORD_LENGTH</w:t>
       </w:r>
-      <w:proofErr w:type="spellEnd"/>
     </w:p>
     <w:p>
       <w:pPr>
         <w:pStyle w:val="Pseoudocode"/>
-      </w:pPr>
-      <w:r>
-        <w:rPr>
-          <w:lang w:val="en-US"/>
-        </w:rPr>
-        <w:t>).</w:t>
-      </w:r>
-      <w:proofErr w:type="spellStart"/>
-      <w:r>
-        <w:rPr>
-          <w:lang w:val="en-US"/>
-        </w:rPr>
-        <w:t>toUpperCase</w:t>
-      </w:r>
-      <w:proofErr w:type="spellEnd"/>
-      <w:r>
-        <w:rPr>
-          <w:lang w:val="en-US"/>
-        </w:rPr>
-        <w:t>();</w:t>
-      </w:r>
-      <w:r>
-        <w:rPr>
-          <w:lang w:val="en-US"/>
-        </w:rPr>
-        <w:br/>
-      </w:r>
-      <w:r>
-        <w:rPr>
-          <w:lang w:val="en-US"/>
-        </w:rPr>
-        <w:br/>
-        <w:t xml:space="preserve">        if (</w:t>
-      </w:r>
-      <w:proofErr w:type="spellStart"/>
-      <w:r>
-        <w:rPr>
-          <w:lang w:val="en-US"/>
-        </w:rPr>
-        <w:t>currentGuess.equals</w:t>
-      </w:r>
-      <w:proofErr w:type="spellEnd"/>
-      <w:r>
-        <w:rPr>
-          <w:lang w:val="en-US"/>
-        </w:rPr>
-        <w:t>(</w:t>
-      </w:r>
-      <w:proofErr w:type="spellStart"/>
-      <w:r>
-        <w:rPr>
-          <w:lang w:val="en-US"/>
-        </w:rPr>
-        <w:t>Config.</w:t>
+        <w:rPr>
+          <w:lang w:val="en-US"/>
+        </w:rPr>
+      </w:pPr>
+      <w:r>
+        <w:rPr>
+          <w:lang w:val="en-US"/>
+        </w:rPr>
+        <w:t>).toUpperCase();</w:t>
+      </w:r>
+      <w:r>
+        <w:rPr>
+          <w:lang w:val="en-US"/>
+        </w:rPr>
+        <w:br/>
+      </w:r>
+      <w:r>
+        <w:rPr>
+          <w:lang w:val="en-US"/>
+        </w:rPr>
+        <w:br/>
+        <w:t xml:space="preserve">        if (currentGuess.equals(Config.</w:t>
       </w:r>
       <w:r>
         <w:rPr>
@@ -4409,7 +4595,6 @@
         </w:rPr>
         <w:t>EXIT_COMMAND</w:t>
       </w:r>
-      <w:proofErr w:type="spellEnd"/>
       <w:r>
         <w:rPr>
           <w:lang w:val="en-US"/>
@@ -4428,21 +4613,7 @@
           <w:lang w:val="en-US"/>
         </w:rPr>
         <w:br/>
-        <w:t xml:space="preserve">            return new Guess("EXIT!", new </w:t>
-      </w:r>
-      <w:proofErr w:type="spellStart"/>
-      <w:r>
-        <w:rPr>
-          <w:lang w:val="en-US"/>
-        </w:rPr>
-        <w:t>GuessAccuracy</w:t>
-      </w:r>
-      <w:proofErr w:type="spellEnd"/>
-      <w:r>
-        <w:rPr>
-          <w:lang w:val="en-US"/>
-        </w:rPr>
-        <w:t>[0]);</w:t>
+        <w:t xml:space="preserve">            return new Guess("EXIT!", new GuessAccuracy[0]);</w:t>
       </w:r>
       <w:r>
         <w:rPr>
@@ -4456,28 +4627,7 @@
           <w:lang w:val="en-US"/>
         </w:rPr>
         <w:br/>
-        <w:t xml:space="preserve">        else if (</w:t>
-      </w:r>
-      <w:proofErr w:type="spellStart"/>
-      <w:r>
-        <w:rPr>
-          <w:lang w:val="en-US"/>
-        </w:rPr>
-        <w:t>currentGuess.equals</w:t>
-      </w:r>
-      <w:proofErr w:type="spellEnd"/>
-      <w:r>
-        <w:rPr>
-          <w:lang w:val="en-US"/>
-        </w:rPr>
-        <w:t>(</w:t>
-      </w:r>
-      <w:proofErr w:type="spellStart"/>
-      <w:r>
-        <w:rPr>
-          <w:lang w:val="en-US"/>
-        </w:rPr>
-        <w:t>Config.</w:t>
+        <w:t xml:space="preserve">        else if (currentGuess.equals(Config.</w:t>
       </w:r>
       <w:r>
         <w:rPr>
@@ -4487,7 +4637,6 @@
         </w:rPr>
         <w:t>HELP_COMMAND</w:t>
       </w:r>
-      <w:proofErr w:type="spellEnd"/>
       <w:r>
         <w:rPr>
           <w:lang w:val="en-US"/>
@@ -4506,14 +4655,7 @@
           <w:lang w:val="en-US"/>
         </w:rPr>
         <w:br/>
-        <w:t xml:space="preserve">           </w:t>
-      </w:r>
-      <w:proofErr w:type="spellStart"/>
-      <w:r>
-        <w:rPr>
-          <w:lang w:val="en-US"/>
-        </w:rPr>
-        <w:t>UI.</w:t>
+        <w:t xml:space="preserve">           UI.</w:t>
       </w:r>
       <w:r>
         <w:rPr>
@@ -4523,7 +4665,6 @@
         </w:rPr>
         <w:t>printlnRed</w:t>
       </w:r>
-      <w:proofErr w:type="spellEnd"/>
       <w:r>
         <w:rPr>
           <w:lang w:val="en-US"/>
@@ -4548,35 +4689,7 @@
           <w:lang w:val="en-US"/>
         </w:rPr>
         <w:br/>
-        <w:t xml:space="preserve">        if (</w:t>
-      </w:r>
-      <w:proofErr w:type="spellStart"/>
-      <w:r>
-        <w:rPr>
-          <w:lang w:val="en-US"/>
-        </w:rPr>
-        <w:t>validateGuess</w:t>
-      </w:r>
-      <w:proofErr w:type="spellEnd"/>
-      <w:r>
-        <w:rPr>
-          <w:lang w:val="en-US"/>
-        </w:rPr>
-        <w:t>(</w:t>
-      </w:r>
-      <w:proofErr w:type="spellStart"/>
-      <w:r>
-        <w:rPr>
-          <w:lang w:val="en-US"/>
-        </w:rPr>
-        <w:t>currentGuess</w:t>
-      </w:r>
-      <w:proofErr w:type="spellEnd"/>
-      <w:r>
-        <w:rPr>
-          <w:lang w:val="en-US"/>
-        </w:rPr>
-        <w:t>))</w:t>
+        <w:t xml:space="preserve">        if (validateGuess(currentGuess))</w:t>
       </w:r>
       <w:r>
         <w:rPr>
@@ -4590,35 +4703,7 @@
           <w:lang w:val="en-US"/>
         </w:rPr>
         <w:br/>
-        <w:t xml:space="preserve">            return </w:t>
-      </w:r>
-      <w:proofErr w:type="spellStart"/>
-      <w:r>
-        <w:rPr>
-          <w:lang w:val="en-US"/>
-        </w:rPr>
-        <w:t>computeGuess</w:t>
-      </w:r>
-      <w:proofErr w:type="spellEnd"/>
-      <w:r>
-        <w:rPr>
-          <w:lang w:val="en-US"/>
-        </w:rPr>
-        <w:t>(</w:t>
-      </w:r>
-      <w:proofErr w:type="spellStart"/>
-      <w:r>
-        <w:rPr>
-          <w:lang w:val="en-US"/>
-        </w:rPr>
-        <w:t>currentGuess</w:t>
-      </w:r>
-      <w:proofErr w:type="spellEnd"/>
-      <w:r>
-        <w:rPr>
-          <w:lang w:val="en-US"/>
-        </w:rPr>
-        <w:t>);</w:t>
+        <w:t xml:space="preserve">            return computeGuess(currentGuess);</w:t>
       </w:r>
       <w:r>
         <w:rPr>
@@ -4652,14 +4737,7 @@
           <w:lang w:val="en-US"/>
         </w:rPr>
         <w:br/>
-        <w:t xml:space="preserve">            </w:t>
-      </w:r>
-      <w:proofErr w:type="spellStart"/>
-      <w:r>
-        <w:rPr>
-          <w:lang w:val="en-US"/>
-        </w:rPr>
-        <w:t>UI.</w:t>
+        <w:t xml:space="preserve">            UI.</w:t>
       </w:r>
       <w:r>
         <w:rPr>
@@ -4669,50 +4747,43 @@
         </w:rPr>
         <w:t>printlnRed</w:t>
       </w:r>
-      <w:proofErr w:type="spellEnd"/>
       <w:r>
         <w:rPr>
           <w:lang w:val="en-US"/>
         </w:rPr>
         <w:t xml:space="preserve">("Invalid Guess. </w:t>
       </w:r>
-      <w:proofErr w:type="spellStart"/>
-      <w:r>
-        <w:t>Please</w:t>
-      </w:r>
-      <w:proofErr w:type="spellEnd"/>
-      <w:r>
-        <w:t xml:space="preserve"> </w:t>
-      </w:r>
-      <w:proofErr w:type="spellStart"/>
-      <w:r>
-        <w:t>try</w:t>
-      </w:r>
-      <w:proofErr w:type="spellEnd"/>
-      <w:r>
-        <w:t xml:space="preserve"> </w:t>
-      </w:r>
-      <w:proofErr w:type="spellStart"/>
-      <w:r>
-        <w:t>again</w:t>
-      </w:r>
-      <w:proofErr w:type="spellEnd"/>
-      <w:r>
-        <w:t>.");</w:t>
-      </w:r>
-      <w:r>
+      <w:r>
+        <w:rPr>
+          <w:lang w:val="en-US"/>
+        </w:rPr>
+        <w:t>Please try again.");</w:t>
+      </w:r>
+      <w:r>
+        <w:rPr>
+          <w:lang w:val="en-US"/>
+        </w:rPr>
         <w:br/>
         <w:t xml:space="preserve">        }</w:t>
       </w:r>
       <w:r>
+        <w:rPr>
+          <w:lang w:val="en-US"/>
+        </w:rPr>
         <w:br/>
         <w:t xml:space="preserve">    }</w:t>
       </w:r>
       <w:r>
+        <w:rPr>
+          <w:lang w:val="en-US"/>
+        </w:rPr>
         <w:br/>
         <w:t xml:space="preserve">    while (true);</w:t>
       </w:r>
       <w:r>
+        <w:rPr>
+          <w:lang w:val="en-US"/>
+        </w:rPr>
         <w:br/>
         <w:t>}</w:t>
       </w:r>
@@ -4724,6 +4795,7 @@
           <w:lang w:val="en-AT"/>
         </w:rPr>
       </w:pPr>
+      <w:bookmarkStart w:id="17" w:name="_Toc217732378"/>
       <w:r>
         <w:t xml:space="preserve">Figure </w:t>
       </w:r>
@@ -4746,26 +4818,19 @@
         <w:fldChar w:fldCharType="end"/>
       </w:r>
       <w:r>
-        <w:t xml:space="preserve">: </w:t>
-      </w:r>
-      <w:proofErr w:type="spellStart"/>
-      <w:r>
-        <w:t>enterGuess</w:t>
-      </w:r>
-      <w:proofErr w:type="spellEnd"/>
-      <w:r>
-        <w:t xml:space="preserve"> Method</w:t>
-      </w:r>
+        <w:t>: enterGuess Method</w:t>
+      </w:r>
+      <w:bookmarkEnd w:id="17"/>
     </w:p>
     <w:p>
       <w:pPr>
         <w:pStyle w:val="Heading2"/>
       </w:pPr>
-      <w:bookmarkStart w:id="15" w:name="_Toc217572533"/>
+      <w:bookmarkStart w:id="18" w:name="_Toc217732361"/>
       <w:r>
         <w:t>Test</w:t>
       </w:r>
-      <w:bookmarkEnd w:id="15"/>
+      <w:bookmarkEnd w:id="18"/>
     </w:p>
     <w:p>
       <w:r>
@@ -4813,6 +4878,7 @@
                             <w:pPr>
                               <w:pStyle w:val="Caption"/>
                             </w:pPr>
+                            <w:bookmarkStart w:id="19" w:name="_Toc217732379"/>
                             <w:r>
                               <w:t xml:space="preserve">Figure </w:t>
                             </w:r>
@@ -4837,6 +4903,7 @@
                             <w:r>
                               <w:t>: Guessing Tests</w:t>
                             </w:r>
+                            <w:bookmarkEnd w:id="19"/>
                           </w:p>
                         </w:txbxContent>
                       </wps:txbx>
@@ -4861,6 +4928,7 @@
                       <w:pPr>
                         <w:pStyle w:val="Caption"/>
                       </w:pPr>
+                      <w:bookmarkStart w:id="20" w:name="_Toc217732379"/>
                       <w:r>
                         <w:t xml:space="preserve">Figure </w:t>
                       </w:r>
@@ -4885,6 +4953,7 @@
                       <w:r>
                         <w:t>: Guessing Tests</w:t>
                       </w:r>
+                      <w:bookmarkEnd w:id="20"/>
                     </w:p>
                   </w:txbxContent>
                 </v:textbox>
@@ -4895,6 +4964,9 @@
         </mc:AlternateContent>
       </w:r>
       <w:r>
+        <w:rPr>
+          <w:noProof/>
+        </w:rPr>
         <w:drawing>
           <wp:anchor distT="0" distB="0" distL="114300" distR="114300" simplePos="0" relativeHeight="251665408" behindDoc="0" locked="0" layoutInCell="1" allowOverlap="1" wp14:anchorId="084E4101" wp14:editId="2E9D4C93">
             <wp:simplePos x="0" y="0"/>
@@ -4946,46 +5018,6 @@
         </w:drawing>
       </w:r>
     </w:p>
-    <w:p/>
-    <w:p>
-      <w:r>
-        <w:drawing>
-          <wp:inline distT="0" distB="0" distL="0" distR="0" wp14:anchorId="417562AF" wp14:editId="4F579B0E">
-            <wp:extent cx="704948" cy="314369"/>
-            <wp:effectExtent l="0" t="0" r="0" b="9525"/>
-            <wp:docPr id="678657082" name="Picture 1"/>
-            <wp:cNvGraphicFramePr>
-              <a:graphicFrameLocks xmlns:a="http://schemas.openxmlformats.org/drawingml/2006/main" noChangeAspect="1"/>
-            </wp:cNvGraphicFramePr>
-            <a:graphic xmlns:a="http://schemas.openxmlformats.org/drawingml/2006/main">
-              <a:graphicData uri="http://schemas.openxmlformats.org/drawingml/2006/picture">
-                <pic:pic xmlns:pic="http://schemas.openxmlformats.org/drawingml/2006/picture">
-                  <pic:nvPicPr>
-                    <pic:cNvPr id="678657082" name=""/>
-                    <pic:cNvPicPr/>
-                  </pic:nvPicPr>
-                  <pic:blipFill>
-                    <a:blip r:embed="rId11"/>
-                    <a:stretch>
-                      <a:fillRect/>
-                    </a:stretch>
-                  </pic:blipFill>
-                  <pic:spPr>
-                    <a:xfrm>
-                      <a:off x="0" y="0"/>
-                      <a:ext cx="704948" cy="314369"/>
-                    </a:xfrm>
-                    <a:prstGeom prst="rect">
-                      <a:avLst/>
-                    </a:prstGeom>
-                  </pic:spPr>
-                </pic:pic>
-              </a:graphicData>
-            </a:graphic>
-          </wp:inline>
-        </w:drawing>
-      </w:r>
-    </w:p>
     <w:p>
       <w:pPr>
         <w:jc w:val="left"/>
@@ -5005,188 +5037,122 @@
       <w:pPr>
         <w:pStyle w:val="Heading1"/>
       </w:pPr>
-      <w:bookmarkStart w:id="16" w:name="_Toc217572534"/>
+      <w:bookmarkStart w:id="21" w:name="_Toc217732362"/>
       <w:r>
         <w:lastRenderedPageBreak/>
         <w:t>Exercise 3 -Feedback Calculation</w:t>
       </w:r>
-      <w:bookmarkEnd w:id="16"/>
+      <w:bookmarkEnd w:id="21"/>
     </w:p>
     <w:p>
       <w:pPr>
         <w:pStyle w:val="Heading2"/>
       </w:pPr>
-      <w:bookmarkStart w:id="17" w:name="_Toc217572535"/>
+      <w:bookmarkStart w:id="22" w:name="_Toc217732363"/>
       <w:r>
         <w:t>Solution Idea</w:t>
       </w:r>
-      <w:bookmarkEnd w:id="17"/>
+      <w:bookmarkEnd w:id="22"/>
     </w:p>
     <w:p>
       <w:r>
-        <w:t xml:space="preserve">Guesses are stored as pairs of a String and an array of </w:t>
-      </w:r>
-      <w:proofErr w:type="spellStart"/>
-      <w:r>
-        <w:t>GuessAccuracies</w:t>
-      </w:r>
-      <w:proofErr w:type="spellEnd"/>
-      <w:r>
-        <w:t xml:space="preserve">, which is an </w:t>
-      </w:r>
-      <w:proofErr w:type="spellStart"/>
-      <w:r>
-        <w:t>enum</w:t>
-      </w:r>
-      <w:proofErr w:type="spellEnd"/>
-      <w:r>
-        <w:t xml:space="preserve"> with “CORRECT, WRONG_POSITION, INCORRECT” as values. </w:t>
+        <w:t xml:space="preserve">Guesses are stored as pairs of a String and an array of GuessAccuracies, which is an enum with “CORRECT, WRONG_POSITION, INCORRECT” as values. </w:t>
       </w:r>
       <w:r>
         <w:t>Calculating how accurate the guess is, is done in two passes. In the first pass</w:t>
       </w:r>
       <w:r>
-        <w:t xml:space="preserve">, it just checks if any letters are already in the correct position and stores those letters. In the second pass it checks for any incorrectly positioned letters. If the letter appears in the word, it adds a WRONG_POSITION </w:t>
-      </w:r>
-      <w:proofErr w:type="spellStart"/>
-      <w:r>
-        <w:t>GuessAccuracy</w:t>
-      </w:r>
-      <w:proofErr w:type="spellEnd"/>
+        <w:t>, it just checks if any letters are already in the correct position and stores those letters. In the second pass it checks for any incorrectly positioned letters. If the letter appears in the word, it adds a WRONG_POSITION GuessAccuracy</w:t>
+      </w:r>
       <w:r>
         <w:t>, otherwise INCORRECT.</w:t>
       </w:r>
       <w:r>
-        <w:t xml:space="preserve"> The </w:t>
-      </w:r>
-      <w:proofErr w:type="spellStart"/>
-      <w:r>
-        <w:t>GuessAccuracies</w:t>
-      </w:r>
-      <w:proofErr w:type="spellEnd"/>
-      <w:r>
-        <w:t xml:space="preserve"> get displayed as different colors when the guesses are printed to the console.</w:t>
+        <w:t xml:space="preserve"> The GuessAccuracies get displayed as different colors when the guesses are printed to the console.</w:t>
       </w:r>
     </w:p>
     <w:p>
       <w:pPr>
         <w:pStyle w:val="Heading2"/>
       </w:pPr>
-      <w:bookmarkStart w:id="18" w:name="_Toc217572536"/>
+      <w:bookmarkStart w:id="23" w:name="_Toc217732364"/>
       <w:r>
         <w:t>Code</w:t>
       </w:r>
-      <w:bookmarkEnd w:id="18"/>
+      <w:bookmarkEnd w:id="23"/>
     </w:p>
     <w:p>
       <w:pPr>
         <w:pStyle w:val="Pseoudocode"/>
-      </w:pPr>
-      <w:r>
-        <w:t xml:space="preserve">private Guess </w:t>
-      </w:r>
-      <w:proofErr w:type="spellStart"/>
-      <w:r>
-        <w:t>computeGuess</w:t>
-      </w:r>
-      <w:proofErr w:type="spellEnd"/>
-      <w:r>
-        <w:t xml:space="preserve">(String </w:t>
-      </w:r>
-      <w:proofErr w:type="spellStart"/>
-      <w:r>
-        <w:t>guessedWord</w:t>
-      </w:r>
-      <w:proofErr w:type="spellEnd"/>
-      <w:r>
-        <w:t>)</w:t>
-      </w:r>
-      <w:r>
+        <w:rPr>
+          <w:lang w:val="en-US"/>
+        </w:rPr>
+      </w:pPr>
+      <w:r>
+        <w:rPr>
+          <w:lang w:val="en-US"/>
+        </w:rPr>
+        <w:t>private Guess computeGuess(String guessedWord)</w:t>
+      </w:r>
+      <w:r>
+        <w:rPr>
+          <w:lang w:val="en-US"/>
+        </w:rPr>
         <w:br/>
         <w:t>{</w:t>
       </w:r>
       <w:r>
-        <w:br/>
-        <w:t xml:space="preserve">    </w:t>
-      </w:r>
-      <w:proofErr w:type="spellStart"/>
-      <w:r>
-        <w:t>GuessAccuracy</w:t>
-      </w:r>
-      <w:proofErr w:type="spellEnd"/>
-      <w:r>
-        <w:t xml:space="preserve">[] accuracies = new </w:t>
-      </w:r>
-      <w:proofErr w:type="spellStart"/>
-      <w:r>
-        <w:t>GuessAccuracy</w:t>
-      </w:r>
-      <w:proofErr w:type="spellEnd"/>
-      <w:r>
-        <w:t>[</w:t>
-      </w:r>
-      <w:proofErr w:type="spellStart"/>
-      <w:r>
-        <w:t>Config.</w:t>
+        <w:rPr>
+          <w:lang w:val="en-US"/>
+        </w:rPr>
+        <w:br/>
+        <w:t xml:space="preserve">    GuessAccuracy[] accuracies = new GuessAccuracy[Config.</w:t>
       </w:r>
       <w:r>
         <w:rPr>
           <w:i/>
           <w:iCs/>
+          <w:lang w:val="en-US"/>
         </w:rPr>
         <w:t>MAX_WORD_LENGTH</w:t>
       </w:r>
-      <w:proofErr w:type="spellEnd"/>
-      <w:r>
+      <w:r>
+        <w:rPr>
+          <w:lang w:val="en-US"/>
+        </w:rPr>
         <w:t>];</w:t>
       </w:r>
       <w:r>
-        <w:br/>
-        <w:t xml:space="preserve">    </w:t>
-      </w:r>
-      <w:proofErr w:type="spellStart"/>
-      <w:r>
-        <w:t>boolean</w:t>
-      </w:r>
-      <w:proofErr w:type="spellEnd"/>
-      <w:r>
-        <w:t xml:space="preserve">[] </w:t>
-      </w:r>
-      <w:proofErr w:type="spellStart"/>
-      <w:r>
-        <w:t>letterUsedInPickedWord</w:t>
-      </w:r>
-      <w:proofErr w:type="spellEnd"/>
-      <w:r>
-        <w:t xml:space="preserve"> = new </w:t>
-      </w:r>
-      <w:proofErr w:type="spellStart"/>
-      <w:r>
-        <w:t>boolean</w:t>
-      </w:r>
-      <w:proofErr w:type="spellEnd"/>
-      <w:r>
-        <w:t>[</w:t>
-      </w:r>
-      <w:proofErr w:type="spellStart"/>
-      <w:r>
-        <w:t>Config.</w:t>
+        <w:rPr>
+          <w:lang w:val="en-US"/>
+        </w:rPr>
+        <w:br/>
+        <w:t xml:space="preserve">    boolean[] letterUsedInPickedWord = new boolean[Config.</w:t>
       </w:r>
       <w:r>
         <w:rPr>
           <w:i/>
           <w:iCs/>
+          <w:lang w:val="en-US"/>
         </w:rPr>
         <w:t>MAX_WORD_LENGTH</w:t>
       </w:r>
-      <w:proofErr w:type="spellEnd"/>
-      <w:r>
+      <w:r>
+        <w:rPr>
+          <w:lang w:val="en-US"/>
+        </w:rPr>
         <w:t>];</w:t>
       </w:r>
       <w:r>
-        <w:br/>
-      </w:r>
-      <w:r>
+        <w:rPr>
+          <w:lang w:val="en-US"/>
+        </w:rPr>
+        <w:br/>
+      </w:r>
+      <w:r>
+        <w:rPr>
+          <w:lang w:val="en-US"/>
+        </w:rPr>
         <w:br/>
         <w:t xml:space="preserve">    </w:t>
       </w:r>
@@ -5194,6 +5160,7 @@
         <w:rPr>
           <w:i/>
           <w:iCs/>
+          <w:lang w:val="en-US"/>
         </w:rPr>
         <w:t>// First pass: Check for correct letters in correct positions</w:t>
       </w:r>
@@ -5201,155 +5168,104 @@
         <w:rPr>
           <w:i/>
           <w:iCs/>
+          <w:lang w:val="en-US"/>
         </w:rPr>
         <w:br/>
         <w:t xml:space="preserve">    </w:t>
       </w:r>
       <w:r>
-        <w:t xml:space="preserve">for (int </w:t>
-      </w:r>
-      <w:proofErr w:type="spellStart"/>
-      <w:r>
-        <w:t>i</w:t>
-      </w:r>
-      <w:proofErr w:type="spellEnd"/>
-      <w:r>
-        <w:t xml:space="preserve"> = 0; </w:t>
-      </w:r>
-      <w:proofErr w:type="spellStart"/>
-      <w:r>
-        <w:t>i</w:t>
-      </w:r>
-      <w:proofErr w:type="spellEnd"/>
-      <w:r>
-        <w:t xml:space="preserve"> &lt; </w:t>
-      </w:r>
-      <w:proofErr w:type="spellStart"/>
-      <w:r>
-        <w:t>Config.</w:t>
+        <w:rPr>
+          <w:lang w:val="en-US"/>
+        </w:rPr>
+        <w:t>for (int i = 0; i &lt; Config.</w:t>
       </w:r>
       <w:r>
         <w:rPr>
           <w:i/>
           <w:iCs/>
+          <w:lang w:val="en-US"/>
         </w:rPr>
         <w:t>MAX_WORD_LENGTH</w:t>
       </w:r>
-      <w:proofErr w:type="spellEnd"/>
-      <w:r>
-        <w:t xml:space="preserve">; </w:t>
-      </w:r>
-      <w:proofErr w:type="spellStart"/>
-      <w:r>
-        <w:t>i</w:t>
-      </w:r>
-      <w:proofErr w:type="spellEnd"/>
-      <w:r>
-        <w:t>++)</w:t>
-      </w:r>
-      <w:r>
+      <w:r>
+        <w:rPr>
+          <w:lang w:val="en-US"/>
+        </w:rPr>
+        <w:t>; i++)</w:t>
+      </w:r>
+      <w:r>
+        <w:rPr>
+          <w:lang w:val="en-US"/>
+        </w:rPr>
         <w:br/>
         <w:t xml:space="preserve">    {</w:t>
       </w:r>
       <w:r>
-        <w:br/>
-        <w:t xml:space="preserve">        if (</w:t>
-      </w:r>
-      <w:proofErr w:type="spellStart"/>
-      <w:r>
-        <w:t>guessedWord.charAt</w:t>
-      </w:r>
-      <w:proofErr w:type="spellEnd"/>
-      <w:r>
-        <w:t>(</w:t>
-      </w:r>
-      <w:proofErr w:type="spellStart"/>
-      <w:r>
-        <w:t>i</w:t>
-      </w:r>
-      <w:proofErr w:type="spellEnd"/>
-      <w:r>
-        <w:t xml:space="preserve">) == </w:t>
-      </w:r>
-      <w:proofErr w:type="spellStart"/>
-      <w:r>
-        <w:t>pickedWord.charAt</w:t>
-      </w:r>
-      <w:proofErr w:type="spellEnd"/>
-      <w:r>
-        <w:t>(</w:t>
-      </w:r>
-      <w:proofErr w:type="spellStart"/>
-      <w:r>
-        <w:t>i</w:t>
-      </w:r>
-      <w:proofErr w:type="spellEnd"/>
-      <w:r>
-        <w:t>))</w:t>
-      </w:r>
-      <w:r>
+        <w:rPr>
+          <w:lang w:val="en-US"/>
+        </w:rPr>
+        <w:br/>
+        <w:t xml:space="preserve">        if (guessedWord.charAt(i) == pickedWord.charAt(i))</w:t>
+      </w:r>
+      <w:r>
+        <w:rPr>
+          <w:lang w:val="en-US"/>
+        </w:rPr>
         <w:br/>
         <w:t xml:space="preserve">        {</w:t>
       </w:r>
       <w:r>
-        <w:br/>
-        <w:t xml:space="preserve">            accuracies[</w:t>
-      </w:r>
-      <w:proofErr w:type="spellStart"/>
-      <w:r>
-        <w:t>i</w:t>
-      </w:r>
-      <w:proofErr w:type="spellEnd"/>
-      <w:r>
-        <w:t xml:space="preserve">] = </w:t>
-      </w:r>
-      <w:proofErr w:type="spellStart"/>
-      <w:r>
-        <w:t>GuessAccuracy.</w:t>
+        <w:rPr>
+          <w:lang w:val="en-US"/>
+        </w:rPr>
+        <w:br/>
+        <w:t xml:space="preserve">            accuracies[i] = GuessAccuracy.</w:t>
       </w:r>
       <w:r>
         <w:rPr>
           <w:i/>
           <w:iCs/>
+          <w:lang w:val="en-US"/>
         </w:rPr>
         <w:t>CORRECT</w:t>
       </w:r>
-      <w:proofErr w:type="spellEnd"/>
-      <w:r>
+      <w:r>
+        <w:rPr>
+          <w:lang w:val="en-US"/>
+        </w:rPr>
         <w:t>;</w:t>
       </w:r>
       <w:r>
-        <w:br/>
-        <w:t xml:space="preserve">            </w:t>
-      </w:r>
-      <w:proofErr w:type="spellStart"/>
-      <w:r>
-        <w:t>letterUsedInPickedWord</w:t>
-      </w:r>
-      <w:proofErr w:type="spellEnd"/>
-      <w:r>
-        <w:t>[</w:t>
-      </w:r>
-      <w:proofErr w:type="spellStart"/>
-      <w:r>
-        <w:t>i</w:t>
-      </w:r>
-      <w:proofErr w:type="spellEnd"/>
-      <w:r>
-        <w:t>] = true;</w:t>
-      </w:r>
-      <w:r>
+        <w:rPr>
+          <w:lang w:val="en-US"/>
+        </w:rPr>
+        <w:br/>
+        <w:t xml:space="preserve">            letterUsedInPickedWord[i] = true;</w:t>
+      </w:r>
+      <w:r>
+        <w:rPr>
+          <w:lang w:val="en-US"/>
+        </w:rPr>
         <w:br/>
         <w:t xml:space="preserve">        }</w:t>
       </w:r>
       <w:r>
+        <w:rPr>
+          <w:lang w:val="en-US"/>
+        </w:rPr>
         <w:br/>
         <w:t xml:space="preserve">    }</w:t>
       </w:r>
       <w:r>
-        <w:br/>
-      </w:r>
-      <w:r>
+        <w:rPr>
+          <w:lang w:val="en-US"/>
+        </w:rPr>
+        <w:br/>
+      </w:r>
+      <w:r>
+        <w:rPr>
+          <w:lang w:val="en-US"/>
+        </w:rPr>
         <w:br/>
         <w:t xml:space="preserve">    </w:t>
       </w:r>
@@ -5357,6 +5273,7 @@
         <w:rPr>
           <w:i/>
           <w:iCs/>
+          <w:lang w:val="en-US"/>
         </w:rPr>
         <w:t>// Second pass: Check for correct letters in wrong positions</w:t>
       </w:r>
@@ -5364,259 +5281,664 @@
         <w:rPr>
           <w:i/>
           <w:iCs/>
+          <w:lang w:val="en-US"/>
         </w:rPr>
         <w:br/>
         <w:t xml:space="preserve">    </w:t>
       </w:r>
       <w:r>
-        <w:t xml:space="preserve">for (int </w:t>
-      </w:r>
-      <w:proofErr w:type="spellStart"/>
-      <w:r>
-        <w:t>i</w:t>
-      </w:r>
-      <w:proofErr w:type="spellEnd"/>
-      <w:r>
-        <w:t xml:space="preserve"> = 0; </w:t>
-      </w:r>
-      <w:proofErr w:type="spellStart"/>
-      <w:r>
-        <w:t>i</w:t>
-      </w:r>
-      <w:proofErr w:type="spellEnd"/>
-      <w:r>
-        <w:t xml:space="preserve"> &lt; </w:t>
-      </w:r>
-      <w:proofErr w:type="spellStart"/>
-      <w:r>
-        <w:t>Config.</w:t>
+        <w:rPr>
+          <w:lang w:val="en-US"/>
+        </w:rPr>
+        <w:t>for (int i = 0; i &lt; Config.</w:t>
       </w:r>
       <w:r>
         <w:rPr>
           <w:i/>
           <w:iCs/>
+          <w:lang w:val="en-US"/>
         </w:rPr>
         <w:t>MAX_WORD_LENGTH</w:t>
       </w:r>
-      <w:proofErr w:type="spellEnd"/>
-      <w:r>
-        <w:t xml:space="preserve">; </w:t>
-      </w:r>
-      <w:proofErr w:type="spellStart"/>
-      <w:r>
-        <w:t>i</w:t>
-      </w:r>
-      <w:proofErr w:type="spellEnd"/>
-      <w:r>
-        <w:t>++)</w:t>
-      </w:r>
-      <w:r>
+      <w:r>
+        <w:rPr>
+          <w:lang w:val="en-US"/>
+        </w:rPr>
+        <w:t>; i++)</w:t>
+      </w:r>
+      <w:r>
+        <w:rPr>
+          <w:lang w:val="en-US"/>
+        </w:rPr>
         <w:br/>
         <w:t xml:space="preserve">    {</w:t>
       </w:r>
       <w:r>
-        <w:br/>
-        <w:t xml:space="preserve">        if (accuracies[</w:t>
-      </w:r>
-      <w:proofErr w:type="spellStart"/>
-      <w:r>
-        <w:t>i</w:t>
-      </w:r>
-      <w:proofErr w:type="spellEnd"/>
-      <w:r>
-        <w:t>] == null)</w:t>
-      </w:r>
-      <w:r>
+        <w:rPr>
+          <w:lang w:val="en-US"/>
+        </w:rPr>
+        <w:br/>
+        <w:t xml:space="preserve">        if (accuracies[i] == null)</w:t>
+      </w:r>
+      <w:r>
+        <w:rPr>
+          <w:lang w:val="en-US"/>
+        </w:rPr>
         <w:br/>
         <w:t xml:space="preserve">        {</w:t>
       </w:r>
       <w:r>
-        <w:br/>
-        <w:t xml:space="preserve">            </w:t>
-      </w:r>
-      <w:proofErr w:type="spellStart"/>
-      <w:r>
-        <w:t>boolean</w:t>
-      </w:r>
-      <w:proofErr w:type="spellEnd"/>
-      <w:r>
-        <w:t xml:space="preserve"> found = false;</w:t>
-      </w:r>
-      <w:r>
-        <w:br/>
-        <w:t xml:space="preserve">            for (int j = 0; j &lt; </w:t>
-      </w:r>
-      <w:proofErr w:type="spellStart"/>
-      <w:r>
-        <w:t>Config.</w:t>
+        <w:rPr>
+          <w:lang w:val="en-US"/>
+        </w:rPr>
+        <w:br/>
+        <w:t xml:space="preserve">            boolean found = false;</w:t>
+      </w:r>
+      <w:r>
+        <w:rPr>
+          <w:lang w:val="en-US"/>
+        </w:rPr>
+        <w:br/>
+        <w:t xml:space="preserve">            for (int j = 0; j &lt; Config.</w:t>
       </w:r>
       <w:r>
         <w:rPr>
           <w:i/>
           <w:iCs/>
+          <w:lang w:val="en-US"/>
         </w:rPr>
         <w:t>MAX_WORD_LENGTH</w:t>
       </w:r>
-      <w:proofErr w:type="spellEnd"/>
-      <w:r>
-        <w:t xml:space="preserve">; </w:t>
-      </w:r>
-      <w:proofErr w:type="spellStart"/>
-      <w:r>
-        <w:t>j++</w:t>
-      </w:r>
-      <w:proofErr w:type="spellEnd"/>
-      <w:r>
-        <w:t>)</w:t>
-      </w:r>
-      <w:r>
+      <w:r>
+        <w:rPr>
+          <w:lang w:val="en-US"/>
+        </w:rPr>
+        <w:t>; j++)</w:t>
+      </w:r>
+      <w:r>
+        <w:rPr>
+          <w:lang w:val="en-US"/>
+        </w:rPr>
         <w:br/>
         <w:t xml:space="preserve">            {</w:t>
       </w:r>
       <w:r>
-        <w:br/>
-      </w:r>
-      <w:r>
+        <w:rPr>
+          <w:lang w:val="en-US"/>
+        </w:rPr>
+        <w:br/>
+      </w:r>
+      <w:r>
+        <w:rPr>
+          <w:lang w:val="en-US"/>
+        </w:rPr>
         <w:lastRenderedPageBreak/>
-        <w:t xml:space="preserve">                if (!</w:t>
-      </w:r>
-      <w:proofErr w:type="spellStart"/>
-      <w:r>
-        <w:t>letterUsedInPickedWord</w:t>
-      </w:r>
-      <w:proofErr w:type="spellEnd"/>
-      <w:r>
-        <w:t xml:space="preserve">[j] &amp;&amp; </w:t>
-      </w:r>
-      <w:proofErr w:type="spellStart"/>
-      <w:r>
-        <w:t>guessedWord.charAt</w:t>
-      </w:r>
-      <w:proofErr w:type="spellEnd"/>
-      <w:r>
-        <w:t>(</w:t>
-      </w:r>
-      <w:proofErr w:type="spellStart"/>
-      <w:r>
-        <w:t>i</w:t>
-      </w:r>
-      <w:proofErr w:type="spellEnd"/>
-      <w:r>
-        <w:t xml:space="preserve">) == </w:t>
-      </w:r>
-      <w:proofErr w:type="spellStart"/>
-      <w:r>
-        <w:t>pickedWord.charAt</w:t>
-      </w:r>
-      <w:proofErr w:type="spellEnd"/>
-      <w:r>
-        <w:t>(j))</w:t>
-      </w:r>
-      <w:r>
+        <w:t xml:space="preserve">                if (!letterUsedInPickedWord[j] &amp;&amp; guessedWord.charAt(i) == pickedWord.charAt(j))</w:t>
+      </w:r>
+      <w:r>
+        <w:rPr>
+          <w:lang w:val="en-US"/>
+        </w:rPr>
         <w:br/>
         <w:t xml:space="preserve">                {</w:t>
       </w:r>
       <w:r>
+        <w:rPr>
+          <w:lang w:val="en-US"/>
+        </w:rPr>
         <w:br/>
         <w:t xml:space="preserve">                    found = true;</w:t>
       </w:r>
       <w:r>
-        <w:br/>
-        <w:t xml:space="preserve">                    </w:t>
-      </w:r>
-      <w:proofErr w:type="spellStart"/>
-      <w:r>
-        <w:t>letterUsedInPickedWord</w:t>
-      </w:r>
-      <w:proofErr w:type="spellEnd"/>
-      <w:r>
-        <w:t>[j] = true;</w:t>
-      </w:r>
-      <w:r>
+        <w:rPr>
+          <w:lang w:val="en-US"/>
+        </w:rPr>
+        <w:br/>
+        <w:t xml:space="preserve">                    letterUsedInPickedWord[j] = true;</w:t>
+      </w:r>
+      <w:r>
+        <w:rPr>
+          <w:lang w:val="en-US"/>
+        </w:rPr>
         <w:br/>
         <w:t xml:space="preserve">                    break;</w:t>
       </w:r>
       <w:r>
+        <w:rPr>
+          <w:lang w:val="en-US"/>
+        </w:rPr>
         <w:br/>
         <w:t xml:space="preserve">                }</w:t>
       </w:r>
       <w:r>
+        <w:rPr>
+          <w:lang w:val="en-US"/>
+        </w:rPr>
         <w:br/>
         <w:t xml:space="preserve">            }</w:t>
       </w:r>
       <w:r>
-        <w:br/>
-        <w:t xml:space="preserve">            accuracies[</w:t>
-      </w:r>
-      <w:proofErr w:type="spellStart"/>
-      <w:r>
-        <w:t>i</w:t>
-      </w:r>
-      <w:proofErr w:type="spellEnd"/>
-      <w:r>
-        <w:t xml:space="preserve">] = found ? </w:t>
-      </w:r>
-      <w:proofErr w:type="spellStart"/>
-      <w:r>
-        <w:t>GuessAccuracy.</w:t>
+        <w:rPr>
+          <w:lang w:val="en-US"/>
+        </w:rPr>
+        <w:br/>
+        <w:t xml:space="preserve">            accuracies[i] = found ? GuessAccuracy.</w:t>
       </w:r>
       <w:r>
         <w:rPr>
           <w:i/>
           <w:iCs/>
-        </w:rPr>
-        <w:t>WRONG_POSITION</w:t>
-      </w:r>
-      <w:proofErr w:type="spellEnd"/>
+          <w:lang w:val="en-US"/>
+        </w:rPr>
+        <w:t xml:space="preserve">WRONG_POSITION </w:t>
+      </w:r>
+      <w:r>
+        <w:rPr>
+          <w:lang w:val="en-US"/>
+        </w:rPr>
+        <w:t>: GuessAccuracy.</w:t>
+      </w:r>
       <w:r>
         <w:rPr>
           <w:i/>
           <w:iCs/>
-        </w:rPr>
-        <w:t xml:space="preserve"> </w:t>
-      </w:r>
-      <w:r>
-        <w:t xml:space="preserve">: </w:t>
-      </w:r>
-      <w:proofErr w:type="spellStart"/>
-      <w:r>
-        <w:t>GuessAccuracy.</w:t>
+          <w:lang w:val="en-US"/>
+        </w:rPr>
+        <w:t>INCORRECT</w:t>
+      </w:r>
+      <w:r>
+        <w:rPr>
+          <w:lang w:val="en-US"/>
+        </w:rPr>
+        <w:t>;</w:t>
+      </w:r>
+      <w:r>
+        <w:rPr>
+          <w:lang w:val="en-US"/>
+        </w:rPr>
+        <w:br/>
+        <w:t xml:space="preserve">        }</w:t>
+      </w:r>
+      <w:r>
+        <w:rPr>
+          <w:lang w:val="en-US"/>
+        </w:rPr>
+        <w:br/>
+        <w:t xml:space="preserve">    }</w:t>
+      </w:r>
+      <w:r>
+        <w:rPr>
+          <w:lang w:val="en-US"/>
+        </w:rPr>
+        <w:br/>
+      </w:r>
+      <w:r>
+        <w:rPr>
+          <w:lang w:val="en-US"/>
+        </w:rPr>
+        <w:br/>
+        <w:t xml:space="preserve">    return new Guess(guessedWord, accuracies);</w:t>
+      </w:r>
+      <w:r>
+        <w:rPr>
+          <w:lang w:val="en-US"/>
+        </w:rPr>
+        <w:br/>
+        <w:t>}</w:t>
+      </w:r>
+    </w:p>
+    <w:p>
+      <w:pPr>
+        <w:pStyle w:val="Caption"/>
+        <w:rPr>
+          <w:lang w:val="en-AT"/>
+        </w:rPr>
+      </w:pPr>
+      <w:bookmarkStart w:id="24" w:name="_Toc217732380"/>
+      <w:r>
+        <w:t xml:space="preserve">Figure </w:t>
+      </w:r>
+      <w:r>
+        <w:fldChar w:fldCharType="begin"/>
+      </w:r>
+      <w:r>
+        <w:instrText xml:space="preserve"> SEQ Figure \* ARABIC </w:instrText>
+      </w:r>
+      <w:r>
+        <w:fldChar w:fldCharType="separate"/>
+      </w:r>
+      <w:r>
+        <w:rPr>
+          <w:noProof/>
+        </w:rPr>
+        <w:t>10</w:t>
+      </w:r>
+      <w:r>
+        <w:fldChar w:fldCharType="end"/>
+      </w:r>
+      <w:r>
+        <w:t>: computeGuess</w:t>
+      </w:r>
+      <w:bookmarkEnd w:id="24"/>
+    </w:p>
+    <w:p>
+      <w:pPr>
+        <w:rPr>
+          <w:lang w:val="en-AT"/>
+        </w:rPr>
+      </w:pPr>
+    </w:p>
+    <w:p>
+      <w:pPr>
+        <w:pStyle w:val="Pseoudocode"/>
+        <w:rPr>
+          <w:lang w:val="en-US"/>
+        </w:rPr>
+      </w:pPr>
+      <w:r>
+        <w:rPr>
+          <w:lang w:val="en-US"/>
+        </w:rPr>
+        <w:t>public class Guess</w:t>
+      </w:r>
+      <w:r>
+        <w:rPr>
+          <w:lang w:val="en-US"/>
+        </w:rPr>
+        <w:br/>
+        <w:t>{</w:t>
+      </w:r>
+      <w:r>
+        <w:rPr>
+          <w:lang w:val="en-US"/>
+        </w:rPr>
+        <w:br/>
+        <w:t xml:space="preserve">    private final String word;</w:t>
+      </w:r>
+      <w:r>
+        <w:rPr>
+          <w:lang w:val="en-US"/>
+        </w:rPr>
+        <w:br/>
+        <w:t xml:space="preserve">    private final GuessAccuracy[] accuracies;</w:t>
+      </w:r>
+      <w:r>
+        <w:rPr>
+          <w:lang w:val="en-US"/>
+        </w:rPr>
+        <w:br/>
+      </w:r>
+      <w:r>
+        <w:rPr>
+          <w:lang w:val="en-US"/>
+        </w:rPr>
+        <w:br/>
+        <w:t xml:space="preserve">    public Guess(String word, GuessAccuracy[] accuracies)</w:t>
+      </w:r>
+      <w:r>
+        <w:rPr>
+          <w:lang w:val="en-US"/>
+        </w:rPr>
+        <w:br/>
+        <w:t xml:space="preserve">    {</w:t>
+      </w:r>
+      <w:r>
+        <w:rPr>
+          <w:lang w:val="en-US"/>
+        </w:rPr>
+        <w:br/>
+        <w:t xml:space="preserve">        this.word = word;</w:t>
+      </w:r>
+      <w:r>
+        <w:rPr>
+          <w:lang w:val="en-US"/>
+        </w:rPr>
+        <w:br/>
+        <w:t xml:space="preserve">        this.accuracies = accuracies;</w:t>
+      </w:r>
+      <w:r>
+        <w:rPr>
+          <w:lang w:val="en-US"/>
+        </w:rPr>
+        <w:br/>
+        <w:t xml:space="preserve">    }</w:t>
+      </w:r>
+      <w:r>
+        <w:rPr>
+          <w:lang w:val="en-US"/>
+        </w:rPr>
+        <w:br/>
+      </w:r>
+      <w:r>
+        <w:rPr>
+          <w:lang w:val="en-US"/>
+        </w:rPr>
+        <w:br/>
+        <w:t xml:space="preserve">    public void printGuess()</w:t>
+      </w:r>
+      <w:r>
+        <w:rPr>
+          <w:lang w:val="en-US"/>
+        </w:rPr>
+        <w:br/>
+        <w:t xml:space="preserve">    {</w:t>
+      </w:r>
+      <w:r>
+        <w:rPr>
+          <w:lang w:val="en-US"/>
+        </w:rPr>
+        <w:br/>
+        <w:t xml:space="preserve">        for (int i = 0; i &lt; word.length(); i++)</w:t>
+      </w:r>
+      <w:r>
+        <w:rPr>
+          <w:lang w:val="en-US"/>
+        </w:rPr>
+        <w:br/>
+        <w:t xml:space="preserve">        {</w:t>
+      </w:r>
+      <w:r>
+        <w:rPr>
+          <w:lang w:val="en-US"/>
+        </w:rPr>
+        <w:br/>
+        <w:t xml:space="preserve">            char letter = word.charAt(i);</w:t>
+      </w:r>
+      <w:r>
+        <w:rPr>
+          <w:lang w:val="en-US"/>
+        </w:rPr>
+        <w:br/>
+        <w:t xml:space="preserve">            GuessAccuracy accuracy = accuracies[i];</w:t>
+      </w:r>
+      <w:r>
+        <w:rPr>
+          <w:lang w:val="en-US"/>
+        </w:rPr>
+        <w:br/>
+      </w:r>
+      <w:r>
+        <w:rPr>
+          <w:lang w:val="en-US"/>
+        </w:rPr>
+        <w:br/>
+        <w:t xml:space="preserve">            switch (accuracy)</w:t>
+      </w:r>
+      <w:r>
+        <w:rPr>
+          <w:lang w:val="en-US"/>
+        </w:rPr>
+        <w:br/>
+        <w:t xml:space="preserve">            {</w:t>
+      </w:r>
+      <w:r>
+        <w:rPr>
+          <w:lang w:val="en-US"/>
+        </w:rPr>
+        <w:br/>
+        <w:t xml:space="preserve">                case </w:t>
       </w:r>
       <w:r>
         <w:rPr>
           <w:i/>
           <w:iCs/>
-        </w:rPr>
-        <w:t>INCORRECT</w:t>
-      </w:r>
-      <w:proofErr w:type="spellEnd"/>
-      <w:r>
-        <w:t>;</w:t>
-      </w:r>
-      <w:r>
+          <w:lang w:val="en-US"/>
+        </w:rPr>
+        <w:t xml:space="preserve">CORRECT </w:t>
+      </w:r>
+      <w:r>
+        <w:rPr>
+          <w:lang w:val="en-US"/>
+        </w:rPr>
+        <w:t>-&gt; UI.</w:t>
+      </w:r>
+      <w:r>
+        <w:rPr>
+          <w:i/>
+          <w:iCs/>
+          <w:lang w:val="en-US"/>
+        </w:rPr>
+        <w:t>printGreen</w:t>
+      </w:r>
+      <w:r>
+        <w:rPr>
+          <w:lang w:val="en-US"/>
+        </w:rPr>
+        <w:t>(String.</w:t>
+      </w:r>
+      <w:r>
+        <w:rPr>
+          <w:i/>
+          <w:iCs/>
+          <w:lang w:val="en-US"/>
+        </w:rPr>
+        <w:t>valueOf</w:t>
+      </w:r>
+      <w:r>
+        <w:rPr>
+          <w:lang w:val="en-US"/>
+        </w:rPr>
+        <w:t>(letter));</w:t>
+      </w:r>
+      <w:r>
+        <w:rPr>
+          <w:lang w:val="en-US"/>
+        </w:rPr>
+        <w:br/>
+        <w:t xml:space="preserve">                case </w:t>
+      </w:r>
+      <w:r>
+        <w:rPr>
+          <w:i/>
+          <w:iCs/>
+          <w:lang w:val="en-US"/>
+        </w:rPr>
+        <w:t xml:space="preserve">WRONG_POSITION </w:t>
+      </w:r>
+      <w:r>
+        <w:rPr>
+          <w:lang w:val="en-US"/>
+        </w:rPr>
+        <w:t xml:space="preserve">-&gt; </w:t>
+      </w:r>
+      <w:r>
+        <w:rPr>
+          <w:lang w:val="en-US"/>
+        </w:rPr>
+        <w:lastRenderedPageBreak/>
+        <w:t>UI.</w:t>
+      </w:r>
+      <w:r>
+        <w:rPr>
+          <w:i/>
+          <w:iCs/>
+          <w:lang w:val="en-US"/>
+        </w:rPr>
+        <w:t>printYellow</w:t>
+      </w:r>
+      <w:r>
+        <w:rPr>
+          <w:lang w:val="en-US"/>
+        </w:rPr>
+        <w:t>(String.</w:t>
+      </w:r>
+      <w:r>
+        <w:rPr>
+          <w:i/>
+          <w:iCs/>
+          <w:lang w:val="en-US"/>
+        </w:rPr>
+        <w:t>valueOf</w:t>
+      </w:r>
+      <w:r>
+        <w:rPr>
+          <w:lang w:val="en-US"/>
+        </w:rPr>
+        <w:t>(letter));</w:t>
+      </w:r>
+      <w:r>
+        <w:rPr>
+          <w:lang w:val="en-US"/>
+        </w:rPr>
+        <w:br/>
+        <w:t xml:space="preserve">                case </w:t>
+      </w:r>
+      <w:r>
+        <w:rPr>
+          <w:i/>
+          <w:iCs/>
+          <w:lang w:val="en-US"/>
+        </w:rPr>
+        <w:t xml:space="preserve">INCORRECT </w:t>
+      </w:r>
+      <w:r>
+        <w:rPr>
+          <w:lang w:val="en-US"/>
+        </w:rPr>
+        <w:t>-&gt; UI.</w:t>
+      </w:r>
+      <w:r>
+        <w:rPr>
+          <w:i/>
+          <w:iCs/>
+          <w:lang w:val="en-US"/>
+        </w:rPr>
+        <w:t>printGray</w:t>
+      </w:r>
+      <w:r>
+        <w:rPr>
+          <w:lang w:val="en-US"/>
+        </w:rPr>
+        <w:t>(String.</w:t>
+      </w:r>
+      <w:r>
+        <w:rPr>
+          <w:i/>
+          <w:iCs/>
+          <w:lang w:val="en-US"/>
+        </w:rPr>
+        <w:t>valueOf</w:t>
+      </w:r>
+      <w:r>
+        <w:rPr>
+          <w:lang w:val="en-US"/>
+        </w:rPr>
+        <w:t>(letter));</w:t>
+      </w:r>
+      <w:r>
+        <w:rPr>
+          <w:lang w:val="en-US"/>
+        </w:rPr>
+        <w:br/>
+        <w:t xml:space="preserve">            }</w:t>
+      </w:r>
+      <w:r>
+        <w:rPr>
+          <w:lang w:val="en-US"/>
+        </w:rPr>
         <w:br/>
         <w:t xml:space="preserve">        }</w:t>
       </w:r>
       <w:r>
+        <w:rPr>
+          <w:lang w:val="en-US"/>
+        </w:rPr>
+        <w:br/>
+        <w:t xml:space="preserve">        UI.</w:t>
+      </w:r>
+      <w:r>
+        <w:rPr>
+          <w:i/>
+          <w:iCs/>
+          <w:lang w:val="en-US"/>
+        </w:rPr>
+        <w:t>printBlankSeparatorLine</w:t>
+      </w:r>
+      <w:r>
+        <w:rPr>
+          <w:lang w:val="en-US"/>
+        </w:rPr>
+        <w:t>();</w:t>
+      </w:r>
+      <w:r>
+        <w:rPr>
+          <w:lang w:val="en-US"/>
+        </w:rPr>
         <w:br/>
         <w:t xml:space="preserve">    }</w:t>
       </w:r>
       <w:r>
-        <w:br/>
-      </w:r>
-      <w:r>
-        <w:br/>
-        <w:t xml:space="preserve">    return new Guess(</w:t>
-      </w:r>
-      <w:proofErr w:type="spellStart"/>
-      <w:r>
-        <w:t>guessedWord</w:t>
-      </w:r>
-      <w:proofErr w:type="spellEnd"/>
-      <w:r>
-        <w:t>, accuracies);</w:t>
-      </w:r>
-      <w:r>
+        <w:rPr>
+          <w:lang w:val="en-US"/>
+        </w:rPr>
+        <w:br/>
+      </w:r>
+      <w:r>
+        <w:rPr>
+          <w:lang w:val="en-US"/>
+        </w:rPr>
+        <w:br/>
+        <w:t xml:space="preserve">    public String getWord()</w:t>
+      </w:r>
+      <w:r>
+        <w:rPr>
+          <w:lang w:val="en-US"/>
+        </w:rPr>
+        <w:br/>
+        <w:t xml:space="preserve">    {</w:t>
+      </w:r>
+      <w:r>
+        <w:rPr>
+          <w:lang w:val="en-US"/>
+        </w:rPr>
+        <w:br/>
+        <w:t xml:space="preserve">        return word;</w:t>
+      </w:r>
+      <w:r>
+        <w:rPr>
+          <w:lang w:val="en-US"/>
+        </w:rPr>
+        <w:br/>
+        <w:t xml:space="preserve">    }</w:t>
+      </w:r>
+      <w:r>
+        <w:rPr>
+          <w:lang w:val="en-US"/>
+        </w:rPr>
+        <w:br/>
+      </w:r>
+      <w:r>
+        <w:rPr>
+          <w:lang w:val="en-US"/>
+        </w:rPr>
+        <w:br/>
+        <w:t xml:space="preserve">    public GuessAccuracy[] getAccuracies()</w:t>
+      </w:r>
+      <w:r>
+        <w:rPr>
+          <w:lang w:val="en-US"/>
+        </w:rPr>
+        <w:br/>
+        <w:t xml:space="preserve">    {</w:t>
+      </w:r>
+      <w:r>
+        <w:rPr>
+          <w:lang w:val="en-US"/>
+        </w:rPr>
+        <w:br/>
+        <w:t xml:space="preserve">        return accuracies;</w:t>
+      </w:r>
+      <w:r>
+        <w:rPr>
+          <w:lang w:val="en-US"/>
+        </w:rPr>
+        <w:br/>
+        <w:t xml:space="preserve">    }</w:t>
+      </w:r>
+      <w:r>
+        <w:rPr>
+          <w:lang w:val="en-US"/>
+        </w:rPr>
         <w:br/>
         <w:t>}</w:t>
       </w:r>
@@ -5628,6 +5950,7 @@
           <w:lang w:val="en-AT"/>
         </w:rPr>
       </w:pPr>
+      <w:bookmarkStart w:id="25" w:name="_Toc217732381"/>
       <w:r>
         <w:t xml:space="preserve">Figure </w:t>
       </w:r>
@@ -5644,19 +5967,15 @@
         <w:rPr>
           <w:noProof/>
         </w:rPr>
-        <w:t>10</w:t>
+        <w:t>11</w:t>
       </w:r>
       <w:r>
         <w:fldChar w:fldCharType="end"/>
       </w:r>
       <w:r>
-        <w:t xml:space="preserve">: </w:t>
-      </w:r>
-      <w:proofErr w:type="spellStart"/>
-      <w:r>
-        <w:t>computeGuess</w:t>
-      </w:r>
-      <w:proofErr w:type="spellEnd"/>
+        <w:t>: Guess</w:t>
+      </w:r>
+      <w:bookmarkEnd w:id="25"/>
     </w:p>
     <w:p>
       <w:pPr>
@@ -5667,744 +5986,13 @@
     </w:p>
     <w:p>
       <w:pPr>
-        <w:pStyle w:val="Pseoudocode"/>
-        <w:rPr>
-          <w:lang w:val="en-US"/>
-        </w:rPr>
-      </w:pPr>
-      <w:r>
-        <w:rPr>
-          <w:lang w:val="en-US"/>
-        </w:rPr>
-        <w:t>pu</w:t>
-      </w:r>
-      <w:r>
-        <w:rPr>
-          <w:lang w:val="en-US"/>
-        </w:rPr>
-        <w:t>blic class Guess</w:t>
-      </w:r>
-      <w:r>
-        <w:rPr>
-          <w:lang w:val="en-US"/>
-        </w:rPr>
-        <w:br/>
-        <w:t>{</w:t>
-      </w:r>
-      <w:r>
-        <w:rPr>
-          <w:lang w:val="en-US"/>
-        </w:rPr>
-        <w:br/>
-        <w:t xml:space="preserve">    private final String word;</w:t>
-      </w:r>
-      <w:r>
-        <w:rPr>
-          <w:lang w:val="en-US"/>
-        </w:rPr>
-        <w:br/>
-        <w:t xml:space="preserve">    private final </w:t>
-      </w:r>
-      <w:proofErr w:type="spellStart"/>
-      <w:r>
-        <w:rPr>
-          <w:lang w:val="en-US"/>
-        </w:rPr>
-        <w:t>GuessAccuracy</w:t>
-      </w:r>
-      <w:proofErr w:type="spellEnd"/>
-      <w:r>
-        <w:rPr>
-          <w:lang w:val="en-US"/>
-        </w:rPr>
-        <w:t>[] accuracies;</w:t>
-      </w:r>
-      <w:r>
-        <w:rPr>
-          <w:lang w:val="en-US"/>
-        </w:rPr>
-        <w:br/>
-      </w:r>
-      <w:r>
-        <w:rPr>
-          <w:lang w:val="en-US"/>
-        </w:rPr>
-        <w:br/>
-        <w:t xml:space="preserve">    public Guess(String word, </w:t>
-      </w:r>
-      <w:proofErr w:type="spellStart"/>
-      <w:r>
-        <w:rPr>
-          <w:lang w:val="en-US"/>
-        </w:rPr>
-        <w:t>GuessAccuracy</w:t>
-      </w:r>
-      <w:proofErr w:type="spellEnd"/>
-      <w:r>
-        <w:rPr>
-          <w:lang w:val="en-US"/>
-        </w:rPr>
-        <w:t>[] accuracies)</w:t>
-      </w:r>
-      <w:r>
-        <w:rPr>
-          <w:lang w:val="en-US"/>
-        </w:rPr>
-        <w:br/>
-        <w:t xml:space="preserve">    {</w:t>
-      </w:r>
-      <w:r>
-        <w:rPr>
-          <w:lang w:val="en-US"/>
-        </w:rPr>
-        <w:br/>
-        <w:t xml:space="preserve">        </w:t>
-      </w:r>
-      <w:proofErr w:type="spellStart"/>
-      <w:r>
-        <w:rPr>
-          <w:lang w:val="en-US"/>
-        </w:rPr>
-        <w:t>this.word</w:t>
-      </w:r>
-      <w:proofErr w:type="spellEnd"/>
-      <w:r>
-        <w:rPr>
-          <w:lang w:val="en-US"/>
-        </w:rPr>
-        <w:t xml:space="preserve"> = word;</w:t>
-      </w:r>
-      <w:r>
-        <w:rPr>
-          <w:lang w:val="en-US"/>
-        </w:rPr>
-        <w:br/>
-        <w:t xml:space="preserve">        </w:t>
-      </w:r>
-      <w:proofErr w:type="spellStart"/>
-      <w:r>
-        <w:rPr>
-          <w:lang w:val="en-US"/>
-        </w:rPr>
-        <w:t>this.accuracies</w:t>
-      </w:r>
-      <w:proofErr w:type="spellEnd"/>
-      <w:r>
-        <w:rPr>
-          <w:lang w:val="en-US"/>
-        </w:rPr>
-        <w:t xml:space="preserve"> = accuracies;</w:t>
-      </w:r>
-      <w:r>
-        <w:rPr>
-          <w:lang w:val="en-US"/>
-        </w:rPr>
-        <w:br/>
-        <w:t xml:space="preserve">    }</w:t>
-      </w:r>
-      <w:r>
-        <w:rPr>
-          <w:lang w:val="en-US"/>
-        </w:rPr>
-        <w:br/>
-      </w:r>
-      <w:r>
-        <w:rPr>
-          <w:lang w:val="en-US"/>
-        </w:rPr>
-        <w:br/>
-        <w:t xml:space="preserve">    public void </w:t>
-      </w:r>
-      <w:proofErr w:type="spellStart"/>
-      <w:r>
-        <w:rPr>
-          <w:lang w:val="en-US"/>
-        </w:rPr>
-        <w:t>printGuess</w:t>
-      </w:r>
-      <w:proofErr w:type="spellEnd"/>
-      <w:r>
-        <w:rPr>
-          <w:lang w:val="en-US"/>
-        </w:rPr>
-        <w:t>()</w:t>
-      </w:r>
-      <w:r>
-        <w:rPr>
-          <w:lang w:val="en-US"/>
-        </w:rPr>
-        <w:br/>
-        <w:t xml:space="preserve">    {</w:t>
-      </w:r>
-      <w:r>
-        <w:rPr>
-          <w:lang w:val="en-US"/>
-        </w:rPr>
-        <w:br/>
-        <w:t xml:space="preserve">        for (int </w:t>
-      </w:r>
-      <w:proofErr w:type="spellStart"/>
-      <w:r>
-        <w:rPr>
-          <w:lang w:val="en-US"/>
-        </w:rPr>
-        <w:t>i</w:t>
-      </w:r>
-      <w:proofErr w:type="spellEnd"/>
-      <w:r>
-        <w:rPr>
-          <w:lang w:val="en-US"/>
-        </w:rPr>
-        <w:t xml:space="preserve"> = 0; </w:t>
-      </w:r>
-      <w:proofErr w:type="spellStart"/>
-      <w:r>
-        <w:rPr>
-          <w:lang w:val="en-US"/>
-        </w:rPr>
-        <w:t>i</w:t>
-      </w:r>
-      <w:proofErr w:type="spellEnd"/>
-      <w:r>
-        <w:rPr>
-          <w:lang w:val="en-US"/>
-        </w:rPr>
-        <w:t xml:space="preserve"> &lt; </w:t>
-      </w:r>
-      <w:proofErr w:type="spellStart"/>
-      <w:r>
-        <w:rPr>
-          <w:lang w:val="en-US"/>
-        </w:rPr>
-        <w:t>word.length</w:t>
-      </w:r>
-      <w:proofErr w:type="spellEnd"/>
-      <w:r>
-        <w:rPr>
-          <w:lang w:val="en-US"/>
-        </w:rPr>
-        <w:t xml:space="preserve">(); </w:t>
-      </w:r>
-      <w:proofErr w:type="spellStart"/>
-      <w:r>
-        <w:rPr>
-          <w:lang w:val="en-US"/>
-        </w:rPr>
-        <w:t>i</w:t>
-      </w:r>
-      <w:proofErr w:type="spellEnd"/>
-      <w:r>
-        <w:rPr>
-          <w:lang w:val="en-US"/>
-        </w:rPr>
-        <w:t>++)</w:t>
-      </w:r>
-      <w:r>
-        <w:rPr>
-          <w:lang w:val="en-US"/>
-        </w:rPr>
-        <w:br/>
-        <w:t xml:space="preserve">        {</w:t>
-      </w:r>
-      <w:r>
-        <w:rPr>
-          <w:lang w:val="en-US"/>
-        </w:rPr>
-        <w:br/>
-        <w:t xml:space="preserve">            char letter = </w:t>
-      </w:r>
-      <w:proofErr w:type="spellStart"/>
-      <w:r>
-        <w:rPr>
-          <w:lang w:val="en-US"/>
-        </w:rPr>
-        <w:t>word.charAt</w:t>
-      </w:r>
-      <w:proofErr w:type="spellEnd"/>
-      <w:r>
-        <w:rPr>
-          <w:lang w:val="en-US"/>
-        </w:rPr>
-        <w:t>(</w:t>
-      </w:r>
-      <w:proofErr w:type="spellStart"/>
-      <w:r>
-        <w:rPr>
-          <w:lang w:val="en-US"/>
-        </w:rPr>
-        <w:t>i</w:t>
-      </w:r>
-      <w:proofErr w:type="spellEnd"/>
-      <w:r>
-        <w:rPr>
-          <w:lang w:val="en-US"/>
-        </w:rPr>
-        <w:t>);</w:t>
-      </w:r>
-      <w:r>
-        <w:rPr>
-          <w:lang w:val="en-US"/>
-        </w:rPr>
-        <w:br/>
-        <w:t xml:space="preserve">            </w:t>
-      </w:r>
-      <w:proofErr w:type="spellStart"/>
-      <w:r>
-        <w:rPr>
-          <w:lang w:val="en-US"/>
-        </w:rPr>
-        <w:t>GuessAccuracy</w:t>
-      </w:r>
-      <w:proofErr w:type="spellEnd"/>
-      <w:r>
-        <w:rPr>
-          <w:lang w:val="en-US"/>
-        </w:rPr>
-        <w:t xml:space="preserve"> accuracy = accuracies[</w:t>
-      </w:r>
-      <w:proofErr w:type="spellStart"/>
-      <w:r>
-        <w:rPr>
-          <w:lang w:val="en-US"/>
-        </w:rPr>
-        <w:t>i</w:t>
-      </w:r>
-      <w:proofErr w:type="spellEnd"/>
-      <w:r>
-        <w:rPr>
-          <w:lang w:val="en-US"/>
-        </w:rPr>
-        <w:t>];</w:t>
-      </w:r>
-      <w:r>
-        <w:rPr>
-          <w:lang w:val="en-US"/>
-        </w:rPr>
-        <w:br/>
-      </w:r>
-      <w:r>
-        <w:rPr>
-          <w:lang w:val="en-US"/>
-        </w:rPr>
-        <w:br/>
-        <w:t xml:space="preserve">            switch (accuracy)</w:t>
-      </w:r>
-      <w:r>
-        <w:rPr>
-          <w:lang w:val="en-US"/>
-        </w:rPr>
-        <w:br/>
-        <w:t xml:space="preserve">            {</w:t>
-      </w:r>
-      <w:r>
-        <w:rPr>
-          <w:lang w:val="en-US"/>
-        </w:rPr>
-        <w:br/>
-        <w:t xml:space="preserve">                case </w:t>
-      </w:r>
-      <w:r>
-        <w:rPr>
-          <w:i/>
-          <w:iCs/>
-          <w:lang w:val="en-US"/>
-        </w:rPr>
-        <w:t xml:space="preserve">CORRECT </w:t>
-      </w:r>
-      <w:r>
-        <w:rPr>
-          <w:lang w:val="en-US"/>
-        </w:rPr>
-        <w:t xml:space="preserve">-&gt; </w:t>
-      </w:r>
-      <w:proofErr w:type="spellStart"/>
-      <w:r>
-        <w:rPr>
-          <w:lang w:val="en-US"/>
-        </w:rPr>
-        <w:t>UI.</w:t>
-      </w:r>
-      <w:r>
-        <w:rPr>
-          <w:i/>
-          <w:iCs/>
-          <w:lang w:val="en-US"/>
-        </w:rPr>
-        <w:t>printGreen</w:t>
-      </w:r>
-      <w:proofErr w:type="spellEnd"/>
-      <w:r>
-        <w:rPr>
-          <w:lang w:val="en-US"/>
-        </w:rPr>
-        <w:t>(</w:t>
-      </w:r>
-      <w:proofErr w:type="spellStart"/>
-      <w:r>
-        <w:rPr>
-          <w:lang w:val="en-US"/>
-        </w:rPr>
-        <w:t>String.</w:t>
-      </w:r>
-      <w:r>
-        <w:rPr>
-          <w:i/>
-          <w:iCs/>
-          <w:lang w:val="en-US"/>
-        </w:rPr>
-        <w:t>valueOf</w:t>
-      </w:r>
-      <w:proofErr w:type="spellEnd"/>
-      <w:r>
-        <w:rPr>
-          <w:lang w:val="en-US"/>
-        </w:rPr>
-        <w:t>(letter));</w:t>
-      </w:r>
-      <w:r>
-        <w:rPr>
-          <w:lang w:val="en-US"/>
-        </w:rPr>
-        <w:br/>
-        <w:t xml:space="preserve">                case </w:t>
-      </w:r>
-      <w:r>
-        <w:rPr>
-          <w:i/>
-          <w:iCs/>
-          <w:lang w:val="en-US"/>
-        </w:rPr>
-        <w:t xml:space="preserve">WRONG_POSITION </w:t>
-      </w:r>
-      <w:r>
-        <w:rPr>
-          <w:lang w:val="en-US"/>
-        </w:rPr>
-        <w:t xml:space="preserve">-&gt; </w:t>
-      </w:r>
-      <w:proofErr w:type="spellStart"/>
-      <w:r>
-        <w:rPr>
-          <w:lang w:val="en-US"/>
-        </w:rPr>
-        <w:lastRenderedPageBreak/>
-        <w:t>UI.</w:t>
-      </w:r>
-      <w:r>
-        <w:rPr>
-          <w:i/>
-          <w:iCs/>
-          <w:lang w:val="en-US"/>
-        </w:rPr>
-        <w:t>printYellow</w:t>
-      </w:r>
-      <w:proofErr w:type="spellEnd"/>
-      <w:r>
-        <w:rPr>
-          <w:lang w:val="en-US"/>
-        </w:rPr>
-        <w:t>(</w:t>
-      </w:r>
-      <w:proofErr w:type="spellStart"/>
-      <w:r>
-        <w:rPr>
-          <w:lang w:val="en-US"/>
-        </w:rPr>
-        <w:t>String.</w:t>
-      </w:r>
-      <w:r>
-        <w:rPr>
-          <w:i/>
-          <w:iCs/>
-          <w:lang w:val="en-US"/>
-        </w:rPr>
-        <w:t>valueOf</w:t>
-      </w:r>
-      <w:proofErr w:type="spellEnd"/>
-      <w:r>
-        <w:rPr>
-          <w:lang w:val="en-US"/>
-        </w:rPr>
-        <w:t>(letter));</w:t>
-      </w:r>
-      <w:r>
-        <w:rPr>
-          <w:lang w:val="en-US"/>
-        </w:rPr>
-        <w:br/>
-        <w:t xml:space="preserve">                case </w:t>
-      </w:r>
-      <w:r>
-        <w:rPr>
-          <w:i/>
-          <w:iCs/>
-          <w:lang w:val="en-US"/>
-        </w:rPr>
-        <w:t xml:space="preserve">INCORRECT </w:t>
-      </w:r>
-      <w:r>
-        <w:rPr>
-          <w:lang w:val="en-US"/>
-        </w:rPr>
-        <w:t xml:space="preserve">-&gt; </w:t>
-      </w:r>
-      <w:proofErr w:type="spellStart"/>
-      <w:r>
-        <w:rPr>
-          <w:lang w:val="en-US"/>
-        </w:rPr>
-        <w:t>UI.</w:t>
-      </w:r>
-      <w:r>
-        <w:rPr>
-          <w:i/>
-          <w:iCs/>
-          <w:lang w:val="en-US"/>
-        </w:rPr>
-        <w:t>printGray</w:t>
-      </w:r>
-      <w:proofErr w:type="spellEnd"/>
-      <w:r>
-        <w:rPr>
-          <w:lang w:val="en-US"/>
-        </w:rPr>
-        <w:t>(</w:t>
-      </w:r>
-      <w:proofErr w:type="spellStart"/>
-      <w:r>
-        <w:rPr>
-          <w:lang w:val="en-US"/>
-        </w:rPr>
-        <w:t>String.</w:t>
-      </w:r>
-      <w:r>
-        <w:rPr>
-          <w:i/>
-          <w:iCs/>
-          <w:lang w:val="en-US"/>
-        </w:rPr>
-        <w:t>valueOf</w:t>
-      </w:r>
-      <w:proofErr w:type="spellEnd"/>
-      <w:r>
-        <w:rPr>
-          <w:lang w:val="en-US"/>
-        </w:rPr>
-        <w:t>(letter));</w:t>
-      </w:r>
-      <w:r>
-        <w:rPr>
-          <w:lang w:val="en-US"/>
-        </w:rPr>
-        <w:br/>
-        <w:t xml:space="preserve">            }</w:t>
-      </w:r>
-      <w:r>
-        <w:rPr>
-          <w:lang w:val="en-US"/>
-        </w:rPr>
-        <w:br/>
-        <w:t xml:space="preserve">        }</w:t>
-      </w:r>
-      <w:r>
-        <w:rPr>
-          <w:lang w:val="en-US"/>
-        </w:rPr>
-        <w:br/>
-        <w:t xml:space="preserve">        </w:t>
-      </w:r>
-      <w:proofErr w:type="spellStart"/>
-      <w:r>
-        <w:rPr>
-          <w:lang w:val="en-US"/>
-        </w:rPr>
-        <w:t>UI.</w:t>
-      </w:r>
-      <w:r>
-        <w:rPr>
-          <w:i/>
-          <w:iCs/>
-          <w:lang w:val="en-US"/>
-        </w:rPr>
-        <w:t>printBlankSeparatorLine</w:t>
-      </w:r>
-      <w:proofErr w:type="spellEnd"/>
-      <w:r>
-        <w:rPr>
-          <w:lang w:val="en-US"/>
-        </w:rPr>
-        <w:t>();</w:t>
-      </w:r>
-      <w:r>
-        <w:rPr>
-          <w:lang w:val="en-US"/>
-        </w:rPr>
-        <w:br/>
-        <w:t xml:space="preserve">    }</w:t>
-      </w:r>
-      <w:r>
-        <w:rPr>
-          <w:lang w:val="en-US"/>
-        </w:rPr>
-        <w:br/>
-      </w:r>
-      <w:r>
-        <w:rPr>
-          <w:lang w:val="en-US"/>
-        </w:rPr>
-        <w:br/>
-        <w:t xml:space="preserve">    public String </w:t>
-      </w:r>
-      <w:proofErr w:type="spellStart"/>
-      <w:r>
-        <w:rPr>
-          <w:lang w:val="en-US"/>
-        </w:rPr>
-        <w:t>getWord</w:t>
-      </w:r>
-      <w:proofErr w:type="spellEnd"/>
-      <w:r>
-        <w:rPr>
-          <w:lang w:val="en-US"/>
-        </w:rPr>
-        <w:t>()</w:t>
-      </w:r>
-      <w:r>
-        <w:rPr>
-          <w:lang w:val="en-US"/>
-        </w:rPr>
-        <w:br/>
-        <w:t xml:space="preserve">    {</w:t>
-      </w:r>
-      <w:r>
-        <w:rPr>
-          <w:lang w:val="en-US"/>
-        </w:rPr>
-        <w:br/>
-        <w:t xml:space="preserve">        return word;</w:t>
-      </w:r>
-      <w:r>
-        <w:rPr>
-          <w:lang w:val="en-US"/>
-        </w:rPr>
-        <w:br/>
-        <w:t xml:space="preserve">    }</w:t>
-      </w:r>
-      <w:r>
-        <w:rPr>
-          <w:lang w:val="en-US"/>
-        </w:rPr>
-        <w:br/>
-      </w:r>
-      <w:r>
-        <w:rPr>
-          <w:lang w:val="en-US"/>
-        </w:rPr>
-        <w:br/>
-        <w:t xml:space="preserve">    public </w:t>
-      </w:r>
-      <w:proofErr w:type="spellStart"/>
-      <w:r>
-        <w:rPr>
-          <w:lang w:val="en-US"/>
-        </w:rPr>
-        <w:t>GuessAccuracy</w:t>
-      </w:r>
-      <w:proofErr w:type="spellEnd"/>
-      <w:r>
-        <w:rPr>
-          <w:lang w:val="en-US"/>
-        </w:rPr>
-        <w:t xml:space="preserve">[] </w:t>
-      </w:r>
-      <w:proofErr w:type="spellStart"/>
-      <w:r>
-        <w:rPr>
-          <w:lang w:val="en-US"/>
-        </w:rPr>
-        <w:t>getAccuracies</w:t>
-      </w:r>
-      <w:proofErr w:type="spellEnd"/>
-      <w:r>
-        <w:rPr>
-          <w:lang w:val="en-US"/>
-        </w:rPr>
-        <w:t>()</w:t>
-      </w:r>
-      <w:r>
-        <w:rPr>
-          <w:lang w:val="en-US"/>
-        </w:rPr>
-        <w:br/>
-        <w:t xml:space="preserve">    {</w:t>
-      </w:r>
-      <w:r>
-        <w:rPr>
-          <w:lang w:val="en-US"/>
-        </w:rPr>
-        <w:br/>
-        <w:t xml:space="preserve">        return accuracies;</w:t>
-      </w:r>
-      <w:r>
-        <w:rPr>
-          <w:lang w:val="en-US"/>
-        </w:rPr>
-        <w:br/>
-        <w:t xml:space="preserve">    }</w:t>
-      </w:r>
-      <w:r>
-        <w:rPr>
-          <w:lang w:val="en-US"/>
-        </w:rPr>
-        <w:br/>
-        <w:t>}</w:t>
-      </w:r>
-    </w:p>
-    <w:p>
-      <w:pPr>
-        <w:pStyle w:val="Caption"/>
-        <w:rPr>
-          <w:lang w:val="en-AT"/>
-        </w:rPr>
-      </w:pPr>
-      <w:r>
-        <w:t xml:space="preserve">Figure </w:t>
-      </w:r>
-      <w:r>
-        <w:fldChar w:fldCharType="begin"/>
-      </w:r>
-      <w:r>
-        <w:instrText xml:space="preserve"> SEQ Figure \* ARABIC </w:instrText>
-      </w:r>
-      <w:r>
-        <w:fldChar w:fldCharType="separate"/>
-      </w:r>
+        <w:pStyle w:val="Heading2"/>
+      </w:pPr>
+      <w:bookmarkStart w:id="26" w:name="_Toc217732365"/>
       <w:r>
         <w:rPr>
           <w:noProof/>
         </w:rPr>
-        <w:t>11</w:t>
-      </w:r>
-      <w:r>
-        <w:fldChar w:fldCharType="end"/>
-      </w:r>
-      <w:r>
-        <w:t>: Guess</w:t>
-      </w:r>
-    </w:p>
-    <w:p>
-      <w:pPr>
-        <w:rPr>
-          <w:lang w:val="en-AT"/>
-        </w:rPr>
-      </w:pPr>
-    </w:p>
-    <w:p>
-      <w:pPr>
-        <w:pStyle w:val="Heading2"/>
-      </w:pPr>
-      <w:bookmarkStart w:id="19" w:name="_Toc217572537"/>
-      <w:r>
         <w:drawing>
           <wp:anchor distT="0" distB="0" distL="114300" distR="114300" simplePos="0" relativeHeight="251668480" behindDoc="0" locked="0" layoutInCell="1" allowOverlap="1" wp14:anchorId="67765B9D" wp14:editId="48A393B0">
             <wp:simplePos x="0" y="0"/>
@@ -6429,7 +6017,7 @@
                     <pic:cNvPicPr/>
                   </pic:nvPicPr>
                   <pic:blipFill>
-                    <a:blip r:embed="rId12">
+                    <a:blip r:embed="rId11">
                       <a:extLst>
                         <a:ext uri="{28A0092B-C50C-407E-A947-70E740481C1C}">
                           <a14:useLocalDpi xmlns:a14="http://schemas.microsoft.com/office/drawing/2010/main" val="0"/>
@@ -6458,12 +6046,13 @@
       <w:r>
         <w:t>Test</w:t>
       </w:r>
-      <w:bookmarkEnd w:id="19"/>
+      <w:bookmarkEnd w:id="26"/>
     </w:p>
     <w:p>
       <w:pPr>
         <w:pStyle w:val="Caption"/>
       </w:pPr>
+      <w:bookmarkStart w:id="27" w:name="_Toc217732382"/>
       <w:r>
         <w:t xml:space="preserve">Figure </w:t>
       </w:r>
@@ -6488,6 +6077,7 @@
       <w:r>
         <w:t>: Wordle</w:t>
       </w:r>
+      <w:bookmarkEnd w:id="27"/>
     </w:p>
     <w:p>
       <w:pPr>
@@ -6508,50 +6098,1036 @@
       <w:pPr>
         <w:pStyle w:val="Heading1"/>
       </w:pPr>
-      <w:bookmarkStart w:id="20" w:name="_Toc217572538"/>
+      <w:bookmarkStart w:id="28" w:name="_Toc217732366"/>
       <w:r>
         <w:lastRenderedPageBreak/>
-        <w:t xml:space="preserve">Exercise 4 – </w:t>
-      </w:r>
-      <w:proofErr w:type="spellStart"/>
-      <w:r>
-        <w:t>Autosolve</w:t>
-      </w:r>
-      <w:proofErr w:type="spellEnd"/>
-      <w:r>
-        <w:t xml:space="preserve"> Feature</w:t>
-      </w:r>
-      <w:bookmarkEnd w:id="20"/>
+        <w:t>Exercise 4 – Autosolve Feature</w:t>
+      </w:r>
+      <w:bookmarkEnd w:id="28"/>
     </w:p>
     <w:p>
       <w:pPr>
         <w:pStyle w:val="Heading2"/>
       </w:pPr>
-      <w:bookmarkStart w:id="21" w:name="_Toc217572539"/>
+      <w:bookmarkStart w:id="29" w:name="_Toc217732367"/>
       <w:r>
         <w:t>Solution Idea</w:t>
       </w:r>
-      <w:bookmarkEnd w:id="21"/>
+      <w:bookmarkEnd w:id="29"/>
     </w:p>
     <w:p>
-      <w:pPr>
-        <w:pStyle w:val="Heading2"/>
-      </w:pPr>
-      <w:bookmarkStart w:id="22" w:name="_Toc217572540"/>
-      <w:r>
-        <w:t>Code</w:t>
-      </w:r>
-      <w:bookmarkEnd w:id="22"/>
+      <w:r>
+        <w:t xml:space="preserve">I just look through every word and if a yet unguessed letter is in the correct position of the word, I use that word as the guess. I also shuffle the words list before, so the guesses are more varied. </w:t>
+      </w:r>
     </w:p>
     <w:p>
       <w:pPr>
         <w:pStyle w:val="Heading2"/>
       </w:pPr>
-      <w:bookmarkStart w:id="23" w:name="_Toc217572541"/>
+      <w:bookmarkStart w:id="30" w:name="_Toc217732368"/>
+      <w:r>
+        <w:t>Code</w:t>
+      </w:r>
+      <w:bookmarkEnd w:id="30"/>
+    </w:p>
+    <w:p>
+      <w:pPr>
+        <w:pStyle w:val="Pseoudocode"/>
+        <w:rPr>
+          <w:lang w:val="en-US"/>
+        </w:rPr>
+      </w:pPr>
+      <w:r>
+        <w:rPr>
+          <w:lang w:val="en-US"/>
+        </w:rPr>
+        <w:t>private Guess findHintGuess()</w:t>
+      </w:r>
+      <w:r>
+        <w:rPr>
+          <w:lang w:val="en-US"/>
+        </w:rPr>
+        <w:br/>
+        <w:t>{</w:t>
+      </w:r>
+      <w:r>
+        <w:rPr>
+          <w:lang w:val="en-US"/>
+        </w:rPr>
+        <w:br/>
+        <w:t xml:space="preserve">    char[] missingLetters = getMissingLetters();</w:t>
+      </w:r>
+      <w:r>
+        <w:rPr>
+          <w:lang w:val="en-US"/>
+        </w:rPr>
+        <w:br/>
+      </w:r>
+      <w:r>
+        <w:rPr>
+          <w:lang w:val="en-US"/>
+        </w:rPr>
+        <w:br/>
+        <w:t xml:space="preserve">    char[] emptyArray = new char[Config.</w:t>
+      </w:r>
+      <w:r>
+        <w:rPr>
+          <w:i/>
+          <w:iCs/>
+          <w:lang w:val="en-US"/>
+        </w:rPr>
+        <w:t>MAX_WORD_LENGTH</w:t>
+      </w:r>
+      <w:r>
+        <w:rPr>
+          <w:lang w:val="en-US"/>
+        </w:rPr>
+        <w:t>];</w:t>
+      </w:r>
+      <w:r>
+        <w:rPr>
+          <w:lang w:val="en-US"/>
+        </w:rPr>
+        <w:br/>
+        <w:t xml:space="preserve">    for (int i = 0; i &lt; emptyArray.length; i++)</w:t>
+      </w:r>
+      <w:r>
+        <w:rPr>
+          <w:lang w:val="en-US"/>
+        </w:rPr>
+        <w:br/>
+        <w:t xml:space="preserve">    {</w:t>
+      </w:r>
+      <w:r>
+        <w:rPr>
+          <w:lang w:val="en-US"/>
+        </w:rPr>
+        <w:br/>
+        <w:t xml:space="preserve">        emptyArray[i] = Config.</w:t>
+      </w:r>
+      <w:r>
+        <w:rPr>
+          <w:i/>
+          <w:iCs/>
+          <w:lang w:val="en-US"/>
+        </w:rPr>
+        <w:t>PLACEHOLDER_LETTER</w:t>
+      </w:r>
+      <w:r>
+        <w:rPr>
+          <w:lang w:val="en-US"/>
+        </w:rPr>
+        <w:t>;</w:t>
+      </w:r>
+      <w:r>
+        <w:rPr>
+          <w:lang w:val="en-US"/>
+        </w:rPr>
+        <w:br/>
+        <w:t xml:space="preserve">    }</w:t>
+      </w:r>
+      <w:r>
+        <w:rPr>
+          <w:lang w:val="en-US"/>
+        </w:rPr>
+        <w:br/>
+      </w:r>
+      <w:r>
+        <w:rPr>
+          <w:lang w:val="en-US"/>
+        </w:rPr>
+        <w:br/>
+        <w:t xml:space="preserve">    if (Arrays.</w:t>
+      </w:r>
+      <w:r>
+        <w:rPr>
+          <w:i/>
+          <w:iCs/>
+          <w:lang w:val="en-US"/>
+        </w:rPr>
+        <w:t>equals</w:t>
+      </w:r>
+      <w:r>
+        <w:rPr>
+          <w:lang w:val="en-US"/>
+        </w:rPr>
+        <w:t>(missingLetters, emptyArray))</w:t>
+      </w:r>
+      <w:r>
+        <w:rPr>
+          <w:lang w:val="en-US"/>
+        </w:rPr>
+        <w:br/>
+        <w:t xml:space="preserve">    {</w:t>
+      </w:r>
+      <w:r>
+        <w:rPr>
+          <w:lang w:val="en-US"/>
+        </w:rPr>
+        <w:br/>
+        <w:t xml:space="preserve">        UI.</w:t>
+      </w:r>
+      <w:r>
+        <w:rPr>
+          <w:i/>
+          <w:iCs/>
+          <w:lang w:val="en-US"/>
+        </w:rPr>
+        <w:t>printlnRed</w:t>
+      </w:r>
+      <w:r>
+        <w:rPr>
+          <w:lang w:val="en-US"/>
+        </w:rPr>
+        <w:t>("No missing letters to provide hints for.");</w:t>
+      </w:r>
+      <w:r>
+        <w:rPr>
+          <w:lang w:val="en-US"/>
+        </w:rPr>
+        <w:br/>
+        <w:t xml:space="preserve">        UI.</w:t>
+      </w:r>
+      <w:r>
+        <w:rPr>
+          <w:i/>
+          <w:iCs/>
+          <w:lang w:val="en-US"/>
+        </w:rPr>
+        <w:t>delayMedium</w:t>
+      </w:r>
+      <w:r>
+        <w:rPr>
+          <w:lang w:val="en-US"/>
+        </w:rPr>
+        <w:t>();</w:t>
+      </w:r>
+      <w:r>
+        <w:rPr>
+          <w:lang w:val="en-US"/>
+        </w:rPr>
+        <w:br/>
+        <w:t xml:space="preserve">        return computeGuess("APPLE");</w:t>
+      </w:r>
+      <w:r>
+        <w:rPr>
+          <w:lang w:val="en-US"/>
+        </w:rPr>
+        <w:br/>
+        <w:t xml:space="preserve">    }</w:t>
+      </w:r>
+      <w:r>
+        <w:rPr>
+          <w:lang w:val="en-US"/>
+        </w:rPr>
+        <w:br/>
+      </w:r>
+      <w:r>
+        <w:rPr>
+          <w:lang w:val="en-US"/>
+        </w:rPr>
+        <w:br/>
+        <w:t xml:space="preserve">    UI.</w:t>
+      </w:r>
+      <w:r>
+        <w:rPr>
+          <w:i/>
+          <w:iCs/>
+          <w:lang w:val="en-US"/>
+        </w:rPr>
+        <w:t>printlnYellow</w:t>
+      </w:r>
+      <w:r>
+        <w:rPr>
+          <w:lang w:val="en-US"/>
+        </w:rPr>
+        <w:t>(Arrays.</w:t>
+      </w:r>
+      <w:r>
+        <w:rPr>
+          <w:i/>
+          <w:iCs/>
+          <w:lang w:val="en-US"/>
+        </w:rPr>
+        <w:t>toString</w:t>
+      </w:r>
+      <w:r>
+        <w:rPr>
+          <w:lang w:val="en-US"/>
+        </w:rPr>
+        <w:t>(missingLetters));</w:t>
+      </w:r>
+      <w:r>
+        <w:rPr>
+          <w:lang w:val="en-US"/>
+        </w:rPr>
+        <w:br/>
+        <w:t xml:space="preserve">    UI.</w:t>
+      </w:r>
+      <w:r>
+        <w:rPr>
+          <w:i/>
+          <w:iCs/>
+          <w:lang w:val="en-US"/>
+        </w:rPr>
+        <w:t>delayMedium</w:t>
+      </w:r>
+      <w:r>
+        <w:rPr>
+          <w:lang w:val="en-US"/>
+        </w:rPr>
+        <w:t>();</w:t>
+      </w:r>
+      <w:r>
+        <w:rPr>
+          <w:lang w:val="en-US"/>
+        </w:rPr>
+        <w:br/>
+      </w:r>
+      <w:r>
+        <w:rPr>
+          <w:lang w:val="en-US"/>
+        </w:rPr>
+        <w:br/>
+        <w:t xml:space="preserve">    List&lt;String&gt; words = new ArrayList&lt;&gt;();</w:t>
+      </w:r>
+      <w:r>
+        <w:rPr>
+          <w:lang w:val="en-US"/>
+        </w:rPr>
+        <w:br/>
+        <w:t xml:space="preserve">    words.addAll(Words.</w:t>
+      </w:r>
+      <w:r>
+        <w:rPr>
+          <w:i/>
+          <w:iCs/>
+          <w:lang w:val="en-US"/>
+        </w:rPr>
+        <w:t>validGuesses</w:t>
+      </w:r>
+      <w:r>
+        <w:rPr>
+          <w:lang w:val="en-US"/>
+        </w:rPr>
+        <w:t>);</w:t>
+      </w:r>
+      <w:r>
+        <w:rPr>
+          <w:lang w:val="en-US"/>
+        </w:rPr>
+        <w:br/>
+        <w:t xml:space="preserve">    Collections.</w:t>
+      </w:r>
+      <w:r>
+        <w:rPr>
+          <w:i/>
+          <w:iCs/>
+          <w:lang w:val="en-US"/>
+        </w:rPr>
+        <w:t>shuffle</w:t>
+      </w:r>
+      <w:r>
+        <w:rPr>
+          <w:lang w:val="en-US"/>
+        </w:rPr>
+        <w:t>(words);</w:t>
+      </w:r>
+      <w:r>
+        <w:rPr>
+          <w:lang w:val="en-US"/>
+        </w:rPr>
+        <w:br/>
+      </w:r>
+      <w:r>
+        <w:rPr>
+          <w:lang w:val="en-US"/>
+        </w:rPr>
+        <w:br/>
+        <w:t xml:space="preserve">    for (String word : words)</w:t>
+      </w:r>
+      <w:r>
+        <w:rPr>
+          <w:lang w:val="en-US"/>
+        </w:rPr>
+        <w:br/>
+        <w:t xml:space="preserve">    {</w:t>
+      </w:r>
+      <w:r>
+        <w:rPr>
+          <w:lang w:val="en-US"/>
+        </w:rPr>
+        <w:br/>
+        <w:t xml:space="preserve">        int availableHints = Config.</w:t>
+      </w:r>
+      <w:r>
+        <w:rPr>
+          <w:i/>
+          <w:iCs/>
+          <w:lang w:val="en-US"/>
+        </w:rPr>
+        <w:t>HINT_ACCURACY</w:t>
+      </w:r>
+      <w:r>
+        <w:rPr>
+          <w:lang w:val="en-US"/>
+        </w:rPr>
+        <w:t>;</w:t>
+      </w:r>
+      <w:r>
+        <w:rPr>
+          <w:lang w:val="en-US"/>
+        </w:rPr>
+        <w:br/>
+      </w:r>
+      <w:r>
+        <w:rPr>
+          <w:lang w:val="en-US"/>
+        </w:rPr>
+        <w:br/>
+        <w:t xml:space="preserve">        IO.</w:t>
+      </w:r>
+      <w:r>
+        <w:rPr>
+          <w:i/>
+          <w:iCs/>
+          <w:lang w:val="en-US"/>
+        </w:rPr>
+        <w:t>println</w:t>
+      </w:r>
+      <w:r>
+        <w:rPr>
+          <w:lang w:val="en-US"/>
+        </w:rPr>
+        <w:t>(word.length() + " " + word);</w:t>
+      </w:r>
+      <w:r>
+        <w:rPr>
+          <w:lang w:val="en-US"/>
+        </w:rPr>
+        <w:br/>
+      </w:r>
+      <w:r>
+        <w:rPr>
+          <w:lang w:val="en-US"/>
+        </w:rPr>
+        <w:br/>
+      </w:r>
+      <w:r>
+        <w:rPr>
+          <w:lang w:val="en-US"/>
+        </w:rPr>
+        <w:lastRenderedPageBreak/>
+        <w:t xml:space="preserve">        for (int i = 0; i &lt; word.length(); i++)</w:t>
+      </w:r>
+      <w:r>
+        <w:rPr>
+          <w:lang w:val="en-US"/>
+        </w:rPr>
+        <w:br/>
+        <w:t xml:space="preserve">        {</w:t>
+      </w:r>
+      <w:r>
+        <w:rPr>
+          <w:lang w:val="en-US"/>
+        </w:rPr>
+        <w:br/>
+        <w:t xml:space="preserve">            if (missingLetters[i] != Config.</w:t>
+      </w:r>
+      <w:r>
+        <w:rPr>
+          <w:i/>
+          <w:iCs/>
+          <w:lang w:val="en-US"/>
+        </w:rPr>
+        <w:t>PLACEHOLDER_LETTER</w:t>
+      </w:r>
+      <w:r>
+        <w:rPr>
+          <w:lang w:val="en-US"/>
+        </w:rPr>
+        <w:t>)</w:t>
+      </w:r>
+      <w:r>
+        <w:rPr>
+          <w:lang w:val="en-US"/>
+        </w:rPr>
+        <w:br/>
+        <w:t xml:space="preserve">            {</w:t>
+      </w:r>
+      <w:r>
+        <w:rPr>
+          <w:lang w:val="en-US"/>
+        </w:rPr>
+        <w:br/>
+        <w:t xml:space="preserve">                if (word.charAt(i) == missingLetters[i])</w:t>
+      </w:r>
+      <w:r>
+        <w:rPr>
+          <w:lang w:val="en-US"/>
+        </w:rPr>
+        <w:br/>
+        <w:t xml:space="preserve">                {</w:t>
+      </w:r>
+      <w:r>
+        <w:rPr>
+          <w:lang w:val="en-US"/>
+        </w:rPr>
+        <w:br/>
+        <w:t xml:space="preserve">                    availableHints--;</w:t>
+      </w:r>
+      <w:r>
+        <w:rPr>
+          <w:lang w:val="en-US"/>
+        </w:rPr>
+        <w:br/>
+      </w:r>
+      <w:r>
+        <w:rPr>
+          <w:lang w:val="en-US"/>
+        </w:rPr>
+        <w:br/>
+        <w:t xml:space="preserve">                    if (availableHints &lt;= 0)</w:t>
+      </w:r>
+      <w:r>
+        <w:rPr>
+          <w:lang w:val="en-US"/>
+        </w:rPr>
+        <w:br/>
+        <w:t xml:space="preserve">                    {</w:t>
+      </w:r>
+      <w:r>
+        <w:rPr>
+          <w:lang w:val="en-US"/>
+        </w:rPr>
+        <w:br/>
+        <w:t xml:space="preserve">                        return computeGuess(word);</w:t>
+      </w:r>
+      <w:r>
+        <w:rPr>
+          <w:lang w:val="en-US"/>
+        </w:rPr>
+        <w:br/>
+        <w:t xml:space="preserve">                    }</w:t>
+      </w:r>
+      <w:r>
+        <w:rPr>
+          <w:lang w:val="en-US"/>
+        </w:rPr>
+        <w:br/>
+        <w:t xml:space="preserve">                }</w:t>
+      </w:r>
+      <w:r>
+        <w:rPr>
+          <w:lang w:val="en-US"/>
+        </w:rPr>
+        <w:br/>
+        <w:t xml:space="preserve">            }</w:t>
+      </w:r>
+      <w:r>
+        <w:rPr>
+          <w:lang w:val="en-US"/>
+        </w:rPr>
+        <w:br/>
+        <w:t xml:space="preserve">        }</w:t>
+      </w:r>
+      <w:r>
+        <w:rPr>
+          <w:lang w:val="en-US"/>
+        </w:rPr>
+        <w:br/>
+        <w:t xml:space="preserve">    }</w:t>
+      </w:r>
+      <w:r>
+        <w:rPr>
+          <w:lang w:val="en-US"/>
+        </w:rPr>
+        <w:br/>
+      </w:r>
+      <w:r>
+        <w:rPr>
+          <w:lang w:val="en-US"/>
+        </w:rPr>
+        <w:br/>
+        <w:t xml:space="preserve">    UI.</w:t>
+      </w:r>
+      <w:r>
+        <w:rPr>
+          <w:i/>
+          <w:iCs/>
+          <w:lang w:val="en-US"/>
+        </w:rPr>
+        <w:t>printlnRed</w:t>
+      </w:r>
+      <w:r>
+        <w:rPr>
+          <w:lang w:val="en-US"/>
+        </w:rPr>
+        <w:t>("No more hints available. Entering APPLE as default guess.");</w:t>
+      </w:r>
+      <w:r>
+        <w:rPr>
+          <w:lang w:val="en-US"/>
+        </w:rPr>
+        <w:br/>
+        <w:t xml:space="preserve">    UI.</w:t>
+      </w:r>
+      <w:r>
+        <w:rPr>
+          <w:i/>
+          <w:iCs/>
+          <w:lang w:val="en-US"/>
+        </w:rPr>
+        <w:t>delayMedium</w:t>
+      </w:r>
+      <w:r>
+        <w:rPr>
+          <w:lang w:val="en-US"/>
+        </w:rPr>
+        <w:t>();</w:t>
+      </w:r>
+      <w:r>
+        <w:rPr>
+          <w:lang w:val="en-US"/>
+        </w:rPr>
+        <w:br/>
+        <w:t xml:space="preserve">    return computeGuess("APPLE");</w:t>
+      </w:r>
+      <w:r>
+        <w:rPr>
+          <w:lang w:val="en-US"/>
+        </w:rPr>
+        <w:br/>
+        <w:t>}</w:t>
+      </w:r>
+    </w:p>
+    <w:p>
+      <w:pPr>
+        <w:pStyle w:val="Caption"/>
+        <w:rPr>
+          <w:lang w:val="en-AT"/>
+        </w:rPr>
+      </w:pPr>
+      <w:bookmarkStart w:id="31" w:name="_Toc217732383"/>
+      <w:r>
+        <w:t xml:space="preserve">Figure </w:t>
+      </w:r>
+      <w:r>
+        <w:fldChar w:fldCharType="begin"/>
+      </w:r>
+      <w:r>
+        <w:instrText xml:space="preserve"> SEQ Figure \* ARABIC </w:instrText>
+      </w:r>
+      <w:r>
+        <w:fldChar w:fldCharType="separate"/>
+      </w:r>
+      <w:r>
+        <w:rPr>
+          <w:noProof/>
+        </w:rPr>
+        <w:t>13</w:t>
+      </w:r>
+      <w:r>
+        <w:fldChar w:fldCharType="end"/>
+      </w:r>
+      <w:r>
+        <w:t>: finding Hints</w:t>
+      </w:r>
+      <w:bookmarkEnd w:id="31"/>
+    </w:p>
+    <w:p>
+      <w:pPr>
+        <w:pStyle w:val="Heading2"/>
+      </w:pPr>
+      <w:bookmarkStart w:id="32" w:name="_Toc217732369"/>
       <w:r>
         <w:t>Test</w:t>
       </w:r>
-      <w:bookmarkEnd w:id="23"/>
+      <w:bookmarkEnd w:id="32"/>
+    </w:p>
+    <w:p>
+      <w:r>
+        <w:rPr>
+          <w:noProof/>
+        </w:rPr>
+        <mc:AlternateContent>
+          <mc:Choice Requires="wps">
+            <w:drawing>
+              <wp:anchor distT="0" distB="0" distL="114300" distR="114300" simplePos="0" relativeHeight="251671552" behindDoc="0" locked="0" layoutInCell="1" allowOverlap="1" wp14:anchorId="468BFAC8" wp14:editId="1DA2232B">
+                <wp:simplePos x="0" y="0"/>
+                <wp:positionH relativeFrom="column">
+                  <wp:posOffset>1796415</wp:posOffset>
+                </wp:positionH>
+                <wp:positionV relativeFrom="paragraph">
+                  <wp:posOffset>1986280</wp:posOffset>
+                </wp:positionV>
+                <wp:extent cx="1590040" cy="635"/>
+                <wp:effectExtent l="0" t="0" r="0" b="0"/>
+                <wp:wrapTopAndBottom/>
+                <wp:docPr id="503311013" name="Text Box 1"/>
+                <wp:cNvGraphicFramePr/>
+                <a:graphic xmlns:a="http://schemas.openxmlformats.org/drawingml/2006/main">
+                  <a:graphicData uri="http://schemas.microsoft.com/office/word/2010/wordprocessingShape">
+                    <wps:wsp>
+                      <wps:cNvSpPr txBox="1"/>
+                      <wps:spPr>
+                        <a:xfrm>
+                          <a:off x="0" y="0"/>
+                          <a:ext cx="1590040" cy="635"/>
+                        </a:xfrm>
+                        <a:prstGeom prst="rect">
+                          <a:avLst/>
+                        </a:prstGeom>
+                        <a:solidFill>
+                          <a:prstClr val="white"/>
+                        </a:solidFill>
+                        <a:ln>
+                          <a:noFill/>
+                        </a:ln>
+                      </wps:spPr>
+                      <wps:txbx>
+                        <w:txbxContent>
+                          <w:p>
+                            <w:pPr>
+                              <w:pStyle w:val="Caption"/>
+                            </w:pPr>
+                            <w:bookmarkStart w:id="33" w:name="_Toc217732384"/>
+                            <w:r>
+                              <w:t xml:space="preserve">Figure </w:t>
+                            </w:r>
+                            <w:r>
+                              <w:fldChar w:fldCharType="begin"/>
+                            </w:r>
+                            <w:r>
+                              <w:instrText xml:space="preserve"> SEQ Figure \* ARABIC </w:instrText>
+                            </w:r>
+                            <w:r>
+                              <w:fldChar w:fldCharType="separate"/>
+                            </w:r>
+                            <w:r>
+                              <w:rPr>
+                                <w:noProof/>
+                              </w:rPr>
+                              <w:t>14</w:t>
+                            </w:r>
+                            <w:r>
+                              <w:fldChar w:fldCharType="end"/>
+                            </w:r>
+                            <w:r>
+                              <w:t>: HELP!</w:t>
+                            </w:r>
+                            <w:bookmarkEnd w:id="33"/>
+                          </w:p>
+                        </w:txbxContent>
+                      </wps:txbx>
+                      <wps:bodyPr rot="0" spcFirstLastPara="0" vertOverflow="overflow" horzOverflow="overflow" vert="horz" wrap="square" lIns="0" tIns="0" rIns="0" bIns="0" numCol="1" spcCol="0" rtlCol="0" fromWordArt="0" anchor="t" anchorCtr="0" forceAA="0" compatLnSpc="1">
+                        <a:prstTxWarp prst="textNoShape">
+                          <a:avLst/>
+                        </a:prstTxWarp>
+                        <a:spAutoFit/>
+                      </wps:bodyPr>
+                    </wps:wsp>
+                  </a:graphicData>
+                </a:graphic>
+              </wp:anchor>
+            </w:drawing>
+          </mc:Choice>
+          <mc:Fallback>
+            <w:pict>
+              <v:shape w14:anchorId="468BFAC8" id="_x0000_s1030" type="#_x0000_t202" style="position:absolute;left:0;text-align:left;margin-left:141.45pt;margin-top:156.4pt;width:125.2pt;height:.05pt;z-index:251671552;visibility:visible;mso-wrap-style:square;mso-wrap-distance-left:9pt;mso-wrap-distance-top:0;mso-wrap-distance-right:9pt;mso-wrap-distance-bottom:0;mso-position-horizontal:absolute;mso-position-horizontal-relative:text;mso-position-vertical:absolute;mso-position-vertical-relative:text;v-text-anchor:top" o:gfxdata="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" stroked="f">
+                <v:textbox style="mso-fit-shape-to-text:t" inset="0,0,0,0">
+                  <w:txbxContent>
+                    <w:p>
+                      <w:pPr>
+                        <w:pStyle w:val="Caption"/>
+                      </w:pPr>
+                      <w:bookmarkStart w:id="34" w:name="_Toc217732384"/>
+                      <w:r>
+                        <w:t xml:space="preserve">Figure </w:t>
+                      </w:r>
+                      <w:r>
+                        <w:fldChar w:fldCharType="begin"/>
+                      </w:r>
+                      <w:r>
+                        <w:instrText xml:space="preserve"> SEQ Figure \* ARABIC </w:instrText>
+                      </w:r>
+                      <w:r>
+                        <w:fldChar w:fldCharType="separate"/>
+                      </w:r>
+                      <w:r>
+                        <w:rPr>
+                          <w:noProof/>
+                        </w:rPr>
+                        <w:t>14</w:t>
+                      </w:r>
+                      <w:r>
+                        <w:fldChar w:fldCharType="end"/>
+                      </w:r>
+                      <w:r>
+                        <w:t>: HELP!</w:t>
+                      </w:r>
+                      <w:bookmarkEnd w:id="34"/>
+                    </w:p>
+                  </w:txbxContent>
+                </v:textbox>
+                <w10:wrap type="topAndBottom"/>
+              </v:shape>
+            </w:pict>
+          </mc:Fallback>
+        </mc:AlternateContent>
+      </w:r>
+      <w:r>
+        <w:drawing>
+          <wp:anchor distT="0" distB="0" distL="114300" distR="114300" simplePos="0" relativeHeight="251669504" behindDoc="0" locked="0" layoutInCell="1" allowOverlap="1" wp14:anchorId="2BAEABC4" wp14:editId="394C4983">
+            <wp:simplePos x="0" y="0"/>
+            <wp:positionH relativeFrom="margin">
+              <wp:align>center</wp:align>
+            </wp:positionH>
+            <wp:positionV relativeFrom="paragraph">
+              <wp:posOffset>234440</wp:posOffset>
+            </wp:positionV>
+            <wp:extent cx="1590040" cy="1694815"/>
+            <wp:effectExtent l="0" t="0" r="0" b="635"/>
+            <wp:wrapTopAndBottom/>
+            <wp:docPr id="2134674749" name="Picture 1"/>
+            <wp:cNvGraphicFramePr>
+              <a:graphicFrameLocks xmlns:a="http://schemas.openxmlformats.org/drawingml/2006/main" noChangeAspect="1"/>
+            </wp:cNvGraphicFramePr>
+            <a:graphic xmlns:a="http://schemas.openxmlformats.org/drawingml/2006/main">
+              <a:graphicData uri="http://schemas.openxmlformats.org/drawingml/2006/picture">
+                <pic:pic xmlns:pic="http://schemas.openxmlformats.org/drawingml/2006/picture">
+                  <pic:nvPicPr>
+                    <pic:cNvPr id="2134674749" name=""/>
+                    <pic:cNvPicPr/>
+                  </pic:nvPicPr>
+                  <pic:blipFill>
+                    <a:blip r:embed="rId12">
+                      <a:extLst>
+                        <a:ext uri="{28A0092B-C50C-407E-A947-70E740481C1C}">
+                          <a14:useLocalDpi xmlns:a14="http://schemas.microsoft.com/office/drawing/2010/main" val="0"/>
+                        </a:ext>
+                      </a:extLst>
+                    </a:blip>
+                    <a:stretch>
+                      <a:fillRect/>
+                    </a:stretch>
+                  </pic:blipFill>
+                  <pic:spPr>
+                    <a:xfrm>
+                      <a:off x="0" y="0"/>
+                      <a:ext cx="1590040" cy="1694815"/>
+                    </a:xfrm>
+                    <a:prstGeom prst="rect">
+                      <a:avLst/>
+                    </a:prstGeom>
+                  </pic:spPr>
+                </pic:pic>
+              </a:graphicData>
+            </a:graphic>
+            <wp14:sizeRelH relativeFrom="margin">
+              <wp14:pctWidth>0</wp14:pctWidth>
+            </wp14:sizeRelH>
+            <wp14:sizeRelV relativeFrom="margin">
+              <wp14:pctHeight>0</wp14:pctHeight>
+            </wp14:sizeRelV>
+          </wp:anchor>
+        </w:drawing>
+      </w:r>
+    </w:p>
+    <w:p/>
+    <w:p/>
+    <w:p/>
+    <w:p>
+      <w:pPr>
+        <w:jc w:val="left"/>
+      </w:pPr>
+      <w:r>
+        <w:rPr>
+          <w:noProof/>
+        </w:rPr>
+        <w:lastRenderedPageBreak/>
+        <mc:AlternateContent>
+          <mc:Choice Requires="wps">
+            <w:drawing>
+              <wp:anchor distT="0" distB="0" distL="114300" distR="114300" simplePos="0" relativeHeight="251674624" behindDoc="0" locked="0" layoutInCell="1" allowOverlap="1" wp14:anchorId="1DB0DE74" wp14:editId="58FAD762">
+                <wp:simplePos x="0" y="0"/>
+                <wp:positionH relativeFrom="column">
+                  <wp:posOffset>1707515</wp:posOffset>
+                </wp:positionH>
+                <wp:positionV relativeFrom="paragraph">
+                  <wp:posOffset>2251710</wp:posOffset>
+                </wp:positionV>
+                <wp:extent cx="1990725" cy="635"/>
+                <wp:effectExtent l="0" t="0" r="0" b="0"/>
+                <wp:wrapTopAndBottom/>
+                <wp:docPr id="1877953500" name="Text Box 1"/>
+                <wp:cNvGraphicFramePr/>
+                <a:graphic xmlns:a="http://schemas.openxmlformats.org/drawingml/2006/main">
+                  <a:graphicData uri="http://schemas.microsoft.com/office/word/2010/wordprocessingShape">
+                    <wps:wsp>
+                      <wps:cNvSpPr txBox="1"/>
+                      <wps:spPr>
+                        <a:xfrm>
+                          <a:off x="0" y="0"/>
+                          <a:ext cx="1990725" cy="635"/>
+                        </a:xfrm>
+                        <a:prstGeom prst="rect">
+                          <a:avLst/>
+                        </a:prstGeom>
+                        <a:solidFill>
+                          <a:prstClr val="white"/>
+                        </a:solidFill>
+                        <a:ln>
+                          <a:noFill/>
+                        </a:ln>
+                      </wps:spPr>
+                      <wps:txbx>
+                        <w:txbxContent>
+                          <w:p>
+                            <w:pPr>
+                              <w:pStyle w:val="Caption"/>
+                            </w:pPr>
+                            <w:bookmarkStart w:id="35" w:name="_Toc217732385"/>
+                            <w:r>
+                              <w:t xml:space="preserve">Figure </w:t>
+                            </w:r>
+                            <w:r>
+                              <w:fldChar w:fldCharType="begin"/>
+                            </w:r>
+                            <w:r>
+                              <w:instrText xml:space="preserve"> SEQ Figure \* ARABIC </w:instrText>
+                            </w:r>
+                            <w:r>
+                              <w:fldChar w:fldCharType="separate"/>
+                            </w:r>
+                            <w:r>
+                              <w:rPr>
+                                <w:noProof/>
+                              </w:rPr>
+                              <w:t>15</w:t>
+                            </w:r>
+                            <w:r>
+                              <w:fldChar w:fldCharType="end"/>
+                            </w:r>
+                            <w:r>
+                              <w:t>: TWANG</w:t>
+                            </w:r>
+                            <w:bookmarkEnd w:id="35"/>
+                          </w:p>
+                        </w:txbxContent>
+                      </wps:txbx>
+                      <wps:bodyPr rot="0" spcFirstLastPara="0" vertOverflow="overflow" horzOverflow="overflow" vert="horz" wrap="square" lIns="0" tIns="0" rIns="0" bIns="0" numCol="1" spcCol="0" rtlCol="0" fromWordArt="0" anchor="t" anchorCtr="0" forceAA="0" compatLnSpc="1">
+                        <a:prstTxWarp prst="textNoShape">
+                          <a:avLst/>
+                        </a:prstTxWarp>
+                        <a:spAutoFit/>
+                      </wps:bodyPr>
+                    </wps:wsp>
+                  </a:graphicData>
+                </a:graphic>
+              </wp:anchor>
+            </w:drawing>
+          </mc:Choice>
+          <mc:Fallback>
+            <w:pict>
+              <v:shape w14:anchorId="1DB0DE74" id="_x0000_s1031" type="#_x0000_t202" style="position:absolute;margin-left:134.45pt;margin-top:177.3pt;width:156.75pt;height:.05pt;z-index:251674624;visibility:visible;mso-wrap-style:square;mso-wrap-distance-left:9pt;mso-wrap-distance-top:0;mso-wrap-distance-right:9pt;mso-wrap-distance-bottom:0;mso-position-horizontal:absolute;mso-position-horizontal-relative:text;mso-position-vertical:absolute;mso-position-vertical-relative:text;v-text-anchor:top" o:gfxdata="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" stroked="f">
+                <v:textbox style="mso-fit-shape-to-text:t" inset="0,0,0,0">
+                  <w:txbxContent>
+                    <w:p>
+                      <w:pPr>
+                        <w:pStyle w:val="Caption"/>
+                      </w:pPr>
+                      <w:bookmarkStart w:id="36" w:name="_Toc217732385"/>
+                      <w:r>
+                        <w:t xml:space="preserve">Figure </w:t>
+                      </w:r>
+                      <w:r>
+                        <w:fldChar w:fldCharType="begin"/>
+                      </w:r>
+                      <w:r>
+                        <w:instrText xml:space="preserve"> SEQ Figure \* ARABIC </w:instrText>
+                      </w:r>
+                      <w:r>
+                        <w:fldChar w:fldCharType="separate"/>
+                      </w:r>
+                      <w:r>
+                        <w:rPr>
+                          <w:noProof/>
+                        </w:rPr>
+                        <w:t>15</w:t>
+                      </w:r>
+                      <w:r>
+                        <w:fldChar w:fldCharType="end"/>
+                      </w:r>
+                      <w:r>
+                        <w:t>: TWANG</w:t>
+                      </w:r>
+                      <w:bookmarkEnd w:id="36"/>
+                    </w:p>
+                  </w:txbxContent>
+                </v:textbox>
+                <w10:wrap type="topAndBottom"/>
+              </v:shape>
+            </w:pict>
+          </mc:Fallback>
+        </mc:AlternateContent>
+      </w:r>
+      <w:r>
+        <w:drawing>
+          <wp:anchor distT="0" distB="0" distL="114300" distR="114300" simplePos="0" relativeHeight="251672576" behindDoc="0" locked="0" layoutInCell="1" allowOverlap="1" wp14:anchorId="545C90B8" wp14:editId="4316B814">
+            <wp:simplePos x="0" y="0"/>
+            <wp:positionH relativeFrom="column">
+              <wp:posOffset>1708025</wp:posOffset>
+            </wp:positionH>
+            <wp:positionV relativeFrom="paragraph">
+              <wp:posOffset>232961</wp:posOffset>
+            </wp:positionV>
+            <wp:extent cx="1991003" cy="1962424"/>
+            <wp:effectExtent l="0" t="0" r="9525" b="0"/>
+            <wp:wrapTopAndBottom/>
+            <wp:docPr id="1755684793" name="Picture 1"/>
+            <wp:cNvGraphicFramePr>
+              <a:graphicFrameLocks xmlns:a="http://schemas.openxmlformats.org/drawingml/2006/main" noChangeAspect="1"/>
+            </wp:cNvGraphicFramePr>
+            <a:graphic xmlns:a="http://schemas.openxmlformats.org/drawingml/2006/main">
+              <a:graphicData uri="http://schemas.openxmlformats.org/drawingml/2006/picture">
+                <pic:pic xmlns:pic="http://schemas.openxmlformats.org/drawingml/2006/picture">
+                  <pic:nvPicPr>
+                    <pic:cNvPr id="1755684793" name=""/>
+                    <pic:cNvPicPr/>
+                  </pic:nvPicPr>
+                  <pic:blipFill>
+                    <a:blip r:embed="rId13">
+                      <a:extLst>
+                        <a:ext uri="{28A0092B-C50C-407E-A947-70E740481C1C}">
+                          <a14:useLocalDpi xmlns:a14="http://schemas.microsoft.com/office/drawing/2010/main" val="0"/>
+                        </a:ext>
+                      </a:extLst>
+                    </a:blip>
+                    <a:stretch>
+                      <a:fillRect/>
+                    </a:stretch>
+                  </pic:blipFill>
+                  <pic:spPr>
+                    <a:xfrm>
+                      <a:off x="0" y="0"/>
+                      <a:ext cx="1991003" cy="1962424"/>
+                    </a:xfrm>
+                    <a:prstGeom prst="rect">
+                      <a:avLst/>
+                    </a:prstGeom>
+                  </pic:spPr>
+                </pic:pic>
+              </a:graphicData>
+            </a:graphic>
+          </wp:anchor>
+        </w:drawing>
+      </w:r>
+    </w:p>
+    <w:p>
+      <w:pPr>
+        <w:jc w:val="left"/>
+      </w:pPr>
     </w:p>
     <w:p>
       <w:pPr>
@@ -6572,54 +7148,576 @@
       <w:pPr>
         <w:pStyle w:val="Heading1"/>
       </w:pPr>
-      <w:bookmarkStart w:id="24" w:name="_Toc217572542"/>
-      <w:r>
+      <w:bookmarkStart w:id="37" w:name="_Toc217732370"/>
+      <w:r>
+        <w:rPr>
+          <w:noProof/>
+        </w:rPr>
         <w:lastRenderedPageBreak/>
+        <mc:AlternateContent>
+          <mc:Choice Requires="wps">
+            <w:drawing>
+              <wp:anchor distT="0" distB="0" distL="114300" distR="114300" simplePos="0" relativeHeight="251677696" behindDoc="0" locked="0" layoutInCell="1" allowOverlap="1" wp14:anchorId="0841F526" wp14:editId="1C9B7002">
+                <wp:simplePos x="0" y="0"/>
+                <wp:positionH relativeFrom="column">
+                  <wp:posOffset>92710</wp:posOffset>
+                </wp:positionH>
+                <wp:positionV relativeFrom="paragraph">
+                  <wp:posOffset>4295775</wp:posOffset>
+                </wp:positionV>
+                <wp:extent cx="5182870" cy="635"/>
+                <wp:effectExtent l="0" t="0" r="0" b="0"/>
+                <wp:wrapTopAndBottom/>
+                <wp:docPr id="1542127221" name="Text Box 1"/>
+                <wp:cNvGraphicFramePr/>
+                <a:graphic xmlns:a="http://schemas.openxmlformats.org/drawingml/2006/main">
+                  <a:graphicData uri="http://schemas.microsoft.com/office/word/2010/wordprocessingShape">
+                    <wps:wsp>
+                      <wps:cNvSpPr txBox="1"/>
+                      <wps:spPr>
+                        <a:xfrm>
+                          <a:off x="0" y="0"/>
+                          <a:ext cx="5182870" cy="635"/>
+                        </a:xfrm>
+                        <a:prstGeom prst="rect">
+                          <a:avLst/>
+                        </a:prstGeom>
+                        <a:solidFill>
+                          <a:prstClr val="white"/>
+                        </a:solidFill>
+                        <a:ln>
+                          <a:noFill/>
+                        </a:ln>
+                      </wps:spPr>
+                      <wps:txbx>
+                        <w:txbxContent>
+                          <w:p>
+                            <w:pPr>
+                              <w:pStyle w:val="Caption"/>
+                              <w:rPr>
+                                <w:b/>
+                              </w:rPr>
+                            </w:pPr>
+                            <w:bookmarkStart w:id="38" w:name="_Toc217732386"/>
+                            <w:r>
+                              <w:t xml:space="preserve">Figure </w:t>
+                            </w:r>
+                            <w:r>
+                              <w:fldChar w:fldCharType="begin"/>
+                            </w:r>
+                            <w:r>
+                              <w:instrText xml:space="preserve"> SEQ Figure \* ARABIC </w:instrText>
+                            </w:r>
+                            <w:r>
+                              <w:fldChar w:fldCharType="separate"/>
+                            </w:r>
+                            <w:r>
+                              <w:rPr>
+                                <w:noProof/>
+                              </w:rPr>
+                              <w:t>16</w:t>
+                            </w:r>
+                            <w:r>
+                              <w:fldChar w:fldCharType="end"/>
+                            </w:r>
+                            <w:r>
+                              <w:t>: Main Menu</w:t>
+                            </w:r>
+                            <w:bookmarkEnd w:id="38"/>
+                          </w:p>
+                        </w:txbxContent>
+                      </wps:txbx>
+                      <wps:bodyPr rot="0" spcFirstLastPara="0" vertOverflow="overflow" horzOverflow="overflow" vert="horz" wrap="square" lIns="0" tIns="0" rIns="0" bIns="0" numCol="1" spcCol="0" rtlCol="0" fromWordArt="0" anchor="t" anchorCtr="0" forceAA="0" compatLnSpc="1">
+                        <a:prstTxWarp prst="textNoShape">
+                          <a:avLst/>
+                        </a:prstTxWarp>
+                        <a:spAutoFit/>
+                      </wps:bodyPr>
+                    </wps:wsp>
+                  </a:graphicData>
+                </a:graphic>
+              </wp:anchor>
+            </w:drawing>
+          </mc:Choice>
+          <mc:Fallback>
+            <w:pict>
+              <v:shape w14:anchorId="0841F526" id="_x0000_s1032" type="#_x0000_t202" style="position:absolute;left:0;text-align:left;margin-left:7.3pt;margin-top:338.25pt;width:408.1pt;height:.05pt;z-index:251677696;visibility:visible;mso-wrap-style:square;mso-wrap-distance-left:9pt;mso-wrap-distance-top:0;mso-wrap-distance-right:9pt;mso-wrap-distance-bottom:0;mso-position-horizontal:absolute;mso-position-horizontal-relative:text;mso-position-vertical:absolute;mso-position-vertical-relative:text;v-text-anchor:top" o:gfxdata="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" stroked="f">
+                <v:textbox style="mso-fit-shape-to-text:t" inset="0,0,0,0">
+                  <w:txbxContent>
+                    <w:p>
+                      <w:pPr>
+                        <w:pStyle w:val="Caption"/>
+                        <w:rPr>
+                          <w:b/>
+                        </w:rPr>
+                      </w:pPr>
+                      <w:bookmarkStart w:id="39" w:name="_Toc217732386"/>
+                      <w:r>
+                        <w:t xml:space="preserve">Figure </w:t>
+                      </w:r>
+                      <w:r>
+                        <w:fldChar w:fldCharType="begin"/>
+                      </w:r>
+                      <w:r>
+                        <w:instrText xml:space="preserve"> SEQ Figure \* ARABIC </w:instrText>
+                      </w:r>
+                      <w:r>
+                        <w:fldChar w:fldCharType="separate"/>
+                      </w:r>
+                      <w:r>
+                        <w:rPr>
+                          <w:noProof/>
+                        </w:rPr>
+                        <w:t>16</w:t>
+                      </w:r>
+                      <w:r>
+                        <w:fldChar w:fldCharType="end"/>
+                      </w:r>
+                      <w:r>
+                        <w:t>: Main Menu</w:t>
+                      </w:r>
+                      <w:bookmarkEnd w:id="39"/>
+                    </w:p>
+                  </w:txbxContent>
+                </v:textbox>
+                <w10:wrap type="topAndBottom"/>
+              </v:shape>
+            </w:pict>
+          </mc:Fallback>
+        </mc:AlternateContent>
+      </w:r>
+      <w:r>
+        <w:drawing>
+          <wp:anchor distT="0" distB="0" distL="114300" distR="114300" simplePos="0" relativeHeight="251675648" behindDoc="0" locked="0" layoutInCell="1" allowOverlap="1" wp14:anchorId="27BE8A0E" wp14:editId="5D155A14">
+            <wp:simplePos x="0" y="0"/>
+            <wp:positionH relativeFrom="column">
+              <wp:posOffset>92808</wp:posOffset>
+            </wp:positionH>
+            <wp:positionV relativeFrom="paragraph">
+              <wp:posOffset>620436</wp:posOffset>
+            </wp:positionV>
+            <wp:extent cx="5182870" cy="3618230"/>
+            <wp:effectExtent l="0" t="0" r="0" b="1270"/>
+            <wp:wrapTopAndBottom/>
+            <wp:docPr id="741520074" name="Picture 1"/>
+            <wp:cNvGraphicFramePr>
+              <a:graphicFrameLocks xmlns:a="http://schemas.openxmlformats.org/drawingml/2006/main" noChangeAspect="1"/>
+            </wp:cNvGraphicFramePr>
+            <a:graphic xmlns:a="http://schemas.openxmlformats.org/drawingml/2006/main">
+              <a:graphicData uri="http://schemas.openxmlformats.org/drawingml/2006/picture">
+                <pic:pic xmlns:pic="http://schemas.openxmlformats.org/drawingml/2006/picture">
+                  <pic:nvPicPr>
+                    <pic:cNvPr id="741520074" name=""/>
+                    <pic:cNvPicPr/>
+                  </pic:nvPicPr>
+                  <pic:blipFill>
+                    <a:blip r:embed="rId14">
+                      <a:extLst>
+                        <a:ext uri="{28A0092B-C50C-407E-A947-70E740481C1C}">
+                          <a14:useLocalDpi xmlns:a14="http://schemas.microsoft.com/office/drawing/2010/main" val="0"/>
+                        </a:ext>
+                      </a:extLst>
+                    </a:blip>
+                    <a:stretch>
+                      <a:fillRect/>
+                    </a:stretch>
+                  </pic:blipFill>
+                  <pic:spPr>
+                    <a:xfrm>
+                      <a:off x="0" y="0"/>
+                      <a:ext cx="5182870" cy="3618230"/>
+                    </a:xfrm>
+                    <a:prstGeom prst="rect">
+                      <a:avLst/>
+                    </a:prstGeom>
+                  </pic:spPr>
+                </pic:pic>
+              </a:graphicData>
+            </a:graphic>
+          </wp:anchor>
+        </w:drawing>
+      </w:r>
+      <w:r>
         <w:t>Exercise 5 – Complete Game Implementation</w:t>
       </w:r>
-      <w:bookmarkEnd w:id="24"/>
+      <w:bookmarkEnd w:id="37"/>
     </w:p>
     <w:p>
-      <w:pPr>
-        <w:pStyle w:val="Heading2"/>
-      </w:pPr>
-      <w:bookmarkStart w:id="25" w:name="_Toc217572543"/>
-      <w:r>
-        <w:t>Solution Idea</w:t>
-      </w:r>
-      <w:bookmarkEnd w:id="25"/>
-    </w:p>
-    <w:p>
-      <w:pPr>
-        <w:pStyle w:val="Heading2"/>
-      </w:pPr>
-      <w:bookmarkStart w:id="26" w:name="_Toc217572544"/>
-      <w:r>
-        <w:t>Code</w:t>
-      </w:r>
-      <w:bookmarkEnd w:id="26"/>
-    </w:p>
-    <w:p>
-      <w:pPr>
-        <w:pStyle w:val="Heading2"/>
-        <w:rPr>
-          <w:lang w:val="fr-FR"/>
-        </w:rPr>
-      </w:pPr>
-      <w:bookmarkStart w:id="27" w:name="_Toc217572545"/>
-      <w:r>
-        <w:rPr>
-          <w:lang w:val="fr-FR"/>
-        </w:rPr>
-        <w:t>Test</w:t>
-      </w:r>
-      <w:bookmarkEnd w:id="27"/>
+      <w:r>
+        <w:drawing>
+          <wp:anchor distT="0" distB="0" distL="114300" distR="114300" simplePos="0" relativeHeight="251678720" behindDoc="0" locked="0" layoutInCell="1" allowOverlap="1" wp14:anchorId="4A1B69AE" wp14:editId="15C5D168">
+            <wp:simplePos x="0" y="0"/>
+            <wp:positionH relativeFrom="column">
+              <wp:posOffset>-635</wp:posOffset>
+            </wp:positionH>
+            <wp:positionV relativeFrom="paragraph">
+              <wp:posOffset>4429125</wp:posOffset>
+            </wp:positionV>
+            <wp:extent cx="5182870" cy="1145540"/>
+            <wp:effectExtent l="0" t="0" r="0" b="0"/>
+            <wp:wrapTopAndBottom/>
+            <wp:docPr id="330070527" name="Picture 1"/>
+            <wp:cNvGraphicFramePr>
+              <a:graphicFrameLocks xmlns:a="http://schemas.openxmlformats.org/drawingml/2006/main" noChangeAspect="1"/>
+            </wp:cNvGraphicFramePr>
+            <a:graphic xmlns:a="http://schemas.openxmlformats.org/drawingml/2006/main">
+              <a:graphicData uri="http://schemas.openxmlformats.org/drawingml/2006/picture">
+                <pic:pic xmlns:pic="http://schemas.openxmlformats.org/drawingml/2006/picture">
+                  <pic:nvPicPr>
+                    <pic:cNvPr id="330070527" name=""/>
+                    <pic:cNvPicPr/>
+                  </pic:nvPicPr>
+                  <pic:blipFill>
+                    <a:blip r:embed="rId15">
+                      <a:extLst>
+                        <a:ext uri="{28A0092B-C50C-407E-A947-70E740481C1C}">
+                          <a14:useLocalDpi xmlns:a14="http://schemas.microsoft.com/office/drawing/2010/main" val="0"/>
+                        </a:ext>
+                      </a:extLst>
+                    </a:blip>
+                    <a:stretch>
+                      <a:fillRect/>
+                    </a:stretch>
+                  </pic:blipFill>
+                  <pic:spPr>
+                    <a:xfrm>
+                      <a:off x="0" y="0"/>
+                      <a:ext cx="5182870" cy="1145540"/>
+                    </a:xfrm>
+                    <a:prstGeom prst="rect">
+                      <a:avLst/>
+                    </a:prstGeom>
+                  </pic:spPr>
+                </pic:pic>
+              </a:graphicData>
+            </a:graphic>
+          </wp:anchor>
+        </w:drawing>
+      </w:r>
+      <w:r>
+        <w:rPr>
+          <w:noProof/>
+        </w:rPr>
+        <mc:AlternateContent>
+          <mc:Choice Requires="wps">
+            <w:drawing>
+              <wp:anchor distT="0" distB="0" distL="114300" distR="114300" simplePos="0" relativeHeight="251680768" behindDoc="0" locked="0" layoutInCell="1" allowOverlap="1" wp14:anchorId="2E3D31B6" wp14:editId="237B0B7A">
+                <wp:simplePos x="0" y="0"/>
+                <wp:positionH relativeFrom="column">
+                  <wp:posOffset>-635</wp:posOffset>
+                </wp:positionH>
+                <wp:positionV relativeFrom="paragraph">
+                  <wp:posOffset>5632260</wp:posOffset>
+                </wp:positionV>
+                <wp:extent cx="5182870" cy="635"/>
+                <wp:effectExtent l="0" t="0" r="0" b="0"/>
+                <wp:wrapTopAndBottom/>
+                <wp:docPr id="1347947349" name="Text Box 1"/>
+                <wp:cNvGraphicFramePr/>
+                <a:graphic xmlns:a="http://schemas.openxmlformats.org/drawingml/2006/main">
+                  <a:graphicData uri="http://schemas.microsoft.com/office/word/2010/wordprocessingShape">
+                    <wps:wsp>
+                      <wps:cNvSpPr txBox="1"/>
+                      <wps:spPr>
+                        <a:xfrm>
+                          <a:off x="0" y="0"/>
+                          <a:ext cx="5182870" cy="635"/>
+                        </a:xfrm>
+                        <a:prstGeom prst="rect">
+                          <a:avLst/>
+                        </a:prstGeom>
+                        <a:solidFill>
+                          <a:prstClr val="white"/>
+                        </a:solidFill>
+                        <a:ln>
+                          <a:noFill/>
+                        </a:ln>
+                      </wps:spPr>
+                      <wps:txbx>
+                        <w:txbxContent>
+                          <w:p>
+                            <w:pPr>
+                              <w:pStyle w:val="Caption"/>
+                            </w:pPr>
+                            <w:bookmarkStart w:id="40" w:name="_Toc217732387"/>
+                            <w:r>
+                              <w:t xml:space="preserve">Figure </w:t>
+                            </w:r>
+                            <w:r>
+                              <w:fldChar w:fldCharType="begin"/>
+                            </w:r>
+                            <w:r>
+                              <w:instrText xml:space="preserve"> SEQ Figure \* ARABIC </w:instrText>
+                            </w:r>
+                            <w:r>
+                              <w:fldChar w:fldCharType="separate"/>
+                            </w:r>
+                            <w:r>
+                              <w:rPr>
+                                <w:noProof/>
+                              </w:rPr>
+                              <w:t>17</w:t>
+                            </w:r>
+                            <w:r>
+                              <w:fldChar w:fldCharType="end"/>
+                            </w:r>
+                            <w:r>
+                              <w:t>: Help</w:t>
+                            </w:r>
+                            <w:bookmarkEnd w:id="40"/>
+                          </w:p>
+                        </w:txbxContent>
+                      </wps:txbx>
+                      <wps:bodyPr rot="0" spcFirstLastPara="0" vertOverflow="overflow" horzOverflow="overflow" vert="horz" wrap="square" lIns="0" tIns="0" rIns="0" bIns="0" numCol="1" spcCol="0" rtlCol="0" fromWordArt="0" anchor="t" anchorCtr="0" forceAA="0" compatLnSpc="1">
+                        <a:prstTxWarp prst="textNoShape">
+                          <a:avLst/>
+                        </a:prstTxWarp>
+                        <a:spAutoFit/>
+                      </wps:bodyPr>
+                    </wps:wsp>
+                  </a:graphicData>
+                </a:graphic>
+              </wp:anchor>
+            </w:drawing>
+          </mc:Choice>
+          <mc:Fallback>
+            <w:pict>
+              <v:shape w14:anchorId="2E3D31B6" id="_x0000_s1033" type="#_x0000_t202" style="position:absolute;left:0;text-align:left;margin-left:-.05pt;margin-top:443.5pt;width:408.1pt;height:.05pt;z-index:251680768;visibility:visible;mso-wrap-style:square;mso-wrap-distance-left:9pt;mso-wrap-distance-top:0;mso-wrap-distance-right:9pt;mso-wrap-distance-bottom:0;mso-position-horizontal:absolute;mso-position-horizontal-relative:text;mso-position-vertical:absolute;mso-position-vertical-relative:text;v-text-anchor:top" o:gfxdata="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" stroked="f">
+                <v:textbox style="mso-fit-shape-to-text:t" inset="0,0,0,0">
+                  <w:txbxContent>
+                    <w:p>
+                      <w:pPr>
+                        <w:pStyle w:val="Caption"/>
+                      </w:pPr>
+                      <w:bookmarkStart w:id="41" w:name="_Toc217732387"/>
+                      <w:r>
+                        <w:t xml:space="preserve">Figure </w:t>
+                      </w:r>
+                      <w:r>
+                        <w:fldChar w:fldCharType="begin"/>
+                      </w:r>
+                      <w:r>
+                        <w:instrText xml:space="preserve"> SEQ Figure \* ARABIC </w:instrText>
+                      </w:r>
+                      <w:r>
+                        <w:fldChar w:fldCharType="separate"/>
+                      </w:r>
+                      <w:r>
+                        <w:rPr>
+                          <w:noProof/>
+                        </w:rPr>
+                        <w:t>17</w:t>
+                      </w:r>
+                      <w:r>
+                        <w:fldChar w:fldCharType="end"/>
+                      </w:r>
+                      <w:r>
+                        <w:t>: Help</w:t>
+                      </w:r>
+                      <w:bookmarkEnd w:id="41"/>
+                    </w:p>
+                  </w:txbxContent>
+                </v:textbox>
+                <w10:wrap type="topAndBottom"/>
+              </v:shape>
+            </w:pict>
+          </mc:Fallback>
+        </mc:AlternateContent>
+      </w:r>
     </w:p>
     <w:p/>
+    <w:p/>
+    <w:p/>
+    <w:p/>
+    <w:p/>
+    <w:p>
+      <w:r>
+        <w:rPr>
+          <w:noProof/>
+        </w:rPr>
+        <w:lastRenderedPageBreak/>
+        <mc:AlternateContent>
+          <mc:Choice Requires="wps">
+            <w:drawing>
+              <wp:anchor distT="0" distB="0" distL="114300" distR="114300" simplePos="0" relativeHeight="251683840" behindDoc="0" locked="0" layoutInCell="1" allowOverlap="1" wp14:anchorId="26519FB7" wp14:editId="4FA4A522">
+                <wp:simplePos x="0" y="0"/>
+                <wp:positionH relativeFrom="column">
+                  <wp:posOffset>1581785</wp:posOffset>
+                </wp:positionH>
+                <wp:positionV relativeFrom="paragraph">
+                  <wp:posOffset>2403475</wp:posOffset>
+                </wp:positionV>
+                <wp:extent cx="2019300" cy="635"/>
+                <wp:effectExtent l="0" t="0" r="0" b="0"/>
+                <wp:wrapTopAndBottom/>
+                <wp:docPr id="114993518" name="Text Box 1"/>
+                <wp:cNvGraphicFramePr/>
+                <a:graphic xmlns:a="http://schemas.openxmlformats.org/drawingml/2006/main">
+                  <a:graphicData uri="http://schemas.microsoft.com/office/word/2010/wordprocessingShape">
+                    <wps:wsp>
+                      <wps:cNvSpPr txBox="1"/>
+                      <wps:spPr>
+                        <a:xfrm>
+                          <a:off x="0" y="0"/>
+                          <a:ext cx="2019300" cy="635"/>
+                        </a:xfrm>
+                        <a:prstGeom prst="rect">
+                          <a:avLst/>
+                        </a:prstGeom>
+                        <a:solidFill>
+                          <a:prstClr val="white"/>
+                        </a:solidFill>
+                        <a:ln>
+                          <a:noFill/>
+                        </a:ln>
+                      </wps:spPr>
+                      <wps:txbx>
+                        <w:txbxContent>
+                          <w:p>
+                            <w:pPr>
+                              <w:pStyle w:val="Caption"/>
+                            </w:pPr>
+                            <w:bookmarkStart w:id="42" w:name="_Toc217732388"/>
+                            <w:r>
+                              <w:t xml:space="preserve">Figure </w:t>
+                            </w:r>
+                            <w:r>
+                              <w:fldChar w:fldCharType="begin"/>
+                            </w:r>
+                            <w:r>
+                              <w:instrText xml:space="preserve"> SEQ Figure \* ARABIC </w:instrText>
+                            </w:r>
+                            <w:r>
+                              <w:fldChar w:fldCharType="separate"/>
+                            </w:r>
+                            <w:r>
+                              <w:rPr>
+                                <w:noProof/>
+                              </w:rPr>
+                              <w:t>18</w:t>
+                            </w:r>
+                            <w:r>
+                              <w:fldChar w:fldCharType="end"/>
+                            </w:r>
+                            <w:r>
+                              <w:t>: Wordle</w:t>
+                            </w:r>
+                            <w:bookmarkEnd w:id="42"/>
+                          </w:p>
+                        </w:txbxContent>
+                      </wps:txbx>
+                      <wps:bodyPr rot="0" spcFirstLastPara="0" vertOverflow="overflow" horzOverflow="overflow" vert="horz" wrap="square" lIns="0" tIns="0" rIns="0" bIns="0" numCol="1" spcCol="0" rtlCol="0" fromWordArt="0" anchor="t" anchorCtr="0" forceAA="0" compatLnSpc="1">
+                        <a:prstTxWarp prst="textNoShape">
+                          <a:avLst/>
+                        </a:prstTxWarp>
+                        <a:spAutoFit/>
+                      </wps:bodyPr>
+                    </wps:wsp>
+                  </a:graphicData>
+                </a:graphic>
+              </wp:anchor>
+            </w:drawing>
+          </mc:Choice>
+          <mc:Fallback>
+            <w:pict>
+              <v:shape w14:anchorId="26519FB7" id="_x0000_s1034" type="#_x0000_t202" style="position:absolute;left:0;text-align:left;margin-left:124.55pt;margin-top:189.25pt;width:159pt;height:.05pt;z-index:251683840;visibility:visible;mso-wrap-style:square;mso-wrap-distance-left:9pt;mso-wrap-distance-top:0;mso-wrap-distance-right:9pt;mso-wrap-distance-bottom:0;mso-position-horizontal:absolute;mso-position-horizontal-relative:text;mso-position-vertical:absolute;mso-position-vertical-relative:text;v-text-anchor:top" o:gfxdata="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" stroked="f">
+                <v:textbox style="mso-fit-shape-to-text:t" inset="0,0,0,0">
+                  <w:txbxContent>
+                    <w:p>
+                      <w:pPr>
+                        <w:pStyle w:val="Caption"/>
+                      </w:pPr>
+                      <w:bookmarkStart w:id="43" w:name="_Toc217732388"/>
+                      <w:r>
+                        <w:t xml:space="preserve">Figure </w:t>
+                      </w:r>
+                      <w:r>
+                        <w:fldChar w:fldCharType="begin"/>
+                      </w:r>
+                      <w:r>
+                        <w:instrText xml:space="preserve"> SEQ Figure \* ARABIC </w:instrText>
+                      </w:r>
+                      <w:r>
+                        <w:fldChar w:fldCharType="separate"/>
+                      </w:r>
+                      <w:r>
+                        <w:rPr>
+                          <w:noProof/>
+                        </w:rPr>
+                        <w:t>18</w:t>
+                      </w:r>
+                      <w:r>
+                        <w:fldChar w:fldCharType="end"/>
+                      </w:r>
+                      <w:r>
+                        <w:t>: Wordle</w:t>
+                      </w:r>
+                      <w:bookmarkEnd w:id="43"/>
+                    </w:p>
+                  </w:txbxContent>
+                </v:textbox>
+                <w10:wrap type="topAndBottom"/>
+              </v:shape>
+            </w:pict>
+          </mc:Fallback>
+        </mc:AlternateContent>
+      </w:r>
+      <w:r>
+        <w:drawing>
+          <wp:anchor distT="0" distB="0" distL="114300" distR="114300" simplePos="0" relativeHeight="251681792" behindDoc="0" locked="0" layoutInCell="1" allowOverlap="1" wp14:anchorId="43C012E5" wp14:editId="2057E144">
+            <wp:simplePos x="0" y="0"/>
+            <wp:positionH relativeFrom="margin">
+              <wp:align>center</wp:align>
+            </wp:positionH>
+            <wp:positionV relativeFrom="paragraph">
+              <wp:posOffset>88933</wp:posOffset>
+            </wp:positionV>
+            <wp:extent cx="2019582" cy="2257740"/>
+            <wp:effectExtent l="0" t="0" r="0" b="9525"/>
+            <wp:wrapTopAndBottom/>
+            <wp:docPr id="1836662869" name="Picture 1"/>
+            <wp:cNvGraphicFramePr>
+              <a:graphicFrameLocks xmlns:a="http://schemas.openxmlformats.org/drawingml/2006/main" noChangeAspect="1"/>
+            </wp:cNvGraphicFramePr>
+            <a:graphic xmlns:a="http://schemas.openxmlformats.org/drawingml/2006/main">
+              <a:graphicData uri="http://schemas.openxmlformats.org/drawingml/2006/picture">
+                <pic:pic xmlns:pic="http://schemas.openxmlformats.org/drawingml/2006/picture">
+                  <pic:nvPicPr>
+                    <pic:cNvPr id="1836662869" name=""/>
+                    <pic:cNvPicPr/>
+                  </pic:nvPicPr>
+                  <pic:blipFill>
+                    <a:blip r:embed="rId16">
+                      <a:extLst>
+                        <a:ext uri="{28A0092B-C50C-407E-A947-70E740481C1C}">
+                          <a14:useLocalDpi xmlns:a14="http://schemas.microsoft.com/office/drawing/2010/main" val="0"/>
+                        </a:ext>
+                      </a:extLst>
+                    </a:blip>
+                    <a:stretch>
+                      <a:fillRect/>
+                    </a:stretch>
+                  </pic:blipFill>
+                  <pic:spPr>
+                    <a:xfrm>
+                      <a:off x="0" y="0"/>
+                      <a:ext cx="2019582" cy="2257740"/>
+                    </a:xfrm>
+                    <a:prstGeom prst="rect">
+                      <a:avLst/>
+                    </a:prstGeom>
+                  </pic:spPr>
+                </pic:pic>
+              </a:graphicData>
+            </a:graphic>
+          </wp:anchor>
+        </w:drawing>
+      </w:r>
+    </w:p>
     <w:sectPr>
-      <w:headerReference w:type="default" r:id="rId13"/>
-      <w:footerReference w:type="default" r:id="rId14"/>
-      <w:headerReference w:type="first" r:id="rId15"/>
+      <w:headerReference w:type="default" r:id="rId17"/>
+      <w:footerReference w:type="default" r:id="rId18"/>
+      <w:headerReference w:type="first" r:id="rId19"/>
       <w:pgSz w:w="11906" w:h="16838"/>
       <w:pgMar w:top="1872" w:right="1872" w:bottom="1872" w:left="1872" w:header="706" w:footer="706" w:gutter="0"/>
       <w:pgNumType w:start="0"/>
